--- a/WEEK1_MANDATORY_HANDSON.docx
+++ b/WEEK1_MANDATORY_HANDSON.docx
@@ -37,6 +37,38 @@
     <w:p>
       <w:pPr>
         <w:rPr>
+          <w:b/>
+          <w:bCs/>
+          <w:sz w:val="40"/>
+          <w:szCs w:val="40"/>
+          <w:lang w:val="en-US"/>
+        </w:rPr>
+      </w:pPr>
+      <w:r>
+        <w:rPr>
+          <w:b/>
+          <w:bCs/>
+          <w:sz w:val="40"/>
+          <w:szCs w:val="40"/>
+          <w:lang w:val="en-US"/>
+        </w:rPr>
+        <w:t>DESIGN PRINCIPLES AND PATTERNS:</w:t>
+      </w:r>
+    </w:p>
+    <w:p>
+      <w:pPr>
+        <w:rPr>
+          <w:b/>
+          <w:bCs/>
+          <w:sz w:val="40"/>
+          <w:szCs w:val="40"/>
+          <w:lang w:val="en-US"/>
+        </w:rPr>
+      </w:pPr>
+    </w:p>
+    <w:p>
+      <w:pPr>
+        <w:rPr>
           <w:sz w:val="28"/>
           <w:szCs w:val="28"/>
         </w:rPr>
@@ -528,6 +560,7 @@
         <w:rPr>
           <w:lang w:val="en-US"/>
         </w:rPr>
+        <w:lastRenderedPageBreak/>
         <w:t xml:space="preserve">        </w:t>
       </w:r>
       <w:proofErr w:type="spellStart"/>
@@ -585,7 +618,6 @@
           <w:bCs/>
           <w:lang w:val="en-US"/>
         </w:rPr>
-        <w:lastRenderedPageBreak/>
         <w:t>OUTPUT:</w:t>
       </w:r>
     </w:p>
@@ -1006,6 +1038,7 @@
         <w:rPr>
           <w:lang w:val="en-US"/>
         </w:rPr>
+        <w:lastRenderedPageBreak/>
         <w:t>}</w:t>
       </w:r>
     </w:p>
@@ -1061,57 +1094,685 @@
         <w:rPr>
           <w:lang w:val="en-US"/>
         </w:rPr>
+        <w:t xml:space="preserve">    public void </w:t>
+      </w:r>
+      <w:proofErr w:type="spellStart"/>
+      <w:proofErr w:type="gramStart"/>
+      <w:r>
+        <w:rPr>
+          <w:lang w:val="en-US"/>
+        </w:rPr>
+        <w:t>createDocument</w:t>
+      </w:r>
+      <w:proofErr w:type="spellEnd"/>
+      <w:r>
+        <w:rPr>
+          <w:lang w:val="en-US"/>
+        </w:rPr>
+        <w:t>(</w:t>
+      </w:r>
+      <w:proofErr w:type="gramEnd"/>
+      <w:r>
+        <w:rPr>
+          <w:lang w:val="en-US"/>
+        </w:rPr>
+        <w:t>){</w:t>
+      </w:r>
+    </w:p>
+    <w:p>
+      <w:pPr>
+        <w:rPr>
+          <w:lang w:val="en-US"/>
+        </w:rPr>
+      </w:pPr>
+      <w:r>
+        <w:rPr>
+          <w:lang w:val="en-US"/>
+        </w:rPr>
+        <w:t xml:space="preserve">        </w:t>
+      </w:r>
+      <w:proofErr w:type="spellStart"/>
+      <w:r>
+        <w:rPr>
+          <w:lang w:val="en-US"/>
+        </w:rPr>
+        <w:t>System.out.println</w:t>
+      </w:r>
+      <w:proofErr w:type="spellEnd"/>
+      <w:r>
+        <w:rPr>
+          <w:lang w:val="en-US"/>
+        </w:rPr>
+        <w:t>("Word Document is created");</w:t>
+      </w:r>
+    </w:p>
+    <w:p>
+      <w:pPr>
+        <w:rPr>
+          <w:lang w:val="en-US"/>
+        </w:rPr>
+      </w:pPr>
+      <w:r>
+        <w:rPr>
+          <w:lang w:val="en-US"/>
+        </w:rPr>
+        <w:t xml:space="preserve">    }</w:t>
+      </w:r>
+    </w:p>
+    <w:p>
+      <w:pPr>
+        <w:rPr>
+          <w:lang w:val="en-US"/>
+        </w:rPr>
+      </w:pPr>
+      <w:r>
+        <w:rPr>
+          <w:lang w:val="en-US"/>
+        </w:rPr>
+        <w:t>}</w:t>
+      </w:r>
+    </w:p>
+    <w:p>
+      <w:pPr>
+        <w:rPr>
+          <w:lang w:val="en-US"/>
+        </w:rPr>
+      </w:pPr>
+    </w:p>
+    <w:p>
+      <w:pPr>
+        <w:rPr>
+          <w:lang w:val="en-US"/>
+        </w:rPr>
+      </w:pPr>
+      <w:r>
+        <w:rPr>
+          <w:lang w:val="en-US"/>
+        </w:rPr>
+        <w:t xml:space="preserve">class </w:t>
+      </w:r>
+      <w:proofErr w:type="spellStart"/>
+      <w:r>
+        <w:rPr>
+          <w:lang w:val="en-US"/>
+        </w:rPr>
+        <w:t>PdfDocument</w:t>
+      </w:r>
+      <w:proofErr w:type="spellEnd"/>
+      <w:r>
+        <w:rPr>
+          <w:lang w:val="en-US"/>
+        </w:rPr>
+        <w:t xml:space="preserve"> implements </w:t>
+      </w:r>
+      <w:proofErr w:type="gramStart"/>
+      <w:r>
+        <w:rPr>
+          <w:lang w:val="en-US"/>
+        </w:rPr>
+        <w:t>Document{</w:t>
+      </w:r>
+      <w:proofErr w:type="gramEnd"/>
+    </w:p>
+    <w:p>
+      <w:pPr>
+        <w:rPr>
+          <w:lang w:val="en-US"/>
+        </w:rPr>
+      </w:pPr>
+      <w:r>
+        <w:rPr>
+          <w:lang w:val="en-US"/>
+        </w:rPr>
+        <w:t xml:space="preserve">    public void </w:t>
+      </w:r>
+      <w:proofErr w:type="spellStart"/>
+      <w:proofErr w:type="gramStart"/>
+      <w:r>
+        <w:rPr>
+          <w:lang w:val="en-US"/>
+        </w:rPr>
+        <w:t>createDocument</w:t>
+      </w:r>
+      <w:proofErr w:type="spellEnd"/>
+      <w:r>
+        <w:rPr>
+          <w:lang w:val="en-US"/>
+        </w:rPr>
+        <w:t>(</w:t>
+      </w:r>
+      <w:proofErr w:type="gramEnd"/>
+      <w:r>
+        <w:rPr>
+          <w:lang w:val="en-US"/>
+        </w:rPr>
+        <w:t>){</w:t>
+      </w:r>
+    </w:p>
+    <w:p>
+      <w:pPr>
+        <w:rPr>
+          <w:lang w:val="en-US"/>
+        </w:rPr>
+      </w:pPr>
+      <w:r>
+        <w:rPr>
+          <w:lang w:val="en-US"/>
+        </w:rPr>
+        <w:t xml:space="preserve">        </w:t>
+      </w:r>
+      <w:proofErr w:type="spellStart"/>
+      <w:r>
+        <w:rPr>
+          <w:lang w:val="en-US"/>
+        </w:rPr>
+        <w:t>System.out.println</w:t>
+      </w:r>
+      <w:proofErr w:type="spellEnd"/>
+      <w:r>
+        <w:rPr>
+          <w:lang w:val="en-US"/>
+        </w:rPr>
+        <w:t>("Pdf Document is created");</w:t>
+      </w:r>
+    </w:p>
+    <w:p>
+      <w:pPr>
+        <w:rPr>
+          <w:lang w:val="en-US"/>
+        </w:rPr>
+      </w:pPr>
+      <w:r>
+        <w:rPr>
+          <w:lang w:val="en-US"/>
+        </w:rPr>
+        <w:t xml:space="preserve">    }</w:t>
+      </w:r>
+    </w:p>
+    <w:p>
+      <w:pPr>
+        <w:rPr>
+          <w:lang w:val="en-US"/>
+        </w:rPr>
+      </w:pPr>
+      <w:r>
+        <w:rPr>
+          <w:lang w:val="en-US"/>
+        </w:rPr>
+        <w:t>}</w:t>
+      </w:r>
+    </w:p>
+    <w:p>
+      <w:pPr>
+        <w:rPr>
+          <w:lang w:val="en-US"/>
+        </w:rPr>
+      </w:pPr>
+    </w:p>
+    <w:p>
+      <w:pPr>
+        <w:rPr>
+          <w:lang w:val="en-US"/>
+        </w:rPr>
+      </w:pPr>
+      <w:r>
+        <w:rPr>
+          <w:lang w:val="en-US"/>
+        </w:rPr>
+        <w:t xml:space="preserve">class </w:t>
+      </w:r>
+      <w:proofErr w:type="spellStart"/>
+      <w:r>
+        <w:rPr>
+          <w:lang w:val="en-US"/>
+        </w:rPr>
+        <w:t>ExcelDocument</w:t>
+      </w:r>
+      <w:proofErr w:type="spellEnd"/>
+      <w:r>
+        <w:rPr>
+          <w:lang w:val="en-US"/>
+        </w:rPr>
+        <w:t xml:space="preserve"> implements </w:t>
+      </w:r>
+      <w:proofErr w:type="gramStart"/>
+      <w:r>
+        <w:rPr>
+          <w:lang w:val="en-US"/>
+        </w:rPr>
+        <w:t>Document{</w:t>
+      </w:r>
+      <w:proofErr w:type="gramEnd"/>
+    </w:p>
+    <w:p>
+      <w:pPr>
+        <w:rPr>
+          <w:lang w:val="en-US"/>
+        </w:rPr>
+      </w:pPr>
+      <w:r>
+        <w:rPr>
+          <w:lang w:val="en-US"/>
+        </w:rPr>
+        <w:t xml:space="preserve">    public void </w:t>
+      </w:r>
+      <w:proofErr w:type="spellStart"/>
+      <w:proofErr w:type="gramStart"/>
+      <w:r>
+        <w:rPr>
+          <w:lang w:val="en-US"/>
+        </w:rPr>
+        <w:t>createDocument</w:t>
+      </w:r>
+      <w:proofErr w:type="spellEnd"/>
+      <w:r>
+        <w:rPr>
+          <w:lang w:val="en-US"/>
+        </w:rPr>
+        <w:t>(</w:t>
+      </w:r>
+      <w:proofErr w:type="gramEnd"/>
+      <w:r>
+        <w:rPr>
+          <w:lang w:val="en-US"/>
+        </w:rPr>
+        <w:t>){</w:t>
+      </w:r>
+    </w:p>
+    <w:p>
+      <w:pPr>
+        <w:rPr>
+          <w:lang w:val="en-US"/>
+        </w:rPr>
+      </w:pPr>
+      <w:r>
+        <w:rPr>
+          <w:lang w:val="en-US"/>
+        </w:rPr>
+        <w:t xml:space="preserve">        </w:t>
+      </w:r>
+      <w:proofErr w:type="spellStart"/>
+      <w:r>
+        <w:rPr>
+          <w:lang w:val="en-US"/>
+        </w:rPr>
+        <w:t>System.out.println</w:t>
+      </w:r>
+      <w:proofErr w:type="spellEnd"/>
+      <w:r>
+        <w:rPr>
+          <w:lang w:val="en-US"/>
+        </w:rPr>
+        <w:t>("Excel Document is created");</w:t>
+      </w:r>
+    </w:p>
+    <w:p>
+      <w:pPr>
+        <w:rPr>
+          <w:lang w:val="en-US"/>
+        </w:rPr>
+      </w:pPr>
+      <w:r>
+        <w:rPr>
+          <w:lang w:val="en-US"/>
+        </w:rPr>
+        <w:t xml:space="preserve">    }</w:t>
+      </w:r>
+    </w:p>
+    <w:p>
+      <w:pPr>
+        <w:rPr>
+          <w:lang w:val="en-US"/>
+        </w:rPr>
+      </w:pPr>
+      <w:r>
+        <w:rPr>
+          <w:lang w:val="en-US"/>
+        </w:rPr>
+        <w:t>}</w:t>
+      </w:r>
+    </w:p>
+    <w:p>
+      <w:pPr>
+        <w:rPr>
+          <w:lang w:val="en-US"/>
+        </w:rPr>
+      </w:pPr>
+    </w:p>
+    <w:p>
+      <w:pPr>
+        <w:rPr>
+          <w:lang w:val="en-US"/>
+        </w:rPr>
+      </w:pPr>
+      <w:r>
+        <w:rPr>
+          <w:lang w:val="en-US"/>
+        </w:rPr>
+        <w:t xml:space="preserve">public class </w:t>
+      </w:r>
+      <w:proofErr w:type="spellStart"/>
+      <w:proofErr w:type="gramStart"/>
+      <w:r>
+        <w:rPr>
+          <w:lang w:val="en-US"/>
+        </w:rPr>
+        <w:t>DocumentFactory</w:t>
+      </w:r>
+      <w:proofErr w:type="spellEnd"/>
+      <w:r>
+        <w:rPr>
+          <w:lang w:val="en-US"/>
+        </w:rPr>
+        <w:t>{</w:t>
+      </w:r>
+      <w:proofErr w:type="gramEnd"/>
+    </w:p>
+    <w:p>
+      <w:pPr>
+        <w:rPr>
+          <w:lang w:val="en-US"/>
+        </w:rPr>
+      </w:pPr>
+      <w:r>
+        <w:rPr>
+          <w:lang w:val="en-US"/>
+        </w:rPr>
+        <w:t xml:space="preserve">    public static Document </w:t>
+      </w:r>
+      <w:proofErr w:type="spellStart"/>
+      <w:proofErr w:type="gramStart"/>
+      <w:r>
+        <w:rPr>
+          <w:lang w:val="en-US"/>
+        </w:rPr>
+        <w:t>createDocumentFactory</w:t>
+      </w:r>
+      <w:proofErr w:type="spellEnd"/>
+      <w:r>
+        <w:rPr>
+          <w:lang w:val="en-US"/>
+        </w:rPr>
+        <w:t>(</w:t>
+      </w:r>
+      <w:proofErr w:type="gramEnd"/>
+      <w:r>
+        <w:rPr>
+          <w:lang w:val="en-US"/>
+        </w:rPr>
+        <w:t>String type){</w:t>
+      </w:r>
+    </w:p>
+    <w:p>
+      <w:pPr>
+        <w:rPr>
+          <w:lang w:val="en-US"/>
+        </w:rPr>
+      </w:pPr>
+      <w:r>
+        <w:rPr>
+          <w:lang w:val="en-US"/>
+        </w:rPr>
+        <w:t xml:space="preserve">        if(</w:t>
+      </w:r>
+      <w:proofErr w:type="spellStart"/>
+      <w:proofErr w:type="gramStart"/>
+      <w:r>
+        <w:rPr>
+          <w:lang w:val="en-US"/>
+        </w:rPr>
+        <w:t>type.equalsIgnoreCase</w:t>
+      </w:r>
+      <w:proofErr w:type="spellEnd"/>
+      <w:proofErr w:type="gramEnd"/>
+      <w:r>
+        <w:rPr>
+          <w:lang w:val="en-US"/>
+        </w:rPr>
+        <w:t>("WORD")){</w:t>
+      </w:r>
+    </w:p>
+    <w:p>
+      <w:pPr>
+        <w:rPr>
+          <w:lang w:val="en-US"/>
+        </w:rPr>
+      </w:pPr>
+      <w:r>
+        <w:rPr>
+          <w:lang w:val="en-US"/>
+        </w:rPr>
+        <w:t xml:space="preserve">            return new </w:t>
+      </w:r>
+      <w:proofErr w:type="spellStart"/>
+      <w:proofErr w:type="gramStart"/>
+      <w:r>
+        <w:rPr>
+          <w:lang w:val="en-US"/>
+        </w:rPr>
+        <w:t>WordDocument</w:t>
+      </w:r>
+      <w:proofErr w:type="spellEnd"/>
+      <w:r>
+        <w:rPr>
+          <w:lang w:val="en-US"/>
+        </w:rPr>
+        <w:t>(</w:t>
+      </w:r>
+      <w:proofErr w:type="gramEnd"/>
+      <w:r>
+        <w:rPr>
+          <w:lang w:val="en-US"/>
+        </w:rPr>
+        <w:t>);</w:t>
+      </w:r>
+    </w:p>
+    <w:p>
+      <w:pPr>
+        <w:rPr>
+          <w:lang w:val="en-US"/>
+        </w:rPr>
+      </w:pPr>
+      <w:r>
+        <w:rPr>
+          <w:lang w:val="en-US"/>
+        </w:rPr>
+        <w:t xml:space="preserve">        }</w:t>
+      </w:r>
+    </w:p>
+    <w:p>
+      <w:pPr>
+        <w:rPr>
+          <w:lang w:val="en-US"/>
+        </w:rPr>
+      </w:pPr>
+      <w:r>
+        <w:rPr>
+          <w:lang w:val="en-US"/>
+        </w:rPr>
+        <w:t xml:space="preserve">        if(</w:t>
+      </w:r>
+      <w:proofErr w:type="spellStart"/>
+      <w:proofErr w:type="gramStart"/>
+      <w:r>
+        <w:rPr>
+          <w:lang w:val="en-US"/>
+        </w:rPr>
+        <w:t>type.equalsIgnoreCase</w:t>
+      </w:r>
+      <w:proofErr w:type="spellEnd"/>
+      <w:proofErr w:type="gramEnd"/>
+      <w:r>
+        <w:rPr>
+          <w:lang w:val="en-US"/>
+        </w:rPr>
+        <w:t>("PDF")){</w:t>
+      </w:r>
+    </w:p>
+    <w:p>
+      <w:pPr>
+        <w:rPr>
+          <w:lang w:val="en-US"/>
+        </w:rPr>
+      </w:pPr>
+      <w:r>
+        <w:rPr>
+          <w:lang w:val="en-US"/>
+        </w:rPr>
+        <w:t xml:space="preserve">            return new </w:t>
+      </w:r>
+      <w:proofErr w:type="spellStart"/>
+      <w:proofErr w:type="gramStart"/>
+      <w:r>
+        <w:rPr>
+          <w:lang w:val="en-US"/>
+        </w:rPr>
+        <w:t>PdfDocument</w:t>
+      </w:r>
+      <w:proofErr w:type="spellEnd"/>
+      <w:r>
+        <w:rPr>
+          <w:lang w:val="en-US"/>
+        </w:rPr>
+        <w:t>(</w:t>
+      </w:r>
+      <w:proofErr w:type="gramEnd"/>
+      <w:r>
+        <w:rPr>
+          <w:lang w:val="en-US"/>
+        </w:rPr>
+        <w:t>);</w:t>
+      </w:r>
+    </w:p>
+    <w:p>
+      <w:pPr>
+        <w:rPr>
+          <w:lang w:val="en-US"/>
+        </w:rPr>
+      </w:pPr>
+      <w:r>
+        <w:rPr>
+          <w:lang w:val="en-US"/>
+        </w:rPr>
+        <w:t xml:space="preserve">        }</w:t>
+      </w:r>
+    </w:p>
+    <w:p>
+      <w:pPr>
+        <w:rPr>
+          <w:lang w:val="en-US"/>
+        </w:rPr>
+      </w:pPr>
+      <w:r>
+        <w:rPr>
+          <w:lang w:val="en-US"/>
+        </w:rPr>
+        <w:t xml:space="preserve">        if(</w:t>
+      </w:r>
+      <w:proofErr w:type="spellStart"/>
+      <w:proofErr w:type="gramStart"/>
+      <w:r>
+        <w:rPr>
+          <w:lang w:val="en-US"/>
+        </w:rPr>
+        <w:t>type.equalsIgnoreCase</w:t>
+      </w:r>
+      <w:proofErr w:type="spellEnd"/>
+      <w:proofErr w:type="gramEnd"/>
+      <w:r>
+        <w:rPr>
+          <w:lang w:val="en-US"/>
+        </w:rPr>
+        <w:t>("EXCEL")){</w:t>
+      </w:r>
+    </w:p>
+    <w:p>
+      <w:pPr>
+        <w:rPr>
+          <w:lang w:val="en-US"/>
+        </w:rPr>
+      </w:pPr>
+      <w:r>
+        <w:rPr>
+          <w:lang w:val="en-US"/>
+        </w:rPr>
+        <w:t xml:space="preserve">            return new </w:t>
+      </w:r>
+      <w:proofErr w:type="spellStart"/>
+      <w:proofErr w:type="gramStart"/>
+      <w:r>
+        <w:rPr>
+          <w:lang w:val="en-US"/>
+        </w:rPr>
+        <w:t>ExcelDocument</w:t>
+      </w:r>
+      <w:proofErr w:type="spellEnd"/>
+      <w:r>
+        <w:rPr>
+          <w:lang w:val="en-US"/>
+        </w:rPr>
+        <w:t>(</w:t>
+      </w:r>
+      <w:proofErr w:type="gramEnd"/>
+      <w:r>
+        <w:rPr>
+          <w:lang w:val="en-US"/>
+        </w:rPr>
+        <w:t>);</w:t>
+      </w:r>
+    </w:p>
+    <w:p>
+      <w:pPr>
+        <w:rPr>
+          <w:lang w:val="en-US"/>
+        </w:rPr>
+      </w:pPr>
+      <w:r>
+        <w:rPr>
+          <w:lang w:val="en-US"/>
+        </w:rPr>
+        <w:t xml:space="preserve">        </w:t>
+      </w:r>
+      <w:proofErr w:type="gramStart"/>
+      <w:r>
+        <w:rPr>
+          <w:lang w:val="en-US"/>
+        </w:rPr>
+        <w:t>}else</w:t>
+      </w:r>
+      <w:proofErr w:type="gramEnd"/>
+      <w:r>
+        <w:rPr>
+          <w:lang w:val="en-US"/>
+        </w:rPr>
+        <w:t>{</w:t>
+      </w:r>
+    </w:p>
+    <w:p>
+      <w:pPr>
+        <w:rPr>
+          <w:lang w:val="en-US"/>
+        </w:rPr>
+      </w:pPr>
+      <w:r>
+        <w:rPr>
+          <w:lang w:val="en-US"/>
+        </w:rPr>
         <w:lastRenderedPageBreak/>
-        <w:t xml:space="preserve">    public void </w:t>
-      </w:r>
-      <w:proofErr w:type="spellStart"/>
-      <w:proofErr w:type="gramStart"/>
-      <w:r>
-        <w:rPr>
-          <w:lang w:val="en-US"/>
-        </w:rPr>
-        <w:t>createDocument</w:t>
-      </w:r>
-      <w:proofErr w:type="spellEnd"/>
-      <w:r>
-        <w:rPr>
-          <w:lang w:val="en-US"/>
-        </w:rPr>
-        <w:t>(</w:t>
-      </w:r>
-      <w:proofErr w:type="gramEnd"/>
-      <w:r>
-        <w:rPr>
-          <w:lang w:val="en-US"/>
-        </w:rPr>
-        <w:t>){</w:t>
-      </w:r>
-    </w:p>
-    <w:p>
-      <w:pPr>
-        <w:rPr>
-          <w:lang w:val="en-US"/>
-        </w:rPr>
-      </w:pPr>
-      <w:r>
-        <w:rPr>
-          <w:lang w:val="en-US"/>
-        </w:rPr>
-        <w:t xml:space="preserve">        </w:t>
-      </w:r>
-      <w:proofErr w:type="spellStart"/>
-      <w:r>
-        <w:rPr>
-          <w:lang w:val="en-US"/>
-        </w:rPr>
-        <w:t>System.out.println</w:t>
-      </w:r>
-      <w:proofErr w:type="spellEnd"/>
-      <w:r>
-        <w:rPr>
-          <w:lang w:val="en-US"/>
-        </w:rPr>
-        <w:t>("Word Document is created");</w:t>
+        <w:t xml:space="preserve">            return null;</w:t>
+      </w:r>
+    </w:p>
+    <w:p>
+      <w:pPr>
+        <w:rPr>
+          <w:lang w:val="en-US"/>
+        </w:rPr>
+      </w:pPr>
+      <w:r>
+        <w:rPr>
+          <w:lang w:val="en-US"/>
+        </w:rPr>
+        <w:t xml:space="preserve">        }</w:t>
       </w:r>
     </w:p>
     <w:p>
@@ -1137,635 +1798,6 @@
         <w:rPr>
           <w:lang w:val="en-US"/>
         </w:rPr>
-        <w:t>}</w:t>
-      </w:r>
-    </w:p>
-    <w:p>
-      <w:pPr>
-        <w:rPr>
-          <w:lang w:val="en-US"/>
-        </w:rPr>
-      </w:pPr>
-    </w:p>
-    <w:p>
-      <w:pPr>
-        <w:rPr>
-          <w:lang w:val="en-US"/>
-        </w:rPr>
-      </w:pPr>
-      <w:r>
-        <w:rPr>
-          <w:lang w:val="en-US"/>
-        </w:rPr>
-        <w:t xml:space="preserve">class </w:t>
-      </w:r>
-      <w:proofErr w:type="spellStart"/>
-      <w:r>
-        <w:rPr>
-          <w:lang w:val="en-US"/>
-        </w:rPr>
-        <w:t>PdfDocument</w:t>
-      </w:r>
-      <w:proofErr w:type="spellEnd"/>
-      <w:r>
-        <w:rPr>
-          <w:lang w:val="en-US"/>
-        </w:rPr>
-        <w:t xml:space="preserve"> implements </w:t>
-      </w:r>
-      <w:proofErr w:type="gramStart"/>
-      <w:r>
-        <w:rPr>
-          <w:lang w:val="en-US"/>
-        </w:rPr>
-        <w:t>Document{</w:t>
-      </w:r>
-      <w:proofErr w:type="gramEnd"/>
-    </w:p>
-    <w:p>
-      <w:pPr>
-        <w:rPr>
-          <w:lang w:val="en-US"/>
-        </w:rPr>
-      </w:pPr>
-      <w:r>
-        <w:rPr>
-          <w:lang w:val="en-US"/>
-        </w:rPr>
-        <w:t xml:space="preserve">    public void </w:t>
-      </w:r>
-      <w:proofErr w:type="spellStart"/>
-      <w:proofErr w:type="gramStart"/>
-      <w:r>
-        <w:rPr>
-          <w:lang w:val="en-US"/>
-        </w:rPr>
-        <w:t>createDocument</w:t>
-      </w:r>
-      <w:proofErr w:type="spellEnd"/>
-      <w:r>
-        <w:rPr>
-          <w:lang w:val="en-US"/>
-        </w:rPr>
-        <w:t>(</w:t>
-      </w:r>
-      <w:proofErr w:type="gramEnd"/>
-      <w:r>
-        <w:rPr>
-          <w:lang w:val="en-US"/>
-        </w:rPr>
-        <w:t>){</w:t>
-      </w:r>
-    </w:p>
-    <w:p>
-      <w:pPr>
-        <w:rPr>
-          <w:lang w:val="en-US"/>
-        </w:rPr>
-      </w:pPr>
-      <w:r>
-        <w:rPr>
-          <w:lang w:val="en-US"/>
-        </w:rPr>
-        <w:t xml:space="preserve">        </w:t>
-      </w:r>
-      <w:proofErr w:type="spellStart"/>
-      <w:r>
-        <w:rPr>
-          <w:lang w:val="en-US"/>
-        </w:rPr>
-        <w:t>System.out.println</w:t>
-      </w:r>
-      <w:proofErr w:type="spellEnd"/>
-      <w:r>
-        <w:rPr>
-          <w:lang w:val="en-US"/>
-        </w:rPr>
-        <w:t>("Pdf Document is created");</w:t>
-      </w:r>
-    </w:p>
-    <w:p>
-      <w:pPr>
-        <w:rPr>
-          <w:lang w:val="en-US"/>
-        </w:rPr>
-      </w:pPr>
-      <w:r>
-        <w:rPr>
-          <w:lang w:val="en-US"/>
-        </w:rPr>
-        <w:t xml:space="preserve">    }</w:t>
-      </w:r>
-    </w:p>
-    <w:p>
-      <w:pPr>
-        <w:rPr>
-          <w:lang w:val="en-US"/>
-        </w:rPr>
-      </w:pPr>
-      <w:r>
-        <w:rPr>
-          <w:lang w:val="en-US"/>
-        </w:rPr>
-        <w:t>}</w:t>
-      </w:r>
-    </w:p>
-    <w:p>
-      <w:pPr>
-        <w:rPr>
-          <w:lang w:val="en-US"/>
-        </w:rPr>
-      </w:pPr>
-    </w:p>
-    <w:p>
-      <w:pPr>
-        <w:rPr>
-          <w:lang w:val="en-US"/>
-        </w:rPr>
-      </w:pPr>
-      <w:r>
-        <w:rPr>
-          <w:lang w:val="en-US"/>
-        </w:rPr>
-        <w:t xml:space="preserve">class </w:t>
-      </w:r>
-      <w:proofErr w:type="spellStart"/>
-      <w:r>
-        <w:rPr>
-          <w:lang w:val="en-US"/>
-        </w:rPr>
-        <w:t>ExcelDocument</w:t>
-      </w:r>
-      <w:proofErr w:type="spellEnd"/>
-      <w:r>
-        <w:rPr>
-          <w:lang w:val="en-US"/>
-        </w:rPr>
-        <w:t xml:space="preserve"> implements </w:t>
-      </w:r>
-      <w:proofErr w:type="gramStart"/>
-      <w:r>
-        <w:rPr>
-          <w:lang w:val="en-US"/>
-        </w:rPr>
-        <w:t>Document{</w:t>
-      </w:r>
-      <w:proofErr w:type="gramEnd"/>
-    </w:p>
-    <w:p>
-      <w:pPr>
-        <w:rPr>
-          <w:lang w:val="en-US"/>
-        </w:rPr>
-      </w:pPr>
-      <w:r>
-        <w:rPr>
-          <w:lang w:val="en-US"/>
-        </w:rPr>
-        <w:t xml:space="preserve">    public void </w:t>
-      </w:r>
-      <w:proofErr w:type="spellStart"/>
-      <w:proofErr w:type="gramStart"/>
-      <w:r>
-        <w:rPr>
-          <w:lang w:val="en-US"/>
-        </w:rPr>
-        <w:t>createDocument</w:t>
-      </w:r>
-      <w:proofErr w:type="spellEnd"/>
-      <w:r>
-        <w:rPr>
-          <w:lang w:val="en-US"/>
-        </w:rPr>
-        <w:t>(</w:t>
-      </w:r>
-      <w:proofErr w:type="gramEnd"/>
-      <w:r>
-        <w:rPr>
-          <w:lang w:val="en-US"/>
-        </w:rPr>
-        <w:t>){</w:t>
-      </w:r>
-    </w:p>
-    <w:p>
-      <w:pPr>
-        <w:rPr>
-          <w:lang w:val="en-US"/>
-        </w:rPr>
-      </w:pPr>
-      <w:r>
-        <w:rPr>
-          <w:lang w:val="en-US"/>
-        </w:rPr>
-        <w:t xml:space="preserve">        </w:t>
-      </w:r>
-      <w:proofErr w:type="spellStart"/>
-      <w:r>
-        <w:rPr>
-          <w:lang w:val="en-US"/>
-        </w:rPr>
-        <w:t>System.out.println</w:t>
-      </w:r>
-      <w:proofErr w:type="spellEnd"/>
-      <w:r>
-        <w:rPr>
-          <w:lang w:val="en-US"/>
-        </w:rPr>
-        <w:t>("Excel Document is created");</w:t>
-      </w:r>
-    </w:p>
-    <w:p>
-      <w:pPr>
-        <w:rPr>
-          <w:lang w:val="en-US"/>
-        </w:rPr>
-      </w:pPr>
-      <w:r>
-        <w:rPr>
-          <w:lang w:val="en-US"/>
-        </w:rPr>
-        <w:t xml:space="preserve">    }</w:t>
-      </w:r>
-    </w:p>
-    <w:p>
-      <w:pPr>
-        <w:rPr>
-          <w:lang w:val="en-US"/>
-        </w:rPr>
-      </w:pPr>
-      <w:r>
-        <w:rPr>
-          <w:lang w:val="en-US"/>
-        </w:rPr>
-        <w:t>}</w:t>
-      </w:r>
-    </w:p>
-    <w:p>
-      <w:pPr>
-        <w:rPr>
-          <w:lang w:val="en-US"/>
-        </w:rPr>
-      </w:pPr>
-    </w:p>
-    <w:p>
-      <w:pPr>
-        <w:rPr>
-          <w:lang w:val="en-US"/>
-        </w:rPr>
-      </w:pPr>
-      <w:r>
-        <w:rPr>
-          <w:lang w:val="en-US"/>
-        </w:rPr>
-        <w:t xml:space="preserve">public class </w:t>
-      </w:r>
-      <w:proofErr w:type="spellStart"/>
-      <w:proofErr w:type="gramStart"/>
-      <w:r>
-        <w:rPr>
-          <w:lang w:val="en-US"/>
-        </w:rPr>
-        <w:t>DocumentFactory</w:t>
-      </w:r>
-      <w:proofErr w:type="spellEnd"/>
-      <w:r>
-        <w:rPr>
-          <w:lang w:val="en-US"/>
-        </w:rPr>
-        <w:t>{</w:t>
-      </w:r>
-      <w:proofErr w:type="gramEnd"/>
-    </w:p>
-    <w:p>
-      <w:pPr>
-        <w:rPr>
-          <w:lang w:val="en-US"/>
-        </w:rPr>
-      </w:pPr>
-      <w:r>
-        <w:rPr>
-          <w:lang w:val="en-US"/>
-        </w:rPr>
-        <w:t xml:space="preserve">    public static Document </w:t>
-      </w:r>
-      <w:proofErr w:type="spellStart"/>
-      <w:proofErr w:type="gramStart"/>
-      <w:r>
-        <w:rPr>
-          <w:lang w:val="en-US"/>
-        </w:rPr>
-        <w:t>createDocumentFactory</w:t>
-      </w:r>
-      <w:proofErr w:type="spellEnd"/>
-      <w:r>
-        <w:rPr>
-          <w:lang w:val="en-US"/>
-        </w:rPr>
-        <w:t>(</w:t>
-      </w:r>
-      <w:proofErr w:type="gramEnd"/>
-      <w:r>
-        <w:rPr>
-          <w:lang w:val="en-US"/>
-        </w:rPr>
-        <w:t>String type){</w:t>
-      </w:r>
-    </w:p>
-    <w:p>
-      <w:pPr>
-        <w:rPr>
-          <w:lang w:val="en-US"/>
-        </w:rPr>
-      </w:pPr>
-      <w:r>
-        <w:rPr>
-          <w:lang w:val="en-US"/>
-        </w:rPr>
-        <w:t xml:space="preserve">        if(</w:t>
-      </w:r>
-      <w:proofErr w:type="spellStart"/>
-      <w:proofErr w:type="gramStart"/>
-      <w:r>
-        <w:rPr>
-          <w:lang w:val="en-US"/>
-        </w:rPr>
-        <w:t>type.equalsIgnoreCase</w:t>
-      </w:r>
-      <w:proofErr w:type="spellEnd"/>
-      <w:proofErr w:type="gramEnd"/>
-      <w:r>
-        <w:rPr>
-          <w:lang w:val="en-US"/>
-        </w:rPr>
-        <w:t>("WORD")){</w:t>
-      </w:r>
-    </w:p>
-    <w:p>
-      <w:pPr>
-        <w:rPr>
-          <w:lang w:val="en-US"/>
-        </w:rPr>
-      </w:pPr>
-      <w:r>
-        <w:rPr>
-          <w:lang w:val="en-US"/>
-        </w:rPr>
-        <w:t xml:space="preserve">            return new </w:t>
-      </w:r>
-      <w:proofErr w:type="spellStart"/>
-      <w:proofErr w:type="gramStart"/>
-      <w:r>
-        <w:rPr>
-          <w:lang w:val="en-US"/>
-        </w:rPr>
-        <w:t>WordDocument</w:t>
-      </w:r>
-      <w:proofErr w:type="spellEnd"/>
-      <w:r>
-        <w:rPr>
-          <w:lang w:val="en-US"/>
-        </w:rPr>
-        <w:t>(</w:t>
-      </w:r>
-      <w:proofErr w:type="gramEnd"/>
-      <w:r>
-        <w:rPr>
-          <w:lang w:val="en-US"/>
-        </w:rPr>
-        <w:t>);</w:t>
-      </w:r>
-    </w:p>
-    <w:p>
-      <w:pPr>
-        <w:rPr>
-          <w:lang w:val="en-US"/>
-        </w:rPr>
-      </w:pPr>
-      <w:r>
-        <w:rPr>
-          <w:lang w:val="en-US"/>
-        </w:rPr>
-        <w:t xml:space="preserve">        }</w:t>
-      </w:r>
-    </w:p>
-    <w:p>
-      <w:pPr>
-        <w:rPr>
-          <w:lang w:val="en-US"/>
-        </w:rPr>
-      </w:pPr>
-      <w:r>
-        <w:rPr>
-          <w:lang w:val="en-US"/>
-        </w:rPr>
-        <w:t xml:space="preserve">        if(</w:t>
-      </w:r>
-      <w:proofErr w:type="spellStart"/>
-      <w:proofErr w:type="gramStart"/>
-      <w:r>
-        <w:rPr>
-          <w:lang w:val="en-US"/>
-        </w:rPr>
-        <w:t>type.equalsIgnoreCase</w:t>
-      </w:r>
-      <w:proofErr w:type="spellEnd"/>
-      <w:proofErr w:type="gramEnd"/>
-      <w:r>
-        <w:rPr>
-          <w:lang w:val="en-US"/>
-        </w:rPr>
-        <w:t>("PDF")){</w:t>
-      </w:r>
-    </w:p>
-    <w:p>
-      <w:pPr>
-        <w:rPr>
-          <w:lang w:val="en-US"/>
-        </w:rPr>
-      </w:pPr>
-      <w:r>
-        <w:rPr>
-          <w:lang w:val="en-US"/>
-        </w:rPr>
-        <w:t xml:space="preserve">            return new </w:t>
-      </w:r>
-      <w:proofErr w:type="spellStart"/>
-      <w:proofErr w:type="gramStart"/>
-      <w:r>
-        <w:rPr>
-          <w:lang w:val="en-US"/>
-        </w:rPr>
-        <w:t>PdfDocument</w:t>
-      </w:r>
-      <w:proofErr w:type="spellEnd"/>
-      <w:r>
-        <w:rPr>
-          <w:lang w:val="en-US"/>
-        </w:rPr>
-        <w:t>(</w:t>
-      </w:r>
-      <w:proofErr w:type="gramEnd"/>
-      <w:r>
-        <w:rPr>
-          <w:lang w:val="en-US"/>
-        </w:rPr>
-        <w:t>);</w:t>
-      </w:r>
-    </w:p>
-    <w:p>
-      <w:pPr>
-        <w:rPr>
-          <w:lang w:val="en-US"/>
-        </w:rPr>
-      </w:pPr>
-      <w:r>
-        <w:rPr>
-          <w:lang w:val="en-US"/>
-        </w:rPr>
-        <w:t xml:space="preserve">        }</w:t>
-      </w:r>
-    </w:p>
-    <w:p>
-      <w:pPr>
-        <w:rPr>
-          <w:lang w:val="en-US"/>
-        </w:rPr>
-      </w:pPr>
-      <w:r>
-        <w:rPr>
-          <w:lang w:val="en-US"/>
-        </w:rPr>
-        <w:t xml:space="preserve">        if(</w:t>
-      </w:r>
-      <w:proofErr w:type="spellStart"/>
-      <w:proofErr w:type="gramStart"/>
-      <w:r>
-        <w:rPr>
-          <w:lang w:val="en-US"/>
-        </w:rPr>
-        <w:t>type.equalsIgnoreCase</w:t>
-      </w:r>
-      <w:proofErr w:type="spellEnd"/>
-      <w:proofErr w:type="gramEnd"/>
-      <w:r>
-        <w:rPr>
-          <w:lang w:val="en-US"/>
-        </w:rPr>
-        <w:t>("EXCEL")){</w:t>
-      </w:r>
-    </w:p>
-    <w:p>
-      <w:pPr>
-        <w:rPr>
-          <w:lang w:val="en-US"/>
-        </w:rPr>
-      </w:pPr>
-      <w:r>
-        <w:rPr>
-          <w:lang w:val="en-US"/>
-        </w:rPr>
-        <w:t xml:space="preserve">            return new </w:t>
-      </w:r>
-      <w:proofErr w:type="spellStart"/>
-      <w:proofErr w:type="gramStart"/>
-      <w:r>
-        <w:rPr>
-          <w:lang w:val="en-US"/>
-        </w:rPr>
-        <w:t>ExcelDocument</w:t>
-      </w:r>
-      <w:proofErr w:type="spellEnd"/>
-      <w:r>
-        <w:rPr>
-          <w:lang w:val="en-US"/>
-        </w:rPr>
-        <w:t>(</w:t>
-      </w:r>
-      <w:proofErr w:type="gramEnd"/>
-      <w:r>
-        <w:rPr>
-          <w:lang w:val="en-US"/>
-        </w:rPr>
-        <w:t>);</w:t>
-      </w:r>
-    </w:p>
-    <w:p>
-      <w:pPr>
-        <w:rPr>
-          <w:lang w:val="en-US"/>
-        </w:rPr>
-      </w:pPr>
-      <w:r>
-        <w:rPr>
-          <w:lang w:val="en-US"/>
-        </w:rPr>
-        <w:t xml:space="preserve">        </w:t>
-      </w:r>
-      <w:proofErr w:type="gramStart"/>
-      <w:r>
-        <w:rPr>
-          <w:lang w:val="en-US"/>
-        </w:rPr>
-        <w:t>}else</w:t>
-      </w:r>
-      <w:proofErr w:type="gramEnd"/>
-      <w:r>
-        <w:rPr>
-          <w:lang w:val="en-US"/>
-        </w:rPr>
-        <w:t>{</w:t>
-      </w:r>
-    </w:p>
-    <w:p>
-      <w:pPr>
-        <w:rPr>
-          <w:lang w:val="en-US"/>
-        </w:rPr>
-      </w:pPr>
-      <w:r>
-        <w:rPr>
-          <w:lang w:val="en-US"/>
-        </w:rPr>
-        <w:t xml:space="preserve">            return null;</w:t>
-      </w:r>
-    </w:p>
-    <w:p>
-      <w:pPr>
-        <w:rPr>
-          <w:lang w:val="en-US"/>
-        </w:rPr>
-      </w:pPr>
-      <w:r>
-        <w:rPr>
-          <w:lang w:val="en-US"/>
-        </w:rPr>
-        <w:t xml:space="preserve">        }</w:t>
-      </w:r>
-    </w:p>
-    <w:p>
-      <w:pPr>
-        <w:rPr>
-          <w:lang w:val="en-US"/>
-        </w:rPr>
-      </w:pPr>
-      <w:r>
-        <w:rPr>
-          <w:lang w:val="en-US"/>
-        </w:rPr>
-        <w:t xml:space="preserve">    }</w:t>
-      </w:r>
-    </w:p>
-    <w:p>
-      <w:pPr>
-        <w:rPr>
-          <w:lang w:val="en-US"/>
-        </w:rPr>
-      </w:pPr>
-      <w:r>
-        <w:rPr>
-          <w:lang w:val="en-US"/>
-        </w:rPr>
-        <w:lastRenderedPageBreak/>
         <w:t>}</w:t>
       </w:r>
     </w:p>
@@ -1839,6 +1871,2281 @@
                     <a:xfrm>
                       <a:off x="0" y="0"/>
                       <a:ext cx="4858002" cy="2254367"/>
+                    </a:xfrm>
+                    <a:prstGeom prst="rect">
+                      <a:avLst/>
+                    </a:prstGeom>
+                  </pic:spPr>
+                </pic:pic>
+              </a:graphicData>
+            </a:graphic>
+          </wp:inline>
+        </w:drawing>
+      </w:r>
+    </w:p>
+    <w:p>
+      <w:pPr>
+        <w:rPr>
+          <w:b/>
+          <w:bCs/>
+          <w:lang w:val="en-US"/>
+        </w:rPr>
+      </w:pPr>
+    </w:p>
+    <w:p>
+      <w:pPr>
+        <w:rPr>
+          <w:b/>
+          <w:bCs/>
+          <w:lang w:val="en-US"/>
+        </w:rPr>
+      </w:pPr>
+    </w:p>
+    <w:p>
+      <w:pPr>
+        <w:rPr>
+          <w:b/>
+          <w:bCs/>
+          <w:sz w:val="32"/>
+          <w:szCs w:val="32"/>
+          <w:lang w:val="en-US"/>
+        </w:rPr>
+      </w:pPr>
+      <w:r>
+        <w:rPr>
+          <w:b/>
+          <w:bCs/>
+          <w:sz w:val="32"/>
+          <w:szCs w:val="32"/>
+          <w:lang w:val="en-US"/>
+        </w:rPr>
+        <w:t>DATA STRUCTURES AND ALGORITHM:</w:t>
+      </w:r>
+    </w:p>
+    <w:p>
+      <w:pPr>
+        <w:rPr>
+          <w:b/>
+          <w:bCs/>
+          <w:sz w:val="32"/>
+          <w:szCs w:val="32"/>
+          <w:lang w:val="en-US"/>
+        </w:rPr>
+      </w:pPr>
+    </w:p>
+    <w:p>
+      <w:pPr>
+        <w:rPr>
+          <w:b/>
+          <w:bCs/>
+          <w:sz w:val="28"/>
+          <w:szCs w:val="28"/>
+        </w:rPr>
+      </w:pPr>
+      <w:r>
+        <w:rPr>
+          <w:b/>
+          <w:bCs/>
+          <w:sz w:val="28"/>
+          <w:szCs w:val="28"/>
+        </w:rPr>
+        <w:t>Exercise 2: E-commerce Platform Search Function</w:t>
+      </w:r>
+    </w:p>
+    <w:p>
+      <w:pPr>
+        <w:rPr>
+          <w:sz w:val="24"/>
+          <w:szCs w:val="24"/>
+        </w:rPr>
+      </w:pPr>
+      <w:r>
+        <w:rPr>
+          <w:b/>
+          <w:bCs/>
+          <w:sz w:val="24"/>
+          <w:szCs w:val="24"/>
+        </w:rPr>
+        <w:t>Scenario:</w:t>
+      </w:r>
+      <w:r>
+        <w:rPr>
+          <w:sz w:val="24"/>
+          <w:szCs w:val="24"/>
+        </w:rPr>
+        <w:t xml:space="preserve"> </w:t>
+      </w:r>
+    </w:p>
+    <w:p>
+      <w:r>
+        <w:t>You are working on the search functionality of an e-commerce platform. The search needs to be optimized for fast performance.</w:t>
+      </w:r>
+    </w:p>
+    <w:p/>
+    <w:p>
+      <w:pPr>
+        <w:rPr>
+          <w:b/>
+          <w:bCs/>
+        </w:rPr>
+      </w:pPr>
+      <w:r>
+        <w:rPr>
+          <w:b/>
+          <w:bCs/>
+        </w:rPr>
+        <w:t>CODE IMPLEMENTATION:</w:t>
+      </w:r>
+    </w:p>
+    <w:p>
+      <w:r>
+        <w:t xml:space="preserve">import </w:t>
+      </w:r>
+      <w:proofErr w:type="spellStart"/>
+      <w:r>
+        <w:t>java.util</w:t>
+      </w:r>
+      <w:proofErr w:type="spellEnd"/>
+      <w:r>
+        <w:t>.*;</w:t>
+      </w:r>
+    </w:p>
+    <w:p/>
+    <w:p>
+      <w:r>
+        <w:t xml:space="preserve">class </w:t>
+      </w:r>
+      <w:proofErr w:type="gramStart"/>
+      <w:r>
+        <w:t>Product{</w:t>
+      </w:r>
+      <w:proofErr w:type="gramEnd"/>
+    </w:p>
+    <w:p>
+      <w:r>
+        <w:t xml:space="preserve">    int </w:t>
+      </w:r>
+      <w:proofErr w:type="spellStart"/>
+      <w:r>
+        <w:t>productId</w:t>
+      </w:r>
+      <w:proofErr w:type="spellEnd"/>
+      <w:r>
+        <w:t>;</w:t>
+      </w:r>
+    </w:p>
+    <w:p>
+      <w:r>
+        <w:t xml:space="preserve">    String </w:t>
+      </w:r>
+      <w:proofErr w:type="spellStart"/>
+      <w:r>
+        <w:t>productName</w:t>
+      </w:r>
+      <w:proofErr w:type="spellEnd"/>
+      <w:r>
+        <w:t>;</w:t>
+      </w:r>
+    </w:p>
+    <w:p>
+      <w:r>
+        <w:t xml:space="preserve">    String category;</w:t>
+      </w:r>
+    </w:p>
+    <w:p>
+      <w:r>
+        <w:lastRenderedPageBreak/>
+        <w:t xml:space="preserve">    </w:t>
+      </w:r>
+    </w:p>
+    <w:p>
+      <w:r>
+        <w:t xml:space="preserve">    </w:t>
+      </w:r>
+      <w:proofErr w:type="gramStart"/>
+      <w:r>
+        <w:t>Product(</w:t>
+      </w:r>
+      <w:proofErr w:type="gramEnd"/>
+      <w:r>
+        <w:t xml:space="preserve">int </w:t>
+      </w:r>
+      <w:proofErr w:type="spellStart"/>
+      <w:r>
+        <w:t>productId,String</w:t>
+      </w:r>
+      <w:proofErr w:type="spellEnd"/>
+      <w:r>
+        <w:t xml:space="preserve"> </w:t>
+      </w:r>
+      <w:proofErr w:type="spellStart"/>
+      <w:r>
+        <w:t>productName,String</w:t>
+      </w:r>
+      <w:proofErr w:type="spellEnd"/>
+      <w:r>
+        <w:t xml:space="preserve"> category){</w:t>
+      </w:r>
+    </w:p>
+    <w:p>
+      <w:r>
+        <w:t xml:space="preserve">        </w:t>
+      </w:r>
+      <w:proofErr w:type="spellStart"/>
+      <w:proofErr w:type="gramStart"/>
+      <w:r>
+        <w:t>this.productId</w:t>
+      </w:r>
+      <w:proofErr w:type="spellEnd"/>
+      <w:proofErr w:type="gramEnd"/>
+      <w:r>
+        <w:t>=</w:t>
+      </w:r>
+      <w:proofErr w:type="spellStart"/>
+      <w:r>
+        <w:t>productId</w:t>
+      </w:r>
+      <w:proofErr w:type="spellEnd"/>
+      <w:r>
+        <w:t>;</w:t>
+      </w:r>
+    </w:p>
+    <w:p>
+      <w:r>
+        <w:t xml:space="preserve">        </w:t>
+      </w:r>
+      <w:proofErr w:type="spellStart"/>
+      <w:proofErr w:type="gramStart"/>
+      <w:r>
+        <w:t>this.productName</w:t>
+      </w:r>
+      <w:proofErr w:type="spellEnd"/>
+      <w:proofErr w:type="gramEnd"/>
+      <w:r>
+        <w:t>=</w:t>
+      </w:r>
+      <w:proofErr w:type="spellStart"/>
+      <w:r>
+        <w:t>productName</w:t>
+      </w:r>
+      <w:proofErr w:type="spellEnd"/>
+      <w:r>
+        <w:t>;</w:t>
+      </w:r>
+    </w:p>
+    <w:p>
+      <w:r>
+        <w:t xml:space="preserve">        </w:t>
+      </w:r>
+      <w:proofErr w:type="spellStart"/>
+      <w:proofErr w:type="gramStart"/>
+      <w:r>
+        <w:t>this.category</w:t>
+      </w:r>
+      <w:proofErr w:type="spellEnd"/>
+      <w:proofErr w:type="gramEnd"/>
+      <w:r>
+        <w:t>=category;</w:t>
+      </w:r>
+    </w:p>
+    <w:p>
+      <w:r>
+        <w:t xml:space="preserve">    }</w:t>
+      </w:r>
+    </w:p>
+    <w:p>
+      <w:r>
+        <w:t xml:space="preserve">    void </w:t>
+      </w:r>
+      <w:proofErr w:type="gramStart"/>
+      <w:r>
+        <w:t>display(</w:t>
+      </w:r>
+      <w:proofErr w:type="gramEnd"/>
+      <w:r>
+        <w:t>){</w:t>
+      </w:r>
+    </w:p>
+    <w:p>
+      <w:r>
+        <w:t xml:space="preserve">        </w:t>
+      </w:r>
+      <w:proofErr w:type="spellStart"/>
+      <w:r>
+        <w:t>System.out.println</w:t>
+      </w:r>
+      <w:proofErr w:type="spellEnd"/>
+      <w:r>
+        <w:t>(</w:t>
+      </w:r>
+      <w:proofErr w:type="spellStart"/>
+      <w:r>
+        <w:t>productId</w:t>
+      </w:r>
+      <w:proofErr w:type="spellEnd"/>
+      <w:r>
+        <w:t>+" "+</w:t>
+      </w:r>
+      <w:proofErr w:type="spellStart"/>
+      <w:r>
+        <w:t>productName</w:t>
+      </w:r>
+      <w:proofErr w:type="spellEnd"/>
+      <w:r>
+        <w:t>+" "+category);</w:t>
+      </w:r>
+    </w:p>
+    <w:p>
+      <w:r>
+        <w:t xml:space="preserve">    }</w:t>
+      </w:r>
+    </w:p>
+    <w:p>
+      <w:r>
+        <w:t>}</w:t>
+      </w:r>
+    </w:p>
+    <w:p>
+      <w:r>
+        <w:t xml:space="preserve">class </w:t>
+      </w:r>
+      <w:proofErr w:type="spellStart"/>
+      <w:r>
+        <w:t>search_</w:t>
+      </w:r>
+      <w:proofErr w:type="gramStart"/>
+      <w:r>
+        <w:t>Operations</w:t>
+      </w:r>
+      <w:proofErr w:type="spellEnd"/>
+      <w:r>
+        <w:t>{</w:t>
+      </w:r>
+      <w:proofErr w:type="gramEnd"/>
+    </w:p>
+    <w:p>
+      <w:r>
+        <w:t xml:space="preserve">    public static void </w:t>
+      </w:r>
+      <w:proofErr w:type="spellStart"/>
+      <w:r>
+        <w:t>display_</w:t>
+      </w:r>
+      <w:proofErr w:type="gramStart"/>
+      <w:r>
+        <w:t>products</w:t>
+      </w:r>
+      <w:proofErr w:type="spellEnd"/>
+      <w:r>
+        <w:t>(</w:t>
+      </w:r>
+      <w:proofErr w:type="gramEnd"/>
+      <w:r>
+        <w:t>Product products[]){</w:t>
+      </w:r>
+    </w:p>
+    <w:p>
+      <w:r>
+        <w:t xml:space="preserve">        </w:t>
+      </w:r>
+      <w:proofErr w:type="spellStart"/>
+      <w:r>
+        <w:t>System.out.println</w:t>
+      </w:r>
+      <w:proofErr w:type="spellEnd"/>
+      <w:r>
+        <w:t>("Products List:");</w:t>
+      </w:r>
+    </w:p>
+    <w:p>
+      <w:r>
+        <w:t xml:space="preserve">        </w:t>
+      </w:r>
+      <w:proofErr w:type="gramStart"/>
+      <w:r>
+        <w:t>for(</w:t>
+      </w:r>
+      <w:proofErr w:type="gramEnd"/>
+      <w:r>
+        <w:t xml:space="preserve">Product </w:t>
+      </w:r>
+      <w:proofErr w:type="spellStart"/>
+      <w:r>
+        <w:t>product:products</w:t>
+      </w:r>
+      <w:proofErr w:type="spellEnd"/>
+      <w:r>
+        <w:t>){</w:t>
+      </w:r>
+    </w:p>
+    <w:p>
+      <w:r>
+        <w:t xml:space="preserve">            </w:t>
+      </w:r>
+      <w:proofErr w:type="spellStart"/>
+      <w:proofErr w:type="gramStart"/>
+      <w:r>
+        <w:t>product.display</w:t>
+      </w:r>
+      <w:proofErr w:type="spellEnd"/>
+      <w:proofErr w:type="gramEnd"/>
+      <w:r>
+        <w:t>();</w:t>
+      </w:r>
+    </w:p>
+    <w:p>
+      <w:r>
+        <w:t xml:space="preserve">        }</w:t>
+      </w:r>
+    </w:p>
+    <w:p>
+      <w:r>
+        <w:t xml:space="preserve">    }</w:t>
+      </w:r>
+    </w:p>
+    <w:p>
+      <w:r>
+        <w:t xml:space="preserve">    public static void </w:t>
+      </w:r>
+      <w:proofErr w:type="spellStart"/>
+      <w:r>
+        <w:t>linear_search_by_</w:t>
+      </w:r>
+      <w:proofErr w:type="gramStart"/>
+      <w:r>
+        <w:t>id</w:t>
+      </w:r>
+      <w:proofErr w:type="spellEnd"/>
+      <w:r>
+        <w:t>(</w:t>
+      </w:r>
+      <w:proofErr w:type="gramEnd"/>
+      <w:r>
+        <w:t>Product products[],int id){</w:t>
+      </w:r>
+    </w:p>
+    <w:p>
+      <w:r>
+        <w:t xml:space="preserve">        </w:t>
+      </w:r>
+      <w:proofErr w:type="spellStart"/>
+      <w:r>
+        <w:t>boolean</w:t>
+      </w:r>
+      <w:proofErr w:type="spellEnd"/>
+      <w:r>
+        <w:t xml:space="preserve"> found=false;</w:t>
+      </w:r>
+    </w:p>
+    <w:p>
+      <w:r>
+        <w:t xml:space="preserve">        </w:t>
+      </w:r>
+      <w:proofErr w:type="gramStart"/>
+      <w:r>
+        <w:t>for(</w:t>
+      </w:r>
+      <w:proofErr w:type="gramEnd"/>
+      <w:r>
+        <w:t xml:space="preserve">Product </w:t>
+      </w:r>
+      <w:proofErr w:type="spellStart"/>
+      <w:r>
+        <w:t>product:products</w:t>
+      </w:r>
+      <w:proofErr w:type="spellEnd"/>
+      <w:r>
+        <w:t>){</w:t>
+      </w:r>
+    </w:p>
+    <w:p>
+      <w:r>
+        <w:t xml:space="preserve">            if(</w:t>
+      </w:r>
+      <w:proofErr w:type="spellStart"/>
+      <w:proofErr w:type="gramStart"/>
+      <w:r>
+        <w:t>product.productId</w:t>
+      </w:r>
+      <w:proofErr w:type="spellEnd"/>
+      <w:proofErr w:type="gramEnd"/>
+      <w:r>
+        <w:t>==id){</w:t>
+      </w:r>
+    </w:p>
+    <w:p>
+      <w:r>
+        <w:t xml:space="preserve">                </w:t>
+      </w:r>
+      <w:proofErr w:type="spellStart"/>
+      <w:proofErr w:type="gramStart"/>
+      <w:r>
+        <w:t>product.display</w:t>
+      </w:r>
+      <w:proofErr w:type="spellEnd"/>
+      <w:proofErr w:type="gramEnd"/>
+      <w:r>
+        <w:t>();</w:t>
+      </w:r>
+    </w:p>
+    <w:p>
+      <w:r>
+        <w:t xml:space="preserve">                found=true;</w:t>
+      </w:r>
+    </w:p>
+    <w:p>
+      <w:r>
+        <w:t xml:space="preserve">                break;</w:t>
+      </w:r>
+    </w:p>
+    <w:p>
+      <w:r>
+        <w:t xml:space="preserve">            }</w:t>
+      </w:r>
+    </w:p>
+    <w:p>
+      <w:r>
+        <w:t xml:space="preserve">        }</w:t>
+      </w:r>
+    </w:p>
+    <w:p>
+      <w:r>
+        <w:t xml:space="preserve">        if(found==</w:t>
+      </w:r>
+      <w:proofErr w:type="gramStart"/>
+      <w:r>
+        <w:t>false){</w:t>
+      </w:r>
+      <w:proofErr w:type="gramEnd"/>
+    </w:p>
+    <w:p>
+      <w:r>
+        <w:t xml:space="preserve">            </w:t>
+      </w:r>
+      <w:proofErr w:type="spellStart"/>
+      <w:r>
+        <w:t>System.out.println</w:t>
+      </w:r>
+      <w:proofErr w:type="spellEnd"/>
+      <w:r>
+        <w:t>("Product is not found");</w:t>
+      </w:r>
+    </w:p>
+    <w:p>
+      <w:r>
+        <w:t xml:space="preserve">        }</w:t>
+      </w:r>
+    </w:p>
+    <w:p>
+      <w:r>
+        <w:t xml:space="preserve">    }</w:t>
+      </w:r>
+    </w:p>
+    <w:p>
+      <w:r>
+        <w:t xml:space="preserve">    </w:t>
+      </w:r>
+    </w:p>
+    <w:p>
+      <w:r>
+        <w:lastRenderedPageBreak/>
+        <w:t xml:space="preserve">    </w:t>
+      </w:r>
+      <w:proofErr w:type="gramStart"/>
+      <w:r>
+        <w:t>public  static</w:t>
+      </w:r>
+      <w:proofErr w:type="gramEnd"/>
+      <w:r>
+        <w:t xml:space="preserve"> void </w:t>
+      </w:r>
+      <w:proofErr w:type="spellStart"/>
+      <w:r>
+        <w:t>binary_search_by_id</w:t>
+      </w:r>
+      <w:proofErr w:type="spellEnd"/>
+      <w:r>
+        <w:t>(Product products[],int id){</w:t>
+      </w:r>
+    </w:p>
+    <w:p>
+      <w:r>
+        <w:t xml:space="preserve">        int low=0;</w:t>
+      </w:r>
+    </w:p>
+    <w:p>
+      <w:r>
+        <w:t xml:space="preserve">        int high=</w:t>
+      </w:r>
+      <w:proofErr w:type="gramStart"/>
+      <w:r>
+        <w:t>products.length</w:t>
+      </w:r>
+      <w:proofErr w:type="gramEnd"/>
+      <w:r>
+        <w:t>-1;</w:t>
+      </w:r>
+    </w:p>
+    <w:p>
+      <w:r>
+        <w:t xml:space="preserve">        while(low&lt;=</w:t>
+      </w:r>
+      <w:proofErr w:type="gramStart"/>
+      <w:r>
+        <w:t>high){</w:t>
+      </w:r>
+      <w:proofErr w:type="gramEnd"/>
+    </w:p>
+    <w:p>
+      <w:r>
+        <w:t xml:space="preserve">            int mid=(</w:t>
+      </w:r>
+      <w:proofErr w:type="spellStart"/>
+      <w:r>
+        <w:t>low+high</w:t>
+      </w:r>
+      <w:proofErr w:type="spellEnd"/>
+      <w:r>
+        <w:t>)/2;</w:t>
+      </w:r>
+    </w:p>
+    <w:p>
+      <w:r>
+        <w:t xml:space="preserve">            if(products[mid</w:t>
+      </w:r>
+      <w:proofErr w:type="gramStart"/>
+      <w:r>
+        <w:t>].</w:t>
+      </w:r>
+      <w:proofErr w:type="spellStart"/>
+      <w:r>
+        <w:t>productId</w:t>
+      </w:r>
+      <w:proofErr w:type="spellEnd"/>
+      <w:proofErr w:type="gramEnd"/>
+      <w:r>
+        <w:t>==id){</w:t>
+      </w:r>
+    </w:p>
+    <w:p>
+      <w:r>
+        <w:t xml:space="preserve">                products[mid</w:t>
+      </w:r>
+      <w:proofErr w:type="gramStart"/>
+      <w:r>
+        <w:t>].display</w:t>
+      </w:r>
+      <w:proofErr w:type="gramEnd"/>
+      <w:r>
+        <w:t>();</w:t>
+      </w:r>
+    </w:p>
+    <w:p>
+      <w:r>
+        <w:t xml:space="preserve">                return;</w:t>
+      </w:r>
+    </w:p>
+    <w:p>
+      <w:r>
+        <w:t xml:space="preserve">            </w:t>
+      </w:r>
+      <w:proofErr w:type="gramStart"/>
+      <w:r>
+        <w:t>}else</w:t>
+      </w:r>
+      <w:proofErr w:type="gramEnd"/>
+      <w:r>
+        <w:t xml:space="preserve"> if(products[mid].</w:t>
+      </w:r>
+      <w:proofErr w:type="spellStart"/>
+      <w:r>
+        <w:t>productId</w:t>
+      </w:r>
+      <w:proofErr w:type="spellEnd"/>
+      <w:r>
+        <w:t>&lt;id){</w:t>
+      </w:r>
+    </w:p>
+    <w:p>
+      <w:r>
+        <w:t xml:space="preserve">                low=mid+1;</w:t>
+      </w:r>
+    </w:p>
+    <w:p>
+      <w:r>
+        <w:t xml:space="preserve">            </w:t>
+      </w:r>
+      <w:proofErr w:type="gramStart"/>
+      <w:r>
+        <w:t>}else</w:t>
+      </w:r>
+      <w:proofErr w:type="gramEnd"/>
+      <w:r>
+        <w:t>{</w:t>
+      </w:r>
+    </w:p>
+    <w:p>
+      <w:r>
+        <w:t xml:space="preserve">                high=mid-1;</w:t>
+      </w:r>
+    </w:p>
+    <w:p>
+      <w:r>
+        <w:t xml:space="preserve">            }</w:t>
+      </w:r>
+    </w:p>
+    <w:p>
+      <w:r>
+        <w:t xml:space="preserve">        }</w:t>
+      </w:r>
+    </w:p>
+    <w:p>
+      <w:r>
+        <w:t xml:space="preserve">    }</w:t>
+      </w:r>
+    </w:p>
+    <w:p>
+      <w:r>
+        <w:t xml:space="preserve">    public static void </w:t>
+      </w:r>
+      <w:proofErr w:type="gramStart"/>
+      <w:r>
+        <w:t>main(</w:t>
+      </w:r>
+      <w:proofErr w:type="gramEnd"/>
+      <w:r>
+        <w:t xml:space="preserve">String </w:t>
+      </w:r>
+      <w:proofErr w:type="spellStart"/>
+      <w:r>
+        <w:t>args</w:t>
+      </w:r>
+      <w:proofErr w:type="spellEnd"/>
+      <w:r>
+        <w:t>[]){</w:t>
+      </w:r>
+    </w:p>
+    <w:p>
+      <w:r>
+        <w:t xml:space="preserve">        </w:t>
+      </w:r>
+      <w:proofErr w:type="gramStart"/>
+      <w:r>
+        <w:t>Product[</w:t>
+      </w:r>
+      <w:proofErr w:type="gramEnd"/>
+      <w:r>
+        <w:t>] products=new Product[5];</w:t>
+      </w:r>
+    </w:p>
+    <w:p>
+      <w:r>
+        <w:t xml:space="preserve">        </w:t>
+      </w:r>
+      <w:proofErr w:type="gramStart"/>
+      <w:r>
+        <w:t>products[</w:t>
+      </w:r>
+      <w:proofErr w:type="gramEnd"/>
+      <w:r>
+        <w:t xml:space="preserve">0]=new Product(101,"Wooden </w:t>
+      </w:r>
+      <w:proofErr w:type="spellStart"/>
+      <w:r>
+        <w:t>Chair","Furniture</w:t>
+      </w:r>
+      <w:proofErr w:type="spellEnd"/>
+      <w:r>
+        <w:t>");</w:t>
+      </w:r>
+    </w:p>
+    <w:p>
+      <w:r>
+        <w:t xml:space="preserve">        </w:t>
+      </w:r>
+      <w:proofErr w:type="gramStart"/>
+      <w:r>
+        <w:t>products[</w:t>
+      </w:r>
+      <w:proofErr w:type="gramEnd"/>
+      <w:r>
+        <w:t xml:space="preserve">1]=new Product(102,"Smart </w:t>
+      </w:r>
+      <w:proofErr w:type="spellStart"/>
+      <w:r>
+        <w:t>Phone","Electronics</w:t>
+      </w:r>
+      <w:proofErr w:type="spellEnd"/>
+      <w:r>
+        <w:t>");</w:t>
+      </w:r>
+    </w:p>
+    <w:p>
+      <w:r>
+        <w:t xml:space="preserve">        </w:t>
+      </w:r>
+      <w:proofErr w:type="gramStart"/>
+      <w:r>
+        <w:t>products[</w:t>
+      </w:r>
+      <w:proofErr w:type="gramEnd"/>
+      <w:r>
+        <w:t>2]=new Product(103,"Shoes","Footwear");</w:t>
+      </w:r>
+    </w:p>
+    <w:p>
+      <w:r>
+        <w:t xml:space="preserve">        </w:t>
+      </w:r>
+      <w:proofErr w:type="gramStart"/>
+      <w:r>
+        <w:t>products[</w:t>
+      </w:r>
+      <w:proofErr w:type="gramEnd"/>
+      <w:r>
+        <w:t xml:space="preserve">3]=new Product(104,"Smart </w:t>
+      </w:r>
+      <w:proofErr w:type="spellStart"/>
+      <w:r>
+        <w:t>Watch","Accessories</w:t>
+      </w:r>
+      <w:proofErr w:type="spellEnd"/>
+      <w:r>
+        <w:t>");</w:t>
+      </w:r>
+    </w:p>
+    <w:p>
+      <w:r>
+        <w:t xml:space="preserve">        </w:t>
+      </w:r>
+      <w:proofErr w:type="gramStart"/>
+      <w:r>
+        <w:t>products[</w:t>
+      </w:r>
+      <w:proofErr w:type="gramEnd"/>
+      <w:r>
+        <w:t>4]=new Product(105,"Bag","Fashion");</w:t>
+      </w:r>
+    </w:p>
+    <w:p>
+      <w:r>
+        <w:t xml:space="preserve">        </w:t>
+      </w:r>
+      <w:proofErr w:type="spellStart"/>
+      <w:r>
+        <w:t>display_products</w:t>
+      </w:r>
+      <w:proofErr w:type="spellEnd"/>
+      <w:r>
+        <w:t>(products);</w:t>
+      </w:r>
+    </w:p>
+    <w:p>
+      <w:r>
+        <w:t xml:space="preserve">        </w:t>
+      </w:r>
+      <w:proofErr w:type="spellStart"/>
+      <w:r>
+        <w:t>System.out.println</w:t>
+      </w:r>
+      <w:proofErr w:type="spellEnd"/>
+      <w:r>
+        <w:t>("Linear Search:");</w:t>
+      </w:r>
+    </w:p>
+    <w:p>
+      <w:r>
+        <w:t xml:space="preserve">        </w:t>
+      </w:r>
+      <w:proofErr w:type="spellStart"/>
+      <w:r>
+        <w:t>linear_search_by_id</w:t>
+      </w:r>
+      <w:proofErr w:type="spellEnd"/>
+      <w:r>
+        <w:t>(products,101);</w:t>
+      </w:r>
+    </w:p>
+    <w:p>
+      <w:r>
+        <w:t xml:space="preserve">        </w:t>
+      </w:r>
+      <w:proofErr w:type="spellStart"/>
+      <w:r>
+        <w:t>System.out.println</w:t>
+      </w:r>
+      <w:proofErr w:type="spellEnd"/>
+      <w:r>
+        <w:t xml:space="preserve">("Time Complexity: </w:t>
+      </w:r>
+      <w:proofErr w:type="gramStart"/>
+      <w:r>
+        <w:t>O(</w:t>
+      </w:r>
+      <w:proofErr w:type="gramEnd"/>
+      <w:r>
+        <w:t>1)");</w:t>
+      </w:r>
+    </w:p>
+    <w:p>
+      <w:r>
+        <w:t xml:space="preserve">        </w:t>
+      </w:r>
+      <w:proofErr w:type="spellStart"/>
+      <w:r>
+        <w:t>linear_search_by_id</w:t>
+      </w:r>
+      <w:proofErr w:type="spellEnd"/>
+      <w:r>
+        <w:t>(products,103);</w:t>
+      </w:r>
+    </w:p>
+    <w:p>
+      <w:r>
+        <w:t xml:space="preserve">        </w:t>
+      </w:r>
+      <w:proofErr w:type="spellStart"/>
+      <w:r>
+        <w:t>System.out.println</w:t>
+      </w:r>
+      <w:proofErr w:type="spellEnd"/>
+      <w:r>
+        <w:t>("Time Complexity: O(n)");</w:t>
+      </w:r>
+    </w:p>
+    <w:p>
+      <w:r>
+        <w:t xml:space="preserve">        </w:t>
+      </w:r>
+      <w:proofErr w:type="spellStart"/>
+      <w:r>
+        <w:t>linear_search_by_id</w:t>
+      </w:r>
+      <w:proofErr w:type="spellEnd"/>
+      <w:r>
+        <w:t>(products,105);</w:t>
+      </w:r>
+    </w:p>
+    <w:p>
+      <w:r>
+        <w:t xml:space="preserve">        </w:t>
+      </w:r>
+      <w:proofErr w:type="spellStart"/>
+      <w:r>
+        <w:t>System.out.println</w:t>
+      </w:r>
+      <w:proofErr w:type="spellEnd"/>
+      <w:r>
+        <w:t>("Time Complexity: O(n)");</w:t>
+      </w:r>
+    </w:p>
+    <w:p>
+      <w:r>
+        <w:t xml:space="preserve">        </w:t>
+      </w:r>
+    </w:p>
+    <w:p>
+      <w:r>
+        <w:lastRenderedPageBreak/>
+        <w:t xml:space="preserve">        </w:t>
+      </w:r>
+      <w:proofErr w:type="spellStart"/>
+      <w:r>
+        <w:t>Arrays.sort</w:t>
+      </w:r>
+      <w:proofErr w:type="spellEnd"/>
+      <w:r>
+        <w:t>(</w:t>
+      </w:r>
+      <w:proofErr w:type="spellStart"/>
+      <w:proofErr w:type="gramStart"/>
+      <w:r>
+        <w:t>products,Comparator.comparingInt</w:t>
+      </w:r>
+      <w:proofErr w:type="spellEnd"/>
+      <w:proofErr w:type="gramEnd"/>
+      <w:r>
+        <w:t>(p-&gt;</w:t>
+      </w:r>
+      <w:proofErr w:type="spellStart"/>
+      <w:r>
+        <w:t>p.productId</w:t>
+      </w:r>
+      <w:proofErr w:type="spellEnd"/>
+      <w:r>
+        <w:t>));</w:t>
+      </w:r>
+    </w:p>
+    <w:p>
+      <w:r>
+        <w:t xml:space="preserve">        </w:t>
+      </w:r>
+      <w:proofErr w:type="spellStart"/>
+      <w:r>
+        <w:t>System.out.println</w:t>
+      </w:r>
+      <w:proofErr w:type="spellEnd"/>
+      <w:r>
+        <w:t>("Binary Search:");</w:t>
+      </w:r>
+    </w:p>
+    <w:p>
+      <w:r>
+        <w:t xml:space="preserve">        </w:t>
+      </w:r>
+      <w:proofErr w:type="spellStart"/>
+      <w:r>
+        <w:t>binary_search_by_id</w:t>
+      </w:r>
+      <w:proofErr w:type="spellEnd"/>
+      <w:r>
+        <w:t>(products,101);</w:t>
+      </w:r>
+    </w:p>
+    <w:p>
+      <w:r>
+        <w:t xml:space="preserve">        </w:t>
+      </w:r>
+      <w:proofErr w:type="spellStart"/>
+      <w:r>
+        <w:t>System.out.println</w:t>
+      </w:r>
+      <w:proofErr w:type="spellEnd"/>
+      <w:r>
+        <w:t xml:space="preserve">("Time Complexity: </w:t>
+      </w:r>
+      <w:proofErr w:type="gramStart"/>
+      <w:r>
+        <w:t>O(</w:t>
+      </w:r>
+      <w:proofErr w:type="gramEnd"/>
+      <w:r>
+        <w:t>1)");</w:t>
+      </w:r>
+    </w:p>
+    <w:p>
+      <w:r>
+        <w:t xml:space="preserve">        </w:t>
+      </w:r>
+      <w:proofErr w:type="spellStart"/>
+      <w:r>
+        <w:t>binary_search_by_id</w:t>
+      </w:r>
+      <w:proofErr w:type="spellEnd"/>
+      <w:r>
+        <w:t>(products,103);</w:t>
+      </w:r>
+    </w:p>
+    <w:p>
+      <w:r>
+        <w:t xml:space="preserve">        </w:t>
+      </w:r>
+      <w:proofErr w:type="spellStart"/>
+      <w:r>
+        <w:t>System.out.println</w:t>
+      </w:r>
+      <w:proofErr w:type="spellEnd"/>
+      <w:r>
+        <w:t xml:space="preserve">("Time Complexity: </w:t>
+      </w:r>
+      <w:proofErr w:type="gramStart"/>
+      <w:r>
+        <w:t>O(</w:t>
+      </w:r>
+      <w:proofErr w:type="gramEnd"/>
+      <w:r>
+        <w:t>log n)");</w:t>
+      </w:r>
+    </w:p>
+    <w:p>
+      <w:r>
+        <w:t xml:space="preserve">        </w:t>
+      </w:r>
+      <w:proofErr w:type="spellStart"/>
+      <w:r>
+        <w:t>linear_search_by_id</w:t>
+      </w:r>
+      <w:proofErr w:type="spellEnd"/>
+      <w:r>
+        <w:t>(products,105);</w:t>
+      </w:r>
+    </w:p>
+    <w:p>
+      <w:r>
+        <w:t xml:space="preserve">        </w:t>
+      </w:r>
+      <w:proofErr w:type="spellStart"/>
+      <w:r>
+        <w:t>System.out.println</w:t>
+      </w:r>
+      <w:proofErr w:type="spellEnd"/>
+      <w:r>
+        <w:t xml:space="preserve">("Time Complexity: </w:t>
+      </w:r>
+      <w:proofErr w:type="gramStart"/>
+      <w:r>
+        <w:t>O(</w:t>
+      </w:r>
+      <w:proofErr w:type="gramEnd"/>
+      <w:r>
+        <w:t>1)");</w:t>
+      </w:r>
+    </w:p>
+    <w:p>
+      <w:r>
+        <w:t xml:space="preserve">        </w:t>
+      </w:r>
+    </w:p>
+    <w:p>
+      <w:r>
+        <w:t xml:space="preserve">    }</w:t>
+      </w:r>
+    </w:p>
+    <w:p>
+      <w:r>
+        <w:t xml:space="preserve">    </w:t>
+      </w:r>
+    </w:p>
+    <w:p>
+      <w:r>
+        <w:t>}</w:t>
+      </w:r>
+    </w:p>
+    <w:p>
+      <w:pPr>
+        <w:rPr>
+          <w:b/>
+          <w:bCs/>
+          <w:sz w:val="24"/>
+          <w:szCs w:val="24"/>
+          <w:lang w:val="en-US"/>
+        </w:rPr>
+      </w:pPr>
+      <w:r>
+        <w:rPr>
+          <w:b/>
+          <w:bCs/>
+          <w:sz w:val="24"/>
+          <w:szCs w:val="24"/>
+          <w:lang w:val="en-US"/>
+        </w:rPr>
+        <w:t>OUTPUT:</w:t>
+      </w:r>
+    </w:p>
+    <w:p>
+      <w:pPr>
+        <w:rPr>
+          <w:b/>
+          <w:bCs/>
+          <w:sz w:val="24"/>
+          <w:szCs w:val="24"/>
+          <w:lang w:val="en-US"/>
+        </w:rPr>
+      </w:pPr>
+      <w:r>
+        <w:rPr>
+          <w:b/>
+          <w:bCs/>
+          <w:noProof/>
+          <w:sz w:val="24"/>
+          <w:szCs w:val="24"/>
+          <w:lang w:val="en-US"/>
+        </w:rPr>
+        <w:drawing>
+          <wp:inline distT="0" distB="0" distL="0" distR="0" wp14:anchorId="034D6529" wp14:editId="55F974EC">
+            <wp:extent cx="4159464" cy="3568883"/>
+            <wp:effectExtent l="0" t="0" r="0" b="0"/>
+            <wp:docPr id="1" name="Picture 1"/>
+            <wp:cNvGraphicFramePr>
+              <a:graphicFrameLocks xmlns:a="http://schemas.openxmlformats.org/drawingml/2006/main" noChangeAspect="1"/>
+            </wp:cNvGraphicFramePr>
+            <a:graphic xmlns:a="http://schemas.openxmlformats.org/drawingml/2006/main">
+              <a:graphicData uri="http://schemas.openxmlformats.org/drawingml/2006/picture">
+                <pic:pic xmlns:pic="http://schemas.openxmlformats.org/drawingml/2006/picture">
+                  <pic:nvPicPr>
+                    <pic:cNvPr id="1" name="Picture 1"/>
+                    <pic:cNvPicPr/>
+                  </pic:nvPicPr>
+                  <pic:blipFill>
+                    <a:blip r:embed="rId6">
+                      <a:extLst>
+                        <a:ext uri="{28A0092B-C50C-407E-A947-70E740481C1C}">
+                          <a14:useLocalDpi xmlns:a14="http://schemas.microsoft.com/office/drawing/2010/main" val="0"/>
+                        </a:ext>
+                      </a:extLst>
+                    </a:blip>
+                    <a:stretch>
+                      <a:fillRect/>
+                    </a:stretch>
+                  </pic:blipFill>
+                  <pic:spPr>
+                    <a:xfrm>
+                      <a:off x="0" y="0"/>
+                      <a:ext cx="4159464" cy="3568883"/>
+                    </a:xfrm>
+                    <a:prstGeom prst="rect">
+                      <a:avLst/>
+                    </a:prstGeom>
+                  </pic:spPr>
+                </pic:pic>
+              </a:graphicData>
+            </a:graphic>
+          </wp:inline>
+        </w:drawing>
+      </w:r>
+    </w:p>
+    <w:p>
+      <w:pPr>
+        <w:rPr>
+          <w:b/>
+          <w:bCs/>
+          <w:sz w:val="24"/>
+          <w:szCs w:val="24"/>
+          <w:lang w:val="en-US"/>
+        </w:rPr>
+      </w:pPr>
+      <w:r>
+        <w:rPr>
+          <w:b/>
+          <w:bCs/>
+          <w:noProof/>
+          <w:sz w:val="24"/>
+          <w:szCs w:val="24"/>
+          <w:lang w:val="en-US"/>
+        </w:rPr>
+        <w:lastRenderedPageBreak/>
+        <w:drawing>
+          <wp:inline distT="0" distB="0" distL="0" distR="0" wp14:anchorId="657216B3" wp14:editId="7923CD40">
+            <wp:extent cx="4483098" cy="1517650"/>
+            <wp:effectExtent l="0" t="0" r="0" b="6350"/>
+            <wp:docPr id="4" name="Picture 4"/>
+            <wp:cNvGraphicFramePr>
+              <a:graphicFrameLocks xmlns:a="http://schemas.openxmlformats.org/drawingml/2006/main" noChangeAspect="1"/>
+            </wp:cNvGraphicFramePr>
+            <a:graphic xmlns:a="http://schemas.openxmlformats.org/drawingml/2006/main">
+              <a:graphicData uri="http://schemas.openxmlformats.org/drawingml/2006/picture">
+                <pic:pic xmlns:pic="http://schemas.openxmlformats.org/drawingml/2006/picture">
+                  <pic:nvPicPr>
+                    <pic:cNvPr id="4" name="Picture 4"/>
+                    <pic:cNvPicPr/>
+                  </pic:nvPicPr>
+                  <pic:blipFill rotWithShape="1">
+                    <a:blip r:embed="rId7">
+                      <a:extLst>
+                        <a:ext uri="{28A0092B-C50C-407E-A947-70E740481C1C}">
+                          <a14:useLocalDpi xmlns:a14="http://schemas.microsoft.com/office/drawing/2010/main" val="0"/>
+                        </a:ext>
+                      </a:extLst>
+                    </a:blip>
+                    <a:srcRect t="4400"/>
+                    <a:stretch/>
+                  </pic:blipFill>
+                  <pic:spPr bwMode="auto">
+                    <a:xfrm>
+                      <a:off x="0" y="0"/>
+                      <a:ext cx="4483330" cy="1517728"/>
+                    </a:xfrm>
+                    <a:prstGeom prst="rect">
+                      <a:avLst/>
+                    </a:prstGeom>
+                    <a:ln>
+                      <a:noFill/>
+                    </a:ln>
+                    <a:extLst>
+                      <a:ext uri="{53640926-AAD7-44D8-BBD7-CCE9431645EC}">
+                        <a14:shadowObscured xmlns:a14="http://schemas.microsoft.com/office/drawing/2010/main"/>
+                      </a:ext>
+                    </a:extLst>
+                  </pic:spPr>
+                </pic:pic>
+              </a:graphicData>
+            </a:graphic>
+          </wp:inline>
+        </w:drawing>
+      </w:r>
+    </w:p>
+    <w:p>
+      <w:pPr>
+        <w:rPr>
+          <w:b/>
+          <w:bCs/>
+          <w:sz w:val="24"/>
+          <w:szCs w:val="24"/>
+          <w:lang w:val="en-US"/>
+        </w:rPr>
+      </w:pPr>
+    </w:p>
+    <w:p>
+      <w:pPr>
+        <w:rPr>
+          <w:b/>
+          <w:bCs/>
+          <w:sz w:val="28"/>
+          <w:szCs w:val="28"/>
+        </w:rPr>
+      </w:pPr>
+      <w:r>
+        <w:rPr>
+          <w:b/>
+          <w:bCs/>
+          <w:sz w:val="28"/>
+          <w:szCs w:val="28"/>
+        </w:rPr>
+        <w:t>Exercise 7: Financial Forecasting</w:t>
+      </w:r>
+    </w:p>
+    <w:p>
+      <w:pPr>
+        <w:rPr>
+          <w:sz w:val="24"/>
+          <w:szCs w:val="24"/>
+        </w:rPr>
+      </w:pPr>
+      <w:r>
+        <w:rPr>
+          <w:b/>
+          <w:bCs/>
+          <w:sz w:val="24"/>
+          <w:szCs w:val="24"/>
+        </w:rPr>
+        <w:t>Scenario:</w:t>
+      </w:r>
+      <w:r>
+        <w:rPr>
+          <w:sz w:val="24"/>
+          <w:szCs w:val="24"/>
+        </w:rPr>
+        <w:t xml:space="preserve"> </w:t>
+      </w:r>
+    </w:p>
+    <w:p>
+      <w:r>
+        <w:t>You are developing a financial forecasting tool that predicts future values based on past data.</w:t>
+      </w:r>
+    </w:p>
+    <w:p>
+      <w:pPr>
+        <w:rPr>
+          <w:b/>
+          <w:bCs/>
+          <w:sz w:val="24"/>
+          <w:szCs w:val="24"/>
+          <w:lang w:val="en-US"/>
+        </w:rPr>
+      </w:pPr>
+      <w:r>
+        <w:rPr>
+          <w:b/>
+          <w:bCs/>
+          <w:sz w:val="24"/>
+          <w:szCs w:val="24"/>
+          <w:lang w:val="en-US"/>
+        </w:rPr>
+        <w:t>CODE IMPLEMENTATION:</w:t>
+      </w:r>
+    </w:p>
+    <w:p>
+      <w:pPr>
+        <w:rPr>
+          <w:sz w:val="24"/>
+          <w:szCs w:val="24"/>
+          <w:lang w:val="en-US"/>
+        </w:rPr>
+      </w:pPr>
+      <w:r>
+        <w:rPr>
+          <w:sz w:val="24"/>
+          <w:szCs w:val="24"/>
+          <w:lang w:val="en-US"/>
+        </w:rPr>
+        <w:t xml:space="preserve">import </w:t>
+      </w:r>
+      <w:proofErr w:type="spellStart"/>
+      <w:r>
+        <w:rPr>
+          <w:sz w:val="24"/>
+          <w:szCs w:val="24"/>
+          <w:lang w:val="en-US"/>
+        </w:rPr>
+        <w:t>java.util</w:t>
+      </w:r>
+      <w:proofErr w:type="spellEnd"/>
+      <w:r>
+        <w:rPr>
+          <w:sz w:val="24"/>
+          <w:szCs w:val="24"/>
+          <w:lang w:val="en-US"/>
+        </w:rPr>
+        <w:t>.*;</w:t>
+      </w:r>
+    </w:p>
+    <w:p>
+      <w:pPr>
+        <w:rPr>
+          <w:sz w:val="24"/>
+          <w:szCs w:val="24"/>
+          <w:lang w:val="en-US"/>
+        </w:rPr>
+      </w:pPr>
+      <w:r>
+        <w:rPr>
+          <w:sz w:val="24"/>
+          <w:szCs w:val="24"/>
+          <w:lang w:val="en-US"/>
+        </w:rPr>
+        <w:t xml:space="preserve">class </w:t>
+      </w:r>
+      <w:proofErr w:type="spellStart"/>
+      <w:r>
+        <w:rPr>
+          <w:sz w:val="24"/>
+          <w:szCs w:val="24"/>
+          <w:lang w:val="en-US"/>
+        </w:rPr>
+        <w:t>Financial_</w:t>
+      </w:r>
+      <w:proofErr w:type="gramStart"/>
+      <w:r>
+        <w:rPr>
+          <w:sz w:val="24"/>
+          <w:szCs w:val="24"/>
+          <w:lang w:val="en-US"/>
+        </w:rPr>
+        <w:t>Forecasting</w:t>
+      </w:r>
+      <w:proofErr w:type="spellEnd"/>
+      <w:r>
+        <w:rPr>
+          <w:sz w:val="24"/>
+          <w:szCs w:val="24"/>
+          <w:lang w:val="en-US"/>
+        </w:rPr>
+        <w:t>{</w:t>
+      </w:r>
+      <w:proofErr w:type="gramEnd"/>
+    </w:p>
+    <w:p>
+      <w:pPr>
+        <w:rPr>
+          <w:sz w:val="24"/>
+          <w:szCs w:val="24"/>
+          <w:lang w:val="en-US"/>
+        </w:rPr>
+      </w:pPr>
+      <w:r>
+        <w:rPr>
+          <w:sz w:val="24"/>
+          <w:szCs w:val="24"/>
+          <w:lang w:val="en-US"/>
+        </w:rPr>
+        <w:t xml:space="preserve">    public static double </w:t>
+      </w:r>
+      <w:proofErr w:type="spellStart"/>
+      <w:proofErr w:type="gramStart"/>
+      <w:r>
+        <w:rPr>
+          <w:sz w:val="24"/>
+          <w:szCs w:val="24"/>
+          <w:lang w:val="en-US"/>
+        </w:rPr>
+        <w:t>forecastValue</w:t>
+      </w:r>
+      <w:proofErr w:type="spellEnd"/>
+      <w:r>
+        <w:rPr>
+          <w:sz w:val="24"/>
+          <w:szCs w:val="24"/>
+          <w:lang w:val="en-US"/>
+        </w:rPr>
+        <w:t>(</w:t>
+      </w:r>
+      <w:proofErr w:type="gramEnd"/>
+      <w:r>
+        <w:rPr>
+          <w:sz w:val="24"/>
+          <w:szCs w:val="24"/>
+          <w:lang w:val="en-US"/>
+        </w:rPr>
+        <w:t xml:space="preserve">double </w:t>
+      </w:r>
+      <w:proofErr w:type="spellStart"/>
+      <w:r>
+        <w:rPr>
+          <w:sz w:val="24"/>
+          <w:szCs w:val="24"/>
+          <w:lang w:val="en-US"/>
+        </w:rPr>
+        <w:t>initialValue,double</w:t>
+      </w:r>
+      <w:proofErr w:type="spellEnd"/>
+      <w:r>
+        <w:rPr>
+          <w:sz w:val="24"/>
+          <w:szCs w:val="24"/>
+          <w:lang w:val="en-US"/>
+        </w:rPr>
+        <w:t xml:space="preserve"> </w:t>
+      </w:r>
+      <w:proofErr w:type="spellStart"/>
+      <w:r>
+        <w:rPr>
+          <w:sz w:val="24"/>
+          <w:szCs w:val="24"/>
+          <w:lang w:val="en-US"/>
+        </w:rPr>
+        <w:t>growthRate,int</w:t>
+      </w:r>
+      <w:proofErr w:type="spellEnd"/>
+      <w:r>
+        <w:rPr>
+          <w:sz w:val="24"/>
+          <w:szCs w:val="24"/>
+          <w:lang w:val="en-US"/>
+        </w:rPr>
+        <w:t xml:space="preserve"> year){</w:t>
+      </w:r>
+    </w:p>
+    <w:p>
+      <w:pPr>
+        <w:rPr>
+          <w:sz w:val="24"/>
+          <w:szCs w:val="24"/>
+          <w:lang w:val="en-US"/>
+        </w:rPr>
+      </w:pPr>
+      <w:r>
+        <w:rPr>
+          <w:sz w:val="24"/>
+          <w:szCs w:val="24"/>
+          <w:lang w:val="en-US"/>
+        </w:rPr>
+        <w:t xml:space="preserve">        if(year==</w:t>
+      </w:r>
+      <w:proofErr w:type="gramStart"/>
+      <w:r>
+        <w:rPr>
+          <w:sz w:val="24"/>
+          <w:szCs w:val="24"/>
+          <w:lang w:val="en-US"/>
+        </w:rPr>
+        <w:t>0){</w:t>
+      </w:r>
+      <w:proofErr w:type="gramEnd"/>
+    </w:p>
+    <w:p>
+      <w:pPr>
+        <w:rPr>
+          <w:sz w:val="24"/>
+          <w:szCs w:val="24"/>
+          <w:lang w:val="en-US"/>
+        </w:rPr>
+      </w:pPr>
+      <w:r>
+        <w:rPr>
+          <w:sz w:val="24"/>
+          <w:szCs w:val="24"/>
+          <w:lang w:val="en-US"/>
+        </w:rPr>
+        <w:t xml:space="preserve">            return </w:t>
+      </w:r>
+      <w:proofErr w:type="spellStart"/>
+      <w:r>
+        <w:rPr>
+          <w:sz w:val="24"/>
+          <w:szCs w:val="24"/>
+          <w:lang w:val="en-US"/>
+        </w:rPr>
+        <w:t>initialValue</w:t>
+      </w:r>
+      <w:proofErr w:type="spellEnd"/>
+      <w:r>
+        <w:rPr>
+          <w:sz w:val="24"/>
+          <w:szCs w:val="24"/>
+          <w:lang w:val="en-US"/>
+        </w:rPr>
+        <w:t>;</w:t>
+      </w:r>
+    </w:p>
+    <w:p>
+      <w:pPr>
+        <w:rPr>
+          <w:sz w:val="24"/>
+          <w:szCs w:val="24"/>
+          <w:lang w:val="en-US"/>
+        </w:rPr>
+      </w:pPr>
+      <w:r>
+        <w:rPr>
+          <w:sz w:val="24"/>
+          <w:szCs w:val="24"/>
+          <w:lang w:val="en-US"/>
+        </w:rPr>
+        <w:t xml:space="preserve">        }</w:t>
+      </w:r>
+    </w:p>
+    <w:p>
+      <w:pPr>
+        <w:rPr>
+          <w:sz w:val="24"/>
+          <w:szCs w:val="24"/>
+          <w:lang w:val="en-US"/>
+        </w:rPr>
+      </w:pPr>
+      <w:r>
+        <w:rPr>
+          <w:sz w:val="24"/>
+          <w:szCs w:val="24"/>
+          <w:lang w:val="en-US"/>
+        </w:rPr>
+        <w:t xml:space="preserve">        </w:t>
+      </w:r>
+    </w:p>
+    <w:p>
+      <w:pPr>
+        <w:rPr>
+          <w:sz w:val="24"/>
+          <w:szCs w:val="24"/>
+          <w:lang w:val="en-US"/>
+        </w:rPr>
+      </w:pPr>
+      <w:r>
+        <w:rPr>
+          <w:sz w:val="24"/>
+          <w:szCs w:val="24"/>
+          <w:lang w:val="en-US"/>
+        </w:rPr>
+        <w:t xml:space="preserve">        return </w:t>
+      </w:r>
+      <w:proofErr w:type="spellStart"/>
+      <w:r>
+        <w:rPr>
+          <w:sz w:val="24"/>
+          <w:szCs w:val="24"/>
+          <w:lang w:val="en-US"/>
+        </w:rPr>
+        <w:t>forecastValue</w:t>
+      </w:r>
+      <w:proofErr w:type="spellEnd"/>
+      <w:r>
+        <w:rPr>
+          <w:sz w:val="24"/>
+          <w:szCs w:val="24"/>
+          <w:lang w:val="en-US"/>
+        </w:rPr>
+        <w:t>(</w:t>
+      </w:r>
+      <w:proofErr w:type="gramStart"/>
+      <w:r>
+        <w:rPr>
+          <w:sz w:val="24"/>
+          <w:szCs w:val="24"/>
+          <w:lang w:val="en-US"/>
+        </w:rPr>
+        <w:t>initialValue,growthRate</w:t>
+      </w:r>
+      <w:proofErr w:type="gramEnd"/>
+      <w:r>
+        <w:rPr>
+          <w:sz w:val="24"/>
+          <w:szCs w:val="24"/>
+          <w:lang w:val="en-US"/>
+        </w:rPr>
+        <w:t>,year-1)*(1+growthRate);</w:t>
+      </w:r>
+    </w:p>
+    <w:p>
+      <w:pPr>
+        <w:rPr>
+          <w:sz w:val="24"/>
+          <w:szCs w:val="24"/>
+          <w:lang w:val="en-US"/>
+        </w:rPr>
+      </w:pPr>
+      <w:r>
+        <w:rPr>
+          <w:sz w:val="24"/>
+          <w:szCs w:val="24"/>
+          <w:lang w:val="en-US"/>
+        </w:rPr>
+        <w:t xml:space="preserve">        </w:t>
+      </w:r>
+    </w:p>
+    <w:p>
+      <w:pPr>
+        <w:rPr>
+          <w:sz w:val="24"/>
+          <w:szCs w:val="24"/>
+          <w:lang w:val="en-US"/>
+        </w:rPr>
+      </w:pPr>
+      <w:r>
+        <w:rPr>
+          <w:sz w:val="24"/>
+          <w:szCs w:val="24"/>
+          <w:lang w:val="en-US"/>
+        </w:rPr>
+        <w:t xml:space="preserve">    }</w:t>
+      </w:r>
+    </w:p>
+    <w:p>
+      <w:pPr>
+        <w:rPr>
+          <w:sz w:val="24"/>
+          <w:szCs w:val="24"/>
+          <w:lang w:val="en-US"/>
+        </w:rPr>
+      </w:pPr>
+      <w:r>
+        <w:rPr>
+          <w:sz w:val="24"/>
+          <w:szCs w:val="24"/>
+          <w:lang w:val="en-US"/>
+        </w:rPr>
+        <w:t xml:space="preserve">    public static void </w:t>
+      </w:r>
+      <w:proofErr w:type="gramStart"/>
+      <w:r>
+        <w:rPr>
+          <w:sz w:val="24"/>
+          <w:szCs w:val="24"/>
+          <w:lang w:val="en-US"/>
+        </w:rPr>
+        <w:t>main(</w:t>
+      </w:r>
+      <w:proofErr w:type="gramEnd"/>
+      <w:r>
+        <w:rPr>
+          <w:sz w:val="24"/>
+          <w:szCs w:val="24"/>
+          <w:lang w:val="en-US"/>
+        </w:rPr>
+        <w:t xml:space="preserve">String </w:t>
+      </w:r>
+      <w:proofErr w:type="spellStart"/>
+      <w:r>
+        <w:rPr>
+          <w:sz w:val="24"/>
+          <w:szCs w:val="24"/>
+          <w:lang w:val="en-US"/>
+        </w:rPr>
+        <w:t>args</w:t>
+      </w:r>
+      <w:proofErr w:type="spellEnd"/>
+      <w:r>
+        <w:rPr>
+          <w:sz w:val="24"/>
+          <w:szCs w:val="24"/>
+          <w:lang w:val="en-US"/>
+        </w:rPr>
+        <w:t>[]){</w:t>
+      </w:r>
+    </w:p>
+    <w:p>
+      <w:pPr>
+        <w:rPr>
+          <w:sz w:val="24"/>
+          <w:szCs w:val="24"/>
+          <w:lang w:val="en-US"/>
+        </w:rPr>
+      </w:pPr>
+      <w:r>
+        <w:rPr>
+          <w:sz w:val="24"/>
+          <w:szCs w:val="24"/>
+          <w:lang w:val="en-US"/>
+        </w:rPr>
+        <w:t xml:space="preserve">        double </w:t>
+      </w:r>
+      <w:proofErr w:type="spellStart"/>
+      <w:r>
+        <w:rPr>
+          <w:sz w:val="24"/>
+          <w:szCs w:val="24"/>
+          <w:lang w:val="en-US"/>
+        </w:rPr>
+        <w:t>initialValue</w:t>
+      </w:r>
+      <w:proofErr w:type="spellEnd"/>
+      <w:r>
+        <w:rPr>
+          <w:sz w:val="24"/>
+          <w:szCs w:val="24"/>
+          <w:lang w:val="en-US"/>
+        </w:rPr>
+        <w:t>=10000.0;</w:t>
+      </w:r>
+    </w:p>
+    <w:p>
+      <w:pPr>
+        <w:rPr>
+          <w:sz w:val="24"/>
+          <w:szCs w:val="24"/>
+          <w:lang w:val="en-US"/>
+        </w:rPr>
+      </w:pPr>
+      <w:r>
+        <w:rPr>
+          <w:sz w:val="24"/>
+          <w:szCs w:val="24"/>
+          <w:lang w:val="en-US"/>
+        </w:rPr>
+        <w:t xml:space="preserve">        double </w:t>
+      </w:r>
+      <w:proofErr w:type="spellStart"/>
+      <w:r>
+        <w:rPr>
+          <w:sz w:val="24"/>
+          <w:szCs w:val="24"/>
+          <w:lang w:val="en-US"/>
+        </w:rPr>
+        <w:t>growthRate</w:t>
+      </w:r>
+      <w:proofErr w:type="spellEnd"/>
+      <w:r>
+        <w:rPr>
+          <w:sz w:val="24"/>
+          <w:szCs w:val="24"/>
+          <w:lang w:val="en-US"/>
+        </w:rPr>
+        <w:t>=0.10;</w:t>
+      </w:r>
+    </w:p>
+    <w:p>
+      <w:pPr>
+        <w:rPr>
+          <w:sz w:val="24"/>
+          <w:szCs w:val="24"/>
+          <w:lang w:val="en-US"/>
+        </w:rPr>
+      </w:pPr>
+      <w:r>
+        <w:rPr>
+          <w:sz w:val="24"/>
+          <w:szCs w:val="24"/>
+          <w:lang w:val="en-US"/>
+        </w:rPr>
+        <w:t xml:space="preserve">        int year=5;</w:t>
+      </w:r>
+    </w:p>
+    <w:p>
+      <w:pPr>
+        <w:rPr>
+          <w:sz w:val="24"/>
+          <w:szCs w:val="24"/>
+          <w:lang w:val="en-US"/>
+        </w:rPr>
+      </w:pPr>
+      <w:r>
+        <w:rPr>
+          <w:sz w:val="24"/>
+          <w:szCs w:val="24"/>
+          <w:lang w:val="en-US"/>
+        </w:rPr>
+        <w:t xml:space="preserve">        double </w:t>
+      </w:r>
+      <w:proofErr w:type="spellStart"/>
+      <w:r>
+        <w:rPr>
+          <w:sz w:val="24"/>
+          <w:szCs w:val="24"/>
+          <w:lang w:val="en-US"/>
+        </w:rPr>
+        <w:t>futureValue</w:t>
+      </w:r>
+      <w:proofErr w:type="spellEnd"/>
+      <w:r>
+        <w:rPr>
+          <w:sz w:val="24"/>
+          <w:szCs w:val="24"/>
+          <w:lang w:val="en-US"/>
+        </w:rPr>
+        <w:t xml:space="preserve"> = </w:t>
+      </w:r>
+      <w:proofErr w:type="spellStart"/>
+      <w:proofErr w:type="gramStart"/>
+      <w:r>
+        <w:rPr>
+          <w:sz w:val="24"/>
+          <w:szCs w:val="24"/>
+          <w:lang w:val="en-US"/>
+        </w:rPr>
+        <w:t>forecastValue</w:t>
+      </w:r>
+      <w:proofErr w:type="spellEnd"/>
+      <w:r>
+        <w:rPr>
+          <w:sz w:val="24"/>
+          <w:szCs w:val="24"/>
+          <w:lang w:val="en-US"/>
+        </w:rPr>
+        <w:t>(</w:t>
+      </w:r>
+      <w:proofErr w:type="spellStart"/>
+      <w:proofErr w:type="gramEnd"/>
+      <w:r>
+        <w:rPr>
+          <w:sz w:val="24"/>
+          <w:szCs w:val="24"/>
+          <w:lang w:val="en-US"/>
+        </w:rPr>
+        <w:t>initialValue</w:t>
+      </w:r>
+      <w:proofErr w:type="spellEnd"/>
+      <w:r>
+        <w:rPr>
+          <w:sz w:val="24"/>
+          <w:szCs w:val="24"/>
+          <w:lang w:val="en-US"/>
+        </w:rPr>
+        <w:t xml:space="preserve">, </w:t>
+      </w:r>
+      <w:proofErr w:type="spellStart"/>
+      <w:r>
+        <w:rPr>
+          <w:sz w:val="24"/>
+          <w:szCs w:val="24"/>
+          <w:lang w:val="en-US"/>
+        </w:rPr>
+        <w:t>growthRate</w:t>
+      </w:r>
+      <w:proofErr w:type="spellEnd"/>
+      <w:r>
+        <w:rPr>
+          <w:sz w:val="24"/>
+          <w:szCs w:val="24"/>
+          <w:lang w:val="en-US"/>
+        </w:rPr>
+        <w:t>, year);</w:t>
+      </w:r>
+    </w:p>
+    <w:p>
+      <w:pPr>
+        <w:rPr>
+          <w:sz w:val="24"/>
+          <w:szCs w:val="24"/>
+          <w:lang w:val="en-US"/>
+        </w:rPr>
+      </w:pPr>
+    </w:p>
+    <w:p>
+      <w:pPr>
+        <w:rPr>
+          <w:sz w:val="24"/>
+          <w:szCs w:val="24"/>
+          <w:lang w:val="en-US"/>
+        </w:rPr>
+      </w:pPr>
+      <w:r>
+        <w:rPr>
+          <w:sz w:val="24"/>
+          <w:szCs w:val="24"/>
+          <w:lang w:val="en-US"/>
+        </w:rPr>
+        <w:t xml:space="preserve">        </w:t>
+      </w:r>
+      <w:proofErr w:type="spellStart"/>
+      <w:r>
+        <w:rPr>
+          <w:sz w:val="24"/>
+          <w:szCs w:val="24"/>
+          <w:lang w:val="en-US"/>
+        </w:rPr>
+        <w:t>System.out.println</w:t>
+      </w:r>
+      <w:proofErr w:type="spellEnd"/>
+      <w:r>
+        <w:rPr>
+          <w:sz w:val="24"/>
+          <w:szCs w:val="24"/>
+          <w:lang w:val="en-US"/>
+        </w:rPr>
+        <w:t xml:space="preserve">("Initial Value: " + </w:t>
+      </w:r>
+      <w:proofErr w:type="spellStart"/>
+      <w:r>
+        <w:rPr>
+          <w:sz w:val="24"/>
+          <w:szCs w:val="24"/>
+          <w:lang w:val="en-US"/>
+        </w:rPr>
+        <w:t>initialValue</w:t>
+      </w:r>
+      <w:proofErr w:type="spellEnd"/>
+      <w:r>
+        <w:rPr>
+          <w:sz w:val="24"/>
+          <w:szCs w:val="24"/>
+          <w:lang w:val="en-US"/>
+        </w:rPr>
+        <w:t>);</w:t>
+      </w:r>
+    </w:p>
+    <w:p>
+      <w:pPr>
+        <w:rPr>
+          <w:sz w:val="24"/>
+          <w:szCs w:val="24"/>
+          <w:lang w:val="en-US"/>
+        </w:rPr>
+      </w:pPr>
+      <w:r>
+        <w:rPr>
+          <w:sz w:val="24"/>
+          <w:szCs w:val="24"/>
+          <w:lang w:val="en-US"/>
+        </w:rPr>
+        <w:t xml:space="preserve">        </w:t>
+      </w:r>
+      <w:proofErr w:type="spellStart"/>
+      <w:r>
+        <w:rPr>
+          <w:sz w:val="24"/>
+          <w:szCs w:val="24"/>
+          <w:lang w:val="en-US"/>
+        </w:rPr>
+        <w:t>System.out.println</w:t>
+      </w:r>
+      <w:proofErr w:type="spellEnd"/>
+      <w:r>
+        <w:rPr>
+          <w:sz w:val="24"/>
+          <w:szCs w:val="24"/>
+          <w:lang w:val="en-US"/>
+        </w:rPr>
+        <w:t>("Growth Rate: " + (</w:t>
+      </w:r>
+      <w:proofErr w:type="spellStart"/>
+      <w:r>
+        <w:rPr>
+          <w:sz w:val="24"/>
+          <w:szCs w:val="24"/>
+          <w:lang w:val="en-US"/>
+        </w:rPr>
+        <w:t>growthRate</w:t>
+      </w:r>
+      <w:proofErr w:type="spellEnd"/>
+      <w:r>
+        <w:rPr>
+          <w:sz w:val="24"/>
+          <w:szCs w:val="24"/>
+          <w:lang w:val="en-US"/>
+        </w:rPr>
+        <w:t xml:space="preserve"> * 100) + "%");</w:t>
+      </w:r>
+    </w:p>
+    <w:p>
+      <w:pPr>
+        <w:rPr>
+          <w:sz w:val="24"/>
+          <w:szCs w:val="24"/>
+          <w:lang w:val="en-US"/>
+        </w:rPr>
+      </w:pPr>
+      <w:r>
+        <w:rPr>
+          <w:sz w:val="24"/>
+          <w:szCs w:val="24"/>
+          <w:lang w:val="en-US"/>
+        </w:rPr>
+        <w:t xml:space="preserve">        </w:t>
+      </w:r>
+      <w:proofErr w:type="spellStart"/>
+      <w:r>
+        <w:rPr>
+          <w:sz w:val="24"/>
+          <w:szCs w:val="24"/>
+          <w:lang w:val="en-US"/>
+        </w:rPr>
+        <w:t>System.out.println</w:t>
+      </w:r>
+      <w:proofErr w:type="spellEnd"/>
+      <w:r>
+        <w:rPr>
+          <w:sz w:val="24"/>
+          <w:szCs w:val="24"/>
+          <w:lang w:val="en-US"/>
+        </w:rPr>
+        <w:t>("Years: " + year);</w:t>
+      </w:r>
+    </w:p>
+    <w:p>
+      <w:pPr>
+        <w:rPr>
+          <w:sz w:val="24"/>
+          <w:szCs w:val="24"/>
+          <w:lang w:val="en-US"/>
+        </w:rPr>
+      </w:pPr>
+      <w:r>
+        <w:rPr>
+          <w:sz w:val="24"/>
+          <w:szCs w:val="24"/>
+          <w:lang w:val="en-US"/>
+        </w:rPr>
+        <w:lastRenderedPageBreak/>
+        <w:t xml:space="preserve">        </w:t>
+      </w:r>
+      <w:proofErr w:type="spellStart"/>
+      <w:r>
+        <w:rPr>
+          <w:sz w:val="24"/>
+          <w:szCs w:val="24"/>
+          <w:lang w:val="en-US"/>
+        </w:rPr>
+        <w:t>System.out.println</w:t>
+      </w:r>
+      <w:proofErr w:type="spellEnd"/>
+      <w:r>
+        <w:rPr>
+          <w:sz w:val="24"/>
+          <w:szCs w:val="24"/>
+          <w:lang w:val="en-US"/>
+        </w:rPr>
+        <w:t xml:space="preserve">("Predicted Future Value: " + </w:t>
+      </w:r>
+      <w:proofErr w:type="spellStart"/>
+      <w:r>
+        <w:rPr>
+          <w:sz w:val="24"/>
+          <w:szCs w:val="24"/>
+          <w:lang w:val="en-US"/>
+        </w:rPr>
+        <w:t>futureValue</w:t>
+      </w:r>
+      <w:proofErr w:type="spellEnd"/>
+      <w:r>
+        <w:rPr>
+          <w:sz w:val="24"/>
+          <w:szCs w:val="24"/>
+          <w:lang w:val="en-US"/>
+        </w:rPr>
+        <w:t>);</w:t>
+      </w:r>
+    </w:p>
+    <w:p>
+      <w:pPr>
+        <w:rPr>
+          <w:sz w:val="24"/>
+          <w:szCs w:val="24"/>
+          <w:lang w:val="en-US"/>
+        </w:rPr>
+      </w:pPr>
+      <w:r>
+        <w:rPr>
+          <w:sz w:val="24"/>
+          <w:szCs w:val="24"/>
+          <w:lang w:val="en-US"/>
+        </w:rPr>
+        <w:t xml:space="preserve">    }</w:t>
+      </w:r>
+    </w:p>
+    <w:p>
+      <w:pPr>
+        <w:rPr>
+          <w:sz w:val="24"/>
+          <w:szCs w:val="24"/>
+          <w:lang w:val="en-US"/>
+        </w:rPr>
+      </w:pPr>
+    </w:p>
+    <w:p>
+      <w:pPr>
+        <w:rPr>
+          <w:sz w:val="24"/>
+          <w:szCs w:val="24"/>
+          <w:lang w:val="en-US"/>
+        </w:rPr>
+      </w:pPr>
+      <w:r>
+        <w:rPr>
+          <w:sz w:val="24"/>
+          <w:szCs w:val="24"/>
+          <w:lang w:val="en-US"/>
+        </w:rPr>
+        <w:t>}</w:t>
+      </w:r>
+    </w:p>
+    <w:p>
+      <w:pPr>
+        <w:rPr>
+          <w:sz w:val="24"/>
+          <w:szCs w:val="24"/>
+          <w:lang w:val="en-US"/>
+        </w:rPr>
+      </w:pPr>
+    </w:p>
+    <w:p>
+      <w:pPr>
+        <w:rPr>
+          <w:b/>
+          <w:bCs/>
+          <w:sz w:val="24"/>
+          <w:szCs w:val="24"/>
+          <w:lang w:val="en-US"/>
+        </w:rPr>
+      </w:pPr>
+      <w:r>
+        <w:rPr>
+          <w:b/>
+          <w:bCs/>
+          <w:sz w:val="24"/>
+          <w:szCs w:val="24"/>
+          <w:lang w:val="en-US"/>
+        </w:rPr>
+        <w:t>OUTPUT:</w:t>
+      </w:r>
+    </w:p>
+    <w:p>
+      <w:pPr>
+        <w:rPr>
+          <w:b/>
+          <w:bCs/>
+          <w:sz w:val="24"/>
+          <w:szCs w:val="24"/>
+          <w:lang w:val="en-US"/>
+        </w:rPr>
+      </w:pPr>
+      <w:r>
+        <w:rPr>
+          <w:b/>
+          <w:bCs/>
+          <w:noProof/>
+          <w:sz w:val="24"/>
+          <w:szCs w:val="24"/>
+          <w:lang w:val="en-US"/>
+        </w:rPr>
+        <w:drawing>
+          <wp:inline distT="0" distB="0" distL="0" distR="0" wp14:anchorId="4446C968" wp14:editId="7F67E666">
+            <wp:extent cx="3911801" cy="1816193"/>
+            <wp:effectExtent l="0" t="0" r="0" b="0"/>
+            <wp:docPr id="5" name="Picture 5"/>
+            <wp:cNvGraphicFramePr>
+              <a:graphicFrameLocks xmlns:a="http://schemas.openxmlformats.org/drawingml/2006/main" noChangeAspect="1"/>
+            </wp:cNvGraphicFramePr>
+            <a:graphic xmlns:a="http://schemas.openxmlformats.org/drawingml/2006/main">
+              <a:graphicData uri="http://schemas.openxmlformats.org/drawingml/2006/picture">
+                <pic:pic xmlns:pic="http://schemas.openxmlformats.org/drawingml/2006/picture">
+                  <pic:nvPicPr>
+                    <pic:cNvPr id="5" name="Picture 5"/>
+                    <pic:cNvPicPr/>
+                  </pic:nvPicPr>
+                  <pic:blipFill>
+                    <a:blip r:embed="rId8">
+                      <a:extLst>
+                        <a:ext uri="{28A0092B-C50C-407E-A947-70E740481C1C}">
+                          <a14:useLocalDpi xmlns:a14="http://schemas.microsoft.com/office/drawing/2010/main" val="0"/>
+                        </a:ext>
+                      </a:extLst>
+                    </a:blip>
+                    <a:stretch>
+                      <a:fillRect/>
+                    </a:stretch>
+                  </pic:blipFill>
+                  <pic:spPr>
+                    <a:xfrm>
+                      <a:off x="0" y="0"/>
+                      <a:ext cx="3911801" cy="1816193"/>
                     </a:xfrm>
                     <a:prstGeom prst="rect">
                       <a:avLst/>

--- a/WEEK1_MANDATORY_HANDSON.docx
+++ b/WEEK1_MANDATORY_HANDSON.docx
@@ -652,7 +652,7 @@
                     <pic:cNvPicPr/>
                   </pic:nvPicPr>
                   <pic:blipFill>
-                    <a:blip r:embed="rId4">
+                    <a:blip r:embed="rId5">
                       <a:extLst>
                         <a:ext uri="{28A0092B-C50C-407E-A947-70E740481C1C}">
                           <a14:useLocalDpi xmlns:a14="http://schemas.microsoft.com/office/drawing/2010/main" val="0"/>
@@ -1856,7 +1856,7 @@
                     <pic:cNvPicPr/>
                   </pic:nvPicPr>
                   <pic:blipFill>
-                    <a:blip r:embed="rId5">
+                    <a:blip r:embed="rId6">
                       <a:extLst>
                         <a:ext uri="{28A0092B-C50C-407E-A947-70E740481C1C}">
                           <a14:useLocalDpi xmlns:a14="http://schemas.microsoft.com/office/drawing/2010/main" val="0"/>
@@ -3067,7 +3067,7 @@
                     <pic:cNvPicPr/>
                   </pic:nvPicPr>
                   <pic:blipFill>
-                    <a:blip r:embed="rId6">
+                    <a:blip r:embed="rId7">
                       <a:extLst>
                         <a:ext uri="{28A0092B-C50C-407E-A947-70E740481C1C}">
                           <a14:useLocalDpi xmlns:a14="http://schemas.microsoft.com/office/drawing/2010/main" val="0"/>
@@ -3130,7 +3130,7 @@
                     <pic:cNvPicPr/>
                   </pic:nvPicPr>
                   <pic:blipFill rotWithShape="1">
-                    <a:blip r:embed="rId7">
+                    <a:blip r:embed="rId8">
                       <a:extLst>
                         <a:ext uri="{28A0092B-C50C-407E-A947-70E740481C1C}">
                           <a14:useLocalDpi xmlns:a14="http://schemas.microsoft.com/office/drawing/2010/main" val="0"/>
@@ -4131,7 +4131,7 @@
                     <pic:cNvPicPr/>
                   </pic:nvPicPr>
                   <pic:blipFill>
-                    <a:blip r:embed="rId8">
+                    <a:blip r:embed="rId9">
                       <a:extLst>
                         <a:ext uri="{28A0092B-C50C-407E-A947-70E740481C1C}">
                           <a14:useLocalDpi xmlns:a14="http://schemas.microsoft.com/office/drawing/2010/main" val="0"/>
@@ -4158,6 +4158,2162 @@
         </w:drawing>
       </w:r>
     </w:p>
+    <w:p>
+      <w:pPr>
+        <w:rPr>
+          <w:b/>
+          <w:bCs/>
+          <w:sz w:val="24"/>
+          <w:szCs w:val="24"/>
+          <w:lang w:val="en-US"/>
+        </w:rPr>
+      </w:pPr>
+    </w:p>
+    <w:p>
+      <w:pPr>
+        <w:rPr>
+          <w:b/>
+          <w:bCs/>
+          <w:sz w:val="40"/>
+          <w:szCs w:val="40"/>
+          <w:lang w:val="en-US"/>
+        </w:rPr>
+      </w:pPr>
+      <w:r>
+        <w:rPr>
+          <w:b/>
+          <w:bCs/>
+          <w:sz w:val="40"/>
+          <w:szCs w:val="40"/>
+          <w:lang w:val="en-US"/>
+        </w:rPr>
+        <w:t xml:space="preserve">           PL/SQL PROGRAMMING:</w:t>
+      </w:r>
+    </w:p>
+    <w:p>
+      <w:pPr>
+        <w:rPr>
+          <w:b/>
+          <w:bCs/>
+          <w:sz w:val="40"/>
+          <w:szCs w:val="40"/>
+          <w:lang w:val="en-US"/>
+        </w:rPr>
+      </w:pPr>
+    </w:p>
+    <w:p>
+      <w:pPr>
+        <w:spacing w:after="0"/>
+        <w:rPr>
+          <w:b/>
+          <w:bCs/>
+          <w:sz w:val="28"/>
+          <w:szCs w:val="28"/>
+        </w:rPr>
+      </w:pPr>
+      <w:r>
+        <w:rPr>
+          <w:b/>
+          <w:bCs/>
+          <w:sz w:val="28"/>
+          <w:szCs w:val="28"/>
+        </w:rPr>
+        <w:t>Exercise 1: Control Structures</w:t>
+      </w:r>
+    </w:p>
+    <w:p>
+      <w:pPr>
+        <w:spacing w:after="0"/>
+        <w:rPr>
+          <w:b/>
+          <w:bCs/>
+        </w:rPr>
+      </w:pPr>
+    </w:p>
+    <w:p>
+      <w:pPr>
+        <w:spacing w:after="0"/>
+        <w:ind w:left="720"/>
+      </w:pPr>
+      <w:r>
+        <w:rPr>
+          <w:b/>
+          <w:bCs/>
+          <w:sz w:val="24"/>
+          <w:szCs w:val="24"/>
+        </w:rPr>
+        <w:t>Scenario 1:</w:t>
+      </w:r>
+      <w:r>
+        <w:t xml:space="preserve"> The bank wants to apply a discount to loan interest rates for customers above 60 years old.</w:t>
+      </w:r>
+    </w:p>
+    <w:p>
+      <w:pPr>
+        <w:numPr>
+          <w:ilvl w:val="1"/>
+          <w:numId w:val="1"/>
+        </w:numPr>
+        <w:spacing w:after="0" w:line="256" w:lineRule="auto"/>
+      </w:pPr>
+      <w:r>
+        <w:rPr>
+          <w:b/>
+          <w:bCs/>
+        </w:rPr>
+        <w:t>Question:</w:t>
+      </w:r>
+      <w:r>
+        <w:t xml:space="preserve"> Write a PL/SQL block that loops through all customers, checks their age, and if they are above 60, apply a 1% discount to their current loan interest rates.</w:t>
+      </w:r>
+    </w:p>
+    <w:p>
+      <w:pPr>
+        <w:spacing w:after="0" w:line="256" w:lineRule="auto"/>
+        <w:ind w:left="1440"/>
+      </w:pPr>
+    </w:p>
+    <w:p>
+      <w:pPr>
+        <w:rPr>
+          <w:b/>
+          <w:bCs/>
+          <w:lang w:val="en-US"/>
+        </w:rPr>
+      </w:pPr>
+      <w:r>
+        <w:rPr>
+          <w:b/>
+          <w:bCs/>
+          <w:lang w:val="en-US"/>
+        </w:rPr>
+        <w:t>CODE IMPLEMENTATION:</w:t>
+      </w:r>
+    </w:p>
+    <w:p>
+      <w:pPr>
+        <w:rPr>
+          <w:lang w:val="en-US"/>
+        </w:rPr>
+      </w:pPr>
+      <w:r>
+        <w:rPr>
+          <w:lang w:val="en-US"/>
+        </w:rPr>
+        <w:t>BEGIN</w:t>
+      </w:r>
+    </w:p>
+    <w:p>
+      <w:pPr>
+        <w:rPr>
+          <w:lang w:val="en-US"/>
+        </w:rPr>
+      </w:pPr>
+      <w:r>
+        <w:rPr>
+          <w:lang w:val="en-US"/>
+        </w:rPr>
+        <w:t xml:space="preserve">    FOR </w:t>
+      </w:r>
+      <w:proofErr w:type="spellStart"/>
+      <w:r>
+        <w:rPr>
+          <w:lang w:val="en-US"/>
+        </w:rPr>
+        <w:t>cust_rec</w:t>
+      </w:r>
+      <w:proofErr w:type="spellEnd"/>
+      <w:r>
+        <w:rPr>
+          <w:lang w:val="en-US"/>
+        </w:rPr>
+        <w:t xml:space="preserve"> </w:t>
+      </w:r>
+      <w:proofErr w:type="gramStart"/>
+      <w:r>
+        <w:rPr>
+          <w:lang w:val="en-US"/>
+        </w:rPr>
+        <w:t>IN(</w:t>
+      </w:r>
+      <w:proofErr w:type="gramEnd"/>
+    </w:p>
+    <w:p>
+      <w:pPr>
+        <w:rPr>
+          <w:lang w:val="en-US"/>
+        </w:rPr>
+      </w:pPr>
+      <w:r>
+        <w:rPr>
+          <w:lang w:val="en-US"/>
+        </w:rPr>
+        <w:t xml:space="preserve">       SELECT </w:t>
+      </w:r>
+      <w:proofErr w:type="spellStart"/>
+      <w:proofErr w:type="gramStart"/>
+      <w:r>
+        <w:rPr>
+          <w:lang w:val="en-US"/>
+        </w:rPr>
+        <w:t>c.CustomerID</w:t>
+      </w:r>
+      <w:proofErr w:type="gramEnd"/>
+      <w:r>
+        <w:rPr>
+          <w:lang w:val="en-US"/>
+        </w:rPr>
+        <w:t>,c.DOB,l.loanID,l.InterestRate</w:t>
+      </w:r>
+      <w:proofErr w:type="spellEnd"/>
+    </w:p>
+    <w:p>
+      <w:pPr>
+        <w:rPr>
+          <w:lang w:val="en-US"/>
+        </w:rPr>
+      </w:pPr>
+      <w:r>
+        <w:rPr>
+          <w:lang w:val="en-US"/>
+        </w:rPr>
+        <w:t xml:space="preserve">       FROM Customers c</w:t>
+      </w:r>
+    </w:p>
+    <w:p>
+      <w:pPr>
+        <w:rPr>
+          <w:lang w:val="en-US"/>
+        </w:rPr>
+      </w:pPr>
+      <w:r>
+        <w:rPr>
+          <w:lang w:val="en-US"/>
+        </w:rPr>
+        <w:t xml:space="preserve">       JOIN Loans l ON </w:t>
+      </w:r>
+      <w:proofErr w:type="spellStart"/>
+      <w:proofErr w:type="gramStart"/>
+      <w:r>
+        <w:rPr>
+          <w:lang w:val="en-US"/>
+        </w:rPr>
+        <w:t>c.CustomerID</w:t>
+      </w:r>
+      <w:proofErr w:type="spellEnd"/>
+      <w:r>
+        <w:rPr>
+          <w:lang w:val="en-US"/>
+        </w:rPr>
+        <w:t>=</w:t>
+      </w:r>
+      <w:proofErr w:type="spellStart"/>
+      <w:r>
+        <w:rPr>
+          <w:lang w:val="en-US"/>
+        </w:rPr>
+        <w:t>l.CustomerID</w:t>
+      </w:r>
+      <w:proofErr w:type="spellEnd"/>
+      <w:proofErr w:type="gramEnd"/>
+      <w:r>
+        <w:rPr>
+          <w:lang w:val="en-US"/>
+        </w:rPr>
+        <w:t>)</w:t>
+      </w:r>
+    </w:p>
+    <w:p>
+      <w:pPr>
+        <w:rPr>
+          <w:lang w:val="en-US"/>
+        </w:rPr>
+      </w:pPr>
+      <w:r>
+        <w:rPr>
+          <w:lang w:val="en-US"/>
+        </w:rPr>
+        <w:t xml:space="preserve">    LOOP</w:t>
+      </w:r>
+    </w:p>
+    <w:p>
+      <w:pPr>
+        <w:rPr>
+          <w:lang w:val="en-US"/>
+        </w:rPr>
+      </w:pPr>
+      <w:r>
+        <w:rPr>
+          <w:lang w:val="en-US"/>
+        </w:rPr>
+        <w:t xml:space="preserve">       IF MONTHS_BETWEEN(</w:t>
+      </w:r>
+      <w:proofErr w:type="spellStart"/>
+      <w:proofErr w:type="gramStart"/>
+      <w:r>
+        <w:rPr>
+          <w:lang w:val="en-US"/>
+        </w:rPr>
+        <w:t>SYSDATE,cust_rec.DOB</w:t>
+      </w:r>
+      <w:proofErr w:type="spellEnd"/>
+      <w:proofErr w:type="gramEnd"/>
+      <w:r>
+        <w:rPr>
+          <w:lang w:val="en-US"/>
+        </w:rPr>
+        <w:t>)/12&gt;60 THEN</w:t>
+      </w:r>
+    </w:p>
+    <w:p>
+      <w:pPr>
+        <w:rPr>
+          <w:lang w:val="en-US"/>
+        </w:rPr>
+      </w:pPr>
+      <w:r>
+        <w:rPr>
+          <w:lang w:val="en-US"/>
+        </w:rPr>
+        <w:t xml:space="preserve">           UPDATE Loans</w:t>
+      </w:r>
+    </w:p>
+    <w:p>
+      <w:pPr>
+        <w:rPr>
+          <w:lang w:val="en-US"/>
+        </w:rPr>
+      </w:pPr>
+      <w:r>
+        <w:rPr>
+          <w:lang w:val="en-US"/>
+        </w:rPr>
+        <w:lastRenderedPageBreak/>
+        <w:t xml:space="preserve">           SET </w:t>
+      </w:r>
+      <w:proofErr w:type="spellStart"/>
+      <w:r>
+        <w:rPr>
+          <w:lang w:val="en-US"/>
+        </w:rPr>
+        <w:t>InterestRate</w:t>
+      </w:r>
+      <w:proofErr w:type="spellEnd"/>
+      <w:r>
+        <w:rPr>
+          <w:lang w:val="en-US"/>
+        </w:rPr>
+        <w:t>=InterestRate-1</w:t>
+      </w:r>
+    </w:p>
+    <w:p>
+      <w:pPr>
+        <w:rPr>
+          <w:lang w:val="en-US"/>
+        </w:rPr>
+      </w:pPr>
+      <w:r>
+        <w:rPr>
+          <w:lang w:val="en-US"/>
+        </w:rPr>
+        <w:t xml:space="preserve">           WHERE </w:t>
+      </w:r>
+      <w:proofErr w:type="spellStart"/>
+      <w:r>
+        <w:rPr>
+          <w:lang w:val="en-US"/>
+        </w:rPr>
+        <w:t>LoanID</w:t>
+      </w:r>
+      <w:proofErr w:type="spellEnd"/>
+      <w:r>
+        <w:rPr>
+          <w:lang w:val="en-US"/>
+        </w:rPr>
+        <w:t>=</w:t>
+      </w:r>
+      <w:proofErr w:type="spellStart"/>
+      <w:r>
+        <w:rPr>
+          <w:lang w:val="en-US"/>
+        </w:rPr>
+        <w:t>cust_</w:t>
+      </w:r>
+      <w:proofErr w:type="gramStart"/>
+      <w:r>
+        <w:rPr>
+          <w:lang w:val="en-US"/>
+        </w:rPr>
+        <w:t>rec.LoanID</w:t>
+      </w:r>
+      <w:proofErr w:type="spellEnd"/>
+      <w:proofErr w:type="gramEnd"/>
+      <w:r>
+        <w:rPr>
+          <w:lang w:val="en-US"/>
+        </w:rPr>
+        <w:t>;</w:t>
+      </w:r>
+    </w:p>
+    <w:p>
+      <w:pPr>
+        <w:rPr>
+          <w:lang w:val="en-US"/>
+        </w:rPr>
+      </w:pPr>
+      <w:r>
+        <w:rPr>
+          <w:lang w:val="en-US"/>
+        </w:rPr>
+        <w:t xml:space="preserve">        END IF;</w:t>
+      </w:r>
+    </w:p>
+    <w:p>
+      <w:pPr>
+        <w:rPr>
+          <w:lang w:val="en-US"/>
+        </w:rPr>
+      </w:pPr>
+      <w:r>
+        <w:rPr>
+          <w:lang w:val="en-US"/>
+        </w:rPr>
+        <w:t xml:space="preserve">    END LOOP;</w:t>
+      </w:r>
+    </w:p>
+    <w:p>
+      <w:pPr>
+        <w:rPr>
+          <w:lang w:val="en-US"/>
+        </w:rPr>
+      </w:pPr>
+      <w:r>
+        <w:rPr>
+          <w:lang w:val="en-US"/>
+        </w:rPr>
+        <w:t xml:space="preserve">    </w:t>
+      </w:r>
+    </w:p>
+    <w:p>
+      <w:pPr>
+        <w:rPr>
+          <w:lang w:val="en-US"/>
+        </w:rPr>
+      </w:pPr>
+      <w:r>
+        <w:rPr>
+          <w:lang w:val="en-US"/>
+        </w:rPr>
+        <w:t xml:space="preserve">    COMMIT;</w:t>
+      </w:r>
+    </w:p>
+    <w:p>
+      <w:pPr>
+        <w:rPr>
+          <w:lang w:val="en-US"/>
+        </w:rPr>
+      </w:pPr>
+      <w:r>
+        <w:rPr>
+          <w:lang w:val="en-US"/>
+        </w:rPr>
+        <w:t>END;</w:t>
+      </w:r>
+    </w:p>
+    <w:p>
+      <w:pPr>
+        <w:rPr>
+          <w:lang w:val="en-US"/>
+        </w:rPr>
+      </w:pPr>
+      <w:r>
+        <w:rPr>
+          <w:lang w:val="en-US"/>
+        </w:rPr>
+        <w:t>/</w:t>
+      </w:r>
+    </w:p>
+    <w:p>
+      <w:pPr>
+        <w:rPr>
+          <w:lang w:val="en-US"/>
+        </w:rPr>
+      </w:pPr>
+    </w:p>
+    <w:p>
+      <w:pPr>
+        <w:spacing w:after="0"/>
+      </w:pPr>
+      <w:r>
+        <w:rPr>
+          <w:b/>
+          <w:bCs/>
+          <w:sz w:val="24"/>
+          <w:szCs w:val="24"/>
+        </w:rPr>
+        <w:t>Scenario 2:</w:t>
+      </w:r>
+      <w:r>
+        <w:t xml:space="preserve"> A customer can be promoted to VIP status based on their balance.</w:t>
+      </w:r>
+    </w:p>
+    <w:p>
+      <w:pPr>
+        <w:pStyle w:val="ListParagraph"/>
+        <w:numPr>
+          <w:ilvl w:val="0"/>
+          <w:numId w:val="2"/>
+        </w:numPr>
+        <w:spacing w:after="0" w:line="256" w:lineRule="auto"/>
+      </w:pPr>
+      <w:r>
+        <w:rPr>
+          <w:b/>
+          <w:bCs/>
+        </w:rPr>
+        <w:t>Question:</w:t>
+      </w:r>
+      <w:r>
+        <w:t xml:space="preserve"> Write a PL/SQL block that iterates through all customers and sets a flag </w:t>
+      </w:r>
+      <w:proofErr w:type="spellStart"/>
+      <w:r>
+        <w:t>IsVIP</w:t>
+      </w:r>
+      <w:proofErr w:type="spellEnd"/>
+      <w:r>
+        <w:t xml:space="preserve"> to TRUE for those with a balance over $10,000.</w:t>
+      </w:r>
+    </w:p>
+    <w:p>
+      <w:pPr>
+        <w:spacing w:after="0" w:line="256" w:lineRule="auto"/>
+      </w:pPr>
+    </w:p>
+    <w:p>
+      <w:pPr>
+        <w:spacing w:after="0" w:line="256" w:lineRule="auto"/>
+        <w:rPr>
+          <w:b/>
+          <w:bCs/>
+        </w:rPr>
+      </w:pPr>
+      <w:r>
+        <w:rPr>
+          <w:b/>
+          <w:bCs/>
+        </w:rPr>
+        <w:t>CODE IMPLEMENTATION:</w:t>
+      </w:r>
+    </w:p>
+    <w:p/>
+    <w:p>
+      <w:pPr>
+        <w:rPr>
+          <w:lang w:val="en-US"/>
+        </w:rPr>
+      </w:pPr>
+      <w:r>
+        <w:rPr>
+          <w:lang w:val="en-US"/>
+        </w:rPr>
+        <w:t>BEGIN</w:t>
+      </w:r>
+    </w:p>
+    <w:p>
+      <w:pPr>
+        <w:rPr>
+          <w:lang w:val="en-US"/>
+        </w:rPr>
+      </w:pPr>
+      <w:r>
+        <w:rPr>
+          <w:lang w:val="en-US"/>
+        </w:rPr>
+        <w:t xml:space="preserve">    FOR </w:t>
+      </w:r>
+      <w:proofErr w:type="spellStart"/>
+      <w:r>
+        <w:rPr>
+          <w:lang w:val="en-US"/>
+        </w:rPr>
+        <w:t>cust_rec</w:t>
+      </w:r>
+      <w:proofErr w:type="spellEnd"/>
+      <w:r>
+        <w:rPr>
+          <w:lang w:val="en-US"/>
+        </w:rPr>
+        <w:t xml:space="preserve"> </w:t>
+      </w:r>
+      <w:proofErr w:type="gramStart"/>
+      <w:r>
+        <w:rPr>
+          <w:lang w:val="en-US"/>
+        </w:rPr>
+        <w:t>IN(</w:t>
+      </w:r>
+      <w:proofErr w:type="gramEnd"/>
+    </w:p>
+    <w:p>
+      <w:pPr>
+        <w:rPr>
+          <w:lang w:val="en-US"/>
+        </w:rPr>
+      </w:pPr>
+      <w:r>
+        <w:rPr>
+          <w:lang w:val="en-US"/>
+        </w:rPr>
+        <w:t xml:space="preserve">       SELECT </w:t>
+      </w:r>
+      <w:proofErr w:type="spellStart"/>
+      <w:proofErr w:type="gramStart"/>
+      <w:r>
+        <w:rPr>
+          <w:lang w:val="en-US"/>
+        </w:rPr>
+        <w:t>CustomerID,Balance</w:t>
+      </w:r>
+      <w:proofErr w:type="spellEnd"/>
+      <w:proofErr w:type="gramEnd"/>
+      <w:r>
+        <w:rPr>
+          <w:lang w:val="en-US"/>
+        </w:rPr>
+        <w:t xml:space="preserve"> FROM Customers)</w:t>
+      </w:r>
+    </w:p>
+    <w:p>
+      <w:pPr>
+        <w:rPr>
+          <w:lang w:val="en-US"/>
+        </w:rPr>
+      </w:pPr>
+      <w:r>
+        <w:rPr>
+          <w:lang w:val="en-US"/>
+        </w:rPr>
+        <w:t xml:space="preserve">    LOOP</w:t>
+      </w:r>
+    </w:p>
+    <w:p>
+      <w:pPr>
+        <w:rPr>
+          <w:lang w:val="en-US"/>
+        </w:rPr>
+      </w:pPr>
+      <w:r>
+        <w:rPr>
+          <w:lang w:val="en-US"/>
+        </w:rPr>
+        <w:t xml:space="preserve">        IF </w:t>
+      </w:r>
+      <w:proofErr w:type="spellStart"/>
+      <w:r>
+        <w:rPr>
+          <w:lang w:val="en-US"/>
+        </w:rPr>
+        <w:t>cust_</w:t>
+      </w:r>
+      <w:proofErr w:type="gramStart"/>
+      <w:r>
+        <w:rPr>
+          <w:lang w:val="en-US"/>
+        </w:rPr>
+        <w:t>rec.Balance</w:t>
+      </w:r>
+      <w:proofErr w:type="spellEnd"/>
+      <w:proofErr w:type="gramEnd"/>
+      <w:r>
+        <w:rPr>
+          <w:lang w:val="en-US"/>
+        </w:rPr>
+        <w:t>&gt;10000 then</w:t>
+      </w:r>
+    </w:p>
+    <w:p>
+      <w:pPr>
+        <w:rPr>
+          <w:lang w:val="en-US"/>
+        </w:rPr>
+      </w:pPr>
+      <w:r>
+        <w:rPr>
+          <w:lang w:val="en-US"/>
+        </w:rPr>
+        <w:t xml:space="preserve">           update Customers</w:t>
+      </w:r>
+    </w:p>
+    <w:p>
+      <w:pPr>
+        <w:rPr>
+          <w:lang w:val="en-US"/>
+        </w:rPr>
+      </w:pPr>
+      <w:r>
+        <w:rPr>
+          <w:lang w:val="en-US"/>
+        </w:rPr>
+        <w:t xml:space="preserve">           Set </w:t>
+      </w:r>
+      <w:proofErr w:type="spellStart"/>
+      <w:r>
+        <w:rPr>
+          <w:lang w:val="en-US"/>
+        </w:rPr>
+        <w:t>IsVIP</w:t>
+      </w:r>
+      <w:proofErr w:type="spellEnd"/>
+      <w:r>
+        <w:rPr>
+          <w:lang w:val="en-US"/>
+        </w:rPr>
+        <w:t>='True'</w:t>
+      </w:r>
+    </w:p>
+    <w:p>
+      <w:pPr>
+        <w:rPr>
+          <w:lang w:val="en-US"/>
+        </w:rPr>
+      </w:pPr>
+      <w:r>
+        <w:rPr>
+          <w:lang w:val="en-US"/>
+        </w:rPr>
+        <w:t xml:space="preserve">           where </w:t>
+      </w:r>
+      <w:proofErr w:type="spellStart"/>
+      <w:r>
+        <w:rPr>
+          <w:lang w:val="en-US"/>
+        </w:rPr>
+        <w:t>CustomerID</w:t>
+      </w:r>
+      <w:proofErr w:type="spellEnd"/>
+      <w:r>
+        <w:rPr>
+          <w:lang w:val="en-US"/>
+        </w:rPr>
+        <w:t>=</w:t>
+      </w:r>
+      <w:proofErr w:type="spellStart"/>
+      <w:r>
+        <w:rPr>
+          <w:lang w:val="en-US"/>
+        </w:rPr>
+        <w:t>cust_</w:t>
+      </w:r>
+      <w:proofErr w:type="gramStart"/>
+      <w:r>
+        <w:rPr>
+          <w:lang w:val="en-US"/>
+        </w:rPr>
+        <w:t>rec.CustomerID</w:t>
+      </w:r>
+      <w:proofErr w:type="spellEnd"/>
+      <w:proofErr w:type="gramEnd"/>
+      <w:r>
+        <w:rPr>
+          <w:lang w:val="en-US"/>
+        </w:rPr>
+        <w:t>;</w:t>
+      </w:r>
+    </w:p>
+    <w:p>
+      <w:pPr>
+        <w:rPr>
+          <w:lang w:val="en-US"/>
+        </w:rPr>
+      </w:pPr>
+      <w:r>
+        <w:rPr>
+          <w:lang w:val="en-US"/>
+        </w:rPr>
+        <w:t xml:space="preserve">        END IF;</w:t>
+      </w:r>
+    </w:p>
+    <w:p>
+      <w:pPr>
+        <w:rPr>
+          <w:lang w:val="en-US"/>
+        </w:rPr>
+      </w:pPr>
+      <w:r>
+        <w:rPr>
+          <w:lang w:val="en-US"/>
+        </w:rPr>
+        <w:t xml:space="preserve">    END LOOP;</w:t>
+      </w:r>
+    </w:p>
+    <w:p>
+      <w:pPr>
+        <w:rPr>
+          <w:lang w:val="en-US"/>
+        </w:rPr>
+      </w:pPr>
+      <w:r>
+        <w:rPr>
+          <w:lang w:val="en-US"/>
+        </w:rPr>
+        <w:t xml:space="preserve">    </w:t>
+      </w:r>
+    </w:p>
+    <w:p>
+      <w:pPr>
+        <w:rPr>
+          <w:lang w:val="en-US"/>
+        </w:rPr>
+      </w:pPr>
+      <w:r>
+        <w:rPr>
+          <w:lang w:val="en-US"/>
+        </w:rPr>
+        <w:t xml:space="preserve">    COMMIT;</w:t>
+      </w:r>
+    </w:p>
+    <w:p>
+      <w:pPr>
+        <w:rPr>
+          <w:lang w:val="en-US"/>
+        </w:rPr>
+      </w:pPr>
+      <w:r>
+        <w:rPr>
+          <w:lang w:val="en-US"/>
+        </w:rPr>
+        <w:t>END;</w:t>
+      </w:r>
+    </w:p>
+    <w:p>
+      <w:pPr>
+        <w:rPr>
+          <w:lang w:val="en-US"/>
+        </w:rPr>
+      </w:pPr>
+      <w:r>
+        <w:rPr>
+          <w:lang w:val="en-US"/>
+        </w:rPr>
+        <w:t>/</w:t>
+      </w:r>
+    </w:p>
+    <w:p>
+      <w:pPr>
+        <w:rPr>
+          <w:lang w:val="en-US"/>
+        </w:rPr>
+      </w:pPr>
+    </w:p>
+    <w:p>
+      <w:pPr>
+        <w:spacing w:after="0"/>
+      </w:pPr>
+      <w:r>
+        <w:rPr>
+          <w:b/>
+          <w:bCs/>
+          <w:sz w:val="24"/>
+          <w:szCs w:val="24"/>
+        </w:rPr>
+        <w:t>Scenario 3:</w:t>
+      </w:r>
+      <w:r>
+        <w:t xml:space="preserve"> The bank wants to send reminders to customers whose loans are due within the next 30 days.</w:t>
+      </w:r>
+    </w:p>
+    <w:p>
+      <w:pPr>
+        <w:spacing w:after="0" w:line="256" w:lineRule="auto"/>
+      </w:pPr>
+      <w:r>
+        <w:rPr>
+          <w:b/>
+          <w:bCs/>
+        </w:rPr>
+        <w:t>Question:</w:t>
+      </w:r>
+      <w:r>
+        <w:t xml:space="preserve"> Write a PL/SQL block that fetches all loans due in the next 30 days and prints a reminder message for each customer.</w:t>
+      </w:r>
+    </w:p>
+    <w:p>
+      <w:pPr>
+        <w:spacing w:after="0" w:line="256" w:lineRule="auto"/>
+        <w:rPr>
+          <w:b/>
+          <w:bCs/>
+        </w:rPr>
+      </w:pPr>
+      <w:r>
+        <w:rPr>
+          <w:b/>
+          <w:bCs/>
+        </w:rPr>
+        <w:lastRenderedPageBreak/>
+        <w:t>CODE IMPLEMENTATION:</w:t>
+      </w:r>
+    </w:p>
+    <w:p>
+      <w:pPr>
+        <w:spacing w:after="0" w:line="256" w:lineRule="auto"/>
+        <w:rPr>
+          <w:b/>
+          <w:bCs/>
+        </w:rPr>
+      </w:pPr>
+    </w:p>
+    <w:p>
+      <w:pPr>
+        <w:spacing w:after="0" w:line="256" w:lineRule="auto"/>
+      </w:pPr>
+      <w:r>
+        <w:t>BEGIN</w:t>
+      </w:r>
+    </w:p>
+    <w:p>
+      <w:pPr>
+        <w:spacing w:after="0" w:line="256" w:lineRule="auto"/>
+      </w:pPr>
+      <w:r>
+        <w:t xml:space="preserve">    FOR </w:t>
+      </w:r>
+      <w:proofErr w:type="spellStart"/>
+      <w:r>
+        <w:t>loan_rec</w:t>
+      </w:r>
+      <w:proofErr w:type="spellEnd"/>
+      <w:r>
+        <w:t xml:space="preserve"> </w:t>
+      </w:r>
+      <w:proofErr w:type="gramStart"/>
+      <w:r>
+        <w:t>IN(</w:t>
+      </w:r>
+      <w:proofErr w:type="gramEnd"/>
+    </w:p>
+    <w:p>
+      <w:pPr>
+        <w:spacing w:after="0" w:line="256" w:lineRule="auto"/>
+      </w:pPr>
+      <w:r>
+        <w:t xml:space="preserve">        select </w:t>
+      </w:r>
+      <w:proofErr w:type="spellStart"/>
+      <w:proofErr w:type="gramStart"/>
+      <w:r>
+        <w:t>l.LoanID</w:t>
+      </w:r>
+      <w:proofErr w:type="gramEnd"/>
+      <w:r>
+        <w:t>,l.CustomerID,l.EndDate,c.Name</w:t>
+      </w:r>
+      <w:proofErr w:type="spellEnd"/>
+    </w:p>
+    <w:p>
+      <w:pPr>
+        <w:spacing w:after="0" w:line="256" w:lineRule="auto"/>
+      </w:pPr>
+      <w:r>
+        <w:t xml:space="preserve">        FROM Loans l</w:t>
+      </w:r>
+    </w:p>
+    <w:p>
+      <w:pPr>
+        <w:spacing w:after="0" w:line="256" w:lineRule="auto"/>
+      </w:pPr>
+      <w:r>
+        <w:t xml:space="preserve">        JOIN Customers c on </w:t>
+      </w:r>
+      <w:proofErr w:type="spellStart"/>
+      <w:proofErr w:type="gramStart"/>
+      <w:r>
+        <w:t>l.CustomerID</w:t>
+      </w:r>
+      <w:proofErr w:type="spellEnd"/>
+      <w:r>
+        <w:t>=</w:t>
+      </w:r>
+      <w:proofErr w:type="spellStart"/>
+      <w:r>
+        <w:t>c.CustomerID</w:t>
+      </w:r>
+      <w:proofErr w:type="spellEnd"/>
+      <w:proofErr w:type="gramEnd"/>
+    </w:p>
+    <w:p>
+      <w:pPr>
+        <w:spacing w:after="0" w:line="256" w:lineRule="auto"/>
+      </w:pPr>
+      <w:r>
+        <w:t xml:space="preserve">        WHERE </w:t>
+      </w:r>
+      <w:proofErr w:type="spellStart"/>
+      <w:proofErr w:type="gramStart"/>
+      <w:r>
+        <w:t>l.EndDate</w:t>
+      </w:r>
+      <w:proofErr w:type="spellEnd"/>
+      <w:proofErr w:type="gramEnd"/>
+      <w:r>
+        <w:t xml:space="preserve"> between SYSDATE and SYSDATE+30)</w:t>
+      </w:r>
+    </w:p>
+    <w:p>
+      <w:pPr>
+        <w:spacing w:after="0" w:line="256" w:lineRule="auto"/>
+      </w:pPr>
+      <w:r>
+        <w:t xml:space="preserve">    LOOP</w:t>
+      </w:r>
+    </w:p>
+    <w:p>
+      <w:pPr>
+        <w:spacing w:after="0" w:line="256" w:lineRule="auto"/>
+      </w:pPr>
+      <w:r>
+        <w:t xml:space="preserve">        DBMS_OUTPUT.PUT_</w:t>
+      </w:r>
+      <w:proofErr w:type="gramStart"/>
+      <w:r>
+        <w:t>LINE(</w:t>
+      </w:r>
+      <w:proofErr w:type="gramEnd"/>
+    </w:p>
+    <w:p>
+      <w:pPr>
+        <w:spacing w:after="0" w:line="256" w:lineRule="auto"/>
+      </w:pPr>
+      <w:r>
+        <w:t xml:space="preserve">        ' </w:t>
+      </w:r>
+      <w:proofErr w:type="spellStart"/>
+      <w:proofErr w:type="gramStart"/>
+      <w:r>
+        <w:t>Reminder:Loan</w:t>
+      </w:r>
+      <w:proofErr w:type="spellEnd"/>
+      <w:proofErr w:type="gramEnd"/>
+      <w:r>
+        <w:t xml:space="preserve"> ID ' || </w:t>
+      </w:r>
+      <w:proofErr w:type="spellStart"/>
+      <w:r>
+        <w:t>loan_rec.LoanID</w:t>
+      </w:r>
+      <w:proofErr w:type="spellEnd"/>
+      <w:r>
+        <w:t xml:space="preserve"> ||</w:t>
+      </w:r>
+    </w:p>
+    <w:p>
+      <w:pPr>
+        <w:spacing w:after="0" w:line="256" w:lineRule="auto"/>
+      </w:pPr>
+      <w:r>
+        <w:t xml:space="preserve">        ' for customer ' || </w:t>
+      </w:r>
+      <w:proofErr w:type="spellStart"/>
+      <w:r>
+        <w:t>loan_</w:t>
+      </w:r>
+      <w:proofErr w:type="gramStart"/>
+      <w:r>
+        <w:t>rec.Name</w:t>
+      </w:r>
+      <w:proofErr w:type="spellEnd"/>
+      <w:proofErr w:type="gramEnd"/>
+      <w:r>
+        <w:t xml:space="preserve"> ||</w:t>
+      </w:r>
+    </w:p>
+    <w:p>
+      <w:pPr>
+        <w:spacing w:after="0" w:line="256" w:lineRule="auto"/>
+      </w:pPr>
+      <w:r>
+        <w:t xml:space="preserve">        ' is due on ' || TO_</w:t>
+      </w:r>
+      <w:proofErr w:type="gramStart"/>
+      <w:r>
+        <w:t>CHAR(</w:t>
+      </w:r>
+      <w:proofErr w:type="gramEnd"/>
+      <w:r>
+        <w:t>loan_rec.</w:t>
+      </w:r>
+      <w:proofErr w:type="spellStart"/>
+      <w:r>
+        <w:t>EndDate</w:t>
+      </w:r>
+      <w:proofErr w:type="spellEnd"/>
+      <w:r>
+        <w:t>,'DD-MON-YYYY'));</w:t>
+      </w:r>
+    </w:p>
+    <w:p>
+      <w:pPr>
+        <w:spacing w:after="0" w:line="256" w:lineRule="auto"/>
+      </w:pPr>
+      <w:r>
+        <w:t xml:space="preserve">    END LOOP;</w:t>
+      </w:r>
+    </w:p>
+    <w:p>
+      <w:pPr>
+        <w:spacing w:after="0" w:line="256" w:lineRule="auto"/>
+      </w:pPr>
+      <w:r>
+        <w:t>END;</w:t>
+      </w:r>
+    </w:p>
+    <w:p>
+      <w:pPr>
+        <w:spacing w:after="0" w:line="256" w:lineRule="auto"/>
+      </w:pPr>
+      <w:r>
+        <w:t>/</w:t>
+      </w:r>
+    </w:p>
+    <w:p>
+      <w:pPr>
+        <w:spacing w:after="0" w:line="256" w:lineRule="auto"/>
+      </w:pPr>
+    </w:p>
+    <w:p>
+      <w:pPr>
+        <w:spacing w:after="0"/>
+        <w:rPr>
+          <w:b/>
+          <w:bCs/>
+          <w:sz w:val="28"/>
+          <w:szCs w:val="28"/>
+        </w:rPr>
+      </w:pPr>
+      <w:r>
+        <w:rPr>
+          <w:b/>
+          <w:bCs/>
+          <w:sz w:val="28"/>
+          <w:szCs w:val="28"/>
+        </w:rPr>
+        <w:t>Exercise 3: Stored Procedures</w:t>
+      </w:r>
+    </w:p>
+    <w:p>
+      <w:pPr>
+        <w:spacing w:after="0"/>
+        <w:rPr>
+          <w:b/>
+          <w:bCs/>
+          <w:sz w:val="28"/>
+          <w:szCs w:val="28"/>
+        </w:rPr>
+      </w:pPr>
+    </w:p>
+    <w:p>
+      <w:pPr>
+        <w:spacing w:after="0"/>
+      </w:pPr>
+      <w:r>
+        <w:rPr>
+          <w:b/>
+          <w:bCs/>
+          <w:sz w:val="24"/>
+          <w:szCs w:val="24"/>
+        </w:rPr>
+        <w:t>Scenario 1:</w:t>
+      </w:r>
+      <w:r>
+        <w:rPr>
+          <w:sz w:val="24"/>
+          <w:szCs w:val="24"/>
+        </w:rPr>
+        <w:t xml:space="preserve"> </w:t>
+      </w:r>
+      <w:r>
+        <w:t>The bank needs to process monthly interest for all savings accounts.</w:t>
+      </w:r>
+    </w:p>
+    <w:p>
+      <w:pPr>
+        <w:pStyle w:val="ListParagraph"/>
+        <w:numPr>
+          <w:ilvl w:val="0"/>
+          <w:numId w:val="2"/>
+        </w:numPr>
+        <w:spacing w:after="0" w:line="256" w:lineRule="auto"/>
+      </w:pPr>
+      <w:r>
+        <w:rPr>
+          <w:b/>
+          <w:bCs/>
+        </w:rPr>
+        <w:t>Question:</w:t>
+      </w:r>
+      <w:r>
+        <w:t xml:space="preserve"> Write a stored procedure </w:t>
+      </w:r>
+      <w:proofErr w:type="spellStart"/>
+      <w:r>
+        <w:rPr>
+          <w:b/>
+          <w:bCs/>
+        </w:rPr>
+        <w:t>ProcessMonthlyInterest</w:t>
+      </w:r>
+      <w:proofErr w:type="spellEnd"/>
+      <w:r>
+        <w:t xml:space="preserve"> that calculates and updates the balance of all savings accounts by applying an interest rate of 1% to the current balance.</w:t>
+      </w:r>
+    </w:p>
+    <w:p>
+      <w:pPr>
+        <w:spacing w:after="0" w:line="256" w:lineRule="auto"/>
+      </w:pPr>
+    </w:p>
+    <w:p>
+      <w:pPr>
+        <w:spacing w:after="0" w:line="256" w:lineRule="auto"/>
+        <w:rPr>
+          <w:b/>
+          <w:bCs/>
+        </w:rPr>
+      </w:pPr>
+      <w:r>
+        <w:rPr>
+          <w:b/>
+          <w:bCs/>
+        </w:rPr>
+        <w:t>CODE IMPLEMENTATION:</w:t>
+      </w:r>
+    </w:p>
+    <w:p>
+      <w:pPr>
+        <w:spacing w:after="0" w:line="256" w:lineRule="auto"/>
+      </w:pPr>
+    </w:p>
+    <w:p>
+      <w:pPr>
+        <w:spacing w:after="0" w:line="256" w:lineRule="auto"/>
+      </w:pPr>
+      <w:r>
+        <w:t xml:space="preserve">CREATE OR REPLACE PROCEDURE PROCESSMONTHLYINTEREST AS </w:t>
+      </w:r>
+    </w:p>
+    <w:p>
+      <w:pPr>
+        <w:spacing w:after="0" w:line="256" w:lineRule="auto"/>
+      </w:pPr>
+      <w:r>
+        <w:t>BEGIN</w:t>
+      </w:r>
+    </w:p>
+    <w:p>
+      <w:pPr>
+        <w:spacing w:after="0" w:line="256" w:lineRule="auto"/>
+      </w:pPr>
+      <w:r>
+        <w:t xml:space="preserve">    UPDATE Accounts</w:t>
+      </w:r>
+    </w:p>
+    <w:p>
+      <w:pPr>
+        <w:spacing w:after="0" w:line="256" w:lineRule="auto"/>
+      </w:pPr>
+      <w:r>
+        <w:t xml:space="preserve">        SET Balance=Balance+(Balance*0.01)</w:t>
+      </w:r>
+    </w:p>
+    <w:p>
+      <w:pPr>
+        <w:spacing w:after="0" w:line="256" w:lineRule="auto"/>
+      </w:pPr>
+      <w:r>
+        <w:t xml:space="preserve">        where </w:t>
+      </w:r>
+      <w:proofErr w:type="spellStart"/>
+      <w:r>
+        <w:t>AccountType</w:t>
+      </w:r>
+      <w:proofErr w:type="spellEnd"/>
+      <w:r>
+        <w:t>='Savings';</w:t>
+      </w:r>
+    </w:p>
+    <w:p>
+      <w:pPr>
+        <w:spacing w:after="0" w:line="256" w:lineRule="auto"/>
+      </w:pPr>
+      <w:r>
+        <w:t xml:space="preserve">        </w:t>
+      </w:r>
+    </w:p>
+    <w:p>
+      <w:pPr>
+        <w:spacing w:after="0" w:line="256" w:lineRule="auto"/>
+      </w:pPr>
+      <w:r>
+        <w:t xml:space="preserve">    COMMIT;</w:t>
+      </w:r>
+    </w:p>
+    <w:p>
+      <w:pPr>
+        <w:spacing w:after="0" w:line="256" w:lineRule="auto"/>
+      </w:pPr>
+      <w:r>
+        <w:t>END;</w:t>
+      </w:r>
+    </w:p>
+    <w:p>
+      <w:pPr>
+        <w:spacing w:after="0" w:line="256" w:lineRule="auto"/>
+      </w:pPr>
+      <w:r>
+        <w:t>/</w:t>
+      </w:r>
+    </w:p>
+    <w:p>
+      <w:pPr>
+        <w:spacing w:after="0" w:line="256" w:lineRule="auto"/>
+      </w:pPr>
+    </w:p>
+    <w:p>
+      <w:pPr>
+        <w:spacing w:after="0"/>
+      </w:pPr>
+      <w:r>
+        <w:rPr>
+          <w:b/>
+          <w:bCs/>
+          <w:sz w:val="24"/>
+          <w:szCs w:val="24"/>
+        </w:rPr>
+        <w:t>Scenario 2:</w:t>
+      </w:r>
+      <w:r>
+        <w:rPr>
+          <w:sz w:val="24"/>
+          <w:szCs w:val="24"/>
+        </w:rPr>
+        <w:t xml:space="preserve"> </w:t>
+      </w:r>
+      <w:r>
+        <w:t>The bank wants to implement a bonus scheme for employees based on their performance.</w:t>
+      </w:r>
+    </w:p>
+    <w:p>
+      <w:pPr>
+        <w:pStyle w:val="ListParagraph"/>
+        <w:numPr>
+          <w:ilvl w:val="0"/>
+          <w:numId w:val="2"/>
+        </w:numPr>
+        <w:spacing w:after="0" w:line="256" w:lineRule="auto"/>
+      </w:pPr>
+      <w:r>
+        <w:rPr>
+          <w:b/>
+          <w:bCs/>
+        </w:rPr>
+        <w:t>Question:</w:t>
+      </w:r>
+      <w:r>
+        <w:t xml:space="preserve"> Write a stored procedure </w:t>
+      </w:r>
+      <w:proofErr w:type="spellStart"/>
+      <w:r>
+        <w:rPr>
+          <w:b/>
+          <w:bCs/>
+        </w:rPr>
+        <w:t>UpdateEmployeeBonus</w:t>
+      </w:r>
+      <w:proofErr w:type="spellEnd"/>
+      <w:r>
+        <w:t xml:space="preserve"> that updates the salary of employees in a given department by adding a bonus percentage passed as a parameter.</w:t>
+      </w:r>
+    </w:p>
+    <w:p>
+      <w:pPr>
+        <w:spacing w:after="0" w:line="256" w:lineRule="auto"/>
+      </w:pPr>
+    </w:p>
+    <w:p>
+      <w:pPr>
+        <w:spacing w:after="0" w:line="256" w:lineRule="auto"/>
+        <w:rPr>
+          <w:b/>
+          <w:bCs/>
+        </w:rPr>
+      </w:pPr>
+      <w:r>
+        <w:rPr>
+          <w:b/>
+          <w:bCs/>
+        </w:rPr>
+        <w:t xml:space="preserve">CODE </w:t>
+      </w:r>
+      <w:r>
+        <w:rPr>
+          <w:b/>
+          <w:bCs/>
+        </w:rPr>
+        <w:t>IMPLEMENTATION:</w:t>
+      </w:r>
+    </w:p>
+    <w:p>
+      <w:pPr>
+        <w:spacing w:after="0" w:line="256" w:lineRule="auto"/>
+        <w:rPr>
+          <w:b/>
+          <w:bCs/>
+        </w:rPr>
+      </w:pPr>
+    </w:p>
+    <w:p>
+      <w:pPr>
+        <w:spacing w:after="0" w:line="256" w:lineRule="auto"/>
+      </w:pPr>
+      <w:r>
+        <w:t xml:space="preserve">create or replace procedure </w:t>
+      </w:r>
+      <w:proofErr w:type="spellStart"/>
+      <w:proofErr w:type="gramStart"/>
+      <w:r>
+        <w:t>UpdateEmployeeBonus</w:t>
+      </w:r>
+      <w:proofErr w:type="spellEnd"/>
+      <w:r>
+        <w:t>(</w:t>
+      </w:r>
+      <w:proofErr w:type="gramEnd"/>
+    </w:p>
+    <w:p>
+      <w:pPr>
+        <w:spacing w:after="0" w:line="256" w:lineRule="auto"/>
+      </w:pPr>
+      <w:r>
+        <w:t xml:space="preserve">    </w:t>
+      </w:r>
+      <w:proofErr w:type="spellStart"/>
+      <w:r>
+        <w:t>p_department</w:t>
+      </w:r>
+      <w:proofErr w:type="spellEnd"/>
+      <w:r>
+        <w:t xml:space="preserve"> IN VARCHAR2,</w:t>
+      </w:r>
+    </w:p>
+    <w:p>
+      <w:pPr>
+        <w:spacing w:after="0" w:line="256" w:lineRule="auto"/>
+      </w:pPr>
+      <w:r>
+        <w:t xml:space="preserve">    </w:t>
+      </w:r>
+      <w:proofErr w:type="spellStart"/>
+      <w:r>
+        <w:t>p_bonus_pct</w:t>
+      </w:r>
+      <w:proofErr w:type="spellEnd"/>
+      <w:r>
+        <w:t xml:space="preserve"> IN NUMBER</w:t>
+      </w:r>
+    </w:p>
+    <w:p>
+      <w:pPr>
+        <w:spacing w:after="0" w:line="256" w:lineRule="auto"/>
+      </w:pPr>
+      <w:r>
+        <w:t xml:space="preserve">    </w:t>
+      </w:r>
+      <w:proofErr w:type="gramStart"/>
+      <w:r>
+        <w:t>)as</w:t>
+      </w:r>
+      <w:proofErr w:type="gramEnd"/>
+    </w:p>
+    <w:p>
+      <w:pPr>
+        <w:spacing w:after="0" w:line="256" w:lineRule="auto"/>
+      </w:pPr>
+      <w:r>
+        <w:t xml:space="preserve">    begin</w:t>
+      </w:r>
+    </w:p>
+    <w:p>
+      <w:pPr>
+        <w:spacing w:after="0" w:line="256" w:lineRule="auto"/>
+      </w:pPr>
+      <w:r>
+        <w:lastRenderedPageBreak/>
+        <w:t xml:space="preserve">        update Employees</w:t>
+      </w:r>
+    </w:p>
+    <w:p>
+      <w:pPr>
+        <w:spacing w:after="0" w:line="256" w:lineRule="auto"/>
+      </w:pPr>
+      <w:r>
+        <w:t xml:space="preserve">        set salary=salary+(salary*</w:t>
+      </w:r>
+      <w:proofErr w:type="spellStart"/>
+      <w:r>
+        <w:t>p_bonus_pct</w:t>
+      </w:r>
+      <w:proofErr w:type="spellEnd"/>
+      <w:r>
+        <w:t>/100)</w:t>
+      </w:r>
+    </w:p>
+    <w:p>
+      <w:pPr>
+        <w:spacing w:after="0" w:line="256" w:lineRule="auto"/>
+      </w:pPr>
+      <w:r>
+        <w:t xml:space="preserve">        where Department=</w:t>
+      </w:r>
+      <w:proofErr w:type="spellStart"/>
+      <w:r>
+        <w:t>p_department</w:t>
+      </w:r>
+      <w:proofErr w:type="spellEnd"/>
+      <w:r>
+        <w:t>;</w:t>
+      </w:r>
+    </w:p>
+    <w:p>
+      <w:pPr>
+        <w:spacing w:after="0" w:line="256" w:lineRule="auto"/>
+      </w:pPr>
+      <w:r>
+        <w:t xml:space="preserve">        </w:t>
+      </w:r>
+    </w:p>
+    <w:p>
+      <w:pPr>
+        <w:spacing w:after="0" w:line="256" w:lineRule="auto"/>
+      </w:pPr>
+      <w:r>
+        <w:t xml:space="preserve">        commit;</w:t>
+      </w:r>
+    </w:p>
+    <w:p>
+      <w:pPr>
+        <w:spacing w:after="0" w:line="256" w:lineRule="auto"/>
+      </w:pPr>
+      <w:r>
+        <w:t>end;</w:t>
+      </w:r>
+    </w:p>
+    <w:p>
+      <w:pPr>
+        <w:spacing w:after="0" w:line="256" w:lineRule="auto"/>
+      </w:pPr>
+      <w:r>
+        <w:t>/</w:t>
+      </w:r>
+    </w:p>
+    <w:p>
+      <w:pPr>
+        <w:spacing w:after="0" w:line="256" w:lineRule="auto"/>
+      </w:pPr>
+    </w:p>
+    <w:p>
+      <w:pPr>
+        <w:spacing w:after="0" w:line="256" w:lineRule="auto"/>
+      </w:pPr>
+    </w:p>
+    <w:p>
+      <w:pPr>
+        <w:spacing w:after="0" w:line="256" w:lineRule="auto"/>
+      </w:pPr>
+      <w:r>
+        <w:t>BEGIN</w:t>
+      </w:r>
+    </w:p>
+    <w:p>
+      <w:pPr>
+        <w:spacing w:after="0" w:line="256" w:lineRule="auto"/>
+      </w:pPr>
+      <w:r>
+        <w:t xml:space="preserve">    </w:t>
+      </w:r>
+      <w:proofErr w:type="spellStart"/>
+      <w:proofErr w:type="gramStart"/>
+      <w:r>
+        <w:t>UpdateEmployeeBonus</w:t>
+      </w:r>
+      <w:proofErr w:type="spellEnd"/>
+      <w:r>
+        <w:t>(</w:t>
+      </w:r>
+      <w:proofErr w:type="gramEnd"/>
+      <w:r>
+        <w:t>'HR', 10);</w:t>
+      </w:r>
+    </w:p>
+    <w:p>
+      <w:pPr>
+        <w:spacing w:after="0" w:line="256" w:lineRule="auto"/>
+      </w:pPr>
+      <w:r>
+        <w:t>END;</w:t>
+      </w:r>
+    </w:p>
+    <w:p>
+      <w:pPr>
+        <w:spacing w:after="0" w:line="256" w:lineRule="auto"/>
+      </w:pPr>
+      <w:r>
+        <w:t>/</w:t>
+      </w:r>
+    </w:p>
+    <w:p>
+      <w:pPr>
+        <w:spacing w:after="0" w:line="256" w:lineRule="auto"/>
+      </w:pPr>
+      <w:r>
+        <w:t xml:space="preserve">    </w:t>
+      </w:r>
+    </w:p>
+    <w:p>
+      <w:pPr>
+        <w:spacing w:after="0"/>
+      </w:pPr>
+      <w:r>
+        <w:rPr>
+          <w:b/>
+          <w:bCs/>
+          <w:sz w:val="24"/>
+          <w:szCs w:val="24"/>
+        </w:rPr>
+        <w:t>Scenario 3:</w:t>
+      </w:r>
+      <w:r>
+        <w:rPr>
+          <w:sz w:val="24"/>
+          <w:szCs w:val="24"/>
+        </w:rPr>
+        <w:t xml:space="preserve"> </w:t>
+      </w:r>
+      <w:r>
+        <w:t>Customers should be able to transfer funds between their accounts.</w:t>
+      </w:r>
+    </w:p>
+    <w:p>
+      <w:pPr>
+        <w:pStyle w:val="ListParagraph"/>
+        <w:numPr>
+          <w:ilvl w:val="0"/>
+          <w:numId w:val="2"/>
+        </w:numPr>
+        <w:spacing w:after="0" w:line="256" w:lineRule="auto"/>
+      </w:pPr>
+      <w:r>
+        <w:rPr>
+          <w:b/>
+          <w:bCs/>
+        </w:rPr>
+        <w:t>Question:</w:t>
+      </w:r>
+      <w:r>
+        <w:t xml:space="preserve"> Write a stored procedure </w:t>
+      </w:r>
+      <w:proofErr w:type="spellStart"/>
+      <w:r>
+        <w:rPr>
+          <w:b/>
+          <w:bCs/>
+        </w:rPr>
+        <w:t>TransferFunds</w:t>
+      </w:r>
+      <w:proofErr w:type="spellEnd"/>
+      <w:r>
+        <w:t xml:space="preserve"> that transfers a specified amount from one account to another, checking that the source account has sufficient balance before making the transfer.</w:t>
+      </w:r>
+    </w:p>
+    <w:p>
+      <w:pPr>
+        <w:spacing w:after="0"/>
+        <w:rPr>
+          <w:b/>
+          <w:bCs/>
+          <w:sz w:val="28"/>
+          <w:szCs w:val="28"/>
+        </w:rPr>
+      </w:pPr>
+    </w:p>
+    <w:p>
+      <w:pPr>
+        <w:spacing w:after="0"/>
+        <w:rPr>
+          <w:b/>
+          <w:bCs/>
+        </w:rPr>
+      </w:pPr>
+      <w:r>
+        <w:rPr>
+          <w:b/>
+          <w:bCs/>
+        </w:rPr>
+        <w:t>CODE IMPLEMENTATION:</w:t>
+      </w:r>
+    </w:p>
+    <w:p>
+      <w:pPr>
+        <w:spacing w:after="0"/>
+        <w:rPr>
+          <w:b/>
+          <w:bCs/>
+        </w:rPr>
+      </w:pPr>
+    </w:p>
+    <w:p>
+      <w:pPr>
+        <w:spacing w:after="0"/>
+      </w:pPr>
+      <w:r>
+        <w:t xml:space="preserve">create or replace procedure </w:t>
+      </w:r>
+      <w:proofErr w:type="spellStart"/>
+      <w:proofErr w:type="gramStart"/>
+      <w:r>
+        <w:t>TransferFunds</w:t>
+      </w:r>
+      <w:proofErr w:type="spellEnd"/>
+      <w:r>
+        <w:t>(</w:t>
+      </w:r>
+      <w:proofErr w:type="gramEnd"/>
+    </w:p>
+    <w:p>
+      <w:pPr>
+        <w:spacing w:after="0"/>
+      </w:pPr>
+      <w:r>
+        <w:t xml:space="preserve">    </w:t>
+      </w:r>
+      <w:proofErr w:type="spellStart"/>
+      <w:r>
+        <w:t>p_from_account</w:t>
+      </w:r>
+      <w:proofErr w:type="spellEnd"/>
+      <w:r>
+        <w:t xml:space="preserve"> in number,</w:t>
+      </w:r>
+    </w:p>
+    <w:p>
+      <w:pPr>
+        <w:spacing w:after="0"/>
+      </w:pPr>
+      <w:r>
+        <w:t xml:space="preserve">    </w:t>
+      </w:r>
+      <w:proofErr w:type="spellStart"/>
+      <w:r>
+        <w:t>p_to_account</w:t>
+      </w:r>
+      <w:proofErr w:type="spellEnd"/>
+      <w:r>
+        <w:t xml:space="preserve"> in number,</w:t>
+      </w:r>
+    </w:p>
+    <w:p>
+      <w:pPr>
+        <w:spacing w:after="0"/>
+      </w:pPr>
+      <w:r>
+        <w:t xml:space="preserve">    </w:t>
+      </w:r>
+      <w:proofErr w:type="spellStart"/>
+      <w:r>
+        <w:t>p_amount</w:t>
+      </w:r>
+      <w:proofErr w:type="spellEnd"/>
+      <w:r>
+        <w:t xml:space="preserve"> in number</w:t>
+      </w:r>
+    </w:p>
+    <w:p>
+      <w:pPr>
+        <w:spacing w:after="0"/>
+      </w:pPr>
+      <w:r>
+        <w:t xml:space="preserve">    ) </w:t>
+      </w:r>
+      <w:proofErr w:type="gramStart"/>
+      <w:r>
+        <w:t>as</w:t>
+      </w:r>
+      <w:proofErr w:type="gramEnd"/>
+      <w:r>
+        <w:t xml:space="preserve"> </w:t>
+      </w:r>
+    </w:p>
+    <w:p>
+      <w:pPr>
+        <w:spacing w:after="0"/>
+      </w:pPr>
+      <w:r>
+        <w:t xml:space="preserve">        </w:t>
+      </w:r>
+      <w:proofErr w:type="spellStart"/>
+      <w:r>
+        <w:t>v_balance</w:t>
+      </w:r>
+      <w:proofErr w:type="spellEnd"/>
+      <w:r>
+        <w:t xml:space="preserve"> number;</w:t>
+      </w:r>
+    </w:p>
+    <w:p>
+      <w:pPr>
+        <w:spacing w:after="0"/>
+      </w:pPr>
+      <w:r>
+        <w:t>begin</w:t>
+      </w:r>
+    </w:p>
+    <w:p>
+      <w:pPr>
+        <w:spacing w:after="0"/>
+      </w:pPr>
+      <w:r>
+        <w:t xml:space="preserve">    select Balance into </w:t>
+      </w:r>
+      <w:proofErr w:type="spellStart"/>
+      <w:r>
+        <w:t>v_balance</w:t>
+      </w:r>
+      <w:proofErr w:type="spellEnd"/>
+    </w:p>
+    <w:p>
+      <w:pPr>
+        <w:spacing w:after="0"/>
+      </w:pPr>
+      <w:r>
+        <w:t xml:space="preserve">    from Accounts</w:t>
+      </w:r>
+    </w:p>
+    <w:p>
+      <w:pPr>
+        <w:spacing w:after="0"/>
+      </w:pPr>
+      <w:r>
+        <w:t xml:space="preserve">    where </w:t>
+      </w:r>
+      <w:proofErr w:type="spellStart"/>
+      <w:r>
+        <w:t>AccountID</w:t>
+      </w:r>
+      <w:proofErr w:type="spellEnd"/>
+      <w:r>
+        <w:t>=</w:t>
+      </w:r>
+      <w:proofErr w:type="spellStart"/>
+      <w:r>
+        <w:t>p_from_account</w:t>
+      </w:r>
+      <w:proofErr w:type="spellEnd"/>
+      <w:r>
+        <w:t>;</w:t>
+      </w:r>
+    </w:p>
+    <w:p>
+      <w:pPr>
+        <w:spacing w:after="0"/>
+      </w:pPr>
+      <w:r>
+        <w:t xml:space="preserve">        </w:t>
+      </w:r>
+    </w:p>
+    <w:p>
+      <w:pPr>
+        <w:spacing w:after="0"/>
+      </w:pPr>
+      <w:r>
+        <w:t xml:space="preserve">    if </w:t>
+      </w:r>
+      <w:proofErr w:type="spellStart"/>
+      <w:r>
+        <w:t>v_balance</w:t>
+      </w:r>
+      <w:proofErr w:type="spellEnd"/>
+      <w:r>
+        <w:t>&gt;=</w:t>
+      </w:r>
+      <w:proofErr w:type="spellStart"/>
+      <w:r>
+        <w:t>p_amount</w:t>
+      </w:r>
+      <w:proofErr w:type="spellEnd"/>
+      <w:r>
+        <w:t xml:space="preserve"> then</w:t>
+      </w:r>
+    </w:p>
+    <w:p>
+      <w:pPr>
+        <w:spacing w:after="0"/>
+      </w:pPr>
+      <w:r>
+        <w:t xml:space="preserve">        update Accounts</w:t>
+      </w:r>
+    </w:p>
+    <w:p>
+      <w:pPr>
+        <w:spacing w:after="0"/>
+      </w:pPr>
+      <w:r>
+        <w:t xml:space="preserve">        set Balance=Balance-</w:t>
+      </w:r>
+      <w:proofErr w:type="spellStart"/>
+      <w:r>
+        <w:t>p_amount</w:t>
+      </w:r>
+      <w:proofErr w:type="spellEnd"/>
+    </w:p>
+    <w:p>
+      <w:pPr>
+        <w:spacing w:after="0"/>
+      </w:pPr>
+      <w:r>
+        <w:t xml:space="preserve">        where </w:t>
+      </w:r>
+      <w:proofErr w:type="spellStart"/>
+      <w:r>
+        <w:t>AccountID</w:t>
+      </w:r>
+      <w:proofErr w:type="spellEnd"/>
+      <w:r>
+        <w:t>=</w:t>
+      </w:r>
+      <w:proofErr w:type="spellStart"/>
+      <w:r>
+        <w:t>p_from_account</w:t>
+      </w:r>
+      <w:proofErr w:type="spellEnd"/>
+      <w:r>
+        <w:t>;</w:t>
+      </w:r>
+    </w:p>
+    <w:p>
+      <w:pPr>
+        <w:spacing w:after="0"/>
+      </w:pPr>
+      <w:r>
+        <w:t xml:space="preserve">            </w:t>
+      </w:r>
+    </w:p>
+    <w:p>
+      <w:pPr>
+        <w:spacing w:after="0"/>
+      </w:pPr>
+      <w:r>
+        <w:t xml:space="preserve">        update Accounts</w:t>
+      </w:r>
+    </w:p>
+    <w:p>
+      <w:pPr>
+        <w:spacing w:after="0"/>
+      </w:pPr>
+      <w:r>
+        <w:t xml:space="preserve">        set Balance=</w:t>
+      </w:r>
+      <w:proofErr w:type="spellStart"/>
+      <w:r>
+        <w:t>Balance+p_amount</w:t>
+      </w:r>
+      <w:proofErr w:type="spellEnd"/>
+    </w:p>
+    <w:p>
+      <w:pPr>
+        <w:spacing w:after="0"/>
+      </w:pPr>
+      <w:r>
+        <w:t xml:space="preserve">        where </w:t>
+      </w:r>
+      <w:proofErr w:type="spellStart"/>
+      <w:r>
+        <w:t>AccountID</w:t>
+      </w:r>
+      <w:proofErr w:type="spellEnd"/>
+      <w:r>
+        <w:t>=</w:t>
+      </w:r>
+      <w:proofErr w:type="spellStart"/>
+      <w:r>
+        <w:t>p_to_amount</w:t>
+      </w:r>
+      <w:proofErr w:type="spellEnd"/>
+      <w:r>
+        <w:t>;</w:t>
+      </w:r>
+    </w:p>
+    <w:p>
+      <w:pPr>
+        <w:spacing w:after="0"/>
+      </w:pPr>
+      <w:r>
+        <w:t xml:space="preserve">            </w:t>
+      </w:r>
+    </w:p>
+    <w:p>
+      <w:pPr>
+        <w:spacing w:after="0"/>
+      </w:pPr>
+      <w:r>
+        <w:t xml:space="preserve">        commit;</w:t>
+      </w:r>
+    </w:p>
+    <w:p>
+      <w:pPr>
+        <w:spacing w:after="0"/>
+      </w:pPr>
+      <w:r>
+        <w:t xml:space="preserve">    else</w:t>
+      </w:r>
+    </w:p>
+    <w:p>
+      <w:pPr>
+        <w:spacing w:after="0"/>
+      </w:pPr>
+      <w:r>
+        <w:t xml:space="preserve">        DBMS_OUTPUT.PUT_</w:t>
+      </w:r>
+      <w:proofErr w:type="gramStart"/>
+      <w:r>
+        <w:t>LINE(</w:t>
+      </w:r>
+      <w:proofErr w:type="gramEnd"/>
+      <w:r>
+        <w:t>'Insufficient balance in source account.');</w:t>
+      </w:r>
+    </w:p>
+    <w:p>
+      <w:pPr>
+        <w:spacing w:after="0"/>
+      </w:pPr>
+      <w:r>
+        <w:t xml:space="preserve">    end if;</w:t>
+      </w:r>
+    </w:p>
+    <w:p>
+      <w:pPr>
+        <w:spacing w:after="0"/>
+      </w:pPr>
+      <w:r>
+        <w:t>end;</w:t>
+      </w:r>
+    </w:p>
+    <w:p>
+      <w:pPr>
+        <w:spacing w:after="0"/>
+      </w:pPr>
+      <w:r>
+        <w:t>/</w:t>
+      </w:r>
+    </w:p>
+    <w:p>
+      <w:pPr>
+        <w:spacing w:after="0"/>
+      </w:pPr>
+    </w:p>
+    <w:p>
+      <w:pPr>
+        <w:spacing w:after="0"/>
+      </w:pPr>
+      <w:r>
+        <w:lastRenderedPageBreak/>
+        <w:t>BEGIN</w:t>
+      </w:r>
+    </w:p>
+    <w:p>
+      <w:pPr>
+        <w:spacing w:after="0"/>
+      </w:pPr>
+      <w:r>
+        <w:t xml:space="preserve">    </w:t>
+      </w:r>
+      <w:proofErr w:type="spellStart"/>
+      <w:proofErr w:type="gramStart"/>
+      <w:r>
+        <w:t>TransferFunds</w:t>
+      </w:r>
+      <w:proofErr w:type="spellEnd"/>
+      <w:r>
+        <w:t>(</w:t>
+      </w:r>
+      <w:proofErr w:type="gramEnd"/>
+      <w:r>
+        <w:t>101, 102, 5000);</w:t>
+      </w:r>
+    </w:p>
+    <w:p>
+      <w:pPr>
+        <w:spacing w:after="0"/>
+      </w:pPr>
+      <w:r>
+        <w:t>END;</w:t>
+      </w:r>
+    </w:p>
+    <w:p>
+      <w:pPr>
+        <w:spacing w:after="0"/>
+      </w:pPr>
+      <w:r>
+        <w:t>/</w:t>
+      </w:r>
+    </w:p>
+    <w:p>
+      <w:pPr>
+        <w:spacing w:after="0"/>
+      </w:pPr>
+    </w:p>
+    <w:p>
+      <w:pPr>
+        <w:spacing w:after="0"/>
+      </w:pPr>
+    </w:p>
+    <w:p>
+      <w:pPr>
+        <w:spacing w:after="0" w:line="256" w:lineRule="auto"/>
+      </w:pPr>
+    </w:p>
+    <w:p>
+      <w:pPr>
+        <w:spacing w:after="0"/>
+        <w:ind w:left="1440"/>
+      </w:pPr>
+    </w:p>
+    <w:p>
+      <w:pPr>
+        <w:spacing w:after="0" w:line="256" w:lineRule="auto"/>
+      </w:pPr>
+    </w:p>
+    <w:p>
+      <w:pPr>
+        <w:spacing w:after="0" w:line="256" w:lineRule="auto"/>
+      </w:pPr>
+    </w:p>
+    <w:p>
+      <w:pPr>
+        <w:spacing w:after="0"/>
+        <w:rPr>
+          <w:sz w:val="28"/>
+          <w:szCs w:val="28"/>
+        </w:rPr>
+      </w:pPr>
+    </w:p>
+    <w:p>
+      <w:pPr>
+        <w:rPr>
+          <w:lang w:val="en-US"/>
+        </w:rPr>
+      </w:pPr>
+    </w:p>
     <w:sectPr>
       <w:pgSz w:w="11906" w:h="16838"/>
       <w:pgMar w:top="1440" w:right="1440" w:bottom="1440" w:left="1440" w:header="708" w:footer="708" w:gutter="0"/>
@@ -4166,6 +6322,417 @@
     </w:sectPr>
   </w:body>
 </w:document>
+</file>
+
+<file path=word/numbering.xml><?xml version="1.0" encoding="utf-8"?>
+<w:numbering xmlns:wpc="http://schemas.microsoft.com/office/word/2010/wordprocessingCanvas" xmlns:cx="http://schemas.microsoft.com/office/drawing/2014/chartex" xmlns:cx1="http://schemas.microsoft.com/office/drawing/2015/9/8/chartex" xmlns:cx2="http://schemas.microsoft.com/office/drawing/2015/10/21/chartex" xmlns:cx3="http://schemas.microsoft.com/office/drawing/2016/5/9/chartex" xmlns:cx4="http://schemas.microsoft.com/office/drawing/2016/5/10/chartex" xmlns:cx5="http://schemas.microsoft.com/office/drawing/2016/5/11/chartex" xmlns:cx6="http://schemas.microsoft.com/office/drawing/2016/5/12/chartex" xmlns:cx7="http://schemas.microsoft.com/office/drawing/2016/5/13/chartex" xmlns:cx8="http://schemas.microsoft.com/office/drawing/2016/5/14/chartex" xmlns:mc="http://schemas.openxmlformats.org/markup-compatibility/2006" xmlns:aink="http://schemas.microsoft.com/office/drawing/2016/ink" xmlns:am3d="http://schemas.microsoft.com/office/drawing/2017/model3d" xmlns:o="urn:schemas-microsoft-com:office:office" xmlns:r="http://schemas.openxmlformats.org/officeDocument/2006/relationships" xmlns:m="http://schemas.openxmlformats.org/officeDocument/2006/math" xmlns:v="urn:schemas-microsoft-com:vml" xmlns:wp14="http://schemas.microsoft.com/office/word/2010/wordprocessingDrawing" xmlns:wp="http://schemas.openxmlformats.org/drawingml/2006/wordprocessingDrawing" xmlns:w10="urn:schemas-microsoft-com:office:word" xmlns:w="http://schemas.openxmlformats.org/wordprocessingml/2006/main" xmlns:w14="http://schemas.microsoft.com/office/word/2010/wordml" xmlns:w15="http://schemas.microsoft.com/office/word/2012/wordml" xmlns:w16cex="http://schemas.microsoft.com/office/word/2018/wordml/cex" xmlns:w16cid="http://schemas.microsoft.com/office/word/2016/wordml/cid" xmlns:w16="http://schemas.microsoft.com/office/word/2018/wordml" xmlns:w16sdtdh="http://schemas.microsoft.com/office/word/2020/wordml/sdtdatahash" xmlns:w16se="http://schemas.microsoft.com/office/word/2015/wordml/symex" xmlns:wpg="http://schemas.microsoft.com/office/word/2010/wordprocessingGroup" xmlns:wpi="http://schemas.microsoft.com/office/word/2010/wordprocessingInk" xmlns:wne="http://schemas.microsoft.com/office/word/2006/wordml" xmlns:wps="http://schemas.microsoft.com/office/word/2010/wordprocessingShape" mc:Ignorable="w14 w15 w16se w16cid w16 w16cex w16sdtdh wp14">
+  <w:abstractNum w:abstractNumId="0" w15:restartNumberingAfterBreak="0">
+    <w:nsid w:val="08276C60"/>
+    <w:multiLevelType w:val="hybridMultilevel"/>
+    <w:tmpl w:val="2A7098F8"/>
+    <w:lvl w:ilvl="0" w:tplc="40090001">
+      <w:start w:val="1"/>
+      <w:numFmt w:val="bullet"/>
+      <w:lvlText w:val=""/>
+      <w:lvlJc w:val="left"/>
+      <w:pPr>
+        <w:ind w:left="720" w:hanging="360"/>
+      </w:pPr>
+      <w:rPr>
+        <w:rFonts w:ascii="Symbol" w:hAnsi="Symbol" w:hint="default"/>
+      </w:rPr>
+    </w:lvl>
+    <w:lvl w:ilvl="1" w:tplc="40090003" w:tentative="1">
+      <w:start w:val="1"/>
+      <w:numFmt w:val="bullet"/>
+      <w:lvlText w:val="o"/>
+      <w:lvlJc w:val="left"/>
+      <w:pPr>
+        <w:ind w:left="1440" w:hanging="360"/>
+      </w:pPr>
+      <w:rPr>
+        <w:rFonts w:ascii="Courier New" w:hAnsi="Courier New" w:cs="Courier New" w:hint="default"/>
+      </w:rPr>
+    </w:lvl>
+    <w:lvl w:ilvl="2" w:tplc="40090005" w:tentative="1">
+      <w:start w:val="1"/>
+      <w:numFmt w:val="bullet"/>
+      <w:lvlText w:val=""/>
+      <w:lvlJc w:val="left"/>
+      <w:pPr>
+        <w:ind w:left="2160" w:hanging="360"/>
+      </w:pPr>
+      <w:rPr>
+        <w:rFonts w:ascii="Wingdings" w:hAnsi="Wingdings" w:hint="default"/>
+      </w:rPr>
+    </w:lvl>
+    <w:lvl w:ilvl="3" w:tplc="40090001" w:tentative="1">
+      <w:start w:val="1"/>
+      <w:numFmt w:val="bullet"/>
+      <w:lvlText w:val=""/>
+      <w:lvlJc w:val="left"/>
+      <w:pPr>
+        <w:ind w:left="2880" w:hanging="360"/>
+      </w:pPr>
+      <w:rPr>
+        <w:rFonts w:ascii="Symbol" w:hAnsi="Symbol" w:hint="default"/>
+      </w:rPr>
+    </w:lvl>
+    <w:lvl w:ilvl="4" w:tplc="40090003" w:tentative="1">
+      <w:start w:val="1"/>
+      <w:numFmt w:val="bullet"/>
+      <w:lvlText w:val="o"/>
+      <w:lvlJc w:val="left"/>
+      <w:pPr>
+        <w:ind w:left="3600" w:hanging="360"/>
+      </w:pPr>
+      <w:rPr>
+        <w:rFonts w:ascii="Courier New" w:hAnsi="Courier New" w:cs="Courier New" w:hint="default"/>
+      </w:rPr>
+    </w:lvl>
+    <w:lvl w:ilvl="5" w:tplc="40090005" w:tentative="1">
+      <w:start w:val="1"/>
+      <w:numFmt w:val="bullet"/>
+      <w:lvlText w:val=""/>
+      <w:lvlJc w:val="left"/>
+      <w:pPr>
+        <w:ind w:left="4320" w:hanging="360"/>
+      </w:pPr>
+      <w:rPr>
+        <w:rFonts w:ascii="Wingdings" w:hAnsi="Wingdings" w:hint="default"/>
+      </w:rPr>
+    </w:lvl>
+    <w:lvl w:ilvl="6" w:tplc="40090001" w:tentative="1">
+      <w:start w:val="1"/>
+      <w:numFmt w:val="bullet"/>
+      <w:lvlText w:val=""/>
+      <w:lvlJc w:val="left"/>
+      <w:pPr>
+        <w:ind w:left="5040" w:hanging="360"/>
+      </w:pPr>
+      <w:rPr>
+        <w:rFonts w:ascii="Symbol" w:hAnsi="Symbol" w:hint="default"/>
+      </w:rPr>
+    </w:lvl>
+    <w:lvl w:ilvl="7" w:tplc="40090003" w:tentative="1">
+      <w:start w:val="1"/>
+      <w:numFmt w:val="bullet"/>
+      <w:lvlText w:val="o"/>
+      <w:lvlJc w:val="left"/>
+      <w:pPr>
+        <w:ind w:left="5760" w:hanging="360"/>
+      </w:pPr>
+      <w:rPr>
+        <w:rFonts w:ascii="Courier New" w:hAnsi="Courier New" w:cs="Courier New" w:hint="default"/>
+      </w:rPr>
+    </w:lvl>
+    <w:lvl w:ilvl="8" w:tplc="40090005" w:tentative="1">
+      <w:start w:val="1"/>
+      <w:numFmt w:val="bullet"/>
+      <w:lvlText w:val=""/>
+      <w:lvlJc w:val="left"/>
+      <w:pPr>
+        <w:ind w:left="6480" w:hanging="360"/>
+      </w:pPr>
+      <w:rPr>
+        <w:rFonts w:ascii="Wingdings" w:hAnsi="Wingdings" w:hint="default"/>
+      </w:rPr>
+    </w:lvl>
+  </w:abstractNum>
+  <w:abstractNum w:abstractNumId="1" w15:restartNumberingAfterBreak="0">
+    <w:nsid w:val="1BCD4DE6"/>
+    <w:multiLevelType w:val="multilevel"/>
+    <w:tmpl w:val="7AE64FB2"/>
+    <w:lvl w:ilvl="0">
+      <w:start w:val="1"/>
+      <w:numFmt w:val="decimal"/>
+      <w:lvlText w:val="%1."/>
+      <w:lvlJc w:val="left"/>
+      <w:pPr>
+        <w:tabs>
+          <w:tab w:val="num" w:pos="720"/>
+        </w:tabs>
+        <w:ind w:left="720" w:hanging="360"/>
+      </w:pPr>
+    </w:lvl>
+    <w:lvl w:ilvl="1">
+      <w:start w:val="1"/>
+      <w:numFmt w:val="bullet"/>
+      <w:lvlText w:val="o"/>
+      <w:lvlJc w:val="left"/>
+      <w:pPr>
+        <w:tabs>
+          <w:tab w:val="num" w:pos="1440"/>
+        </w:tabs>
+        <w:ind w:left="1440" w:hanging="360"/>
+      </w:pPr>
+      <w:rPr>
+        <w:rFonts w:ascii="Courier New" w:hAnsi="Courier New" w:cs="Times New Roman" w:hint="default"/>
+        <w:sz w:val="20"/>
+      </w:rPr>
+    </w:lvl>
+    <w:lvl w:ilvl="2">
+      <w:start w:val="1"/>
+      <w:numFmt w:val="decimal"/>
+      <w:lvlText w:val="%3."/>
+      <w:lvlJc w:val="left"/>
+      <w:pPr>
+        <w:tabs>
+          <w:tab w:val="num" w:pos="2160"/>
+        </w:tabs>
+        <w:ind w:left="2160" w:hanging="360"/>
+      </w:pPr>
+    </w:lvl>
+    <w:lvl w:ilvl="3">
+      <w:start w:val="1"/>
+      <w:numFmt w:val="decimal"/>
+      <w:lvlText w:val="%4."/>
+      <w:lvlJc w:val="left"/>
+      <w:pPr>
+        <w:tabs>
+          <w:tab w:val="num" w:pos="2880"/>
+        </w:tabs>
+        <w:ind w:left="2880" w:hanging="360"/>
+      </w:pPr>
+    </w:lvl>
+    <w:lvl w:ilvl="4">
+      <w:start w:val="1"/>
+      <w:numFmt w:val="decimal"/>
+      <w:lvlText w:val="%5."/>
+      <w:lvlJc w:val="left"/>
+      <w:pPr>
+        <w:tabs>
+          <w:tab w:val="num" w:pos="3600"/>
+        </w:tabs>
+        <w:ind w:left="3600" w:hanging="360"/>
+      </w:pPr>
+    </w:lvl>
+    <w:lvl w:ilvl="5">
+      <w:start w:val="1"/>
+      <w:numFmt w:val="decimal"/>
+      <w:lvlText w:val="%6."/>
+      <w:lvlJc w:val="left"/>
+      <w:pPr>
+        <w:tabs>
+          <w:tab w:val="num" w:pos="4320"/>
+        </w:tabs>
+        <w:ind w:left="4320" w:hanging="360"/>
+      </w:pPr>
+    </w:lvl>
+    <w:lvl w:ilvl="6">
+      <w:start w:val="1"/>
+      <w:numFmt w:val="decimal"/>
+      <w:lvlText w:val="%7."/>
+      <w:lvlJc w:val="left"/>
+      <w:pPr>
+        <w:tabs>
+          <w:tab w:val="num" w:pos="5040"/>
+        </w:tabs>
+        <w:ind w:left="5040" w:hanging="360"/>
+      </w:pPr>
+    </w:lvl>
+    <w:lvl w:ilvl="7">
+      <w:start w:val="1"/>
+      <w:numFmt w:val="decimal"/>
+      <w:lvlText w:val="%8."/>
+      <w:lvlJc w:val="left"/>
+      <w:pPr>
+        <w:tabs>
+          <w:tab w:val="num" w:pos="5760"/>
+        </w:tabs>
+        <w:ind w:left="5760" w:hanging="360"/>
+      </w:pPr>
+    </w:lvl>
+    <w:lvl w:ilvl="8">
+      <w:start w:val="1"/>
+      <w:numFmt w:val="decimal"/>
+      <w:lvlText w:val="%9."/>
+      <w:lvlJc w:val="left"/>
+      <w:pPr>
+        <w:tabs>
+          <w:tab w:val="num" w:pos="6480"/>
+        </w:tabs>
+        <w:ind w:left="6480" w:hanging="360"/>
+      </w:pPr>
+    </w:lvl>
+  </w:abstractNum>
+  <w:abstractNum w:abstractNumId="2" w15:restartNumberingAfterBreak="0">
+    <w:nsid w:val="3E086986"/>
+    <w:multiLevelType w:val="multilevel"/>
+    <w:tmpl w:val="F7320090"/>
+    <w:lvl w:ilvl="0">
+      <w:start w:val="1"/>
+      <w:numFmt w:val="decimal"/>
+      <w:lvlText w:val="%1."/>
+      <w:lvlJc w:val="left"/>
+      <w:pPr>
+        <w:tabs>
+          <w:tab w:val="num" w:pos="720"/>
+        </w:tabs>
+        <w:ind w:left="720" w:hanging="360"/>
+      </w:pPr>
+    </w:lvl>
+    <w:lvl w:ilvl="1">
+      <w:start w:val="1"/>
+      <w:numFmt w:val="bullet"/>
+      <w:lvlText w:val="o"/>
+      <w:lvlJc w:val="left"/>
+      <w:pPr>
+        <w:tabs>
+          <w:tab w:val="num" w:pos="1440"/>
+        </w:tabs>
+        <w:ind w:left="1440" w:hanging="360"/>
+      </w:pPr>
+      <w:rPr>
+        <w:rFonts w:ascii="Courier New" w:hAnsi="Courier New" w:cs="Times New Roman" w:hint="default"/>
+        <w:sz w:val="20"/>
+      </w:rPr>
+    </w:lvl>
+    <w:lvl w:ilvl="2">
+      <w:start w:val="1"/>
+      <w:numFmt w:val="decimal"/>
+      <w:lvlText w:val="%3."/>
+      <w:lvlJc w:val="left"/>
+      <w:pPr>
+        <w:tabs>
+          <w:tab w:val="num" w:pos="2160"/>
+        </w:tabs>
+        <w:ind w:left="2160" w:hanging="360"/>
+      </w:pPr>
+    </w:lvl>
+    <w:lvl w:ilvl="3">
+      <w:start w:val="1"/>
+      <w:numFmt w:val="decimal"/>
+      <w:lvlText w:val="%4."/>
+      <w:lvlJc w:val="left"/>
+      <w:pPr>
+        <w:tabs>
+          <w:tab w:val="num" w:pos="2880"/>
+        </w:tabs>
+        <w:ind w:left="2880" w:hanging="360"/>
+      </w:pPr>
+    </w:lvl>
+    <w:lvl w:ilvl="4">
+      <w:start w:val="1"/>
+      <w:numFmt w:val="decimal"/>
+      <w:lvlText w:val="%5."/>
+      <w:lvlJc w:val="left"/>
+      <w:pPr>
+        <w:tabs>
+          <w:tab w:val="num" w:pos="3600"/>
+        </w:tabs>
+        <w:ind w:left="3600" w:hanging="360"/>
+      </w:pPr>
+    </w:lvl>
+    <w:lvl w:ilvl="5">
+      <w:start w:val="1"/>
+      <w:numFmt w:val="decimal"/>
+      <w:lvlText w:val="%6."/>
+      <w:lvlJc w:val="left"/>
+      <w:pPr>
+        <w:tabs>
+          <w:tab w:val="num" w:pos="4320"/>
+        </w:tabs>
+        <w:ind w:left="4320" w:hanging="360"/>
+      </w:pPr>
+    </w:lvl>
+    <w:lvl w:ilvl="6">
+      <w:start w:val="1"/>
+      <w:numFmt w:val="decimal"/>
+      <w:lvlText w:val="%7."/>
+      <w:lvlJc w:val="left"/>
+      <w:pPr>
+        <w:tabs>
+          <w:tab w:val="num" w:pos="5040"/>
+        </w:tabs>
+        <w:ind w:left="5040" w:hanging="360"/>
+      </w:pPr>
+    </w:lvl>
+    <w:lvl w:ilvl="7">
+      <w:start w:val="1"/>
+      <w:numFmt w:val="decimal"/>
+      <w:lvlText w:val="%8."/>
+      <w:lvlJc w:val="left"/>
+      <w:pPr>
+        <w:tabs>
+          <w:tab w:val="num" w:pos="5760"/>
+        </w:tabs>
+        <w:ind w:left="5760" w:hanging="360"/>
+      </w:pPr>
+    </w:lvl>
+    <w:lvl w:ilvl="8">
+      <w:start w:val="1"/>
+      <w:numFmt w:val="decimal"/>
+      <w:lvlText w:val="%9."/>
+      <w:lvlJc w:val="left"/>
+      <w:pPr>
+        <w:tabs>
+          <w:tab w:val="num" w:pos="6480"/>
+        </w:tabs>
+        <w:ind w:left="6480" w:hanging="360"/>
+      </w:pPr>
+    </w:lvl>
+  </w:abstractNum>
+  <w:num w:numId="1">
+    <w:abstractNumId w:val="2"/>
+    <w:lvlOverride w:ilvl="0">
+      <w:startOverride w:val="1"/>
+    </w:lvlOverride>
+    <w:lvlOverride w:ilvl="1"/>
+    <w:lvlOverride w:ilvl="2">
+      <w:startOverride w:val="1"/>
+    </w:lvlOverride>
+    <w:lvlOverride w:ilvl="3">
+      <w:startOverride w:val="1"/>
+    </w:lvlOverride>
+    <w:lvlOverride w:ilvl="4">
+      <w:startOverride w:val="1"/>
+    </w:lvlOverride>
+    <w:lvlOverride w:ilvl="5">
+      <w:startOverride w:val="1"/>
+    </w:lvlOverride>
+    <w:lvlOverride w:ilvl="6">
+      <w:startOverride w:val="1"/>
+    </w:lvlOverride>
+    <w:lvlOverride w:ilvl="7">
+      <w:startOverride w:val="1"/>
+    </w:lvlOverride>
+    <w:lvlOverride w:ilvl="8">
+      <w:startOverride w:val="1"/>
+    </w:lvlOverride>
+  </w:num>
+  <w:num w:numId="2">
+    <w:abstractNumId w:val="0"/>
+  </w:num>
+  <w:num w:numId="3">
+    <w:abstractNumId w:val="1"/>
+    <w:lvlOverride w:ilvl="0">
+      <w:startOverride w:val="1"/>
+    </w:lvlOverride>
+    <w:lvlOverride w:ilvl="1"/>
+    <w:lvlOverride w:ilvl="2">
+      <w:startOverride w:val="1"/>
+    </w:lvlOverride>
+    <w:lvlOverride w:ilvl="3">
+      <w:startOverride w:val="1"/>
+    </w:lvlOverride>
+    <w:lvlOverride w:ilvl="4">
+      <w:startOverride w:val="1"/>
+    </w:lvlOverride>
+    <w:lvlOverride w:ilvl="5">
+      <w:startOverride w:val="1"/>
+    </w:lvlOverride>
+    <w:lvlOverride w:ilvl="6">
+      <w:startOverride w:val="1"/>
+    </w:lvlOverride>
+    <w:lvlOverride w:ilvl="7">
+      <w:startOverride w:val="1"/>
+    </w:lvlOverride>
+    <w:lvlOverride w:ilvl="8">
+      <w:startOverride w:val="1"/>
+    </w:lvlOverride>
+  </w:num>
+</w:numbering>
 </file>
 
 <file path=word/styles.xml><?xml version="1.0" encoding="utf-8"?>
@@ -4594,6 +7161,17 @@
     <w:semiHidden/>
     <w:unhideWhenUsed/>
   </w:style>
+  <w:style w:type="paragraph" w:styleId="ListParagraph">
+    <w:name w:val="List Paragraph"/>
+    <w:basedOn w:val="Normal"/>
+    <w:uiPriority w:val="34"/>
+    <w:qFormat/>
+    <w:rsid w:val="004E702F"/>
+    <w:pPr>
+      <w:ind w:left="720"/>
+      <w:contextualSpacing/>
+    </w:pPr>
+  </w:style>
 </w:styles>
 </file>
 

--- a/WEEK1_MANDATORY_HANDSON.docx
+++ b/WEEK1_MANDATORY_HANDSON.docx
@@ -137,7 +137,6 @@
         </w:rPr>
         <w:t xml:space="preserve">class </w:t>
       </w:r>
-      <w:proofErr w:type="gramStart"/>
       <w:r>
         <w:rPr>
           <w:lang w:val="en-US"/>
@@ -150,155 +149,70 @@
         </w:rPr>
         <w:t>{</w:t>
       </w:r>
-      <w:proofErr w:type="gramEnd"/>
-    </w:p>
-    <w:p>
-      <w:pPr>
-        <w:rPr>
-          <w:lang w:val="en-US"/>
-        </w:rPr>
-      </w:pPr>
-      <w:r>
-        <w:rPr>
-          <w:lang w:val="en-US"/>
-        </w:rPr>
-        <w:t xml:space="preserve">    public static void </w:t>
-      </w:r>
-      <w:proofErr w:type="gramStart"/>
-      <w:r>
-        <w:rPr>
-          <w:lang w:val="en-US"/>
-        </w:rPr>
-        <w:t>main(</w:t>
-      </w:r>
-      <w:proofErr w:type="gramEnd"/>
-      <w:r>
-        <w:rPr>
-          <w:lang w:val="en-US"/>
-        </w:rPr>
-        <w:t xml:space="preserve">String </w:t>
-      </w:r>
-      <w:proofErr w:type="spellStart"/>
-      <w:r>
-        <w:rPr>
-          <w:lang w:val="en-US"/>
-        </w:rPr>
-        <w:t>args</w:t>
-      </w:r>
-      <w:proofErr w:type="spellEnd"/>
-      <w:r>
-        <w:rPr>
-          <w:lang w:val="en-US"/>
-        </w:rPr>
-        <w:t>[]){</w:t>
-      </w:r>
-    </w:p>
-    <w:p>
-      <w:pPr>
-        <w:rPr>
-          <w:lang w:val="en-US"/>
-        </w:rPr>
-      </w:pPr>
-      <w:r>
-        <w:rPr>
-          <w:lang w:val="en-US"/>
-        </w:rPr>
-        <w:t xml:space="preserve">        Logger l1=</w:t>
-      </w:r>
-      <w:proofErr w:type="spellStart"/>
-      <w:r>
-        <w:rPr>
-          <w:lang w:val="en-US"/>
-        </w:rPr>
-        <w:t>Logger.getInstance</w:t>
-      </w:r>
-      <w:proofErr w:type="spellEnd"/>
-      <w:r>
-        <w:rPr>
-          <w:lang w:val="en-US"/>
-        </w:rPr>
-        <w:t>();</w:t>
-      </w:r>
-    </w:p>
-    <w:p>
-      <w:pPr>
-        <w:rPr>
-          <w:lang w:val="en-US"/>
-        </w:rPr>
-      </w:pPr>
-      <w:r>
-        <w:rPr>
-          <w:lang w:val="en-US"/>
-        </w:rPr>
-        <w:t xml:space="preserve">        Logger l2=</w:t>
-      </w:r>
-      <w:proofErr w:type="spellStart"/>
-      <w:r>
-        <w:rPr>
-          <w:lang w:val="en-US"/>
-        </w:rPr>
-        <w:t>Logger.getInstance</w:t>
-      </w:r>
-      <w:proofErr w:type="spellEnd"/>
-      <w:r>
-        <w:rPr>
-          <w:lang w:val="en-US"/>
-        </w:rPr>
-        <w:t>();</w:t>
-      </w:r>
-    </w:p>
-    <w:p>
-      <w:pPr>
-        <w:rPr>
-          <w:lang w:val="en-US"/>
-        </w:rPr>
-      </w:pPr>
-      <w:r>
-        <w:rPr>
-          <w:lang w:val="en-US"/>
-        </w:rPr>
-        <w:t xml:space="preserve">        </w:t>
-      </w:r>
-      <w:proofErr w:type="spellStart"/>
-      <w:r>
-        <w:rPr>
-          <w:lang w:val="en-US"/>
-        </w:rPr>
-        <w:t>System.out.println</w:t>
-      </w:r>
-      <w:proofErr w:type="spellEnd"/>
-      <w:r>
-        <w:rPr>
-          <w:lang w:val="en-US"/>
-        </w:rPr>
-        <w:t>(l1==l2);</w:t>
-      </w:r>
-    </w:p>
-    <w:p>
-      <w:pPr>
-        <w:rPr>
-          <w:lang w:val="en-US"/>
-        </w:rPr>
-      </w:pPr>
-      <w:r>
-        <w:rPr>
-          <w:lang w:val="en-US"/>
-        </w:rPr>
-        <w:t xml:space="preserve">        </w:t>
-      </w:r>
-      <w:proofErr w:type="gramStart"/>
-      <w:r>
-        <w:rPr>
-          <w:lang w:val="en-US"/>
-        </w:rPr>
-        <w:t>l1.log(</w:t>
-      </w:r>
-      <w:proofErr w:type="gramEnd"/>
-      <w:r>
-        <w:rPr>
-          <w:lang w:val="en-US"/>
-        </w:rPr>
-        <w:t>"Hello World!");</w:t>
+    </w:p>
+    <w:p>
+      <w:pPr>
+        <w:rPr>
+          <w:lang w:val="en-US"/>
+        </w:rPr>
+      </w:pPr>
+      <w:r>
+        <w:rPr>
+          <w:lang w:val="en-US"/>
+        </w:rPr>
+        <w:t xml:space="preserve">    public static void main(String args[]){</w:t>
+      </w:r>
+    </w:p>
+    <w:p>
+      <w:pPr>
+        <w:rPr>
+          <w:lang w:val="en-US"/>
+        </w:rPr>
+      </w:pPr>
+      <w:r>
+        <w:rPr>
+          <w:lang w:val="en-US"/>
+        </w:rPr>
+        <w:t xml:space="preserve">        Logger l1=Logger.getInstance();</w:t>
+      </w:r>
+    </w:p>
+    <w:p>
+      <w:pPr>
+        <w:rPr>
+          <w:lang w:val="en-US"/>
+        </w:rPr>
+      </w:pPr>
+      <w:r>
+        <w:rPr>
+          <w:lang w:val="en-US"/>
+        </w:rPr>
+        <w:t xml:space="preserve">        Logger l2=Logger.getInstance();</w:t>
+      </w:r>
+    </w:p>
+    <w:p>
+      <w:pPr>
+        <w:rPr>
+          <w:lang w:val="en-US"/>
+        </w:rPr>
+      </w:pPr>
+      <w:r>
+        <w:rPr>
+          <w:lang w:val="en-US"/>
+        </w:rPr>
+        <w:t xml:space="preserve">        System.out.println(l1==l2);</w:t>
+      </w:r>
+    </w:p>
+    <w:p>
+      <w:pPr>
+        <w:rPr>
+          <w:lang w:val="en-US"/>
+        </w:rPr>
+      </w:pPr>
+      <w:r>
+        <w:rPr>
+          <w:lang w:val="en-US"/>
+        </w:rPr>
+        <w:t xml:space="preserve">        l1.log("Hello World!");</w:t>
       </w:r>
     </w:p>
     <w:p>
@@ -337,42 +251,20 @@
         <w:rPr>
           <w:lang w:val="en-US"/>
         </w:rPr>
-        <w:t xml:space="preserve">class </w:t>
-      </w:r>
-      <w:proofErr w:type="gramStart"/>
-      <w:r>
-        <w:rPr>
-          <w:lang w:val="en-US"/>
-        </w:rPr>
-        <w:t>Logger{</w:t>
-      </w:r>
-      <w:proofErr w:type="gramEnd"/>
-    </w:p>
-    <w:p>
-      <w:pPr>
-        <w:rPr>
-          <w:lang w:val="en-US"/>
-        </w:rPr>
-      </w:pPr>
-      <w:r>
-        <w:rPr>
-          <w:lang w:val="en-US"/>
-        </w:rPr>
-        <w:t xml:space="preserve">    private </w:t>
-      </w:r>
-      <w:proofErr w:type="gramStart"/>
-      <w:r>
-        <w:rPr>
-          <w:lang w:val="en-US"/>
-        </w:rPr>
-        <w:t>Logger(</w:t>
-      </w:r>
-      <w:proofErr w:type="gramEnd"/>
-      <w:r>
-        <w:rPr>
-          <w:lang w:val="en-US"/>
-        </w:rPr>
-        <w:t>){</w:t>
+        <w:t>class Logger{</w:t>
+      </w:r>
+    </w:p>
+    <w:p>
+      <w:pPr>
+        <w:rPr>
+          <w:lang w:val="en-US"/>
+        </w:rPr>
+      </w:pPr>
+      <w:r>
+        <w:rPr>
+          <w:lang w:val="en-US"/>
+        </w:rPr>
+        <w:t xml:space="preserve">    private Logger(){</w:t>
       </w:r>
     </w:p>
     <w:p>
@@ -411,77 +303,33 @@
         <w:rPr>
           <w:lang w:val="en-US"/>
         </w:rPr>
-        <w:t xml:space="preserve">    public static Logger </w:t>
-      </w:r>
-      <w:proofErr w:type="spellStart"/>
-      <w:proofErr w:type="gramStart"/>
-      <w:r>
-        <w:rPr>
-          <w:lang w:val="en-US"/>
-        </w:rPr>
-        <w:t>getInstance</w:t>
-      </w:r>
-      <w:proofErr w:type="spellEnd"/>
-      <w:r>
-        <w:rPr>
-          <w:lang w:val="en-US"/>
-        </w:rPr>
-        <w:t>(</w:t>
-      </w:r>
-      <w:proofErr w:type="gramEnd"/>
-      <w:r>
-        <w:rPr>
-          <w:lang w:val="en-US"/>
-        </w:rPr>
-        <w:t>){</w:t>
-      </w:r>
-    </w:p>
-    <w:p>
-      <w:pPr>
-        <w:rPr>
-          <w:lang w:val="en-US"/>
-        </w:rPr>
-      </w:pPr>
-      <w:r>
-        <w:rPr>
-          <w:lang w:val="en-US"/>
-        </w:rPr>
-        <w:t xml:space="preserve">        if(instance==</w:t>
-      </w:r>
-      <w:proofErr w:type="gramStart"/>
-      <w:r>
-        <w:rPr>
-          <w:lang w:val="en-US"/>
-        </w:rPr>
-        <w:t>null){</w:t>
-      </w:r>
-      <w:proofErr w:type="gramEnd"/>
-    </w:p>
-    <w:p>
-      <w:pPr>
-        <w:rPr>
-          <w:lang w:val="en-US"/>
-        </w:rPr>
-      </w:pPr>
-      <w:r>
-        <w:rPr>
-          <w:lang w:val="en-US"/>
-        </w:rPr>
-        <w:t xml:space="preserve">            instance=new </w:t>
-      </w:r>
-      <w:proofErr w:type="gramStart"/>
-      <w:r>
-        <w:rPr>
-          <w:lang w:val="en-US"/>
-        </w:rPr>
-        <w:t>Logger(</w:t>
-      </w:r>
-      <w:proofErr w:type="gramEnd"/>
-      <w:r>
-        <w:rPr>
-          <w:lang w:val="en-US"/>
-        </w:rPr>
-        <w:t>);</w:t>
+        <w:t xml:space="preserve">    public static Logger getInstance(){</w:t>
+      </w:r>
+    </w:p>
+    <w:p>
+      <w:pPr>
+        <w:rPr>
+          <w:lang w:val="en-US"/>
+        </w:rPr>
+      </w:pPr>
+      <w:r>
+        <w:rPr>
+          <w:lang w:val="en-US"/>
+        </w:rPr>
+        <w:t xml:space="preserve">        if(instance==null){</w:t>
+      </w:r>
+    </w:p>
+    <w:p>
+      <w:pPr>
+        <w:rPr>
+          <w:lang w:val="en-US"/>
+        </w:rPr>
+      </w:pPr>
+      <w:r>
+        <w:rPr>
+          <w:lang w:val="en-US"/>
+        </w:rPr>
+        <w:t xml:space="preserve">            instance=new Logger();</w:t>
       </w:r>
     </w:p>
     <w:p>
@@ -533,21 +381,7 @@
         <w:rPr>
           <w:lang w:val="en-US"/>
         </w:rPr>
-        <w:t xml:space="preserve">    public void </w:t>
-      </w:r>
-      <w:proofErr w:type="gramStart"/>
-      <w:r>
-        <w:rPr>
-          <w:lang w:val="en-US"/>
-        </w:rPr>
-        <w:t>log(</w:t>
-      </w:r>
-      <w:proofErr w:type="gramEnd"/>
-      <w:r>
-        <w:rPr>
-          <w:lang w:val="en-US"/>
-        </w:rPr>
-        <w:t>String message){</w:t>
+        <w:t xml:space="preserve">    public void log(String message){</w:t>
       </w:r>
     </w:p>
     <w:p>
@@ -561,21 +395,7 @@
           <w:lang w:val="en-US"/>
         </w:rPr>
         <w:lastRenderedPageBreak/>
-        <w:t xml:space="preserve">        </w:t>
-      </w:r>
-      <w:proofErr w:type="spellStart"/>
-      <w:r>
-        <w:rPr>
-          <w:lang w:val="en-US"/>
-        </w:rPr>
-        <w:t>System.out.print</w:t>
-      </w:r>
-      <w:proofErr w:type="spellEnd"/>
-      <w:r>
-        <w:rPr>
-          <w:lang w:val="en-US"/>
-        </w:rPr>
-        <w:t>("Logging:"+message);</w:t>
+        <w:t xml:space="preserve">        System.out.print("Logging:"+message);</w:t>
       </w:r>
     </w:p>
     <w:p>
@@ -767,137 +587,59 @@
         <w:rPr>
           <w:lang w:val="en-US"/>
         </w:rPr>
-        <w:t xml:space="preserve">class </w:t>
-      </w:r>
-      <w:proofErr w:type="gramStart"/>
-      <w:r>
-        <w:rPr>
-          <w:lang w:val="en-US"/>
-        </w:rPr>
-        <w:t>Test{</w:t>
-      </w:r>
-      <w:proofErr w:type="gramEnd"/>
-    </w:p>
-    <w:p>
-      <w:pPr>
-        <w:rPr>
-          <w:lang w:val="en-US"/>
-        </w:rPr>
-      </w:pPr>
-      <w:r>
-        <w:rPr>
-          <w:lang w:val="en-US"/>
-        </w:rPr>
-        <w:t xml:space="preserve">    public static void </w:t>
-      </w:r>
-      <w:proofErr w:type="gramStart"/>
-      <w:r>
-        <w:rPr>
-          <w:lang w:val="en-US"/>
-        </w:rPr>
-        <w:t>main(</w:t>
-      </w:r>
-      <w:proofErr w:type="gramEnd"/>
-      <w:r>
-        <w:rPr>
-          <w:lang w:val="en-US"/>
-        </w:rPr>
-        <w:t xml:space="preserve">String </w:t>
-      </w:r>
-      <w:proofErr w:type="spellStart"/>
-      <w:r>
-        <w:rPr>
-          <w:lang w:val="en-US"/>
-        </w:rPr>
-        <w:t>args</w:t>
-      </w:r>
-      <w:proofErr w:type="spellEnd"/>
-      <w:r>
-        <w:rPr>
-          <w:lang w:val="en-US"/>
-        </w:rPr>
-        <w:t>[]){</w:t>
-      </w:r>
-    </w:p>
-    <w:p>
-      <w:pPr>
-        <w:rPr>
-          <w:lang w:val="en-US"/>
-        </w:rPr>
-      </w:pPr>
-      <w:r>
-        <w:rPr>
-          <w:lang w:val="en-US"/>
-        </w:rPr>
-        <w:t xml:space="preserve">        Document doc1=</w:t>
-      </w:r>
-      <w:proofErr w:type="spellStart"/>
-      <w:r>
-        <w:rPr>
-          <w:lang w:val="en-US"/>
-        </w:rPr>
-        <w:t>DocumentFactory.createDocumentFactory</w:t>
-      </w:r>
-      <w:proofErr w:type="spellEnd"/>
-      <w:r>
-        <w:rPr>
-          <w:lang w:val="en-US"/>
-        </w:rPr>
-        <w:t>("WORD");</w:t>
-      </w:r>
-    </w:p>
-    <w:p>
-      <w:pPr>
-        <w:rPr>
-          <w:lang w:val="en-US"/>
-        </w:rPr>
-      </w:pPr>
-      <w:r>
-        <w:rPr>
-          <w:lang w:val="en-US"/>
-        </w:rPr>
-        <w:t xml:space="preserve">        Document doc2=</w:t>
-      </w:r>
-      <w:proofErr w:type="spellStart"/>
-      <w:r>
-        <w:rPr>
-          <w:lang w:val="en-US"/>
-        </w:rPr>
-        <w:t>DocumentFactory.createDocumentFactory</w:t>
-      </w:r>
-      <w:proofErr w:type="spellEnd"/>
-      <w:r>
-        <w:rPr>
-          <w:lang w:val="en-US"/>
-        </w:rPr>
-        <w:t>("PDF");</w:t>
-      </w:r>
-    </w:p>
-    <w:p>
-      <w:pPr>
-        <w:rPr>
-          <w:lang w:val="en-US"/>
-        </w:rPr>
-      </w:pPr>
-      <w:r>
-        <w:rPr>
-          <w:lang w:val="en-US"/>
-        </w:rPr>
-        <w:t xml:space="preserve">        Document doc3=</w:t>
-      </w:r>
-      <w:proofErr w:type="spellStart"/>
-      <w:r>
-        <w:rPr>
-          <w:lang w:val="en-US"/>
-        </w:rPr>
-        <w:t>DocumentFactory.createDocumentFactory</w:t>
-      </w:r>
-      <w:proofErr w:type="spellEnd"/>
-      <w:r>
-        <w:rPr>
-          <w:lang w:val="en-US"/>
-        </w:rPr>
-        <w:t>("EXCEL");</w:t>
+        <w:t>class Test{</w:t>
+      </w:r>
+    </w:p>
+    <w:p>
+      <w:pPr>
+        <w:rPr>
+          <w:lang w:val="en-US"/>
+        </w:rPr>
+      </w:pPr>
+      <w:r>
+        <w:rPr>
+          <w:lang w:val="en-US"/>
+        </w:rPr>
+        <w:t xml:space="preserve">    public static void main(String args[]){</w:t>
+      </w:r>
+    </w:p>
+    <w:p>
+      <w:pPr>
+        <w:rPr>
+          <w:lang w:val="en-US"/>
+        </w:rPr>
+      </w:pPr>
+      <w:r>
+        <w:rPr>
+          <w:lang w:val="en-US"/>
+        </w:rPr>
+        <w:t xml:space="preserve">        Document doc1=DocumentFactory.createDocumentFactory("WORD");</w:t>
+      </w:r>
+    </w:p>
+    <w:p>
+      <w:pPr>
+        <w:rPr>
+          <w:lang w:val="en-US"/>
+        </w:rPr>
+      </w:pPr>
+      <w:r>
+        <w:rPr>
+          <w:lang w:val="en-US"/>
+        </w:rPr>
+        <w:t xml:space="preserve">        Document doc2=DocumentFactory.createDocumentFactory("PDF");</w:t>
+      </w:r>
+    </w:p>
+    <w:p>
+      <w:pPr>
+        <w:rPr>
+          <w:lang w:val="en-US"/>
+        </w:rPr>
+      </w:pPr>
+      <w:r>
+        <w:rPr>
+          <w:lang w:val="en-US"/>
+        </w:rPr>
+        <w:t xml:space="preserve">        Document doc3=DocumentFactory.createDocumentFactory("EXCEL");</w:t>
       </w:r>
     </w:p>
     <w:p>
@@ -982,50 +724,20 @@
         <w:rPr>
           <w:lang w:val="en-US"/>
         </w:rPr>
-        <w:t xml:space="preserve">interface </w:t>
-      </w:r>
-      <w:proofErr w:type="gramStart"/>
-      <w:r>
-        <w:rPr>
-          <w:lang w:val="en-US"/>
-        </w:rPr>
-        <w:t>Document{</w:t>
-      </w:r>
-      <w:proofErr w:type="gramEnd"/>
-    </w:p>
-    <w:p>
-      <w:pPr>
-        <w:rPr>
-          <w:lang w:val="en-US"/>
-        </w:rPr>
-      </w:pPr>
-      <w:r>
-        <w:rPr>
-          <w:lang w:val="en-US"/>
-        </w:rPr>
-        <w:t xml:space="preserve">    void </w:t>
-      </w:r>
-      <w:proofErr w:type="spellStart"/>
-      <w:proofErr w:type="gramStart"/>
-      <w:r>
-        <w:rPr>
-          <w:lang w:val="en-US"/>
-        </w:rPr>
-        <w:t>createDocument</w:t>
-      </w:r>
-      <w:proofErr w:type="spellEnd"/>
-      <w:r>
-        <w:rPr>
-          <w:lang w:val="en-US"/>
-        </w:rPr>
-        <w:t>(</w:t>
-      </w:r>
-      <w:proofErr w:type="gramEnd"/>
-      <w:r>
-        <w:rPr>
-          <w:lang w:val="en-US"/>
-        </w:rPr>
-        <w:t>);</w:t>
+        <w:t>interface Document{</w:t>
+      </w:r>
+    </w:p>
+    <w:p>
+      <w:pPr>
+        <w:rPr>
+          <w:lang w:val="en-US"/>
+        </w:rPr>
+      </w:pPr>
+      <w:r>
+        <w:rPr>
+          <w:lang w:val="en-US"/>
+        </w:rPr>
+        <w:t xml:space="preserve">    void createDocument();</w:t>
       </w:r>
     </w:p>
     <w:p>
@@ -1059,91 +771,33 @@
         <w:rPr>
           <w:lang w:val="en-US"/>
         </w:rPr>
-        <w:t xml:space="preserve">class </w:t>
-      </w:r>
-      <w:proofErr w:type="spellStart"/>
-      <w:r>
-        <w:rPr>
-          <w:lang w:val="en-US"/>
-        </w:rPr>
-        <w:t>WordDocument</w:t>
-      </w:r>
-      <w:proofErr w:type="spellEnd"/>
-      <w:r>
-        <w:rPr>
-          <w:lang w:val="en-US"/>
-        </w:rPr>
-        <w:t xml:space="preserve"> implements </w:t>
-      </w:r>
-      <w:proofErr w:type="gramStart"/>
-      <w:r>
-        <w:rPr>
-          <w:lang w:val="en-US"/>
-        </w:rPr>
-        <w:t>Document{</w:t>
-      </w:r>
-      <w:proofErr w:type="gramEnd"/>
-    </w:p>
-    <w:p>
-      <w:pPr>
-        <w:rPr>
-          <w:lang w:val="en-US"/>
-        </w:rPr>
-      </w:pPr>
-      <w:r>
-        <w:rPr>
-          <w:lang w:val="en-US"/>
-        </w:rPr>
-        <w:t xml:space="preserve">    public void </w:t>
-      </w:r>
-      <w:proofErr w:type="spellStart"/>
-      <w:proofErr w:type="gramStart"/>
-      <w:r>
-        <w:rPr>
-          <w:lang w:val="en-US"/>
-        </w:rPr>
-        <w:t>createDocument</w:t>
-      </w:r>
-      <w:proofErr w:type="spellEnd"/>
-      <w:r>
-        <w:rPr>
-          <w:lang w:val="en-US"/>
-        </w:rPr>
-        <w:t>(</w:t>
-      </w:r>
-      <w:proofErr w:type="gramEnd"/>
-      <w:r>
-        <w:rPr>
-          <w:lang w:val="en-US"/>
-        </w:rPr>
-        <w:t>){</w:t>
-      </w:r>
-    </w:p>
-    <w:p>
-      <w:pPr>
-        <w:rPr>
-          <w:lang w:val="en-US"/>
-        </w:rPr>
-      </w:pPr>
-      <w:r>
-        <w:rPr>
-          <w:lang w:val="en-US"/>
-        </w:rPr>
-        <w:t xml:space="preserve">        </w:t>
-      </w:r>
-      <w:proofErr w:type="spellStart"/>
-      <w:r>
-        <w:rPr>
-          <w:lang w:val="en-US"/>
-        </w:rPr>
-        <w:t>System.out.println</w:t>
-      </w:r>
-      <w:proofErr w:type="spellEnd"/>
-      <w:r>
-        <w:rPr>
-          <w:lang w:val="en-US"/>
-        </w:rPr>
-        <w:t>("Word Document is created");</w:t>
+        <w:t>class WordDocument implements Document{</w:t>
+      </w:r>
+    </w:p>
+    <w:p>
+      <w:pPr>
+        <w:rPr>
+          <w:lang w:val="en-US"/>
+        </w:rPr>
+      </w:pPr>
+      <w:r>
+        <w:rPr>
+          <w:lang w:val="en-US"/>
+        </w:rPr>
+        <w:t xml:space="preserve">    public void createDocument(){</w:t>
+      </w:r>
+    </w:p>
+    <w:p>
+      <w:pPr>
+        <w:rPr>
+          <w:lang w:val="en-US"/>
+        </w:rPr>
+      </w:pPr>
+      <w:r>
+        <w:rPr>
+          <w:lang w:val="en-US"/>
+        </w:rPr>
+        <w:t xml:space="preserve">        System.out.println("Word Document is created");</w:t>
       </w:r>
     </w:p>
     <w:p>
@@ -1189,91 +843,33 @@
         <w:rPr>
           <w:lang w:val="en-US"/>
         </w:rPr>
-        <w:t xml:space="preserve">class </w:t>
-      </w:r>
-      <w:proofErr w:type="spellStart"/>
-      <w:r>
-        <w:rPr>
-          <w:lang w:val="en-US"/>
-        </w:rPr>
-        <w:t>PdfDocument</w:t>
-      </w:r>
-      <w:proofErr w:type="spellEnd"/>
-      <w:r>
-        <w:rPr>
-          <w:lang w:val="en-US"/>
-        </w:rPr>
-        <w:t xml:space="preserve"> implements </w:t>
-      </w:r>
-      <w:proofErr w:type="gramStart"/>
-      <w:r>
-        <w:rPr>
-          <w:lang w:val="en-US"/>
-        </w:rPr>
-        <w:t>Document{</w:t>
-      </w:r>
-      <w:proofErr w:type="gramEnd"/>
-    </w:p>
-    <w:p>
-      <w:pPr>
-        <w:rPr>
-          <w:lang w:val="en-US"/>
-        </w:rPr>
-      </w:pPr>
-      <w:r>
-        <w:rPr>
-          <w:lang w:val="en-US"/>
-        </w:rPr>
-        <w:t xml:space="preserve">    public void </w:t>
-      </w:r>
-      <w:proofErr w:type="spellStart"/>
-      <w:proofErr w:type="gramStart"/>
-      <w:r>
-        <w:rPr>
-          <w:lang w:val="en-US"/>
-        </w:rPr>
-        <w:t>createDocument</w:t>
-      </w:r>
-      <w:proofErr w:type="spellEnd"/>
-      <w:r>
-        <w:rPr>
-          <w:lang w:val="en-US"/>
-        </w:rPr>
-        <w:t>(</w:t>
-      </w:r>
-      <w:proofErr w:type="gramEnd"/>
-      <w:r>
-        <w:rPr>
-          <w:lang w:val="en-US"/>
-        </w:rPr>
-        <w:t>){</w:t>
-      </w:r>
-    </w:p>
-    <w:p>
-      <w:pPr>
-        <w:rPr>
-          <w:lang w:val="en-US"/>
-        </w:rPr>
-      </w:pPr>
-      <w:r>
-        <w:rPr>
-          <w:lang w:val="en-US"/>
-        </w:rPr>
-        <w:t xml:space="preserve">        </w:t>
-      </w:r>
-      <w:proofErr w:type="spellStart"/>
-      <w:r>
-        <w:rPr>
-          <w:lang w:val="en-US"/>
-        </w:rPr>
-        <w:t>System.out.println</w:t>
-      </w:r>
-      <w:proofErr w:type="spellEnd"/>
-      <w:r>
-        <w:rPr>
-          <w:lang w:val="en-US"/>
-        </w:rPr>
-        <w:t>("Pdf Document is created");</w:t>
+        <w:t>class PdfDocument implements Document{</w:t>
+      </w:r>
+    </w:p>
+    <w:p>
+      <w:pPr>
+        <w:rPr>
+          <w:lang w:val="en-US"/>
+        </w:rPr>
+      </w:pPr>
+      <w:r>
+        <w:rPr>
+          <w:lang w:val="en-US"/>
+        </w:rPr>
+        <w:t xml:space="preserve">    public void createDocument(){</w:t>
+      </w:r>
+    </w:p>
+    <w:p>
+      <w:pPr>
+        <w:rPr>
+          <w:lang w:val="en-US"/>
+        </w:rPr>
+      </w:pPr>
+      <w:r>
+        <w:rPr>
+          <w:lang w:val="en-US"/>
+        </w:rPr>
+        <w:t xml:space="preserve">        System.out.println("Pdf Document is created");</w:t>
       </w:r>
     </w:p>
     <w:p>
@@ -1319,91 +915,33 @@
         <w:rPr>
           <w:lang w:val="en-US"/>
         </w:rPr>
-        <w:t xml:space="preserve">class </w:t>
-      </w:r>
-      <w:proofErr w:type="spellStart"/>
-      <w:r>
-        <w:rPr>
-          <w:lang w:val="en-US"/>
-        </w:rPr>
-        <w:t>ExcelDocument</w:t>
-      </w:r>
-      <w:proofErr w:type="spellEnd"/>
-      <w:r>
-        <w:rPr>
-          <w:lang w:val="en-US"/>
-        </w:rPr>
-        <w:t xml:space="preserve"> implements </w:t>
-      </w:r>
-      <w:proofErr w:type="gramStart"/>
-      <w:r>
-        <w:rPr>
-          <w:lang w:val="en-US"/>
-        </w:rPr>
-        <w:t>Document{</w:t>
-      </w:r>
-      <w:proofErr w:type="gramEnd"/>
-    </w:p>
-    <w:p>
-      <w:pPr>
-        <w:rPr>
-          <w:lang w:val="en-US"/>
-        </w:rPr>
-      </w:pPr>
-      <w:r>
-        <w:rPr>
-          <w:lang w:val="en-US"/>
-        </w:rPr>
-        <w:t xml:space="preserve">    public void </w:t>
-      </w:r>
-      <w:proofErr w:type="spellStart"/>
-      <w:proofErr w:type="gramStart"/>
-      <w:r>
-        <w:rPr>
-          <w:lang w:val="en-US"/>
-        </w:rPr>
-        <w:t>createDocument</w:t>
-      </w:r>
-      <w:proofErr w:type="spellEnd"/>
-      <w:r>
-        <w:rPr>
-          <w:lang w:val="en-US"/>
-        </w:rPr>
-        <w:t>(</w:t>
-      </w:r>
-      <w:proofErr w:type="gramEnd"/>
-      <w:r>
-        <w:rPr>
-          <w:lang w:val="en-US"/>
-        </w:rPr>
-        <w:t>){</w:t>
-      </w:r>
-    </w:p>
-    <w:p>
-      <w:pPr>
-        <w:rPr>
-          <w:lang w:val="en-US"/>
-        </w:rPr>
-      </w:pPr>
-      <w:r>
-        <w:rPr>
-          <w:lang w:val="en-US"/>
-        </w:rPr>
-        <w:t xml:space="preserve">        </w:t>
-      </w:r>
-      <w:proofErr w:type="spellStart"/>
-      <w:r>
-        <w:rPr>
-          <w:lang w:val="en-US"/>
-        </w:rPr>
-        <w:t>System.out.println</w:t>
-      </w:r>
-      <w:proofErr w:type="spellEnd"/>
-      <w:r>
-        <w:rPr>
-          <w:lang w:val="en-US"/>
-        </w:rPr>
-        <w:t>("Excel Document is created");</w:t>
+        <w:t>class ExcelDocument implements Document{</w:t>
+      </w:r>
+    </w:p>
+    <w:p>
+      <w:pPr>
+        <w:rPr>
+          <w:lang w:val="en-US"/>
+        </w:rPr>
+      </w:pPr>
+      <w:r>
+        <w:rPr>
+          <w:lang w:val="en-US"/>
+        </w:rPr>
+        <w:t xml:space="preserve">    public void createDocument(){</w:t>
+      </w:r>
+    </w:p>
+    <w:p>
+      <w:pPr>
+        <w:rPr>
+          <w:lang w:val="en-US"/>
+        </w:rPr>
+      </w:pPr>
+      <w:r>
+        <w:rPr>
+          <w:lang w:val="en-US"/>
+        </w:rPr>
+        <w:t xml:space="preserve">        System.out.println("Excel Document is created");</w:t>
       </w:r>
     </w:p>
     <w:p>
@@ -1449,122 +987,46 @@
         <w:rPr>
           <w:lang w:val="en-US"/>
         </w:rPr>
-        <w:t xml:space="preserve">public class </w:t>
-      </w:r>
-      <w:proofErr w:type="spellStart"/>
-      <w:proofErr w:type="gramStart"/>
-      <w:r>
-        <w:rPr>
-          <w:lang w:val="en-US"/>
-        </w:rPr>
-        <w:t>DocumentFactory</w:t>
-      </w:r>
-      <w:proofErr w:type="spellEnd"/>
-      <w:r>
-        <w:rPr>
-          <w:lang w:val="en-US"/>
-        </w:rPr>
-        <w:t>{</w:t>
-      </w:r>
-      <w:proofErr w:type="gramEnd"/>
-    </w:p>
-    <w:p>
-      <w:pPr>
-        <w:rPr>
-          <w:lang w:val="en-US"/>
-        </w:rPr>
-      </w:pPr>
-      <w:r>
-        <w:rPr>
-          <w:lang w:val="en-US"/>
-        </w:rPr>
-        <w:t xml:space="preserve">    public static Document </w:t>
-      </w:r>
-      <w:proofErr w:type="spellStart"/>
-      <w:proofErr w:type="gramStart"/>
-      <w:r>
-        <w:rPr>
-          <w:lang w:val="en-US"/>
-        </w:rPr>
-        <w:t>createDocumentFactory</w:t>
-      </w:r>
-      <w:proofErr w:type="spellEnd"/>
-      <w:r>
-        <w:rPr>
-          <w:lang w:val="en-US"/>
-        </w:rPr>
-        <w:t>(</w:t>
-      </w:r>
-      <w:proofErr w:type="gramEnd"/>
-      <w:r>
-        <w:rPr>
-          <w:lang w:val="en-US"/>
-        </w:rPr>
-        <w:t>String type){</w:t>
-      </w:r>
-    </w:p>
-    <w:p>
-      <w:pPr>
-        <w:rPr>
-          <w:lang w:val="en-US"/>
-        </w:rPr>
-      </w:pPr>
-      <w:r>
-        <w:rPr>
-          <w:lang w:val="en-US"/>
-        </w:rPr>
-        <w:t xml:space="preserve">        if(</w:t>
-      </w:r>
-      <w:proofErr w:type="spellStart"/>
-      <w:proofErr w:type="gramStart"/>
-      <w:r>
-        <w:rPr>
-          <w:lang w:val="en-US"/>
-        </w:rPr>
-        <w:t>type.equalsIgnoreCase</w:t>
-      </w:r>
-      <w:proofErr w:type="spellEnd"/>
-      <w:proofErr w:type="gramEnd"/>
-      <w:r>
-        <w:rPr>
-          <w:lang w:val="en-US"/>
-        </w:rPr>
-        <w:t>("WORD")){</w:t>
-      </w:r>
-    </w:p>
-    <w:p>
-      <w:pPr>
-        <w:rPr>
-          <w:lang w:val="en-US"/>
-        </w:rPr>
-      </w:pPr>
-      <w:r>
-        <w:rPr>
-          <w:lang w:val="en-US"/>
-        </w:rPr>
-        <w:t xml:space="preserve">            return new </w:t>
-      </w:r>
-      <w:proofErr w:type="spellStart"/>
-      <w:proofErr w:type="gramStart"/>
-      <w:r>
-        <w:rPr>
-          <w:lang w:val="en-US"/>
-        </w:rPr>
-        <w:t>WordDocument</w:t>
-      </w:r>
-      <w:proofErr w:type="spellEnd"/>
-      <w:r>
-        <w:rPr>
-          <w:lang w:val="en-US"/>
-        </w:rPr>
-        <w:t>(</w:t>
-      </w:r>
-      <w:proofErr w:type="gramEnd"/>
-      <w:r>
-        <w:rPr>
-          <w:lang w:val="en-US"/>
-        </w:rPr>
-        <w:t>);</w:t>
+        <w:t>public class DocumentFactory{</w:t>
+      </w:r>
+    </w:p>
+    <w:p>
+      <w:pPr>
+        <w:rPr>
+          <w:lang w:val="en-US"/>
+        </w:rPr>
+      </w:pPr>
+      <w:r>
+        <w:rPr>
+          <w:lang w:val="en-US"/>
+        </w:rPr>
+        <w:t xml:space="preserve">    public static Document createDocumentFactory(String type){</w:t>
+      </w:r>
+    </w:p>
+    <w:p>
+      <w:pPr>
+        <w:rPr>
+          <w:lang w:val="en-US"/>
+        </w:rPr>
+      </w:pPr>
+      <w:r>
+        <w:rPr>
+          <w:lang w:val="en-US"/>
+        </w:rPr>
+        <w:t xml:space="preserve">        if(type.equalsIgnoreCase("WORD")){</w:t>
+      </w:r>
+    </w:p>
+    <w:p>
+      <w:pPr>
+        <w:rPr>
+          <w:lang w:val="en-US"/>
+        </w:rPr>
+      </w:pPr>
+      <w:r>
+        <w:rPr>
+          <w:lang w:val="en-US"/>
+        </w:rPr>
+        <w:t xml:space="preserve">            return new WordDocument();</w:t>
       </w:r>
     </w:p>
     <w:p>
@@ -1590,58 +1052,20 @@
         <w:rPr>
           <w:lang w:val="en-US"/>
         </w:rPr>
-        <w:t xml:space="preserve">        if(</w:t>
-      </w:r>
-      <w:proofErr w:type="spellStart"/>
-      <w:proofErr w:type="gramStart"/>
-      <w:r>
-        <w:rPr>
-          <w:lang w:val="en-US"/>
-        </w:rPr>
-        <w:t>type.equalsIgnoreCase</w:t>
-      </w:r>
-      <w:proofErr w:type="spellEnd"/>
-      <w:proofErr w:type="gramEnd"/>
-      <w:r>
-        <w:rPr>
-          <w:lang w:val="en-US"/>
-        </w:rPr>
-        <w:t>("PDF")){</w:t>
-      </w:r>
-    </w:p>
-    <w:p>
-      <w:pPr>
-        <w:rPr>
-          <w:lang w:val="en-US"/>
-        </w:rPr>
-      </w:pPr>
-      <w:r>
-        <w:rPr>
-          <w:lang w:val="en-US"/>
-        </w:rPr>
-        <w:t xml:space="preserve">            return new </w:t>
-      </w:r>
-      <w:proofErr w:type="spellStart"/>
-      <w:proofErr w:type="gramStart"/>
-      <w:r>
-        <w:rPr>
-          <w:lang w:val="en-US"/>
-        </w:rPr>
-        <w:t>PdfDocument</w:t>
-      </w:r>
-      <w:proofErr w:type="spellEnd"/>
-      <w:r>
-        <w:rPr>
-          <w:lang w:val="en-US"/>
-        </w:rPr>
-        <w:t>(</w:t>
-      </w:r>
-      <w:proofErr w:type="gramEnd"/>
-      <w:r>
-        <w:rPr>
-          <w:lang w:val="en-US"/>
-        </w:rPr>
-        <w:t>);</w:t>
+        <w:t xml:space="preserve">        if(type.equalsIgnoreCase("PDF")){</w:t>
+      </w:r>
+    </w:p>
+    <w:p>
+      <w:pPr>
+        <w:rPr>
+          <w:lang w:val="en-US"/>
+        </w:rPr>
+      </w:pPr>
+      <w:r>
+        <w:rPr>
+          <w:lang w:val="en-US"/>
+        </w:rPr>
+        <w:t xml:space="preserve">            return new PdfDocument();</w:t>
       </w:r>
     </w:p>
     <w:p>
@@ -1667,85 +1091,33 @@
         <w:rPr>
           <w:lang w:val="en-US"/>
         </w:rPr>
-        <w:t xml:space="preserve">        if(</w:t>
-      </w:r>
-      <w:proofErr w:type="spellStart"/>
-      <w:proofErr w:type="gramStart"/>
-      <w:r>
-        <w:rPr>
-          <w:lang w:val="en-US"/>
-        </w:rPr>
-        <w:t>type.equalsIgnoreCase</w:t>
-      </w:r>
-      <w:proofErr w:type="spellEnd"/>
-      <w:proofErr w:type="gramEnd"/>
-      <w:r>
-        <w:rPr>
-          <w:lang w:val="en-US"/>
-        </w:rPr>
-        <w:t>("EXCEL")){</w:t>
-      </w:r>
-    </w:p>
-    <w:p>
-      <w:pPr>
-        <w:rPr>
-          <w:lang w:val="en-US"/>
-        </w:rPr>
-      </w:pPr>
-      <w:r>
-        <w:rPr>
-          <w:lang w:val="en-US"/>
-        </w:rPr>
-        <w:t xml:space="preserve">            return new </w:t>
-      </w:r>
-      <w:proofErr w:type="spellStart"/>
-      <w:proofErr w:type="gramStart"/>
-      <w:r>
-        <w:rPr>
-          <w:lang w:val="en-US"/>
-        </w:rPr>
-        <w:t>ExcelDocument</w:t>
-      </w:r>
-      <w:proofErr w:type="spellEnd"/>
-      <w:r>
-        <w:rPr>
-          <w:lang w:val="en-US"/>
-        </w:rPr>
-        <w:t>(</w:t>
-      </w:r>
-      <w:proofErr w:type="gramEnd"/>
-      <w:r>
-        <w:rPr>
-          <w:lang w:val="en-US"/>
-        </w:rPr>
-        <w:t>);</w:t>
-      </w:r>
-    </w:p>
-    <w:p>
-      <w:pPr>
-        <w:rPr>
-          <w:lang w:val="en-US"/>
-        </w:rPr>
-      </w:pPr>
-      <w:r>
-        <w:rPr>
-          <w:lang w:val="en-US"/>
-        </w:rPr>
-        <w:t xml:space="preserve">        </w:t>
-      </w:r>
-      <w:proofErr w:type="gramStart"/>
-      <w:r>
-        <w:rPr>
-          <w:lang w:val="en-US"/>
-        </w:rPr>
-        <w:t>}else</w:t>
-      </w:r>
-      <w:proofErr w:type="gramEnd"/>
-      <w:r>
-        <w:rPr>
-          <w:lang w:val="en-US"/>
-        </w:rPr>
-        <w:t>{</w:t>
+        <w:t xml:space="preserve">        if(type.equalsIgnoreCase("EXCEL")){</w:t>
+      </w:r>
+    </w:p>
+    <w:p>
+      <w:pPr>
+        <w:rPr>
+          <w:lang w:val="en-US"/>
+        </w:rPr>
+      </w:pPr>
+      <w:r>
+        <w:rPr>
+          <w:lang w:val="en-US"/>
+        </w:rPr>
+        <w:t xml:space="preserve">            return new ExcelDocument();</w:t>
+      </w:r>
+    </w:p>
+    <w:p>
+      <w:pPr>
+        <w:rPr>
+          <w:lang w:val="en-US"/>
+        </w:rPr>
+      </w:pPr>
+      <w:r>
+        <w:rPr>
+          <w:lang w:val="en-US"/>
+        </w:rPr>
+        <w:t xml:space="preserve">        }else{</w:t>
       </w:r>
     </w:p>
     <w:p>
@@ -1999,52 +1371,23 @@
     </w:p>
     <w:p>
       <w:r>
-        <w:t xml:space="preserve">import </w:t>
-      </w:r>
-      <w:proofErr w:type="spellStart"/>
-      <w:r>
-        <w:t>java.util</w:t>
-      </w:r>
-      <w:proofErr w:type="spellEnd"/>
-      <w:r>
-        <w:t>.*;</w:t>
+        <w:t>import java.util.*;</w:t>
       </w:r>
     </w:p>
     <w:p/>
     <w:p>
       <w:r>
-        <w:t xml:space="preserve">class </w:t>
-      </w:r>
-      <w:proofErr w:type="gramStart"/>
-      <w:r>
-        <w:t>Product{</w:t>
-      </w:r>
-      <w:proofErr w:type="gramEnd"/>
-    </w:p>
-    <w:p>
-      <w:r>
-        <w:t xml:space="preserve">    int </w:t>
-      </w:r>
-      <w:proofErr w:type="spellStart"/>
-      <w:r>
-        <w:t>productId</w:t>
-      </w:r>
-      <w:proofErr w:type="spellEnd"/>
-      <w:r>
-        <w:t>;</w:t>
-      </w:r>
-    </w:p>
-    <w:p>
-      <w:r>
-        <w:t xml:space="preserve">    String </w:t>
-      </w:r>
-      <w:proofErr w:type="spellStart"/>
-      <w:r>
-        <w:t>productName</w:t>
-      </w:r>
-      <w:proofErr w:type="spellEnd"/>
-      <w:r>
-        <w:t>;</w:t>
+        <w:t>class Product{</w:t>
+      </w:r>
+    </w:p>
+    <w:p>
+      <w:r>
+        <w:t xml:space="preserve">    int productId;</w:t>
+      </w:r>
+    </w:p>
+    <w:p>
+      <w:r>
+        <w:t xml:space="preserve">    String productName;</w:t>
       </w:r>
     </w:p>
     <w:p>
@@ -2060,935 +1403,349 @@
     </w:p>
     <w:p>
       <w:r>
+        <w:t xml:space="preserve">    Product(int productId,String productName,String category){</w:t>
+      </w:r>
+    </w:p>
+    <w:p>
+      <w:r>
+        <w:t xml:space="preserve">        this.productId=productId;</w:t>
+      </w:r>
+    </w:p>
+    <w:p>
+      <w:r>
+        <w:t xml:space="preserve">        this.productName=productName;</w:t>
+      </w:r>
+    </w:p>
+    <w:p>
+      <w:r>
+        <w:t xml:space="preserve">        this.category=category;</w:t>
+      </w:r>
+    </w:p>
+    <w:p>
+      <w:r>
+        <w:t xml:space="preserve">    }</w:t>
+      </w:r>
+    </w:p>
+    <w:p>
+      <w:r>
+        <w:t xml:space="preserve">    void display(){</w:t>
+      </w:r>
+    </w:p>
+    <w:p>
+      <w:r>
+        <w:t xml:space="preserve">        System.out.println(productId+" "+productName+" "+category);</w:t>
+      </w:r>
+    </w:p>
+    <w:p>
+      <w:r>
+        <w:t xml:space="preserve">    }</w:t>
+      </w:r>
+    </w:p>
+    <w:p>
+      <w:r>
+        <w:t>}</w:t>
+      </w:r>
+    </w:p>
+    <w:p>
+      <w:r>
+        <w:t>class search_Operations{</w:t>
+      </w:r>
+    </w:p>
+    <w:p>
+      <w:r>
+        <w:t xml:space="preserve">    public static void display_products(Product products[]){</w:t>
+      </w:r>
+    </w:p>
+    <w:p>
+      <w:r>
+        <w:t xml:space="preserve">        System.out.println("Products List:");</w:t>
+      </w:r>
+    </w:p>
+    <w:p>
+      <w:r>
+        <w:t xml:space="preserve">        for(Product product:products){</w:t>
+      </w:r>
+    </w:p>
+    <w:p>
+      <w:r>
+        <w:t xml:space="preserve">            product.display();</w:t>
+      </w:r>
+    </w:p>
+    <w:p>
+      <w:r>
+        <w:t xml:space="preserve">        }</w:t>
+      </w:r>
+    </w:p>
+    <w:p>
+      <w:r>
+        <w:t xml:space="preserve">    }</w:t>
+      </w:r>
+    </w:p>
+    <w:p>
+      <w:r>
+        <w:t xml:space="preserve">    public static void linear_search_by_id(Product products[],int id){</w:t>
+      </w:r>
+    </w:p>
+    <w:p>
+      <w:r>
+        <w:t xml:space="preserve">        boolean found=false;</w:t>
+      </w:r>
+    </w:p>
+    <w:p>
+      <w:r>
+        <w:t xml:space="preserve">        for(Product product:products){</w:t>
+      </w:r>
+    </w:p>
+    <w:p>
+      <w:r>
+        <w:t xml:space="preserve">            if(product.productId==id){</w:t>
+      </w:r>
+    </w:p>
+    <w:p>
+      <w:r>
+        <w:t xml:space="preserve">                product.display();</w:t>
+      </w:r>
+    </w:p>
+    <w:p>
+      <w:r>
+        <w:t xml:space="preserve">                found=true;</w:t>
+      </w:r>
+    </w:p>
+    <w:p>
+      <w:r>
+        <w:t xml:space="preserve">                break;</w:t>
+      </w:r>
+    </w:p>
+    <w:p>
+      <w:r>
+        <w:t xml:space="preserve">            }</w:t>
+      </w:r>
+    </w:p>
+    <w:p>
+      <w:r>
+        <w:t xml:space="preserve">        }</w:t>
+      </w:r>
+    </w:p>
+    <w:p>
+      <w:r>
+        <w:t xml:space="preserve">        if(found==false){</w:t>
+      </w:r>
+    </w:p>
+    <w:p>
+      <w:r>
+        <w:t xml:space="preserve">            System.out.println("Product is not found");</w:t>
+      </w:r>
+    </w:p>
+    <w:p>
+      <w:r>
+        <w:t xml:space="preserve">        }</w:t>
+      </w:r>
+    </w:p>
+    <w:p>
+      <w:r>
+        <w:t xml:space="preserve">    }</w:t>
+      </w:r>
+    </w:p>
+    <w:p>
+      <w:r>
         <w:t xml:space="preserve">    </w:t>
       </w:r>
-      <w:proofErr w:type="gramStart"/>
-      <w:r>
-        <w:t>Product(</w:t>
-      </w:r>
-      <w:proofErr w:type="gramEnd"/>
-      <w:r>
-        <w:t xml:space="preserve">int </w:t>
-      </w:r>
-      <w:proofErr w:type="spellStart"/>
-      <w:r>
-        <w:t>productId,String</w:t>
-      </w:r>
-      <w:proofErr w:type="spellEnd"/>
-      <w:r>
-        <w:t xml:space="preserve"> </w:t>
-      </w:r>
-      <w:proofErr w:type="spellStart"/>
-      <w:r>
-        <w:t>productName,String</w:t>
-      </w:r>
-      <w:proofErr w:type="spellEnd"/>
-      <w:r>
-        <w:t xml:space="preserve"> category){</w:t>
+    </w:p>
+    <w:p>
+      <w:r>
+        <w:lastRenderedPageBreak/>
+        <w:t xml:space="preserve">    public  static void binary_search_by_id(Product products[],int id){</w:t>
+      </w:r>
+    </w:p>
+    <w:p>
+      <w:r>
+        <w:t xml:space="preserve">        int low=0;</w:t>
+      </w:r>
+    </w:p>
+    <w:p>
+      <w:r>
+        <w:t xml:space="preserve">        int high=products.length-1;</w:t>
+      </w:r>
+    </w:p>
+    <w:p>
+      <w:r>
+        <w:t xml:space="preserve">        while(low&lt;=high){</w:t>
+      </w:r>
+    </w:p>
+    <w:p>
+      <w:r>
+        <w:t xml:space="preserve">            int mid=(low+high)/2;</w:t>
+      </w:r>
+    </w:p>
+    <w:p>
+      <w:r>
+        <w:t xml:space="preserve">            if(products[mid].productId==id){</w:t>
+      </w:r>
+    </w:p>
+    <w:p>
+      <w:r>
+        <w:t xml:space="preserve">                products[mid].display();</w:t>
+      </w:r>
+    </w:p>
+    <w:p>
+      <w:r>
+        <w:t xml:space="preserve">                return;</w:t>
+      </w:r>
+    </w:p>
+    <w:p>
+      <w:r>
+        <w:t xml:space="preserve">            }else if(products[mid].productId&lt;id){</w:t>
+      </w:r>
+    </w:p>
+    <w:p>
+      <w:r>
+        <w:t xml:space="preserve">                low=mid+1;</w:t>
+      </w:r>
+    </w:p>
+    <w:p>
+      <w:r>
+        <w:t xml:space="preserve">            }else{</w:t>
+      </w:r>
+    </w:p>
+    <w:p>
+      <w:r>
+        <w:t xml:space="preserve">                high=mid-1;</w:t>
+      </w:r>
+    </w:p>
+    <w:p>
+      <w:r>
+        <w:t xml:space="preserve">            }</w:t>
+      </w:r>
+    </w:p>
+    <w:p>
+      <w:r>
+        <w:t xml:space="preserve">        }</w:t>
+      </w:r>
+    </w:p>
+    <w:p>
+      <w:r>
+        <w:t xml:space="preserve">    }</w:t>
+      </w:r>
+    </w:p>
+    <w:p>
+      <w:r>
+        <w:t xml:space="preserve">    public static void main(String args[]){</w:t>
+      </w:r>
+    </w:p>
+    <w:p>
+      <w:r>
+        <w:t xml:space="preserve">        Product[] products=new Product[5];</w:t>
+      </w:r>
+    </w:p>
+    <w:p>
+      <w:r>
+        <w:t xml:space="preserve">        products[0]=new Product(101,"Wooden Chair","Furniture");</w:t>
+      </w:r>
+    </w:p>
+    <w:p>
+      <w:r>
+        <w:t xml:space="preserve">        products[1]=new Product(102,"Smart Phone","Electronics");</w:t>
+      </w:r>
+    </w:p>
+    <w:p>
+      <w:r>
+        <w:t xml:space="preserve">        products[2]=new Product(103,"Shoes","Footwear");</w:t>
+      </w:r>
+    </w:p>
+    <w:p>
+      <w:r>
+        <w:t xml:space="preserve">        products[3]=new Product(104,"Smart Watch","Accessories");</w:t>
+      </w:r>
+    </w:p>
+    <w:p>
+      <w:r>
+        <w:t xml:space="preserve">        products[4]=new Product(105,"Bag","Fashion");</w:t>
+      </w:r>
+    </w:p>
+    <w:p>
+      <w:r>
+        <w:t xml:space="preserve">        display_products(products);</w:t>
+      </w:r>
+    </w:p>
+    <w:p>
+      <w:r>
+        <w:t xml:space="preserve">        System.out.println("Linear Search:");</w:t>
+      </w:r>
+    </w:p>
+    <w:p>
+      <w:r>
+        <w:t xml:space="preserve">        linear_search_by_id(products,101);</w:t>
+      </w:r>
+    </w:p>
+    <w:p>
+      <w:r>
+        <w:t xml:space="preserve">        System.out.println("Time Complexity: O(1)");</w:t>
+      </w:r>
+    </w:p>
+    <w:p>
+      <w:r>
+        <w:t xml:space="preserve">        linear_search_by_id(products,103);</w:t>
+      </w:r>
+    </w:p>
+    <w:p>
+      <w:r>
+        <w:t xml:space="preserve">        System.out.println("Time Complexity: O(n)");</w:t>
+      </w:r>
+    </w:p>
+    <w:p>
+      <w:r>
+        <w:t xml:space="preserve">        linear_search_by_id(products,105);</w:t>
+      </w:r>
+    </w:p>
+    <w:p>
+      <w:r>
+        <w:t xml:space="preserve">        System.out.println("Time Complexity: O(n)");</w:t>
       </w:r>
     </w:p>
     <w:p>
       <w:r>
         <w:t xml:space="preserve">        </w:t>
       </w:r>
-      <w:proofErr w:type="spellStart"/>
-      <w:proofErr w:type="gramStart"/>
-      <w:r>
-        <w:t>this.productId</w:t>
-      </w:r>
-      <w:proofErr w:type="spellEnd"/>
-      <w:proofErr w:type="gramEnd"/>
-      <w:r>
-        <w:t>=</w:t>
-      </w:r>
-      <w:proofErr w:type="spellStart"/>
-      <w:r>
-        <w:t>productId</w:t>
-      </w:r>
-      <w:proofErr w:type="spellEnd"/>
-      <w:r>
-        <w:t>;</w:t>
-      </w:r>
-    </w:p>
-    <w:p>
-      <w:r>
-        <w:t xml:space="preserve">        </w:t>
-      </w:r>
-      <w:proofErr w:type="spellStart"/>
-      <w:proofErr w:type="gramStart"/>
-      <w:r>
-        <w:t>this.productName</w:t>
-      </w:r>
-      <w:proofErr w:type="spellEnd"/>
-      <w:proofErr w:type="gramEnd"/>
-      <w:r>
-        <w:t>=</w:t>
-      </w:r>
-      <w:proofErr w:type="spellStart"/>
-      <w:r>
-        <w:t>productName</w:t>
-      </w:r>
-      <w:proofErr w:type="spellEnd"/>
-      <w:r>
-        <w:t>;</w:t>
-      </w:r>
-    </w:p>
-    <w:p>
-      <w:r>
-        <w:t xml:space="preserve">        </w:t>
-      </w:r>
-      <w:proofErr w:type="spellStart"/>
-      <w:proofErr w:type="gramStart"/>
-      <w:r>
-        <w:t>this.category</w:t>
-      </w:r>
-      <w:proofErr w:type="spellEnd"/>
-      <w:proofErr w:type="gramEnd"/>
-      <w:r>
-        <w:t>=category;</w:t>
-      </w:r>
-    </w:p>
-    <w:p>
-      <w:r>
-        <w:t xml:space="preserve">    }</w:t>
-      </w:r>
-    </w:p>
-    <w:p>
-      <w:r>
-        <w:t xml:space="preserve">    void </w:t>
-      </w:r>
-      <w:proofErr w:type="gramStart"/>
-      <w:r>
-        <w:t>display(</w:t>
-      </w:r>
-      <w:proofErr w:type="gramEnd"/>
-      <w:r>
-        <w:t>){</w:t>
-      </w:r>
-    </w:p>
-    <w:p>
-      <w:r>
-        <w:t xml:space="preserve">        </w:t>
-      </w:r>
-      <w:proofErr w:type="spellStart"/>
-      <w:r>
-        <w:t>System.out.println</w:t>
-      </w:r>
-      <w:proofErr w:type="spellEnd"/>
-      <w:r>
-        <w:t>(</w:t>
-      </w:r>
-      <w:proofErr w:type="spellStart"/>
-      <w:r>
-        <w:t>productId</w:t>
-      </w:r>
-      <w:proofErr w:type="spellEnd"/>
-      <w:r>
-        <w:t>+" "+</w:t>
-      </w:r>
-      <w:proofErr w:type="spellStart"/>
-      <w:r>
-        <w:t>productName</w:t>
-      </w:r>
-      <w:proofErr w:type="spellEnd"/>
-      <w:r>
-        <w:t>+" "+category);</w:t>
-      </w:r>
-    </w:p>
-    <w:p>
-      <w:r>
-        <w:t xml:space="preserve">    }</w:t>
-      </w:r>
-    </w:p>
-    <w:p>
-      <w:r>
-        <w:t>}</w:t>
-      </w:r>
-    </w:p>
-    <w:p>
-      <w:r>
-        <w:t xml:space="preserve">class </w:t>
-      </w:r>
-      <w:proofErr w:type="spellStart"/>
-      <w:r>
-        <w:t>search_</w:t>
-      </w:r>
-      <w:proofErr w:type="gramStart"/>
-      <w:r>
-        <w:t>Operations</w:t>
-      </w:r>
-      <w:proofErr w:type="spellEnd"/>
-      <w:r>
-        <w:t>{</w:t>
-      </w:r>
-      <w:proofErr w:type="gramEnd"/>
-    </w:p>
-    <w:p>
-      <w:r>
-        <w:t xml:space="preserve">    public static void </w:t>
-      </w:r>
-      <w:proofErr w:type="spellStart"/>
-      <w:r>
-        <w:t>display_</w:t>
-      </w:r>
-      <w:proofErr w:type="gramStart"/>
-      <w:r>
-        <w:t>products</w:t>
-      </w:r>
-      <w:proofErr w:type="spellEnd"/>
-      <w:r>
-        <w:t>(</w:t>
-      </w:r>
-      <w:proofErr w:type="gramEnd"/>
-      <w:r>
-        <w:t>Product products[]){</w:t>
-      </w:r>
-    </w:p>
-    <w:p>
-      <w:r>
-        <w:t xml:space="preserve">        </w:t>
-      </w:r>
-      <w:proofErr w:type="spellStart"/>
-      <w:r>
-        <w:t>System.out.println</w:t>
-      </w:r>
-      <w:proofErr w:type="spellEnd"/>
-      <w:r>
-        <w:t>("Products List:");</w:t>
-      </w:r>
-    </w:p>
-    <w:p>
-      <w:r>
-        <w:t xml:space="preserve">        </w:t>
-      </w:r>
-      <w:proofErr w:type="gramStart"/>
-      <w:r>
-        <w:t>for(</w:t>
-      </w:r>
-      <w:proofErr w:type="gramEnd"/>
-      <w:r>
-        <w:t xml:space="preserve">Product </w:t>
-      </w:r>
-      <w:proofErr w:type="spellStart"/>
-      <w:r>
-        <w:t>product:products</w:t>
-      </w:r>
-      <w:proofErr w:type="spellEnd"/>
-      <w:r>
-        <w:t>){</w:t>
-      </w:r>
-    </w:p>
-    <w:p>
-      <w:r>
-        <w:t xml:space="preserve">            </w:t>
-      </w:r>
-      <w:proofErr w:type="spellStart"/>
-      <w:proofErr w:type="gramStart"/>
-      <w:r>
-        <w:t>product.display</w:t>
-      </w:r>
-      <w:proofErr w:type="spellEnd"/>
-      <w:proofErr w:type="gramEnd"/>
-      <w:r>
-        <w:t>();</w:t>
-      </w:r>
-    </w:p>
-    <w:p>
-      <w:r>
-        <w:t xml:space="preserve">        }</w:t>
-      </w:r>
-    </w:p>
-    <w:p>
-      <w:r>
-        <w:t xml:space="preserve">    }</w:t>
-      </w:r>
-    </w:p>
-    <w:p>
-      <w:r>
-        <w:t xml:space="preserve">    public static void </w:t>
-      </w:r>
-      <w:proofErr w:type="spellStart"/>
-      <w:r>
-        <w:t>linear_search_by_</w:t>
-      </w:r>
-      <w:proofErr w:type="gramStart"/>
-      <w:r>
-        <w:t>id</w:t>
-      </w:r>
-      <w:proofErr w:type="spellEnd"/>
-      <w:r>
-        <w:t>(</w:t>
-      </w:r>
-      <w:proofErr w:type="gramEnd"/>
-      <w:r>
-        <w:t>Product products[],int id){</w:t>
-      </w:r>
-    </w:p>
-    <w:p>
-      <w:r>
-        <w:t xml:space="preserve">        </w:t>
-      </w:r>
-      <w:proofErr w:type="spellStart"/>
-      <w:r>
-        <w:t>boolean</w:t>
-      </w:r>
-      <w:proofErr w:type="spellEnd"/>
-      <w:r>
-        <w:t xml:space="preserve"> found=false;</w:t>
-      </w:r>
-    </w:p>
-    <w:p>
-      <w:r>
-        <w:t xml:space="preserve">        </w:t>
-      </w:r>
-      <w:proofErr w:type="gramStart"/>
-      <w:r>
-        <w:t>for(</w:t>
-      </w:r>
-      <w:proofErr w:type="gramEnd"/>
-      <w:r>
-        <w:t xml:space="preserve">Product </w:t>
-      </w:r>
-      <w:proofErr w:type="spellStart"/>
-      <w:r>
-        <w:t>product:products</w:t>
-      </w:r>
-      <w:proofErr w:type="spellEnd"/>
-      <w:r>
-        <w:t>){</w:t>
-      </w:r>
-    </w:p>
-    <w:p>
-      <w:r>
-        <w:t xml:space="preserve">            if(</w:t>
-      </w:r>
-      <w:proofErr w:type="spellStart"/>
-      <w:proofErr w:type="gramStart"/>
-      <w:r>
-        <w:t>product.productId</w:t>
-      </w:r>
-      <w:proofErr w:type="spellEnd"/>
-      <w:proofErr w:type="gramEnd"/>
-      <w:r>
-        <w:t>==id){</w:t>
-      </w:r>
-    </w:p>
-    <w:p>
-      <w:r>
-        <w:t xml:space="preserve">                </w:t>
-      </w:r>
-      <w:proofErr w:type="spellStart"/>
-      <w:proofErr w:type="gramStart"/>
-      <w:r>
-        <w:t>product.display</w:t>
-      </w:r>
-      <w:proofErr w:type="spellEnd"/>
-      <w:proofErr w:type="gramEnd"/>
-      <w:r>
-        <w:t>();</w:t>
-      </w:r>
-    </w:p>
-    <w:p>
-      <w:r>
-        <w:t xml:space="preserve">                found=true;</w:t>
-      </w:r>
-    </w:p>
-    <w:p>
-      <w:r>
-        <w:t xml:space="preserve">                break;</w:t>
-      </w:r>
-    </w:p>
-    <w:p>
-      <w:r>
-        <w:t xml:space="preserve">            }</w:t>
-      </w:r>
-    </w:p>
-    <w:p>
-      <w:r>
-        <w:t xml:space="preserve">        }</w:t>
-      </w:r>
-    </w:p>
-    <w:p>
-      <w:r>
-        <w:t xml:space="preserve">        if(found==</w:t>
-      </w:r>
-      <w:proofErr w:type="gramStart"/>
-      <w:r>
-        <w:t>false){</w:t>
-      </w:r>
-      <w:proofErr w:type="gramEnd"/>
-    </w:p>
-    <w:p>
-      <w:r>
-        <w:t xml:space="preserve">            </w:t>
-      </w:r>
-      <w:proofErr w:type="spellStart"/>
-      <w:r>
-        <w:t>System.out.println</w:t>
-      </w:r>
-      <w:proofErr w:type="spellEnd"/>
-      <w:r>
-        <w:t>("Product is not found");</w:t>
-      </w:r>
-    </w:p>
-    <w:p>
-      <w:r>
-        <w:t xml:space="preserve">        }</w:t>
-      </w:r>
-    </w:p>
-    <w:p>
-      <w:r>
-        <w:t xml:space="preserve">    }</w:t>
-      </w:r>
-    </w:p>
-    <w:p>
-      <w:r>
-        <w:t xml:space="preserve">    </w:t>
-      </w:r>
     </w:p>
     <w:p>
       <w:r>
         <w:lastRenderedPageBreak/>
-        <w:t xml:space="preserve">    </w:t>
-      </w:r>
-      <w:proofErr w:type="gramStart"/>
-      <w:r>
-        <w:t>public  static</w:t>
-      </w:r>
-      <w:proofErr w:type="gramEnd"/>
-      <w:r>
-        <w:t xml:space="preserve"> void </w:t>
-      </w:r>
-      <w:proofErr w:type="spellStart"/>
-      <w:r>
-        <w:t>binary_search_by_id</w:t>
-      </w:r>
-      <w:proofErr w:type="spellEnd"/>
-      <w:r>
-        <w:t>(Product products[],int id){</w:t>
-      </w:r>
-    </w:p>
-    <w:p>
-      <w:r>
-        <w:t xml:space="preserve">        int low=0;</w:t>
-      </w:r>
-    </w:p>
-    <w:p>
-      <w:r>
-        <w:t xml:space="preserve">        int high=</w:t>
-      </w:r>
-      <w:proofErr w:type="gramStart"/>
-      <w:r>
-        <w:t>products.length</w:t>
-      </w:r>
-      <w:proofErr w:type="gramEnd"/>
-      <w:r>
-        <w:t>-1;</w:t>
-      </w:r>
-    </w:p>
-    <w:p>
-      <w:r>
-        <w:t xml:space="preserve">        while(low&lt;=</w:t>
-      </w:r>
-      <w:proofErr w:type="gramStart"/>
-      <w:r>
-        <w:t>high){</w:t>
-      </w:r>
-      <w:proofErr w:type="gramEnd"/>
-    </w:p>
-    <w:p>
-      <w:r>
-        <w:t xml:space="preserve">            int mid=(</w:t>
-      </w:r>
-      <w:proofErr w:type="spellStart"/>
-      <w:r>
-        <w:t>low+high</w:t>
-      </w:r>
-      <w:proofErr w:type="spellEnd"/>
-      <w:r>
-        <w:t>)/2;</w:t>
-      </w:r>
-    </w:p>
-    <w:p>
-      <w:r>
-        <w:t xml:space="preserve">            if(products[mid</w:t>
-      </w:r>
-      <w:proofErr w:type="gramStart"/>
-      <w:r>
-        <w:t>].</w:t>
-      </w:r>
-      <w:proofErr w:type="spellStart"/>
-      <w:r>
-        <w:t>productId</w:t>
-      </w:r>
-      <w:proofErr w:type="spellEnd"/>
-      <w:proofErr w:type="gramEnd"/>
-      <w:r>
-        <w:t>==id){</w:t>
-      </w:r>
-    </w:p>
-    <w:p>
-      <w:r>
-        <w:t xml:space="preserve">                products[mid</w:t>
-      </w:r>
-      <w:proofErr w:type="gramStart"/>
-      <w:r>
-        <w:t>].display</w:t>
-      </w:r>
-      <w:proofErr w:type="gramEnd"/>
-      <w:r>
-        <w:t>();</w:t>
-      </w:r>
-    </w:p>
-    <w:p>
-      <w:r>
-        <w:t xml:space="preserve">                return;</w:t>
-      </w:r>
-    </w:p>
-    <w:p>
-      <w:r>
-        <w:t xml:space="preserve">            </w:t>
-      </w:r>
-      <w:proofErr w:type="gramStart"/>
-      <w:r>
-        <w:t>}else</w:t>
-      </w:r>
-      <w:proofErr w:type="gramEnd"/>
-      <w:r>
-        <w:t xml:space="preserve"> if(products[mid].</w:t>
-      </w:r>
-      <w:proofErr w:type="spellStart"/>
-      <w:r>
-        <w:t>productId</w:t>
-      </w:r>
-      <w:proofErr w:type="spellEnd"/>
-      <w:r>
-        <w:t>&lt;id){</w:t>
-      </w:r>
-    </w:p>
-    <w:p>
-      <w:r>
-        <w:t xml:space="preserve">                low=mid+1;</w:t>
-      </w:r>
-    </w:p>
-    <w:p>
-      <w:r>
-        <w:t xml:space="preserve">            </w:t>
-      </w:r>
-      <w:proofErr w:type="gramStart"/>
-      <w:r>
-        <w:t>}else</w:t>
-      </w:r>
-      <w:proofErr w:type="gramEnd"/>
-      <w:r>
-        <w:t>{</w:t>
-      </w:r>
-    </w:p>
-    <w:p>
-      <w:r>
-        <w:t xml:space="preserve">                high=mid-1;</w:t>
-      </w:r>
-    </w:p>
-    <w:p>
-      <w:r>
-        <w:t xml:space="preserve">            }</w:t>
-      </w:r>
-    </w:p>
-    <w:p>
-      <w:r>
-        <w:t xml:space="preserve">        }</w:t>
-      </w:r>
-    </w:p>
-    <w:p>
-      <w:r>
-        <w:t xml:space="preserve">    }</w:t>
-      </w:r>
-    </w:p>
-    <w:p>
-      <w:r>
-        <w:t xml:space="preserve">    public static void </w:t>
-      </w:r>
-      <w:proofErr w:type="gramStart"/>
-      <w:r>
-        <w:t>main(</w:t>
-      </w:r>
-      <w:proofErr w:type="gramEnd"/>
-      <w:r>
-        <w:t xml:space="preserve">String </w:t>
-      </w:r>
-      <w:proofErr w:type="spellStart"/>
-      <w:r>
-        <w:t>args</w:t>
-      </w:r>
-      <w:proofErr w:type="spellEnd"/>
-      <w:r>
-        <w:t>[]){</w:t>
-      </w:r>
-    </w:p>
-    <w:p>
-      <w:r>
-        <w:t xml:space="preserve">        </w:t>
-      </w:r>
-      <w:proofErr w:type="gramStart"/>
-      <w:r>
-        <w:t>Product[</w:t>
-      </w:r>
-      <w:proofErr w:type="gramEnd"/>
-      <w:r>
-        <w:t>] products=new Product[5];</w:t>
-      </w:r>
-    </w:p>
-    <w:p>
-      <w:r>
-        <w:t xml:space="preserve">        </w:t>
-      </w:r>
-      <w:proofErr w:type="gramStart"/>
-      <w:r>
-        <w:t>products[</w:t>
-      </w:r>
-      <w:proofErr w:type="gramEnd"/>
-      <w:r>
-        <w:t xml:space="preserve">0]=new Product(101,"Wooden </w:t>
-      </w:r>
-      <w:proofErr w:type="spellStart"/>
-      <w:r>
-        <w:t>Chair","Furniture</w:t>
-      </w:r>
-      <w:proofErr w:type="spellEnd"/>
-      <w:r>
-        <w:t>");</w:t>
-      </w:r>
-    </w:p>
-    <w:p>
-      <w:r>
-        <w:t xml:space="preserve">        </w:t>
-      </w:r>
-      <w:proofErr w:type="gramStart"/>
-      <w:r>
-        <w:t>products[</w:t>
-      </w:r>
-      <w:proofErr w:type="gramEnd"/>
-      <w:r>
-        <w:t xml:space="preserve">1]=new Product(102,"Smart </w:t>
-      </w:r>
-      <w:proofErr w:type="spellStart"/>
-      <w:r>
-        <w:t>Phone","Electronics</w:t>
-      </w:r>
-      <w:proofErr w:type="spellEnd"/>
-      <w:r>
-        <w:t>");</w:t>
-      </w:r>
-    </w:p>
-    <w:p>
-      <w:r>
-        <w:t xml:space="preserve">        </w:t>
-      </w:r>
-      <w:proofErr w:type="gramStart"/>
-      <w:r>
-        <w:t>products[</w:t>
-      </w:r>
-      <w:proofErr w:type="gramEnd"/>
-      <w:r>
-        <w:t>2]=new Product(103,"Shoes","Footwear");</w:t>
-      </w:r>
-    </w:p>
-    <w:p>
-      <w:r>
-        <w:t xml:space="preserve">        </w:t>
-      </w:r>
-      <w:proofErr w:type="gramStart"/>
-      <w:r>
-        <w:t>products[</w:t>
-      </w:r>
-      <w:proofErr w:type="gramEnd"/>
-      <w:r>
-        <w:t xml:space="preserve">3]=new Product(104,"Smart </w:t>
-      </w:r>
-      <w:proofErr w:type="spellStart"/>
-      <w:r>
-        <w:t>Watch","Accessories</w:t>
-      </w:r>
-      <w:proofErr w:type="spellEnd"/>
-      <w:r>
-        <w:t>");</w:t>
-      </w:r>
-    </w:p>
-    <w:p>
-      <w:r>
-        <w:t xml:space="preserve">        </w:t>
-      </w:r>
-      <w:proofErr w:type="gramStart"/>
-      <w:r>
-        <w:t>products[</w:t>
-      </w:r>
-      <w:proofErr w:type="gramEnd"/>
-      <w:r>
-        <w:t>4]=new Product(105,"Bag","Fashion");</w:t>
-      </w:r>
-    </w:p>
-    <w:p>
-      <w:r>
-        <w:t xml:space="preserve">        </w:t>
-      </w:r>
-      <w:proofErr w:type="spellStart"/>
-      <w:r>
-        <w:t>display_products</w:t>
-      </w:r>
-      <w:proofErr w:type="spellEnd"/>
-      <w:r>
-        <w:t>(products);</w:t>
-      </w:r>
-    </w:p>
-    <w:p>
-      <w:r>
-        <w:t xml:space="preserve">        </w:t>
-      </w:r>
-      <w:proofErr w:type="spellStart"/>
-      <w:r>
-        <w:t>System.out.println</w:t>
-      </w:r>
-      <w:proofErr w:type="spellEnd"/>
-      <w:r>
-        <w:t>("Linear Search:");</w:t>
-      </w:r>
-    </w:p>
-    <w:p>
-      <w:r>
-        <w:t xml:space="preserve">        </w:t>
-      </w:r>
-      <w:proofErr w:type="spellStart"/>
-      <w:r>
-        <w:t>linear_search_by_id</w:t>
-      </w:r>
-      <w:proofErr w:type="spellEnd"/>
-      <w:r>
-        <w:t>(products,101);</w:t>
-      </w:r>
-    </w:p>
-    <w:p>
-      <w:r>
-        <w:t xml:space="preserve">        </w:t>
-      </w:r>
-      <w:proofErr w:type="spellStart"/>
-      <w:r>
-        <w:t>System.out.println</w:t>
-      </w:r>
-      <w:proofErr w:type="spellEnd"/>
-      <w:r>
-        <w:t xml:space="preserve">("Time Complexity: </w:t>
-      </w:r>
-      <w:proofErr w:type="gramStart"/>
-      <w:r>
-        <w:t>O(</w:t>
-      </w:r>
-      <w:proofErr w:type="gramEnd"/>
-      <w:r>
-        <w:t>1)");</w:t>
-      </w:r>
-    </w:p>
-    <w:p>
-      <w:r>
-        <w:t xml:space="preserve">        </w:t>
-      </w:r>
-      <w:proofErr w:type="spellStart"/>
-      <w:r>
-        <w:t>linear_search_by_id</w:t>
-      </w:r>
-      <w:proofErr w:type="spellEnd"/>
-      <w:r>
-        <w:t>(products,103);</w:t>
-      </w:r>
-    </w:p>
-    <w:p>
-      <w:r>
-        <w:t xml:space="preserve">        </w:t>
-      </w:r>
-      <w:proofErr w:type="spellStart"/>
-      <w:r>
-        <w:t>System.out.println</w:t>
-      </w:r>
-      <w:proofErr w:type="spellEnd"/>
-      <w:r>
-        <w:t>("Time Complexity: O(n)");</w:t>
-      </w:r>
-    </w:p>
-    <w:p>
-      <w:r>
-        <w:t xml:space="preserve">        </w:t>
-      </w:r>
-      <w:proofErr w:type="spellStart"/>
-      <w:r>
-        <w:t>linear_search_by_id</w:t>
-      </w:r>
-      <w:proofErr w:type="spellEnd"/>
-      <w:r>
-        <w:t>(products,105);</w:t>
-      </w:r>
-    </w:p>
-    <w:p>
-      <w:r>
-        <w:t xml:space="preserve">        </w:t>
-      </w:r>
-      <w:proofErr w:type="spellStart"/>
-      <w:r>
-        <w:t>System.out.println</w:t>
-      </w:r>
-      <w:proofErr w:type="spellEnd"/>
-      <w:r>
-        <w:t>("Time Complexity: O(n)");</w:t>
-      </w:r>
-    </w:p>
-    <w:p>
-      <w:r>
-        <w:t xml:space="preserve">        </w:t>
-      </w:r>
-    </w:p>
-    <w:p>
-      <w:r>
-        <w:lastRenderedPageBreak/>
-        <w:t xml:space="preserve">        </w:t>
-      </w:r>
-      <w:proofErr w:type="spellStart"/>
-      <w:r>
-        <w:t>Arrays.sort</w:t>
-      </w:r>
-      <w:proofErr w:type="spellEnd"/>
-      <w:r>
-        <w:t>(</w:t>
-      </w:r>
-      <w:proofErr w:type="spellStart"/>
-      <w:proofErr w:type="gramStart"/>
-      <w:r>
-        <w:t>products,Comparator.comparingInt</w:t>
-      </w:r>
-      <w:proofErr w:type="spellEnd"/>
-      <w:proofErr w:type="gramEnd"/>
-      <w:r>
-        <w:t>(p-&gt;</w:t>
-      </w:r>
-      <w:proofErr w:type="spellStart"/>
-      <w:r>
-        <w:t>p.productId</w:t>
-      </w:r>
-      <w:proofErr w:type="spellEnd"/>
-      <w:r>
-        <w:t>));</w:t>
-      </w:r>
-    </w:p>
-    <w:p>
-      <w:r>
-        <w:t xml:space="preserve">        </w:t>
-      </w:r>
-      <w:proofErr w:type="spellStart"/>
-      <w:r>
-        <w:t>System.out.println</w:t>
-      </w:r>
-      <w:proofErr w:type="spellEnd"/>
-      <w:r>
-        <w:t>("Binary Search:");</w:t>
-      </w:r>
-    </w:p>
-    <w:p>
-      <w:r>
-        <w:t xml:space="preserve">        </w:t>
-      </w:r>
-      <w:proofErr w:type="spellStart"/>
-      <w:r>
-        <w:t>binary_search_by_id</w:t>
-      </w:r>
-      <w:proofErr w:type="spellEnd"/>
-      <w:r>
-        <w:t>(products,101);</w:t>
-      </w:r>
-    </w:p>
-    <w:p>
-      <w:r>
-        <w:t xml:space="preserve">        </w:t>
-      </w:r>
-      <w:proofErr w:type="spellStart"/>
-      <w:r>
-        <w:t>System.out.println</w:t>
-      </w:r>
-      <w:proofErr w:type="spellEnd"/>
-      <w:r>
-        <w:t xml:space="preserve">("Time Complexity: </w:t>
-      </w:r>
-      <w:proofErr w:type="gramStart"/>
-      <w:r>
-        <w:t>O(</w:t>
-      </w:r>
-      <w:proofErr w:type="gramEnd"/>
-      <w:r>
-        <w:t>1)");</w:t>
-      </w:r>
-    </w:p>
-    <w:p>
-      <w:r>
-        <w:t xml:space="preserve">        </w:t>
-      </w:r>
-      <w:proofErr w:type="spellStart"/>
-      <w:r>
-        <w:t>binary_search_by_id</w:t>
-      </w:r>
-      <w:proofErr w:type="spellEnd"/>
-      <w:r>
-        <w:t>(products,103);</w:t>
-      </w:r>
-    </w:p>
-    <w:p>
-      <w:r>
-        <w:t xml:space="preserve">        </w:t>
-      </w:r>
-      <w:proofErr w:type="spellStart"/>
-      <w:r>
-        <w:t>System.out.println</w:t>
-      </w:r>
-      <w:proofErr w:type="spellEnd"/>
-      <w:r>
-        <w:t xml:space="preserve">("Time Complexity: </w:t>
-      </w:r>
-      <w:proofErr w:type="gramStart"/>
-      <w:r>
-        <w:t>O(</w:t>
-      </w:r>
-      <w:proofErr w:type="gramEnd"/>
-      <w:r>
-        <w:t>log n)");</w:t>
-      </w:r>
-    </w:p>
-    <w:p>
-      <w:r>
-        <w:t xml:space="preserve">        </w:t>
-      </w:r>
-      <w:proofErr w:type="spellStart"/>
-      <w:r>
-        <w:t>linear_search_by_id</w:t>
-      </w:r>
-      <w:proofErr w:type="spellEnd"/>
-      <w:r>
-        <w:t>(products,105);</w:t>
-      </w:r>
-    </w:p>
-    <w:p>
-      <w:r>
-        <w:t xml:space="preserve">        </w:t>
-      </w:r>
-      <w:proofErr w:type="spellStart"/>
-      <w:r>
-        <w:t>System.out.println</w:t>
-      </w:r>
-      <w:proofErr w:type="spellEnd"/>
-      <w:r>
-        <w:t xml:space="preserve">("Time Complexity: </w:t>
-      </w:r>
-      <w:proofErr w:type="gramStart"/>
-      <w:r>
-        <w:t>O(</w:t>
-      </w:r>
-      <w:proofErr w:type="gramEnd"/>
-      <w:r>
-        <w:t>1)");</w:t>
+        <w:t xml:space="preserve">        Arrays.sort(products,Comparator.comparingInt(p-&gt;p.productId));</w:t>
+      </w:r>
+    </w:p>
+    <w:p>
+      <w:r>
+        <w:t xml:space="preserve">        System.out.println("Binary Search:");</w:t>
+      </w:r>
+    </w:p>
+    <w:p>
+      <w:r>
+        <w:t xml:space="preserve">        binary_search_by_id(products,101);</w:t>
+      </w:r>
+    </w:p>
+    <w:p>
+      <w:r>
+        <w:t xml:space="preserve">        System.out.println("Time Complexity: O(1)");</w:t>
+      </w:r>
+    </w:p>
+    <w:p>
+      <w:r>
+        <w:t xml:space="preserve">        binary_search_by_id(products,103);</w:t>
+      </w:r>
+    </w:p>
+    <w:p>
+      <w:r>
+        <w:t xml:space="preserve">        System.out.println("Time Complexity: O(log n)");</w:t>
+      </w:r>
+    </w:p>
+    <w:p>
+      <w:r>
+        <w:t xml:space="preserve">        linear_search_by_id(products,105);</w:t>
+      </w:r>
+    </w:p>
+    <w:p>
+      <w:r>
+        <w:t xml:space="preserve">        System.out.println("Time Complexity: O(1)");</w:t>
       </w:r>
     </w:p>
     <w:p>
@@ -3258,213 +2015,75 @@
           <w:szCs w:val="24"/>
           <w:lang w:val="en-US"/>
         </w:rPr>
-        <w:t xml:space="preserve">import </w:t>
-      </w:r>
-      <w:proofErr w:type="spellStart"/>
-      <w:r>
-        <w:rPr>
-          <w:sz w:val="24"/>
-          <w:szCs w:val="24"/>
-          <w:lang w:val="en-US"/>
-        </w:rPr>
-        <w:t>java.util</w:t>
-      </w:r>
-      <w:proofErr w:type="spellEnd"/>
-      <w:r>
-        <w:rPr>
-          <w:sz w:val="24"/>
-          <w:szCs w:val="24"/>
-          <w:lang w:val="en-US"/>
-        </w:rPr>
-        <w:t>.*;</w:t>
-      </w:r>
-    </w:p>
-    <w:p>
-      <w:pPr>
-        <w:rPr>
-          <w:sz w:val="24"/>
-          <w:szCs w:val="24"/>
-          <w:lang w:val="en-US"/>
-        </w:rPr>
-      </w:pPr>
-      <w:r>
-        <w:rPr>
-          <w:sz w:val="24"/>
-          <w:szCs w:val="24"/>
-          <w:lang w:val="en-US"/>
-        </w:rPr>
-        <w:t xml:space="preserve">class </w:t>
-      </w:r>
-      <w:proofErr w:type="spellStart"/>
-      <w:r>
-        <w:rPr>
-          <w:sz w:val="24"/>
-          <w:szCs w:val="24"/>
-          <w:lang w:val="en-US"/>
-        </w:rPr>
-        <w:t>Financial_</w:t>
-      </w:r>
-      <w:proofErr w:type="gramStart"/>
-      <w:r>
-        <w:rPr>
-          <w:sz w:val="24"/>
-          <w:szCs w:val="24"/>
-          <w:lang w:val="en-US"/>
-        </w:rPr>
-        <w:t>Forecasting</w:t>
-      </w:r>
-      <w:proofErr w:type="spellEnd"/>
-      <w:r>
-        <w:rPr>
-          <w:sz w:val="24"/>
-          <w:szCs w:val="24"/>
-          <w:lang w:val="en-US"/>
-        </w:rPr>
-        <w:t>{</w:t>
-      </w:r>
-      <w:proofErr w:type="gramEnd"/>
-    </w:p>
-    <w:p>
-      <w:pPr>
-        <w:rPr>
-          <w:sz w:val="24"/>
-          <w:szCs w:val="24"/>
-          <w:lang w:val="en-US"/>
-        </w:rPr>
-      </w:pPr>
-      <w:r>
-        <w:rPr>
-          <w:sz w:val="24"/>
-          <w:szCs w:val="24"/>
-          <w:lang w:val="en-US"/>
-        </w:rPr>
-        <w:t xml:space="preserve">    public static double </w:t>
-      </w:r>
-      <w:proofErr w:type="spellStart"/>
-      <w:proofErr w:type="gramStart"/>
-      <w:r>
-        <w:rPr>
-          <w:sz w:val="24"/>
-          <w:szCs w:val="24"/>
-          <w:lang w:val="en-US"/>
-        </w:rPr>
-        <w:t>forecastValue</w:t>
-      </w:r>
-      <w:proofErr w:type="spellEnd"/>
-      <w:r>
-        <w:rPr>
-          <w:sz w:val="24"/>
-          <w:szCs w:val="24"/>
-          <w:lang w:val="en-US"/>
-        </w:rPr>
-        <w:t>(</w:t>
-      </w:r>
-      <w:proofErr w:type="gramEnd"/>
-      <w:r>
-        <w:rPr>
-          <w:sz w:val="24"/>
-          <w:szCs w:val="24"/>
-          <w:lang w:val="en-US"/>
-        </w:rPr>
-        <w:t xml:space="preserve">double </w:t>
-      </w:r>
-      <w:proofErr w:type="spellStart"/>
-      <w:r>
-        <w:rPr>
-          <w:sz w:val="24"/>
-          <w:szCs w:val="24"/>
-          <w:lang w:val="en-US"/>
-        </w:rPr>
-        <w:t>initialValue,double</w:t>
-      </w:r>
-      <w:proofErr w:type="spellEnd"/>
-      <w:r>
-        <w:rPr>
-          <w:sz w:val="24"/>
-          <w:szCs w:val="24"/>
-          <w:lang w:val="en-US"/>
-        </w:rPr>
-        <w:t xml:space="preserve"> </w:t>
-      </w:r>
-      <w:proofErr w:type="spellStart"/>
-      <w:r>
-        <w:rPr>
-          <w:sz w:val="24"/>
-          <w:szCs w:val="24"/>
-          <w:lang w:val="en-US"/>
-        </w:rPr>
-        <w:t>growthRate,int</w:t>
-      </w:r>
-      <w:proofErr w:type="spellEnd"/>
-      <w:r>
-        <w:rPr>
-          <w:sz w:val="24"/>
-          <w:szCs w:val="24"/>
-          <w:lang w:val="en-US"/>
-        </w:rPr>
-        <w:t xml:space="preserve"> year){</w:t>
-      </w:r>
-    </w:p>
-    <w:p>
-      <w:pPr>
-        <w:rPr>
-          <w:sz w:val="24"/>
-          <w:szCs w:val="24"/>
-          <w:lang w:val="en-US"/>
-        </w:rPr>
-      </w:pPr>
-      <w:r>
-        <w:rPr>
-          <w:sz w:val="24"/>
-          <w:szCs w:val="24"/>
-          <w:lang w:val="en-US"/>
-        </w:rPr>
-        <w:t xml:space="preserve">        if(year==</w:t>
-      </w:r>
-      <w:proofErr w:type="gramStart"/>
-      <w:r>
-        <w:rPr>
-          <w:sz w:val="24"/>
-          <w:szCs w:val="24"/>
-          <w:lang w:val="en-US"/>
-        </w:rPr>
-        <w:t>0){</w:t>
-      </w:r>
-      <w:proofErr w:type="gramEnd"/>
-    </w:p>
-    <w:p>
-      <w:pPr>
-        <w:rPr>
-          <w:sz w:val="24"/>
-          <w:szCs w:val="24"/>
-          <w:lang w:val="en-US"/>
-        </w:rPr>
-      </w:pPr>
-      <w:r>
-        <w:rPr>
-          <w:sz w:val="24"/>
-          <w:szCs w:val="24"/>
-          <w:lang w:val="en-US"/>
-        </w:rPr>
-        <w:t xml:space="preserve">            return </w:t>
-      </w:r>
-      <w:proofErr w:type="spellStart"/>
-      <w:r>
-        <w:rPr>
-          <w:sz w:val="24"/>
-          <w:szCs w:val="24"/>
-          <w:lang w:val="en-US"/>
-        </w:rPr>
-        <w:t>initialValue</w:t>
-      </w:r>
-      <w:proofErr w:type="spellEnd"/>
-      <w:r>
-        <w:rPr>
-          <w:sz w:val="24"/>
-          <w:szCs w:val="24"/>
-          <w:lang w:val="en-US"/>
-        </w:rPr>
-        <w:t>;</w:t>
+        <w:t>import java.util.*;</w:t>
+      </w:r>
+    </w:p>
+    <w:p>
+      <w:pPr>
+        <w:rPr>
+          <w:sz w:val="24"/>
+          <w:szCs w:val="24"/>
+          <w:lang w:val="en-US"/>
+        </w:rPr>
+      </w:pPr>
+      <w:r>
+        <w:rPr>
+          <w:sz w:val="24"/>
+          <w:szCs w:val="24"/>
+          <w:lang w:val="en-US"/>
+        </w:rPr>
+        <w:t>class Financial_Forecasting{</w:t>
+      </w:r>
+    </w:p>
+    <w:p>
+      <w:pPr>
+        <w:rPr>
+          <w:sz w:val="24"/>
+          <w:szCs w:val="24"/>
+          <w:lang w:val="en-US"/>
+        </w:rPr>
+      </w:pPr>
+      <w:r>
+        <w:rPr>
+          <w:sz w:val="24"/>
+          <w:szCs w:val="24"/>
+          <w:lang w:val="en-US"/>
+        </w:rPr>
+        <w:t xml:space="preserve">    public static double forecastValue(double initialValue,double growthRate,int year){</w:t>
+      </w:r>
+    </w:p>
+    <w:p>
+      <w:pPr>
+        <w:rPr>
+          <w:sz w:val="24"/>
+          <w:szCs w:val="24"/>
+          <w:lang w:val="en-US"/>
+        </w:rPr>
+      </w:pPr>
+      <w:r>
+        <w:rPr>
+          <w:sz w:val="24"/>
+          <w:szCs w:val="24"/>
+          <w:lang w:val="en-US"/>
+        </w:rPr>
+        <w:t xml:space="preserve">        if(year==0){</w:t>
+      </w:r>
+    </w:p>
+    <w:p>
+      <w:pPr>
+        <w:rPr>
+          <w:sz w:val="24"/>
+          <w:szCs w:val="24"/>
+          <w:lang w:val="en-US"/>
+        </w:rPr>
+      </w:pPr>
+      <w:r>
+        <w:rPr>
+          <w:sz w:val="24"/>
+          <w:szCs w:val="24"/>
+          <w:lang w:val="en-US"/>
+        </w:rPr>
+        <w:t xml:space="preserve">            return initialValue;</w:t>
       </w:r>
     </w:p>
     <w:p>
@@ -3515,43 +2134,7 @@
           <w:szCs w:val="24"/>
           <w:lang w:val="en-US"/>
         </w:rPr>
-        <w:t xml:space="preserve">        return </w:t>
-      </w:r>
-      <w:proofErr w:type="spellStart"/>
-      <w:r>
-        <w:rPr>
-          <w:sz w:val="24"/>
-          <w:szCs w:val="24"/>
-          <w:lang w:val="en-US"/>
-        </w:rPr>
-        <w:t>forecastValue</w:t>
-      </w:r>
-      <w:proofErr w:type="spellEnd"/>
-      <w:r>
-        <w:rPr>
-          <w:sz w:val="24"/>
-          <w:szCs w:val="24"/>
-          <w:lang w:val="en-US"/>
-        </w:rPr>
-        <w:t>(</w:t>
-      </w:r>
-      <w:proofErr w:type="gramStart"/>
-      <w:r>
-        <w:rPr>
-          <w:sz w:val="24"/>
-          <w:szCs w:val="24"/>
-          <w:lang w:val="en-US"/>
-        </w:rPr>
-        <w:t>initialValue,growthRate</w:t>
-      </w:r>
-      <w:proofErr w:type="gramEnd"/>
-      <w:r>
-        <w:rPr>
-          <w:sz w:val="24"/>
-          <w:szCs w:val="24"/>
-          <w:lang w:val="en-US"/>
-        </w:rPr>
-        <w:t>,year-1)*(1+growthRate);</w:t>
+        <w:t xml:space="preserve">        return forecastValue(initialValue,growthRate,year-1)*(1+growthRate);</w:t>
       </w:r>
     </w:p>
     <w:p>
@@ -3602,113 +2185,41 @@
           <w:szCs w:val="24"/>
           <w:lang w:val="en-US"/>
         </w:rPr>
-        <w:t xml:space="preserve">    public static void </w:t>
-      </w:r>
-      <w:proofErr w:type="gramStart"/>
-      <w:r>
-        <w:rPr>
-          <w:sz w:val="24"/>
-          <w:szCs w:val="24"/>
-          <w:lang w:val="en-US"/>
-        </w:rPr>
-        <w:t>main(</w:t>
-      </w:r>
-      <w:proofErr w:type="gramEnd"/>
-      <w:r>
-        <w:rPr>
-          <w:sz w:val="24"/>
-          <w:szCs w:val="24"/>
-          <w:lang w:val="en-US"/>
-        </w:rPr>
-        <w:t xml:space="preserve">String </w:t>
-      </w:r>
-      <w:proofErr w:type="spellStart"/>
-      <w:r>
-        <w:rPr>
-          <w:sz w:val="24"/>
-          <w:szCs w:val="24"/>
-          <w:lang w:val="en-US"/>
-        </w:rPr>
-        <w:t>args</w:t>
-      </w:r>
-      <w:proofErr w:type="spellEnd"/>
-      <w:r>
-        <w:rPr>
-          <w:sz w:val="24"/>
-          <w:szCs w:val="24"/>
-          <w:lang w:val="en-US"/>
-        </w:rPr>
-        <w:t>[]){</w:t>
-      </w:r>
-    </w:p>
-    <w:p>
-      <w:pPr>
-        <w:rPr>
-          <w:sz w:val="24"/>
-          <w:szCs w:val="24"/>
-          <w:lang w:val="en-US"/>
-        </w:rPr>
-      </w:pPr>
-      <w:r>
-        <w:rPr>
-          <w:sz w:val="24"/>
-          <w:szCs w:val="24"/>
-          <w:lang w:val="en-US"/>
-        </w:rPr>
-        <w:t xml:space="preserve">        double </w:t>
-      </w:r>
-      <w:proofErr w:type="spellStart"/>
-      <w:r>
-        <w:rPr>
-          <w:sz w:val="24"/>
-          <w:szCs w:val="24"/>
-          <w:lang w:val="en-US"/>
-        </w:rPr>
-        <w:t>initialValue</w:t>
-      </w:r>
-      <w:proofErr w:type="spellEnd"/>
-      <w:r>
-        <w:rPr>
-          <w:sz w:val="24"/>
-          <w:szCs w:val="24"/>
-          <w:lang w:val="en-US"/>
-        </w:rPr>
-        <w:t>=10000.0;</w:t>
-      </w:r>
-    </w:p>
-    <w:p>
-      <w:pPr>
-        <w:rPr>
-          <w:sz w:val="24"/>
-          <w:szCs w:val="24"/>
-          <w:lang w:val="en-US"/>
-        </w:rPr>
-      </w:pPr>
-      <w:r>
-        <w:rPr>
-          <w:sz w:val="24"/>
-          <w:szCs w:val="24"/>
-          <w:lang w:val="en-US"/>
-        </w:rPr>
-        <w:t xml:space="preserve">        double </w:t>
-      </w:r>
-      <w:proofErr w:type="spellStart"/>
-      <w:r>
-        <w:rPr>
-          <w:sz w:val="24"/>
-          <w:szCs w:val="24"/>
-          <w:lang w:val="en-US"/>
-        </w:rPr>
-        <w:t>growthRate</w:t>
-      </w:r>
-      <w:proofErr w:type="spellEnd"/>
-      <w:r>
-        <w:rPr>
-          <w:sz w:val="24"/>
-          <w:szCs w:val="24"/>
-          <w:lang w:val="en-US"/>
-        </w:rPr>
-        <w:t>=0.10;</w:t>
+        <w:t xml:space="preserve">    public static void main(String args[]){</w:t>
+      </w:r>
+    </w:p>
+    <w:p>
+      <w:pPr>
+        <w:rPr>
+          <w:sz w:val="24"/>
+          <w:szCs w:val="24"/>
+          <w:lang w:val="en-US"/>
+        </w:rPr>
+      </w:pPr>
+      <w:r>
+        <w:rPr>
+          <w:sz w:val="24"/>
+          <w:szCs w:val="24"/>
+          <w:lang w:val="en-US"/>
+        </w:rPr>
+        <w:t xml:space="preserve">        double initialValue=10000.0;</w:t>
+      </w:r>
+    </w:p>
+    <w:p>
+      <w:pPr>
+        <w:rPr>
+          <w:sz w:val="24"/>
+          <w:szCs w:val="24"/>
+          <w:lang w:val="en-US"/>
+        </w:rPr>
+      </w:pPr>
+      <w:r>
+        <w:rPr>
+          <w:sz w:val="24"/>
+          <w:szCs w:val="24"/>
+          <w:lang w:val="en-US"/>
+        </w:rPr>
+        <w:t xml:space="preserve">        double growthRate=0.10;</w:t>
       </w:r>
     </w:p>
     <w:p>
@@ -3742,231 +2253,67 @@
           <w:szCs w:val="24"/>
           <w:lang w:val="en-US"/>
         </w:rPr>
-        <w:t xml:space="preserve">        double </w:t>
-      </w:r>
-      <w:proofErr w:type="spellStart"/>
-      <w:r>
-        <w:rPr>
-          <w:sz w:val="24"/>
-          <w:szCs w:val="24"/>
-          <w:lang w:val="en-US"/>
-        </w:rPr>
-        <w:t>futureValue</w:t>
-      </w:r>
-      <w:proofErr w:type="spellEnd"/>
-      <w:r>
-        <w:rPr>
-          <w:sz w:val="24"/>
-          <w:szCs w:val="24"/>
-          <w:lang w:val="en-US"/>
-        </w:rPr>
-        <w:t xml:space="preserve"> = </w:t>
-      </w:r>
-      <w:proofErr w:type="spellStart"/>
-      <w:proofErr w:type="gramStart"/>
-      <w:r>
-        <w:rPr>
-          <w:sz w:val="24"/>
-          <w:szCs w:val="24"/>
-          <w:lang w:val="en-US"/>
-        </w:rPr>
-        <w:t>forecastValue</w:t>
-      </w:r>
-      <w:proofErr w:type="spellEnd"/>
-      <w:r>
-        <w:rPr>
-          <w:sz w:val="24"/>
-          <w:szCs w:val="24"/>
-          <w:lang w:val="en-US"/>
-        </w:rPr>
-        <w:t>(</w:t>
-      </w:r>
-      <w:proofErr w:type="spellStart"/>
-      <w:proofErr w:type="gramEnd"/>
-      <w:r>
-        <w:rPr>
-          <w:sz w:val="24"/>
-          <w:szCs w:val="24"/>
-          <w:lang w:val="en-US"/>
-        </w:rPr>
-        <w:t>initialValue</w:t>
-      </w:r>
-      <w:proofErr w:type="spellEnd"/>
-      <w:r>
-        <w:rPr>
-          <w:sz w:val="24"/>
-          <w:szCs w:val="24"/>
-          <w:lang w:val="en-US"/>
-        </w:rPr>
-        <w:t xml:space="preserve">, </w:t>
-      </w:r>
-      <w:proofErr w:type="spellStart"/>
-      <w:r>
-        <w:rPr>
-          <w:sz w:val="24"/>
-          <w:szCs w:val="24"/>
-          <w:lang w:val="en-US"/>
-        </w:rPr>
-        <w:t>growthRate</w:t>
-      </w:r>
-      <w:proofErr w:type="spellEnd"/>
-      <w:r>
-        <w:rPr>
-          <w:sz w:val="24"/>
-          <w:szCs w:val="24"/>
-          <w:lang w:val="en-US"/>
-        </w:rPr>
-        <w:t>, year);</w:t>
-      </w:r>
-    </w:p>
-    <w:p>
-      <w:pPr>
-        <w:rPr>
-          <w:sz w:val="24"/>
-          <w:szCs w:val="24"/>
-          <w:lang w:val="en-US"/>
-        </w:rPr>
-      </w:pPr>
-    </w:p>
-    <w:p>
-      <w:pPr>
-        <w:rPr>
-          <w:sz w:val="24"/>
-          <w:szCs w:val="24"/>
-          <w:lang w:val="en-US"/>
-        </w:rPr>
-      </w:pPr>
-      <w:r>
-        <w:rPr>
-          <w:sz w:val="24"/>
-          <w:szCs w:val="24"/>
-          <w:lang w:val="en-US"/>
-        </w:rPr>
-        <w:t xml:space="preserve">        </w:t>
-      </w:r>
-      <w:proofErr w:type="spellStart"/>
-      <w:r>
-        <w:rPr>
-          <w:sz w:val="24"/>
-          <w:szCs w:val="24"/>
-          <w:lang w:val="en-US"/>
-        </w:rPr>
-        <w:t>System.out.println</w:t>
-      </w:r>
-      <w:proofErr w:type="spellEnd"/>
-      <w:r>
-        <w:rPr>
-          <w:sz w:val="24"/>
-          <w:szCs w:val="24"/>
-          <w:lang w:val="en-US"/>
-        </w:rPr>
-        <w:t xml:space="preserve">("Initial Value: " + </w:t>
-      </w:r>
-      <w:proofErr w:type="spellStart"/>
-      <w:r>
-        <w:rPr>
-          <w:sz w:val="24"/>
-          <w:szCs w:val="24"/>
-          <w:lang w:val="en-US"/>
-        </w:rPr>
-        <w:t>initialValue</w:t>
-      </w:r>
-      <w:proofErr w:type="spellEnd"/>
-      <w:r>
-        <w:rPr>
-          <w:sz w:val="24"/>
-          <w:szCs w:val="24"/>
-          <w:lang w:val="en-US"/>
-        </w:rPr>
-        <w:t>);</w:t>
-      </w:r>
-    </w:p>
-    <w:p>
-      <w:pPr>
-        <w:rPr>
-          <w:sz w:val="24"/>
-          <w:szCs w:val="24"/>
-          <w:lang w:val="en-US"/>
-        </w:rPr>
-      </w:pPr>
-      <w:r>
-        <w:rPr>
-          <w:sz w:val="24"/>
-          <w:szCs w:val="24"/>
-          <w:lang w:val="en-US"/>
-        </w:rPr>
-        <w:t xml:space="preserve">        </w:t>
-      </w:r>
-      <w:proofErr w:type="spellStart"/>
-      <w:r>
-        <w:rPr>
-          <w:sz w:val="24"/>
-          <w:szCs w:val="24"/>
-          <w:lang w:val="en-US"/>
-        </w:rPr>
-        <w:t>System.out.println</w:t>
-      </w:r>
-      <w:proofErr w:type="spellEnd"/>
-      <w:r>
-        <w:rPr>
-          <w:sz w:val="24"/>
-          <w:szCs w:val="24"/>
-          <w:lang w:val="en-US"/>
-        </w:rPr>
-        <w:t>("Growth Rate: " + (</w:t>
-      </w:r>
-      <w:proofErr w:type="spellStart"/>
-      <w:r>
-        <w:rPr>
-          <w:sz w:val="24"/>
-          <w:szCs w:val="24"/>
-          <w:lang w:val="en-US"/>
-        </w:rPr>
-        <w:t>growthRate</w:t>
-      </w:r>
-      <w:proofErr w:type="spellEnd"/>
-      <w:r>
-        <w:rPr>
-          <w:sz w:val="24"/>
-          <w:szCs w:val="24"/>
-          <w:lang w:val="en-US"/>
-        </w:rPr>
-        <w:t xml:space="preserve"> * 100) + "%");</w:t>
-      </w:r>
-    </w:p>
-    <w:p>
-      <w:pPr>
-        <w:rPr>
-          <w:sz w:val="24"/>
-          <w:szCs w:val="24"/>
-          <w:lang w:val="en-US"/>
-        </w:rPr>
-      </w:pPr>
-      <w:r>
-        <w:rPr>
-          <w:sz w:val="24"/>
-          <w:szCs w:val="24"/>
-          <w:lang w:val="en-US"/>
-        </w:rPr>
-        <w:t xml:space="preserve">        </w:t>
-      </w:r>
-      <w:proofErr w:type="spellStart"/>
-      <w:r>
-        <w:rPr>
-          <w:sz w:val="24"/>
-          <w:szCs w:val="24"/>
-          <w:lang w:val="en-US"/>
-        </w:rPr>
-        <w:t>System.out.println</w:t>
-      </w:r>
-      <w:proofErr w:type="spellEnd"/>
-      <w:r>
-        <w:rPr>
-          <w:sz w:val="24"/>
-          <w:szCs w:val="24"/>
-          <w:lang w:val="en-US"/>
-        </w:rPr>
-        <w:t>("Years: " + year);</w:t>
+        <w:t xml:space="preserve">        double futureValue = forecastValue(initialValue, growthRate, year);</w:t>
+      </w:r>
+    </w:p>
+    <w:p>
+      <w:pPr>
+        <w:rPr>
+          <w:sz w:val="24"/>
+          <w:szCs w:val="24"/>
+          <w:lang w:val="en-US"/>
+        </w:rPr>
+      </w:pPr>
+    </w:p>
+    <w:p>
+      <w:pPr>
+        <w:rPr>
+          <w:sz w:val="24"/>
+          <w:szCs w:val="24"/>
+          <w:lang w:val="en-US"/>
+        </w:rPr>
+      </w:pPr>
+      <w:r>
+        <w:rPr>
+          <w:sz w:val="24"/>
+          <w:szCs w:val="24"/>
+          <w:lang w:val="en-US"/>
+        </w:rPr>
+        <w:t xml:space="preserve">        System.out.println("Initial Value: " + initialValue);</w:t>
+      </w:r>
+    </w:p>
+    <w:p>
+      <w:pPr>
+        <w:rPr>
+          <w:sz w:val="24"/>
+          <w:szCs w:val="24"/>
+          <w:lang w:val="en-US"/>
+        </w:rPr>
+      </w:pPr>
+      <w:r>
+        <w:rPr>
+          <w:sz w:val="24"/>
+          <w:szCs w:val="24"/>
+          <w:lang w:val="en-US"/>
+        </w:rPr>
+        <w:t xml:space="preserve">        System.out.println("Growth Rate: " + (growthRate * 100) + "%");</w:t>
+      </w:r>
+    </w:p>
+    <w:p>
+      <w:pPr>
+        <w:rPr>
+          <w:sz w:val="24"/>
+          <w:szCs w:val="24"/>
+          <w:lang w:val="en-US"/>
+        </w:rPr>
+      </w:pPr>
+      <w:r>
+        <w:rPr>
+          <w:sz w:val="24"/>
+          <w:szCs w:val="24"/>
+          <w:lang w:val="en-US"/>
+        </w:rPr>
+        <w:t xml:space="preserve">        System.out.println("Years: " + year);</w:t>
       </w:r>
     </w:p>
     <w:p>
@@ -3984,43 +2331,7 @@
           <w:lang w:val="en-US"/>
         </w:rPr>
         <w:lastRenderedPageBreak/>
-        <w:t xml:space="preserve">        </w:t>
-      </w:r>
-      <w:proofErr w:type="spellStart"/>
-      <w:r>
-        <w:rPr>
-          <w:sz w:val="24"/>
-          <w:szCs w:val="24"/>
-          <w:lang w:val="en-US"/>
-        </w:rPr>
-        <w:t>System.out.println</w:t>
-      </w:r>
-      <w:proofErr w:type="spellEnd"/>
-      <w:r>
-        <w:rPr>
-          <w:sz w:val="24"/>
-          <w:szCs w:val="24"/>
-          <w:lang w:val="en-US"/>
-        </w:rPr>
-        <w:t xml:space="preserve">("Predicted Future Value: " + </w:t>
-      </w:r>
-      <w:proofErr w:type="spellStart"/>
-      <w:r>
-        <w:rPr>
-          <w:sz w:val="24"/>
-          <w:szCs w:val="24"/>
-          <w:lang w:val="en-US"/>
-        </w:rPr>
-        <w:t>futureValue</w:t>
-      </w:r>
-      <w:proofErr w:type="spellEnd"/>
-      <w:r>
-        <w:rPr>
-          <w:sz w:val="24"/>
-          <w:szCs w:val="24"/>
-          <w:lang w:val="en-US"/>
-        </w:rPr>
-        <w:t>);</w:t>
+        <w:t xml:space="preserve">        System.out.println("Predicted Future Value: " + futureValue);</w:t>
       </w:r>
     </w:p>
     <w:p>
@@ -4313,59 +2624,21 @@
         <w:rPr>
           <w:lang w:val="en-US"/>
         </w:rPr>
-        <w:t xml:space="preserve">    FOR </w:t>
-      </w:r>
-      <w:proofErr w:type="spellStart"/>
-      <w:r>
-        <w:rPr>
-          <w:lang w:val="en-US"/>
-        </w:rPr>
-        <w:t>cust_rec</w:t>
-      </w:r>
-      <w:proofErr w:type="spellEnd"/>
-      <w:r>
-        <w:rPr>
-          <w:lang w:val="en-US"/>
-        </w:rPr>
-        <w:t xml:space="preserve"> </w:t>
-      </w:r>
-      <w:proofErr w:type="gramStart"/>
-      <w:r>
-        <w:rPr>
-          <w:lang w:val="en-US"/>
-        </w:rPr>
-        <w:t>IN(</w:t>
-      </w:r>
-      <w:proofErr w:type="gramEnd"/>
-    </w:p>
-    <w:p>
-      <w:pPr>
-        <w:rPr>
-          <w:lang w:val="en-US"/>
-        </w:rPr>
-      </w:pPr>
-      <w:r>
-        <w:rPr>
-          <w:lang w:val="en-US"/>
-        </w:rPr>
-        <w:t xml:space="preserve">       SELECT </w:t>
-      </w:r>
-      <w:proofErr w:type="spellStart"/>
-      <w:proofErr w:type="gramStart"/>
-      <w:r>
-        <w:rPr>
-          <w:lang w:val="en-US"/>
-        </w:rPr>
-        <w:t>c.CustomerID</w:t>
-      </w:r>
-      <w:proofErr w:type="gramEnd"/>
-      <w:r>
-        <w:rPr>
-          <w:lang w:val="en-US"/>
-        </w:rPr>
-        <w:t>,c.DOB,l.loanID,l.InterestRate</w:t>
-      </w:r>
-      <w:proofErr w:type="spellEnd"/>
+        <w:t xml:space="preserve">    FOR cust_rec IN(</w:t>
+      </w:r>
+    </w:p>
+    <w:p>
+      <w:pPr>
+        <w:rPr>
+          <w:lang w:val="en-US"/>
+        </w:rPr>
+      </w:pPr>
+      <w:r>
+        <w:rPr>
+          <w:lang w:val="en-US"/>
+        </w:rPr>
+        <w:t xml:space="preserve">       SELECT c.CustomerID,c.DOB,l.loanID,l.InterestRate</w:t>
+      </w:r>
     </w:p>
     <w:p>
       <w:pPr>
@@ -4390,37 +2663,7 @@
         <w:rPr>
           <w:lang w:val="en-US"/>
         </w:rPr>
-        <w:t xml:space="preserve">       JOIN Loans l ON </w:t>
-      </w:r>
-      <w:proofErr w:type="spellStart"/>
-      <w:proofErr w:type="gramStart"/>
-      <w:r>
-        <w:rPr>
-          <w:lang w:val="en-US"/>
-        </w:rPr>
-        <w:t>c.CustomerID</w:t>
-      </w:r>
-      <w:proofErr w:type="spellEnd"/>
-      <w:r>
-        <w:rPr>
-          <w:lang w:val="en-US"/>
-        </w:rPr>
-        <w:t>=</w:t>
-      </w:r>
-      <w:proofErr w:type="spellStart"/>
-      <w:r>
-        <w:rPr>
-          <w:lang w:val="en-US"/>
-        </w:rPr>
-        <w:t>l.CustomerID</w:t>
-      </w:r>
-      <w:proofErr w:type="spellEnd"/>
-      <w:proofErr w:type="gramEnd"/>
-      <w:r>
-        <w:rPr>
-          <w:lang w:val="en-US"/>
-        </w:rPr>
-        <w:t>)</w:t>
+        <w:t xml:space="preserve">       JOIN Loans l ON c.CustomerID=l.CustomerID)</w:t>
       </w:r>
     </w:p>
     <w:p>
@@ -4446,23 +2689,7 @@
         <w:rPr>
           <w:lang w:val="en-US"/>
         </w:rPr>
-        <w:t xml:space="preserve">       IF MONTHS_BETWEEN(</w:t>
-      </w:r>
-      <w:proofErr w:type="spellStart"/>
-      <w:proofErr w:type="gramStart"/>
-      <w:r>
-        <w:rPr>
-          <w:lang w:val="en-US"/>
-        </w:rPr>
-        <w:t>SYSDATE,cust_rec.DOB</w:t>
-      </w:r>
-      <w:proofErr w:type="spellEnd"/>
-      <w:proofErr w:type="gramEnd"/>
-      <w:r>
-        <w:rPr>
-          <w:lang w:val="en-US"/>
-        </w:rPr>
-        <w:t>)/12&gt;60 THEN</w:t>
+        <w:t xml:space="preserve">       IF MONTHS_BETWEEN(SYSDATE,cust_rec.DOB)/12&gt;60 THEN</w:t>
       </w:r>
     </w:p>
     <w:p>
@@ -4489,70 +2716,20 @@
           <w:lang w:val="en-US"/>
         </w:rPr>
         <w:lastRenderedPageBreak/>
-        <w:t xml:space="preserve">           SET </w:t>
-      </w:r>
-      <w:proofErr w:type="spellStart"/>
-      <w:r>
-        <w:rPr>
-          <w:lang w:val="en-US"/>
-        </w:rPr>
-        <w:t>InterestRate</w:t>
-      </w:r>
-      <w:proofErr w:type="spellEnd"/>
-      <w:r>
-        <w:rPr>
-          <w:lang w:val="en-US"/>
-        </w:rPr>
-        <w:t>=InterestRate-1</w:t>
-      </w:r>
-    </w:p>
-    <w:p>
-      <w:pPr>
-        <w:rPr>
-          <w:lang w:val="en-US"/>
-        </w:rPr>
-      </w:pPr>
-      <w:r>
-        <w:rPr>
-          <w:lang w:val="en-US"/>
-        </w:rPr>
-        <w:t xml:space="preserve">           WHERE </w:t>
-      </w:r>
-      <w:proofErr w:type="spellStart"/>
-      <w:r>
-        <w:rPr>
-          <w:lang w:val="en-US"/>
-        </w:rPr>
-        <w:t>LoanID</w:t>
-      </w:r>
-      <w:proofErr w:type="spellEnd"/>
-      <w:r>
-        <w:rPr>
-          <w:lang w:val="en-US"/>
-        </w:rPr>
-        <w:t>=</w:t>
-      </w:r>
-      <w:proofErr w:type="spellStart"/>
-      <w:r>
-        <w:rPr>
-          <w:lang w:val="en-US"/>
-        </w:rPr>
-        <w:t>cust_</w:t>
-      </w:r>
-      <w:proofErr w:type="gramStart"/>
-      <w:r>
-        <w:rPr>
-          <w:lang w:val="en-US"/>
-        </w:rPr>
-        <w:t>rec.LoanID</w:t>
-      </w:r>
-      <w:proofErr w:type="spellEnd"/>
-      <w:proofErr w:type="gramEnd"/>
-      <w:r>
-        <w:rPr>
-          <w:lang w:val="en-US"/>
-        </w:rPr>
-        <w:t>;</w:t>
+        <w:t xml:space="preserve">           SET InterestRate=InterestRate-1</w:t>
+      </w:r>
+    </w:p>
+    <w:p>
+      <w:pPr>
+        <w:rPr>
+          <w:lang w:val="en-US"/>
+        </w:rPr>
+      </w:pPr>
+      <w:r>
+        <w:rPr>
+          <w:lang w:val="en-US"/>
+        </w:rPr>
+        <w:t xml:space="preserve">           WHERE LoanID=cust_rec.LoanID;</w:t>
       </w:r>
     </w:p>
     <w:p>
@@ -4674,15 +2851,7 @@
         <w:t>Question:</w:t>
       </w:r>
       <w:r>
-        <w:t xml:space="preserve"> Write a PL/SQL block that iterates through all customers and sets a flag </w:t>
-      </w:r>
-      <w:proofErr w:type="spellStart"/>
-      <w:r>
-        <w:t>IsVIP</w:t>
-      </w:r>
-      <w:proofErr w:type="spellEnd"/>
-      <w:r>
-        <w:t xml:space="preserve"> to TRUE for those with a balance over $10,000.</w:t>
+        <w:t xml:space="preserve"> Write a PL/SQL block that iterates through all customers and sets a flag IsVIP to TRUE for those with a balance over $10,000.</w:t>
       </w:r>
     </w:p>
     <w:p>
@@ -4730,58 +2899,20 @@
         <w:rPr>
           <w:lang w:val="en-US"/>
         </w:rPr>
-        <w:t xml:space="preserve">    FOR </w:t>
-      </w:r>
-      <w:proofErr w:type="spellStart"/>
-      <w:r>
-        <w:rPr>
-          <w:lang w:val="en-US"/>
-        </w:rPr>
-        <w:t>cust_rec</w:t>
-      </w:r>
-      <w:proofErr w:type="spellEnd"/>
-      <w:r>
-        <w:rPr>
-          <w:lang w:val="en-US"/>
-        </w:rPr>
-        <w:t xml:space="preserve"> </w:t>
-      </w:r>
-      <w:proofErr w:type="gramStart"/>
-      <w:r>
-        <w:rPr>
-          <w:lang w:val="en-US"/>
-        </w:rPr>
-        <w:t>IN(</w:t>
-      </w:r>
-      <w:proofErr w:type="gramEnd"/>
-    </w:p>
-    <w:p>
-      <w:pPr>
-        <w:rPr>
-          <w:lang w:val="en-US"/>
-        </w:rPr>
-      </w:pPr>
-      <w:r>
-        <w:rPr>
-          <w:lang w:val="en-US"/>
-        </w:rPr>
-        <w:t xml:space="preserve">       SELECT </w:t>
-      </w:r>
-      <w:proofErr w:type="spellStart"/>
-      <w:proofErr w:type="gramStart"/>
-      <w:r>
-        <w:rPr>
-          <w:lang w:val="en-US"/>
-        </w:rPr>
-        <w:t>CustomerID,Balance</w:t>
-      </w:r>
-      <w:proofErr w:type="spellEnd"/>
-      <w:proofErr w:type="gramEnd"/>
-      <w:r>
-        <w:rPr>
-          <w:lang w:val="en-US"/>
-        </w:rPr>
-        <w:t xml:space="preserve"> FROM Customers)</w:t>
+        <w:t xml:space="preserve">    FOR cust_rec IN(</w:t>
+      </w:r>
+    </w:p>
+    <w:p>
+      <w:pPr>
+        <w:rPr>
+          <w:lang w:val="en-US"/>
+        </w:rPr>
+      </w:pPr>
+      <w:r>
+        <w:rPr>
+          <w:lang w:val="en-US"/>
+        </w:rPr>
+        <w:t xml:space="preserve">       SELECT CustomerID,Balance FROM Customers)</w:t>
       </w:r>
     </w:p>
     <w:p>
@@ -4807,29 +2938,7 @@
         <w:rPr>
           <w:lang w:val="en-US"/>
         </w:rPr>
-        <w:t xml:space="preserve">        IF </w:t>
-      </w:r>
-      <w:proofErr w:type="spellStart"/>
-      <w:r>
-        <w:rPr>
-          <w:lang w:val="en-US"/>
-        </w:rPr>
-        <w:t>cust_</w:t>
-      </w:r>
-      <w:proofErr w:type="gramStart"/>
-      <w:r>
-        <w:rPr>
-          <w:lang w:val="en-US"/>
-        </w:rPr>
-        <w:t>rec.Balance</w:t>
-      </w:r>
-      <w:proofErr w:type="spellEnd"/>
-      <w:proofErr w:type="gramEnd"/>
-      <w:r>
-        <w:rPr>
-          <w:lang w:val="en-US"/>
-        </w:rPr>
-        <w:t>&gt;10000 then</w:t>
+        <w:t xml:space="preserve">        IF cust_rec.Balance&gt;10000 then</w:t>
       </w:r>
     </w:p>
     <w:p>
@@ -4855,70 +2964,20 @@
         <w:rPr>
           <w:lang w:val="en-US"/>
         </w:rPr>
-        <w:t xml:space="preserve">           Set </w:t>
-      </w:r>
-      <w:proofErr w:type="spellStart"/>
-      <w:r>
-        <w:rPr>
-          <w:lang w:val="en-US"/>
-        </w:rPr>
-        <w:t>IsVIP</w:t>
-      </w:r>
-      <w:proofErr w:type="spellEnd"/>
-      <w:r>
-        <w:rPr>
-          <w:lang w:val="en-US"/>
-        </w:rPr>
-        <w:t>='True'</w:t>
-      </w:r>
-    </w:p>
-    <w:p>
-      <w:pPr>
-        <w:rPr>
-          <w:lang w:val="en-US"/>
-        </w:rPr>
-      </w:pPr>
-      <w:r>
-        <w:rPr>
-          <w:lang w:val="en-US"/>
-        </w:rPr>
-        <w:t xml:space="preserve">           where </w:t>
-      </w:r>
-      <w:proofErr w:type="spellStart"/>
-      <w:r>
-        <w:rPr>
-          <w:lang w:val="en-US"/>
-        </w:rPr>
-        <w:t>CustomerID</w:t>
-      </w:r>
-      <w:proofErr w:type="spellEnd"/>
-      <w:r>
-        <w:rPr>
-          <w:lang w:val="en-US"/>
-        </w:rPr>
-        <w:t>=</w:t>
-      </w:r>
-      <w:proofErr w:type="spellStart"/>
-      <w:r>
-        <w:rPr>
-          <w:lang w:val="en-US"/>
-        </w:rPr>
-        <w:t>cust_</w:t>
-      </w:r>
-      <w:proofErr w:type="gramStart"/>
-      <w:r>
-        <w:rPr>
-          <w:lang w:val="en-US"/>
-        </w:rPr>
-        <w:t>rec.CustomerID</w:t>
-      </w:r>
-      <w:proofErr w:type="spellEnd"/>
-      <w:proofErr w:type="gramEnd"/>
-      <w:r>
-        <w:rPr>
-          <w:lang w:val="en-US"/>
-        </w:rPr>
-        <w:t>;</w:t>
+        <w:t xml:space="preserve">           Set IsVIP='True'</w:t>
+      </w:r>
+    </w:p>
+    <w:p>
+      <w:pPr>
+        <w:rPr>
+          <w:lang w:val="en-US"/>
+        </w:rPr>
+      </w:pPr>
+      <w:r>
+        <w:rPr>
+          <w:lang w:val="en-US"/>
+        </w:rPr>
+        <w:t xml:space="preserve">           where CustomerID=cust_rec.CustomerID;</w:t>
       </w:r>
     </w:p>
     <w:p>
@@ -5077,39 +3136,16 @@
         <w:spacing w:after="0" w:line="256" w:lineRule="auto"/>
       </w:pPr>
       <w:r>
-        <w:t xml:space="preserve">    FOR </w:t>
-      </w:r>
-      <w:proofErr w:type="spellStart"/>
-      <w:r>
-        <w:t>loan_rec</w:t>
-      </w:r>
-      <w:proofErr w:type="spellEnd"/>
-      <w:r>
-        <w:t xml:space="preserve"> </w:t>
-      </w:r>
-      <w:proofErr w:type="gramStart"/>
-      <w:r>
-        <w:t>IN(</w:t>
-      </w:r>
-      <w:proofErr w:type="gramEnd"/>
+        <w:t xml:space="preserve">    FOR loan_rec IN(</w:t>
+      </w:r>
     </w:p>
     <w:p>
       <w:pPr>
         <w:spacing w:after="0" w:line="256" w:lineRule="auto"/>
       </w:pPr>
       <w:r>
-        <w:t xml:space="preserve">        select </w:t>
-      </w:r>
-      <w:proofErr w:type="spellStart"/>
-      <w:proofErr w:type="gramStart"/>
-      <w:r>
-        <w:t>l.LoanID</w:t>
-      </w:r>
-      <w:proofErr w:type="gramEnd"/>
-      <w:r>
-        <w:t>,l.CustomerID,l.EndDate,c.Name</w:t>
-      </w:r>
-      <w:proofErr w:type="spellEnd"/>
+        <w:t xml:space="preserve">        select l.LoanID,l.CustomerID,l.EndDate,c.Name</w:t>
+      </w:r>
     </w:p>
     <w:p>
       <w:pPr>
@@ -5124,40 +3160,15 @@
         <w:spacing w:after="0" w:line="256" w:lineRule="auto"/>
       </w:pPr>
       <w:r>
-        <w:t xml:space="preserve">        JOIN Customers c on </w:t>
-      </w:r>
-      <w:proofErr w:type="spellStart"/>
-      <w:proofErr w:type="gramStart"/>
-      <w:r>
-        <w:t>l.CustomerID</w:t>
-      </w:r>
-      <w:proofErr w:type="spellEnd"/>
-      <w:r>
-        <w:t>=</w:t>
-      </w:r>
-      <w:proofErr w:type="spellStart"/>
-      <w:r>
-        <w:t>c.CustomerID</w:t>
-      </w:r>
-      <w:proofErr w:type="spellEnd"/>
-      <w:proofErr w:type="gramEnd"/>
+        <w:t xml:space="preserve">        JOIN Customers c on l.CustomerID=c.CustomerID</w:t>
+      </w:r>
     </w:p>
     <w:p>
       <w:pPr>
         <w:spacing w:after="0" w:line="256" w:lineRule="auto"/>
       </w:pPr>
       <w:r>
-        <w:t xml:space="preserve">        WHERE </w:t>
-      </w:r>
-      <w:proofErr w:type="spellStart"/>
-      <w:proofErr w:type="gramStart"/>
-      <w:r>
-        <w:t>l.EndDate</w:t>
-      </w:r>
-      <w:proofErr w:type="spellEnd"/>
-      <w:proofErr w:type="gramEnd"/>
-      <w:r>
-        <w:t xml:space="preserve"> between SYSDATE and SYSDATE+30)</w:t>
+        <w:t xml:space="preserve">        WHERE l.EndDate between SYSDATE and SYSDATE+30)</w:t>
       </w:r>
     </w:p>
     <w:p>
@@ -5173,38 +3184,15 @@
         <w:spacing w:after="0" w:line="256" w:lineRule="auto"/>
       </w:pPr>
       <w:r>
-        <w:t xml:space="preserve">        DBMS_OUTPUT.PUT_</w:t>
-      </w:r>
-      <w:proofErr w:type="gramStart"/>
-      <w:r>
-        <w:t>LINE(</w:t>
-      </w:r>
-      <w:proofErr w:type="gramEnd"/>
+        <w:t xml:space="preserve">        DBMS_OUTPUT.PUT_LINE(</w:t>
+      </w:r>
     </w:p>
     <w:p>
       <w:pPr>
         <w:spacing w:after="0" w:line="256" w:lineRule="auto"/>
       </w:pPr>
       <w:r>
-        <w:t xml:space="preserve">        ' </w:t>
-      </w:r>
-      <w:proofErr w:type="spellStart"/>
-      <w:proofErr w:type="gramStart"/>
-      <w:r>
-        <w:t>Reminder:Loan</w:t>
-      </w:r>
-      <w:proofErr w:type="spellEnd"/>
-      <w:proofErr w:type="gramEnd"/>
-      <w:r>
-        <w:t xml:space="preserve"> ID ' || </w:t>
-      </w:r>
-      <w:proofErr w:type="spellStart"/>
-      <w:r>
-        <w:t>loan_rec.LoanID</w:t>
-      </w:r>
-      <w:proofErr w:type="spellEnd"/>
-      <w:r>
-        <w:t xml:space="preserve"> ||</w:t>
+        <w:t xml:space="preserve">        ' Reminder:Loan ID ' || loan_rec.LoanID ||</w:t>
       </w:r>
     </w:p>
     <w:p>
@@ -5212,20 +3200,7 @@
         <w:spacing w:after="0" w:line="256" w:lineRule="auto"/>
       </w:pPr>
       <w:r>
-        <w:t xml:space="preserve">        ' for customer ' || </w:t>
-      </w:r>
-      <w:proofErr w:type="spellStart"/>
-      <w:r>
-        <w:t>loan_</w:t>
-      </w:r>
-      <w:proofErr w:type="gramStart"/>
-      <w:r>
-        <w:t>rec.Name</w:t>
-      </w:r>
-      <w:proofErr w:type="spellEnd"/>
-      <w:proofErr w:type="gramEnd"/>
-      <w:r>
-        <w:t xml:space="preserve"> ||</w:t>
+        <w:t xml:space="preserve">        ' for customer ' || loan_rec.Name ||</w:t>
       </w:r>
     </w:p>
     <w:p>
@@ -5233,23 +3208,7 @@
         <w:spacing w:after="0" w:line="256" w:lineRule="auto"/>
       </w:pPr>
       <w:r>
-        <w:t xml:space="preserve">        ' is due on ' || TO_</w:t>
-      </w:r>
-      <w:proofErr w:type="gramStart"/>
-      <w:r>
-        <w:t>CHAR(</w:t>
-      </w:r>
-      <w:proofErr w:type="gramEnd"/>
-      <w:r>
-        <w:t>loan_rec.</w:t>
-      </w:r>
-      <w:proofErr w:type="spellStart"/>
-      <w:r>
-        <w:t>EndDate</w:t>
-      </w:r>
-      <w:proofErr w:type="spellEnd"/>
-      <w:r>
-        <w:t>,'DD-MON-YYYY'));</w:t>
+        <w:t xml:space="preserve">        ' is due on ' || TO_CHAR(loan_rec.EndDate,'DD-MON-YYYY'));</w:t>
       </w:r>
     </w:p>
     <w:p>
@@ -5355,7 +3314,6 @@
       <w:r>
         <w:t xml:space="preserve"> Write a stored procedure </w:t>
       </w:r>
-      <w:proofErr w:type="spellStart"/>
       <w:r>
         <w:rPr>
           <w:b/>
@@ -5363,7 +3321,6 @@
         </w:rPr>
         <w:t>ProcessMonthlyInterest</w:t>
       </w:r>
-      <w:proofErr w:type="spellEnd"/>
       <w:r>
         <w:t xml:space="preserve"> that calculates and updates the balance of all savings accounts by applying an interest rate of 1% to the current balance.</w:t>
       </w:r>
@@ -5431,15 +3388,7 @@
         <w:spacing w:after="0" w:line="256" w:lineRule="auto"/>
       </w:pPr>
       <w:r>
-        <w:t xml:space="preserve">        where </w:t>
-      </w:r>
-      <w:proofErr w:type="spellStart"/>
-      <w:r>
-        <w:t>AccountType</w:t>
-      </w:r>
-      <w:proofErr w:type="spellEnd"/>
-      <w:r>
-        <w:t>='Savings';</w:t>
+        <w:t xml:space="preserve">        where AccountType='Savings';</w:t>
       </w:r>
     </w:p>
     <w:p>
@@ -5522,7 +3471,6 @@
       <w:r>
         <w:t xml:space="preserve"> Write a stored procedure </w:t>
       </w:r>
-      <w:proofErr w:type="spellStart"/>
       <w:r>
         <w:rPr>
           <w:b/>
@@ -5530,7 +3478,6 @@
         </w:rPr>
         <w:t>UpdateEmployeeBonus</w:t>
       </w:r>
-      <w:proofErr w:type="spellEnd"/>
       <w:r>
         <w:t xml:space="preserve"> that updates the salary of employees in a given department by adding a bonus percentage passed as a parameter.</w:t>
       </w:r>
@@ -5577,33 +3524,15 @@
         <w:spacing w:after="0" w:line="256" w:lineRule="auto"/>
       </w:pPr>
       <w:r>
-        <w:t xml:space="preserve">create or replace procedure </w:t>
-      </w:r>
-      <w:proofErr w:type="spellStart"/>
-      <w:proofErr w:type="gramStart"/>
-      <w:r>
-        <w:t>UpdateEmployeeBonus</w:t>
-      </w:r>
-      <w:proofErr w:type="spellEnd"/>
-      <w:r>
-        <w:t>(</w:t>
-      </w:r>
-      <w:proofErr w:type="gramEnd"/>
+        <w:t>create or replace procedure UpdateEmployeeBonus(</w:t>
+      </w:r>
     </w:p>
     <w:p>
       <w:pPr>
         <w:spacing w:after="0" w:line="256" w:lineRule="auto"/>
       </w:pPr>
       <w:r>
-        <w:t xml:space="preserve">    </w:t>
-      </w:r>
-      <w:proofErr w:type="spellStart"/>
-      <w:r>
-        <w:t>p_department</w:t>
-      </w:r>
-      <w:proofErr w:type="spellEnd"/>
-      <w:r>
-        <w:t xml:space="preserve"> IN VARCHAR2,</w:t>
+        <w:t xml:space="preserve">    p_department IN VARCHAR2,</w:t>
       </w:r>
     </w:p>
     <w:p>
@@ -5611,15 +3540,7 @@
         <w:spacing w:after="0" w:line="256" w:lineRule="auto"/>
       </w:pPr>
       <w:r>
-        <w:t xml:space="preserve">    </w:t>
-      </w:r>
-      <w:proofErr w:type="spellStart"/>
-      <w:r>
-        <w:t>p_bonus_pct</w:t>
-      </w:r>
-      <w:proofErr w:type="spellEnd"/>
-      <w:r>
-        <w:t xml:space="preserve"> IN NUMBER</w:t>
+        <w:t xml:space="preserve">    p_bonus_pct IN NUMBER</w:t>
       </w:r>
     </w:p>
     <w:p>
@@ -5627,13 +3548,8 @@
         <w:spacing w:after="0" w:line="256" w:lineRule="auto"/>
       </w:pPr>
       <w:r>
-        <w:t xml:space="preserve">    </w:t>
-      </w:r>
-      <w:proofErr w:type="gramStart"/>
-      <w:r>
-        <w:t>)as</w:t>
-      </w:r>
-      <w:proofErr w:type="gramEnd"/>
+        <w:t xml:space="preserve">    )as</w:t>
+      </w:r>
     </w:p>
     <w:p>
       <w:pPr>
@@ -5657,15 +3573,7 @@
         <w:spacing w:after="0" w:line="256" w:lineRule="auto"/>
       </w:pPr>
       <w:r>
-        <w:t xml:space="preserve">        set salary=salary+(salary*</w:t>
-      </w:r>
-      <w:proofErr w:type="spellStart"/>
-      <w:r>
-        <w:t>p_bonus_pct</w:t>
-      </w:r>
-      <w:proofErr w:type="spellEnd"/>
-      <w:r>
-        <w:t>/100)</w:t>
+        <w:t xml:space="preserve">        set salary=salary+(salary*p_bonus_pct/100)</w:t>
       </w:r>
     </w:p>
     <w:p>
@@ -5673,15 +3581,7 @@
         <w:spacing w:after="0" w:line="256" w:lineRule="auto"/>
       </w:pPr>
       <w:r>
-        <w:t xml:space="preserve">        where Department=</w:t>
-      </w:r>
-      <w:proofErr w:type="spellStart"/>
-      <w:r>
-        <w:t>p_department</w:t>
-      </w:r>
-      <w:proofErr w:type="spellEnd"/>
-      <w:r>
-        <w:t>;</w:t>
+        <w:t xml:space="preserve">        where Department=p_department;</w:t>
       </w:r>
     </w:p>
     <w:p>
@@ -5739,20 +3639,7 @@
         <w:spacing w:after="0" w:line="256" w:lineRule="auto"/>
       </w:pPr>
       <w:r>
-        <w:t xml:space="preserve">    </w:t>
-      </w:r>
-      <w:proofErr w:type="spellStart"/>
-      <w:proofErr w:type="gramStart"/>
-      <w:r>
-        <w:t>UpdateEmployeeBonus</w:t>
-      </w:r>
-      <w:proofErr w:type="spellEnd"/>
-      <w:r>
-        <w:t>(</w:t>
-      </w:r>
-      <w:proofErr w:type="gramEnd"/>
-      <w:r>
-        <w:t>'HR', 10);</w:t>
+        <w:t xml:space="preserve">    UpdateEmployeeBonus('HR', 10);</w:t>
       </w:r>
     </w:p>
     <w:p>
@@ -5822,7 +3709,6 @@
       <w:r>
         <w:t xml:space="preserve"> Write a stored procedure </w:t>
       </w:r>
-      <w:proofErr w:type="spellStart"/>
       <w:r>
         <w:rPr>
           <w:b/>
@@ -5830,7 +3716,6 @@
         </w:rPr>
         <w:t>TransferFunds</w:t>
       </w:r>
-      <w:proofErr w:type="spellEnd"/>
       <w:r>
         <w:t xml:space="preserve"> that transfers a specified amount from one account to another, checking that the source account has sufficient balance before making the transfer.</w:t>
       </w:r>
@@ -5876,81 +3761,79 @@
         <w:spacing w:after="0"/>
       </w:pPr>
       <w:r>
-        <w:t xml:space="preserve">create or replace procedure </w:t>
-      </w:r>
-      <w:proofErr w:type="spellStart"/>
-      <w:proofErr w:type="gramStart"/>
-      <w:r>
-        <w:t>TransferFunds</w:t>
-      </w:r>
-      <w:proofErr w:type="spellEnd"/>
-      <w:r>
-        <w:t>(</w:t>
-      </w:r>
-      <w:proofErr w:type="gramEnd"/>
-    </w:p>
-    <w:p>
-      <w:pPr>
-        <w:spacing w:after="0"/>
-      </w:pPr>
-      <w:r>
-        <w:t xml:space="preserve">    </w:t>
-      </w:r>
-      <w:proofErr w:type="spellStart"/>
-      <w:r>
-        <w:t>p_from_account</w:t>
-      </w:r>
-      <w:proofErr w:type="spellEnd"/>
-      <w:r>
-        <w:t xml:space="preserve"> in number,</w:t>
-      </w:r>
-    </w:p>
-    <w:p>
-      <w:pPr>
-        <w:spacing w:after="0"/>
-      </w:pPr>
-      <w:r>
-        <w:t xml:space="preserve">    </w:t>
-      </w:r>
-      <w:proofErr w:type="spellStart"/>
-      <w:r>
-        <w:t>p_to_account</w:t>
-      </w:r>
-      <w:proofErr w:type="spellEnd"/>
-      <w:r>
-        <w:t xml:space="preserve"> in number,</w:t>
-      </w:r>
-    </w:p>
-    <w:p>
-      <w:pPr>
-        <w:spacing w:after="0"/>
-      </w:pPr>
-      <w:r>
-        <w:t xml:space="preserve">    </w:t>
-      </w:r>
-      <w:proofErr w:type="spellStart"/>
-      <w:r>
-        <w:t>p_amount</w:t>
-      </w:r>
-      <w:proofErr w:type="spellEnd"/>
-      <w:r>
-        <w:t xml:space="preserve"> in number</w:t>
-      </w:r>
-    </w:p>
-    <w:p>
-      <w:pPr>
-        <w:spacing w:after="0"/>
-      </w:pPr>
-      <w:r>
-        <w:t xml:space="preserve">    ) </w:t>
-      </w:r>
-      <w:proofErr w:type="gramStart"/>
-      <w:r>
-        <w:t>as</w:t>
-      </w:r>
-      <w:proofErr w:type="gramEnd"/>
-      <w:r>
-        <w:t xml:space="preserve"> </w:t>
+        <w:t>create or replace procedure TransferFunds(</w:t>
+      </w:r>
+    </w:p>
+    <w:p>
+      <w:pPr>
+        <w:spacing w:after="0"/>
+      </w:pPr>
+      <w:r>
+        <w:t xml:space="preserve">    p_from_account in number,</w:t>
+      </w:r>
+    </w:p>
+    <w:p>
+      <w:pPr>
+        <w:spacing w:after="0"/>
+      </w:pPr>
+      <w:r>
+        <w:t xml:space="preserve">    p_to_account in number,</w:t>
+      </w:r>
+    </w:p>
+    <w:p>
+      <w:pPr>
+        <w:spacing w:after="0"/>
+      </w:pPr>
+      <w:r>
+        <w:t xml:space="preserve">    p_amount in number</w:t>
+      </w:r>
+    </w:p>
+    <w:p>
+      <w:pPr>
+        <w:spacing w:after="0"/>
+      </w:pPr>
+      <w:r>
+        <w:t xml:space="preserve">    ) as </w:t>
+      </w:r>
+    </w:p>
+    <w:p>
+      <w:pPr>
+        <w:spacing w:after="0"/>
+      </w:pPr>
+      <w:r>
+        <w:t xml:space="preserve">        v_balance number;</w:t>
+      </w:r>
+    </w:p>
+    <w:p>
+      <w:pPr>
+        <w:spacing w:after="0"/>
+      </w:pPr>
+      <w:r>
+        <w:t>begin</w:t>
+      </w:r>
+    </w:p>
+    <w:p>
+      <w:pPr>
+        <w:spacing w:after="0"/>
+      </w:pPr>
+      <w:r>
+        <w:t xml:space="preserve">    select Balance into v_balance</w:t>
+      </w:r>
+    </w:p>
+    <w:p>
+      <w:pPr>
+        <w:spacing w:after="0"/>
+      </w:pPr>
+      <w:r>
+        <w:t xml:space="preserve">    from Accounts</w:t>
+      </w:r>
+    </w:p>
+    <w:p>
+      <w:pPr>
+        <w:spacing w:after="0"/>
+      </w:pPr>
+      <w:r>
+        <w:t xml:space="preserve">    where AccountID=p_from_account;</w:t>
       </w:r>
     </w:p>
     <w:p>
@@ -5960,98 +3843,13 @@
       <w:r>
         <w:t xml:space="preserve">        </w:t>
       </w:r>
-      <w:proofErr w:type="spellStart"/>
-      <w:r>
-        <w:t>v_balance</w:t>
-      </w:r>
-      <w:proofErr w:type="spellEnd"/>
-      <w:r>
-        <w:t xml:space="preserve"> number;</w:t>
-      </w:r>
-    </w:p>
-    <w:p>
-      <w:pPr>
-        <w:spacing w:after="0"/>
-      </w:pPr>
-      <w:r>
-        <w:t>begin</w:t>
-      </w:r>
-    </w:p>
-    <w:p>
-      <w:pPr>
-        <w:spacing w:after="0"/>
-      </w:pPr>
-      <w:r>
-        <w:t xml:space="preserve">    select Balance into </w:t>
-      </w:r>
-      <w:proofErr w:type="spellStart"/>
-      <w:r>
-        <w:t>v_balance</w:t>
-      </w:r>
-      <w:proofErr w:type="spellEnd"/>
-    </w:p>
-    <w:p>
-      <w:pPr>
-        <w:spacing w:after="0"/>
-      </w:pPr>
-      <w:r>
-        <w:t xml:space="preserve">    from Accounts</w:t>
-      </w:r>
-    </w:p>
-    <w:p>
-      <w:pPr>
-        <w:spacing w:after="0"/>
-      </w:pPr>
-      <w:r>
-        <w:t xml:space="preserve">    where </w:t>
-      </w:r>
-      <w:proofErr w:type="spellStart"/>
-      <w:r>
-        <w:t>AccountID</w:t>
-      </w:r>
-      <w:proofErr w:type="spellEnd"/>
-      <w:r>
-        <w:t>=</w:t>
-      </w:r>
-      <w:proofErr w:type="spellStart"/>
-      <w:r>
-        <w:t>p_from_account</w:t>
-      </w:r>
-      <w:proofErr w:type="spellEnd"/>
-      <w:r>
-        <w:t>;</w:t>
-      </w:r>
-    </w:p>
-    <w:p>
-      <w:pPr>
-        <w:spacing w:after="0"/>
-      </w:pPr>
-      <w:r>
-        <w:t xml:space="preserve">        </w:t>
-      </w:r>
-    </w:p>
-    <w:p>
-      <w:pPr>
-        <w:spacing w:after="0"/>
-      </w:pPr>
-      <w:r>
-        <w:t xml:space="preserve">    if </w:t>
-      </w:r>
-      <w:proofErr w:type="spellStart"/>
-      <w:r>
-        <w:t>v_balance</w:t>
-      </w:r>
-      <w:proofErr w:type="spellEnd"/>
-      <w:r>
-        <w:t>&gt;=</w:t>
-      </w:r>
-      <w:proofErr w:type="spellStart"/>
-      <w:r>
-        <w:t>p_amount</w:t>
-      </w:r>
-      <w:proofErr w:type="spellEnd"/>
-      <w:r>
-        <w:t xml:space="preserve"> then</w:t>
+    </w:p>
+    <w:p>
+      <w:pPr>
+        <w:spacing w:after="0"/>
+      </w:pPr>
+      <w:r>
+        <w:t xml:space="preserve">    if v_balance&gt;=p_amount then</w:t>
       </w:r>
     </w:p>
     <w:p>
@@ -6067,36 +3865,15 @@
         <w:spacing w:after="0"/>
       </w:pPr>
       <w:r>
-        <w:t xml:space="preserve">        set Balance=Balance-</w:t>
-      </w:r>
-      <w:proofErr w:type="spellStart"/>
-      <w:r>
-        <w:t>p_amount</w:t>
-      </w:r>
-      <w:proofErr w:type="spellEnd"/>
-    </w:p>
-    <w:p>
-      <w:pPr>
-        <w:spacing w:after="0"/>
-      </w:pPr>
-      <w:r>
-        <w:t xml:space="preserve">        where </w:t>
-      </w:r>
-      <w:proofErr w:type="spellStart"/>
-      <w:r>
-        <w:t>AccountID</w:t>
-      </w:r>
-      <w:proofErr w:type="spellEnd"/>
-      <w:r>
-        <w:t>=</w:t>
-      </w:r>
-      <w:proofErr w:type="spellStart"/>
-      <w:r>
-        <w:t>p_from_account</w:t>
-      </w:r>
-      <w:proofErr w:type="spellEnd"/>
-      <w:r>
-        <w:t>;</w:t>
+        <w:t xml:space="preserve">        set Balance=Balance-p_amount</w:t>
+      </w:r>
+    </w:p>
+    <w:p>
+      <w:pPr>
+        <w:spacing w:after="0"/>
+      </w:pPr>
+      <w:r>
+        <w:t xml:space="preserve">        where AccountID=p_from_account;</w:t>
       </w:r>
     </w:p>
     <w:p>
@@ -6120,36 +3897,15 @@
         <w:spacing w:after="0"/>
       </w:pPr>
       <w:r>
-        <w:t xml:space="preserve">        set Balance=</w:t>
-      </w:r>
-      <w:proofErr w:type="spellStart"/>
-      <w:r>
-        <w:t>Balance+p_amount</w:t>
-      </w:r>
-      <w:proofErr w:type="spellEnd"/>
-    </w:p>
-    <w:p>
-      <w:pPr>
-        <w:spacing w:after="0"/>
-      </w:pPr>
-      <w:r>
-        <w:t xml:space="preserve">        where </w:t>
-      </w:r>
-      <w:proofErr w:type="spellStart"/>
-      <w:r>
-        <w:t>AccountID</w:t>
-      </w:r>
-      <w:proofErr w:type="spellEnd"/>
-      <w:r>
-        <w:t>=</w:t>
-      </w:r>
-      <w:proofErr w:type="spellStart"/>
-      <w:r>
-        <w:t>p_to_amount</w:t>
-      </w:r>
-      <w:proofErr w:type="spellEnd"/>
-      <w:r>
-        <w:t>;</w:t>
+        <w:t xml:space="preserve">        set Balance=Balance+p_amount</w:t>
+      </w:r>
+    </w:p>
+    <w:p>
+      <w:pPr>
+        <w:spacing w:after="0"/>
+      </w:pPr>
+      <w:r>
+        <w:t xml:space="preserve">        where AccountID=p_to_amount;</w:t>
       </w:r>
     </w:p>
     <w:p>
@@ -6181,15 +3937,7 @@
         <w:spacing w:after="0"/>
       </w:pPr>
       <w:r>
-        <w:t xml:space="preserve">        DBMS_OUTPUT.PUT_</w:t>
-      </w:r>
-      <w:proofErr w:type="gramStart"/>
-      <w:r>
-        <w:t>LINE(</w:t>
-      </w:r>
-      <w:proofErr w:type="gramEnd"/>
-      <w:r>
-        <w:t>'Insufficient balance in source account.');</w:t>
+        <w:t xml:space="preserve">        DBMS_OUTPUT.PUT_LINE('Insufficient balance in source account.');</w:t>
       </w:r>
     </w:p>
     <w:p>
@@ -6235,20 +3983,7 @@
         <w:spacing w:after="0"/>
       </w:pPr>
       <w:r>
-        <w:t xml:space="preserve">    </w:t>
-      </w:r>
-      <w:proofErr w:type="spellStart"/>
-      <w:proofErr w:type="gramStart"/>
-      <w:r>
-        <w:t>TransferFunds</w:t>
-      </w:r>
-      <w:proofErr w:type="spellEnd"/>
-      <w:r>
-        <w:t>(</w:t>
-      </w:r>
-      <w:proofErr w:type="gramEnd"/>
-      <w:r>
-        <w:t>101, 102, 5000);</w:t>
+        <w:t xml:space="preserve">    TransferFunds(101, 102, 5000);</w:t>
       </w:r>
     </w:p>
     <w:p>
@@ -6279,40 +4014,1526 @@
     </w:p>
     <w:p>
       <w:pPr>
-        <w:spacing w:after="0" w:line="256" w:lineRule="auto"/>
-      </w:pPr>
-    </w:p>
-    <w:p>
-      <w:pPr>
-        <w:spacing w:after="0"/>
-        <w:ind w:left="1440"/>
-      </w:pPr>
-    </w:p>
-    <w:p>
-      <w:pPr>
-        <w:spacing w:after="0" w:line="256" w:lineRule="auto"/>
-      </w:pPr>
-    </w:p>
-    <w:p>
-      <w:pPr>
-        <w:spacing w:after="0" w:line="256" w:lineRule="auto"/>
-      </w:pPr>
-    </w:p>
-    <w:p>
-      <w:pPr>
-        <w:spacing w:after="0"/>
-        <w:rPr>
-          <w:sz w:val="28"/>
-          <w:szCs w:val="28"/>
-        </w:rPr>
-      </w:pPr>
-    </w:p>
-    <w:p>
-      <w:pPr>
-        <w:rPr>
-          <w:lang w:val="en-US"/>
-        </w:rPr>
-      </w:pPr>
+        <w:spacing w:after="0"/>
+        <w:rPr>
+          <w:b/>
+          <w:bCs/>
+          <w:sz w:val="36"/>
+          <w:szCs w:val="36"/>
+        </w:rPr>
+      </w:pPr>
+      <w:r>
+        <w:rPr>
+          <w:b/>
+          <w:bCs/>
+          <w:sz w:val="36"/>
+          <w:szCs w:val="36"/>
+        </w:rPr>
+        <w:t xml:space="preserve">                   </w:t>
+      </w:r>
+      <w:r>
+        <w:rPr>
+          <w:b/>
+          <w:bCs/>
+          <w:sz w:val="36"/>
+          <w:szCs w:val="36"/>
+        </w:rPr>
+        <w:t>JUNIT TESTING EXERCISES:</w:t>
+      </w:r>
+    </w:p>
+    <w:p>
+      <w:pPr>
+        <w:spacing w:after="0"/>
+        <w:rPr>
+          <w:b/>
+          <w:bCs/>
+          <w:sz w:val="36"/>
+          <w:szCs w:val="36"/>
+        </w:rPr>
+      </w:pPr>
+    </w:p>
+    <w:p>
+      <w:pPr>
+        <w:spacing w:after="0"/>
+      </w:pPr>
+      <w:r>
+        <w:rPr>
+          <w:b/>
+          <w:bCs/>
+        </w:rPr>
+        <w:t>Exercise 1</w:t>
+      </w:r>
+      <w:r>
+        <w:t>: Setting Up JUnit Scenario: You need to set up JUnit in your Java project to start writing unit tests.</w:t>
+      </w:r>
+    </w:p>
+    <w:p>
+      <w:pPr>
+        <w:spacing w:after="0"/>
+      </w:pPr>
+    </w:p>
+    <w:p>
+      <w:pPr>
+        <w:spacing w:after="0"/>
+        <w:rPr>
+          <w:b/>
+          <w:bCs/>
+        </w:rPr>
+      </w:pPr>
+      <w:r>
+        <w:rPr>
+          <w:b/>
+          <w:bCs/>
+        </w:rPr>
+        <w:t>OUTPUT:</w:t>
+      </w:r>
+    </w:p>
+    <w:p>
+      <w:pPr>
+        <w:spacing w:after="0"/>
+        <w:rPr>
+          <w:b/>
+          <w:bCs/>
+        </w:rPr>
+      </w:pPr>
+    </w:p>
+    <w:p>
+      <w:pPr>
+        <w:spacing w:after="0"/>
+        <w:rPr>
+          <w:b/>
+          <w:bCs/>
+        </w:rPr>
+      </w:pPr>
+    </w:p>
+    <w:p>
+      <w:pPr>
+        <w:spacing w:after="0"/>
+        <w:rPr>
+          <w:b/>
+          <w:bCs/>
+          <w:sz w:val="36"/>
+          <w:szCs w:val="36"/>
+        </w:rPr>
+      </w:pPr>
+      <w:r>
+        <w:rPr>
+          <w:b/>
+          <w:bCs/>
+          <w:noProof/>
+          <w:sz w:val="36"/>
+          <w:szCs w:val="36"/>
+        </w:rPr>
+        <w:drawing>
+          <wp:inline distT="0" distB="0" distL="0" distR="0" wp14:anchorId="4218F7AF" wp14:editId="5F2BF61C">
+            <wp:extent cx="5731510" cy="2896235"/>
+            <wp:effectExtent l="0" t="0" r="2540" b="0"/>
+            <wp:docPr id="6" name="Picture 6"/>
+            <wp:cNvGraphicFramePr>
+              <a:graphicFrameLocks xmlns:a="http://schemas.openxmlformats.org/drawingml/2006/main" noChangeAspect="1"/>
+            </wp:cNvGraphicFramePr>
+            <a:graphic xmlns:a="http://schemas.openxmlformats.org/drawingml/2006/main">
+              <a:graphicData uri="http://schemas.openxmlformats.org/drawingml/2006/picture">
+                <pic:pic xmlns:pic="http://schemas.openxmlformats.org/drawingml/2006/picture">
+                  <pic:nvPicPr>
+                    <pic:cNvPr id="6" name="Picture 6"/>
+                    <pic:cNvPicPr/>
+                  </pic:nvPicPr>
+                  <pic:blipFill>
+                    <a:blip r:embed="rId10" cstate="print">
+                      <a:extLst>
+                        <a:ext uri="{28A0092B-C50C-407E-A947-70E740481C1C}">
+                          <a14:useLocalDpi xmlns:a14="http://schemas.microsoft.com/office/drawing/2010/main" val="0"/>
+                        </a:ext>
+                      </a:extLst>
+                    </a:blip>
+                    <a:stretch>
+                      <a:fillRect/>
+                    </a:stretch>
+                  </pic:blipFill>
+                  <pic:spPr>
+                    <a:xfrm>
+                      <a:off x="0" y="0"/>
+                      <a:ext cx="5731510" cy="2896235"/>
+                    </a:xfrm>
+                    <a:prstGeom prst="rect">
+                      <a:avLst/>
+                    </a:prstGeom>
+                  </pic:spPr>
+                </pic:pic>
+              </a:graphicData>
+            </a:graphic>
+          </wp:inline>
+        </w:drawing>
+      </w:r>
+    </w:p>
+    <w:p>
+      <w:pPr>
+        <w:spacing w:after="0"/>
+        <w:rPr>
+          <w:b/>
+          <w:bCs/>
+          <w:sz w:val="36"/>
+          <w:szCs w:val="36"/>
+        </w:rPr>
+      </w:pPr>
+    </w:p>
+    <w:p>
+      <w:pPr>
+        <w:spacing w:after="0"/>
+        <w:rPr>
+          <w:b/>
+          <w:bCs/>
+          <w:sz w:val="36"/>
+          <w:szCs w:val="36"/>
+        </w:rPr>
+      </w:pPr>
+    </w:p>
+    <w:p>
+      <w:pPr>
+        <w:spacing w:after="0"/>
+      </w:pPr>
+      <w:r>
+        <w:rPr>
+          <w:b/>
+          <w:bCs/>
+        </w:rPr>
+        <w:t>Exercise 3:</w:t>
+      </w:r>
+      <w:r>
+        <w:t xml:space="preserve"> Assertions in JUnit Scenario: You need to use different assertions in JUnit to validate your test results</w:t>
+      </w:r>
+    </w:p>
+    <w:p>
+      <w:pPr>
+        <w:spacing w:after="0"/>
+      </w:pPr>
+    </w:p>
+    <w:p>
+      <w:pPr>
+        <w:spacing w:after="0"/>
+        <w:rPr>
+          <w:b/>
+          <w:bCs/>
+        </w:rPr>
+      </w:pPr>
+      <w:r>
+        <w:rPr>
+          <w:b/>
+          <w:bCs/>
+        </w:rPr>
+        <w:t>OUTPUT:</w:t>
+      </w:r>
+    </w:p>
+    <w:p>
+      <w:pPr>
+        <w:spacing w:after="0"/>
+        <w:rPr>
+          <w:b/>
+          <w:bCs/>
+        </w:rPr>
+      </w:pPr>
+    </w:p>
+    <w:p>
+      <w:pPr>
+        <w:spacing w:after="0"/>
+        <w:rPr>
+          <w:b/>
+          <w:bCs/>
+          <w:sz w:val="36"/>
+          <w:szCs w:val="36"/>
+        </w:rPr>
+      </w:pPr>
+      <w:r>
+        <w:rPr>
+          <w:b/>
+          <w:bCs/>
+          <w:noProof/>
+          <w:sz w:val="36"/>
+          <w:szCs w:val="36"/>
+        </w:rPr>
+        <w:lastRenderedPageBreak/>
+        <w:drawing>
+          <wp:inline distT="0" distB="0" distL="0" distR="0" wp14:anchorId="37DA2BE9" wp14:editId="5DE6903A">
+            <wp:extent cx="5731510" cy="2994025"/>
+            <wp:effectExtent l="0" t="0" r="2540" b="0"/>
+            <wp:docPr id="7" name="Picture 7"/>
+            <wp:cNvGraphicFramePr>
+              <a:graphicFrameLocks xmlns:a="http://schemas.openxmlformats.org/drawingml/2006/main" noChangeAspect="1"/>
+            </wp:cNvGraphicFramePr>
+            <a:graphic xmlns:a="http://schemas.openxmlformats.org/drawingml/2006/main">
+              <a:graphicData uri="http://schemas.openxmlformats.org/drawingml/2006/picture">
+                <pic:pic xmlns:pic="http://schemas.openxmlformats.org/drawingml/2006/picture">
+                  <pic:nvPicPr>
+                    <pic:cNvPr id="7" name="Picture 7"/>
+                    <pic:cNvPicPr/>
+                  </pic:nvPicPr>
+                  <pic:blipFill>
+                    <a:blip r:embed="rId11" cstate="print">
+                      <a:extLst>
+                        <a:ext uri="{28A0092B-C50C-407E-A947-70E740481C1C}">
+                          <a14:useLocalDpi xmlns:a14="http://schemas.microsoft.com/office/drawing/2010/main" val="0"/>
+                        </a:ext>
+                      </a:extLst>
+                    </a:blip>
+                    <a:stretch>
+                      <a:fillRect/>
+                    </a:stretch>
+                  </pic:blipFill>
+                  <pic:spPr>
+                    <a:xfrm>
+                      <a:off x="0" y="0"/>
+                      <a:ext cx="5731510" cy="2994025"/>
+                    </a:xfrm>
+                    <a:prstGeom prst="rect">
+                      <a:avLst/>
+                    </a:prstGeom>
+                  </pic:spPr>
+                </pic:pic>
+              </a:graphicData>
+            </a:graphic>
+          </wp:inline>
+        </w:drawing>
+      </w:r>
+    </w:p>
+    <w:p>
+      <w:pPr>
+        <w:spacing w:after="0"/>
+        <w:rPr>
+          <w:b/>
+          <w:bCs/>
+          <w:sz w:val="36"/>
+          <w:szCs w:val="36"/>
+        </w:rPr>
+      </w:pPr>
+    </w:p>
+    <w:p>
+      <w:pPr>
+        <w:spacing w:after="0"/>
+      </w:pPr>
+      <w:r>
+        <w:rPr>
+          <w:b/>
+          <w:bCs/>
+        </w:rPr>
+        <w:t>Exercise 4:</w:t>
+      </w:r>
+      <w:r>
+        <w:t xml:space="preserve"> Arrange-Act-Assert (AAA) Pattern, Test Fixtures, Setup and Teardown Methods in JUnit </w:t>
+      </w:r>
+      <w:r>
+        <w:rPr>
+          <w:b/>
+          <w:bCs/>
+        </w:rPr>
+        <w:t>Scenario:</w:t>
+      </w:r>
+      <w:r>
+        <w:t xml:space="preserve"> You need to organize your tests using the Arrange-Act-Assert (AAA) pattern and use setup and teardown methods.</w:t>
+      </w:r>
+    </w:p>
+    <w:p>
+      <w:pPr>
+        <w:spacing w:after="0"/>
+      </w:pPr>
+    </w:p>
+    <w:p>
+      <w:pPr>
+        <w:spacing w:after="0"/>
+        <w:rPr>
+          <w:b/>
+          <w:bCs/>
+          <w:noProof/>
+        </w:rPr>
+      </w:pPr>
+      <w:r>
+        <w:rPr>
+          <w:b/>
+          <w:bCs/>
+          <w:noProof/>
+        </w:rPr>
+        <w:t>OUTPUT:</w:t>
+      </w:r>
+    </w:p>
+    <w:p>
+      <w:pPr>
+        <w:spacing w:after="0"/>
+        <w:rPr>
+          <w:b/>
+          <w:bCs/>
+          <w:noProof/>
+        </w:rPr>
+      </w:pPr>
+    </w:p>
+    <w:p>
+      <w:pPr>
+        <w:spacing w:after="0"/>
+        <w:rPr>
+          <w:b/>
+          <w:bCs/>
+        </w:rPr>
+      </w:pPr>
+      <w:r>
+        <w:rPr>
+          <w:b/>
+          <w:bCs/>
+          <w:noProof/>
+        </w:rPr>
+        <w:drawing>
+          <wp:inline distT="0" distB="0" distL="0" distR="0" wp14:anchorId="1502C118" wp14:editId="754B9DB4">
+            <wp:extent cx="5731510" cy="1889760"/>
+            <wp:effectExtent l="0" t="0" r="2540" b="0"/>
+            <wp:docPr id="9" name="Picture 9"/>
+            <wp:cNvGraphicFramePr>
+              <a:graphicFrameLocks xmlns:a="http://schemas.openxmlformats.org/drawingml/2006/main" noChangeAspect="1"/>
+            </wp:cNvGraphicFramePr>
+            <a:graphic xmlns:a="http://schemas.openxmlformats.org/drawingml/2006/main">
+              <a:graphicData uri="http://schemas.openxmlformats.org/drawingml/2006/picture">
+                <pic:pic xmlns:pic="http://schemas.openxmlformats.org/drawingml/2006/picture">
+                  <pic:nvPicPr>
+                    <pic:cNvPr id="9" name="Picture 9"/>
+                    <pic:cNvPicPr/>
+                  </pic:nvPicPr>
+                  <pic:blipFill>
+                    <a:blip r:embed="rId12" cstate="print">
+                      <a:extLst>
+                        <a:ext uri="{28A0092B-C50C-407E-A947-70E740481C1C}">
+                          <a14:useLocalDpi xmlns:a14="http://schemas.microsoft.com/office/drawing/2010/main" val="0"/>
+                        </a:ext>
+                      </a:extLst>
+                    </a:blip>
+                    <a:stretch>
+                      <a:fillRect/>
+                    </a:stretch>
+                  </pic:blipFill>
+                  <pic:spPr>
+                    <a:xfrm>
+                      <a:off x="0" y="0"/>
+                      <a:ext cx="5731510" cy="1889760"/>
+                    </a:xfrm>
+                    <a:prstGeom prst="rect">
+                      <a:avLst/>
+                    </a:prstGeom>
+                  </pic:spPr>
+                </pic:pic>
+              </a:graphicData>
+            </a:graphic>
+          </wp:inline>
+        </w:drawing>
+      </w:r>
+    </w:p>
+    <w:p>
+      <w:pPr>
+        <w:spacing w:after="0"/>
+        <w:rPr>
+          <w:b/>
+          <w:bCs/>
+        </w:rPr>
+      </w:pPr>
+    </w:p>
+    <w:p>
+      <w:pPr>
+        <w:spacing w:after="0"/>
+        <w:rPr>
+          <w:b/>
+          <w:bCs/>
+        </w:rPr>
+      </w:pPr>
+      <w:r>
+        <w:rPr>
+          <w:b/>
+          <w:bCs/>
+          <w:noProof/>
+        </w:rPr>
+        <w:lastRenderedPageBreak/>
+        <w:drawing>
+          <wp:inline distT="0" distB="0" distL="0" distR="0" wp14:anchorId="18530DE5" wp14:editId="058A19F0">
+            <wp:extent cx="5731510" cy="2988310"/>
+            <wp:effectExtent l="0" t="0" r="2540" b="2540"/>
+            <wp:docPr id="13" name="Picture 13"/>
+            <wp:cNvGraphicFramePr>
+              <a:graphicFrameLocks xmlns:a="http://schemas.openxmlformats.org/drawingml/2006/main" noChangeAspect="1"/>
+            </wp:cNvGraphicFramePr>
+            <a:graphic xmlns:a="http://schemas.openxmlformats.org/drawingml/2006/main">
+              <a:graphicData uri="http://schemas.openxmlformats.org/drawingml/2006/picture">
+                <pic:pic xmlns:pic="http://schemas.openxmlformats.org/drawingml/2006/picture">
+                  <pic:nvPicPr>
+                    <pic:cNvPr id="13" name="Picture 13"/>
+                    <pic:cNvPicPr/>
+                  </pic:nvPicPr>
+                  <pic:blipFill>
+                    <a:blip r:embed="rId13" cstate="print">
+                      <a:extLst>
+                        <a:ext uri="{28A0092B-C50C-407E-A947-70E740481C1C}">
+                          <a14:useLocalDpi xmlns:a14="http://schemas.microsoft.com/office/drawing/2010/main" val="0"/>
+                        </a:ext>
+                      </a:extLst>
+                    </a:blip>
+                    <a:stretch>
+                      <a:fillRect/>
+                    </a:stretch>
+                  </pic:blipFill>
+                  <pic:spPr>
+                    <a:xfrm>
+                      <a:off x="0" y="0"/>
+                      <a:ext cx="5731510" cy="2988310"/>
+                    </a:xfrm>
+                    <a:prstGeom prst="rect">
+                      <a:avLst/>
+                    </a:prstGeom>
+                  </pic:spPr>
+                </pic:pic>
+              </a:graphicData>
+            </a:graphic>
+          </wp:inline>
+        </w:drawing>
+      </w:r>
+    </w:p>
+    <w:p>
+      <w:pPr>
+        <w:spacing w:after="0"/>
+        <w:rPr>
+          <w:b/>
+          <w:bCs/>
+        </w:rPr>
+      </w:pPr>
+    </w:p>
+    <w:p>
+      <w:pPr>
+        <w:spacing w:after="0"/>
+        <w:rPr>
+          <w:b/>
+          <w:bCs/>
+        </w:rPr>
+      </w:pPr>
+    </w:p>
+    <w:p>
+      <w:pPr>
+        <w:spacing w:after="0"/>
+        <w:rPr>
+          <w:b/>
+          <w:bCs/>
+        </w:rPr>
+      </w:pPr>
+    </w:p>
+    <w:p>
+      <w:pPr>
+        <w:spacing w:after="0"/>
+        <w:rPr>
+          <w:b/>
+          <w:bCs/>
+        </w:rPr>
+      </w:pPr>
+    </w:p>
+    <w:p>
+      <w:pPr>
+        <w:spacing w:after="0"/>
+        <w:rPr>
+          <w:b/>
+          <w:bCs/>
+        </w:rPr>
+      </w:pPr>
+    </w:p>
+    <w:p>
+      <w:pPr>
+        <w:spacing w:after="0"/>
+        <w:rPr>
+          <w:b/>
+          <w:bCs/>
+        </w:rPr>
+      </w:pPr>
+    </w:p>
+    <w:p>
+      <w:pPr>
+        <w:spacing w:after="0"/>
+        <w:rPr>
+          <w:b/>
+          <w:bCs/>
+        </w:rPr>
+      </w:pPr>
+      <w:r>
+        <w:rPr>
+          <w:b/>
+          <w:bCs/>
+          <w:noProof/>
+        </w:rPr>
+        <w:drawing>
+          <wp:inline distT="0" distB="0" distL="0" distR="0" wp14:anchorId="4E4D1F08" wp14:editId="43ABCCD6">
+            <wp:extent cx="5731510" cy="2988310"/>
+            <wp:effectExtent l="0" t="0" r="2540" b="2540"/>
+            <wp:docPr id="10" name="Picture 10"/>
+            <wp:cNvGraphicFramePr>
+              <a:graphicFrameLocks xmlns:a="http://schemas.openxmlformats.org/drawingml/2006/main" noChangeAspect="1"/>
+            </wp:cNvGraphicFramePr>
+            <a:graphic xmlns:a="http://schemas.openxmlformats.org/drawingml/2006/main">
+              <a:graphicData uri="http://schemas.openxmlformats.org/drawingml/2006/picture">
+                <pic:pic xmlns:pic="http://schemas.openxmlformats.org/drawingml/2006/picture">
+                  <pic:nvPicPr>
+                    <pic:cNvPr id="10" name="Picture 10"/>
+                    <pic:cNvPicPr/>
+                  </pic:nvPicPr>
+                  <pic:blipFill>
+                    <a:blip r:embed="rId14" cstate="print">
+                      <a:extLst>
+                        <a:ext uri="{28A0092B-C50C-407E-A947-70E740481C1C}">
+                          <a14:useLocalDpi xmlns:a14="http://schemas.microsoft.com/office/drawing/2010/main" val="0"/>
+                        </a:ext>
+                      </a:extLst>
+                    </a:blip>
+                    <a:stretch>
+                      <a:fillRect/>
+                    </a:stretch>
+                  </pic:blipFill>
+                  <pic:spPr>
+                    <a:xfrm>
+                      <a:off x="0" y="0"/>
+                      <a:ext cx="5731510" cy="2988310"/>
+                    </a:xfrm>
+                    <a:prstGeom prst="rect">
+                      <a:avLst/>
+                    </a:prstGeom>
+                  </pic:spPr>
+                </pic:pic>
+              </a:graphicData>
+            </a:graphic>
+          </wp:inline>
+        </w:drawing>
+      </w:r>
+    </w:p>
+    <w:p>
+      <w:pPr>
+        <w:spacing w:after="0"/>
+        <w:rPr>
+          <w:b/>
+          <w:bCs/>
+        </w:rPr>
+      </w:pPr>
+    </w:p>
+    <w:p>
+      <w:pPr>
+        <w:spacing w:after="0"/>
+        <w:rPr>
+          <w:b/>
+          <w:bCs/>
+        </w:rPr>
+      </w:pPr>
+    </w:p>
+    <w:p>
+      <w:pPr>
+        <w:spacing w:after="0"/>
+        <w:rPr>
+          <w:b/>
+          <w:bCs/>
+          <w:sz w:val="36"/>
+          <w:szCs w:val="36"/>
+        </w:rPr>
+      </w:pPr>
+      <w:r>
+        <w:rPr>
+          <w:b/>
+          <w:bCs/>
+          <w:sz w:val="36"/>
+          <w:szCs w:val="36"/>
+        </w:rPr>
+        <w:t xml:space="preserve">                    </w:t>
+      </w:r>
+    </w:p>
+    <w:p>
+      <w:pPr>
+        <w:spacing w:after="0"/>
+        <w:rPr>
+          <w:b/>
+          <w:bCs/>
+        </w:rPr>
+      </w:pPr>
+      <w:r>
+        <w:rPr>
+          <w:b/>
+          <w:bCs/>
+          <w:noProof/>
+        </w:rPr>
+        <w:lastRenderedPageBreak/>
+        <w:drawing>
+          <wp:inline distT="0" distB="0" distL="0" distR="0" wp14:anchorId="121E91F5" wp14:editId="0E35ED86">
+            <wp:extent cx="5731510" cy="2988310"/>
+            <wp:effectExtent l="0" t="0" r="2540" b="2540"/>
+            <wp:docPr id="14" name="Picture 14"/>
+            <wp:cNvGraphicFramePr>
+              <a:graphicFrameLocks xmlns:a="http://schemas.openxmlformats.org/drawingml/2006/main" noChangeAspect="1"/>
+            </wp:cNvGraphicFramePr>
+            <a:graphic xmlns:a="http://schemas.openxmlformats.org/drawingml/2006/main">
+              <a:graphicData uri="http://schemas.openxmlformats.org/drawingml/2006/picture">
+                <pic:pic xmlns:pic="http://schemas.openxmlformats.org/drawingml/2006/picture">
+                  <pic:nvPicPr>
+                    <pic:cNvPr id="14" name="Picture 14"/>
+                    <pic:cNvPicPr/>
+                  </pic:nvPicPr>
+                  <pic:blipFill>
+                    <a:blip r:embed="rId13" cstate="print">
+                      <a:extLst>
+                        <a:ext uri="{28A0092B-C50C-407E-A947-70E740481C1C}">
+                          <a14:useLocalDpi xmlns:a14="http://schemas.microsoft.com/office/drawing/2010/main" val="0"/>
+                        </a:ext>
+                      </a:extLst>
+                    </a:blip>
+                    <a:stretch>
+                      <a:fillRect/>
+                    </a:stretch>
+                  </pic:blipFill>
+                  <pic:spPr>
+                    <a:xfrm>
+                      <a:off x="0" y="0"/>
+                      <a:ext cx="5731510" cy="2988310"/>
+                    </a:xfrm>
+                    <a:prstGeom prst="rect">
+                      <a:avLst/>
+                    </a:prstGeom>
+                  </pic:spPr>
+                </pic:pic>
+              </a:graphicData>
+            </a:graphic>
+          </wp:inline>
+        </w:drawing>
+      </w:r>
+    </w:p>
+    <w:p>
+      <w:pPr>
+        <w:spacing w:after="0"/>
+        <w:rPr>
+          <w:b/>
+          <w:bCs/>
+        </w:rPr>
+      </w:pPr>
+    </w:p>
+    <w:p>
+      <w:pPr>
+        <w:spacing w:after="0"/>
+        <w:rPr>
+          <w:b/>
+          <w:bCs/>
+        </w:rPr>
+      </w:pPr>
+    </w:p>
+    <w:p>
+      <w:pPr>
+        <w:spacing w:after="0"/>
+        <w:rPr>
+          <w:b/>
+          <w:bCs/>
+          <w:sz w:val="36"/>
+          <w:szCs w:val="36"/>
+        </w:rPr>
+      </w:pPr>
+      <w:r>
+        <w:rPr>
+          <w:b/>
+          <w:bCs/>
+          <w:sz w:val="36"/>
+          <w:szCs w:val="36"/>
+        </w:rPr>
+        <w:t xml:space="preserve">                    </w:t>
+      </w:r>
+      <w:r>
+        <w:rPr>
+          <w:b/>
+          <w:bCs/>
+          <w:sz w:val="36"/>
+          <w:szCs w:val="36"/>
+        </w:rPr>
+        <w:t>MOCKITO HANDS ON EXERCISES:</w:t>
+      </w:r>
+    </w:p>
+    <w:p>
+      <w:pPr>
+        <w:spacing w:after="0"/>
+        <w:rPr>
+          <w:b/>
+          <w:bCs/>
+          <w:sz w:val="36"/>
+          <w:szCs w:val="36"/>
+        </w:rPr>
+      </w:pPr>
+    </w:p>
+    <w:p>
+      <w:pPr>
+        <w:spacing w:after="0"/>
+      </w:pPr>
+      <w:r>
+        <w:rPr>
+          <w:b/>
+          <w:bCs/>
+        </w:rPr>
+        <w:t>Exercise 1:</w:t>
+      </w:r>
+      <w:r>
+        <w:t xml:space="preserve"> Mocking and Stubbing Scenario: You need to test a service that depends on an external API. Use Mockito to mock the external API and stub its methods.</w:t>
+      </w:r>
+    </w:p>
+    <w:p>
+      <w:pPr>
+        <w:spacing w:after="0"/>
+      </w:pPr>
+    </w:p>
+    <w:p>
+      <w:pPr>
+        <w:spacing w:after="0"/>
+        <w:rPr>
+          <w:b/>
+          <w:bCs/>
+        </w:rPr>
+      </w:pPr>
+      <w:r>
+        <w:rPr>
+          <w:b/>
+          <w:bCs/>
+        </w:rPr>
+        <w:t>OUTPUT:</w:t>
+      </w:r>
+    </w:p>
+    <w:p>
+      <w:pPr>
+        <w:spacing w:after="0"/>
+        <w:rPr>
+          <w:b/>
+          <w:bCs/>
+          <w:sz w:val="36"/>
+          <w:szCs w:val="36"/>
+        </w:rPr>
+      </w:pPr>
+      <w:r>
+        <w:rPr>
+          <w:b/>
+          <w:bCs/>
+          <w:noProof/>
+          <w:sz w:val="36"/>
+          <w:szCs w:val="36"/>
+        </w:rPr>
+        <w:drawing>
+          <wp:inline distT="0" distB="0" distL="0" distR="0" wp14:anchorId="0D90A65C" wp14:editId="5666C527">
+            <wp:extent cx="5731510" cy="1842770"/>
+            <wp:effectExtent l="0" t="0" r="2540" b="5080"/>
+            <wp:docPr id="15" name="Picture 15"/>
+            <wp:cNvGraphicFramePr>
+              <a:graphicFrameLocks xmlns:a="http://schemas.openxmlformats.org/drawingml/2006/main" noChangeAspect="1"/>
+            </wp:cNvGraphicFramePr>
+            <a:graphic xmlns:a="http://schemas.openxmlformats.org/drawingml/2006/main">
+              <a:graphicData uri="http://schemas.openxmlformats.org/drawingml/2006/picture">
+                <pic:pic xmlns:pic="http://schemas.openxmlformats.org/drawingml/2006/picture">
+                  <pic:nvPicPr>
+                    <pic:cNvPr id="15" name="Picture 15"/>
+                    <pic:cNvPicPr/>
+                  </pic:nvPicPr>
+                  <pic:blipFill>
+                    <a:blip r:embed="rId15" cstate="print">
+                      <a:extLst>
+                        <a:ext uri="{28A0092B-C50C-407E-A947-70E740481C1C}">
+                          <a14:useLocalDpi xmlns:a14="http://schemas.microsoft.com/office/drawing/2010/main" val="0"/>
+                        </a:ext>
+                      </a:extLst>
+                    </a:blip>
+                    <a:stretch>
+                      <a:fillRect/>
+                    </a:stretch>
+                  </pic:blipFill>
+                  <pic:spPr>
+                    <a:xfrm>
+                      <a:off x="0" y="0"/>
+                      <a:ext cx="5731510" cy="1842770"/>
+                    </a:xfrm>
+                    <a:prstGeom prst="rect">
+                      <a:avLst/>
+                    </a:prstGeom>
+                  </pic:spPr>
+                </pic:pic>
+              </a:graphicData>
+            </a:graphic>
+          </wp:inline>
+        </w:drawing>
+      </w:r>
+    </w:p>
+    <w:p>
+      <w:pPr>
+        <w:spacing w:after="0"/>
+        <w:rPr>
+          <w:b/>
+          <w:bCs/>
+        </w:rPr>
+      </w:pPr>
+    </w:p>
+    <w:p>
+      <w:pPr>
+        <w:spacing w:after="0"/>
+        <w:rPr>
+          <w:b/>
+          <w:bCs/>
+        </w:rPr>
+      </w:pPr>
+      <w:r>
+        <w:rPr>
+          <w:b/>
+          <w:bCs/>
+          <w:noProof/>
+        </w:rPr>
+        <w:drawing>
+          <wp:inline distT="0" distB="0" distL="0" distR="0" wp14:anchorId="5C498DF6" wp14:editId="0B617041">
+            <wp:extent cx="5731510" cy="1958975"/>
+            <wp:effectExtent l="0" t="0" r="2540" b="3175"/>
+            <wp:docPr id="17" name="Picture 17"/>
+            <wp:cNvGraphicFramePr>
+              <a:graphicFrameLocks xmlns:a="http://schemas.openxmlformats.org/drawingml/2006/main" noChangeAspect="1"/>
+            </wp:cNvGraphicFramePr>
+            <a:graphic xmlns:a="http://schemas.openxmlformats.org/drawingml/2006/main">
+              <a:graphicData uri="http://schemas.openxmlformats.org/drawingml/2006/picture">
+                <pic:pic xmlns:pic="http://schemas.openxmlformats.org/drawingml/2006/picture">
+                  <pic:nvPicPr>
+                    <pic:cNvPr id="17" name="Picture 17"/>
+                    <pic:cNvPicPr/>
+                  </pic:nvPicPr>
+                  <pic:blipFill>
+                    <a:blip r:embed="rId16" cstate="print">
+                      <a:extLst>
+                        <a:ext uri="{28A0092B-C50C-407E-A947-70E740481C1C}">
+                          <a14:useLocalDpi xmlns:a14="http://schemas.microsoft.com/office/drawing/2010/main" val="0"/>
+                        </a:ext>
+                      </a:extLst>
+                    </a:blip>
+                    <a:stretch>
+                      <a:fillRect/>
+                    </a:stretch>
+                  </pic:blipFill>
+                  <pic:spPr>
+                    <a:xfrm>
+                      <a:off x="0" y="0"/>
+                      <a:ext cx="5731510" cy="1958975"/>
+                    </a:xfrm>
+                    <a:prstGeom prst="rect">
+                      <a:avLst/>
+                    </a:prstGeom>
+                  </pic:spPr>
+                </pic:pic>
+              </a:graphicData>
+            </a:graphic>
+          </wp:inline>
+        </w:drawing>
+      </w:r>
+    </w:p>
+    <w:p>
+      <w:pPr>
+        <w:spacing w:after="0"/>
+        <w:rPr>
+          <w:b/>
+          <w:bCs/>
+        </w:rPr>
+      </w:pPr>
+      <w:r>
+        <w:rPr>
+          <w:b/>
+          <w:bCs/>
+          <w:noProof/>
+        </w:rPr>
+        <w:lastRenderedPageBreak/>
+        <w:drawing>
+          <wp:inline distT="0" distB="0" distL="0" distR="0" wp14:anchorId="7952B563" wp14:editId="79D6994F">
+            <wp:extent cx="5731510" cy="2999105"/>
+            <wp:effectExtent l="0" t="0" r="2540" b="0"/>
+            <wp:docPr id="20" name="Picture 20"/>
+            <wp:cNvGraphicFramePr>
+              <a:graphicFrameLocks xmlns:a="http://schemas.openxmlformats.org/drawingml/2006/main" noChangeAspect="1"/>
+            </wp:cNvGraphicFramePr>
+            <a:graphic xmlns:a="http://schemas.openxmlformats.org/drawingml/2006/main">
+              <a:graphicData uri="http://schemas.openxmlformats.org/drawingml/2006/picture">
+                <pic:pic xmlns:pic="http://schemas.openxmlformats.org/drawingml/2006/picture">
+                  <pic:nvPicPr>
+                    <pic:cNvPr id="20" name="Picture 20"/>
+                    <pic:cNvPicPr/>
+                  </pic:nvPicPr>
+                  <pic:blipFill>
+                    <a:blip r:embed="rId17" cstate="print">
+                      <a:extLst>
+                        <a:ext uri="{28A0092B-C50C-407E-A947-70E740481C1C}">
+                          <a14:useLocalDpi xmlns:a14="http://schemas.microsoft.com/office/drawing/2010/main" val="0"/>
+                        </a:ext>
+                      </a:extLst>
+                    </a:blip>
+                    <a:stretch>
+                      <a:fillRect/>
+                    </a:stretch>
+                  </pic:blipFill>
+                  <pic:spPr>
+                    <a:xfrm>
+                      <a:off x="0" y="0"/>
+                      <a:ext cx="5731510" cy="2999105"/>
+                    </a:xfrm>
+                    <a:prstGeom prst="rect">
+                      <a:avLst/>
+                    </a:prstGeom>
+                  </pic:spPr>
+                </pic:pic>
+              </a:graphicData>
+            </a:graphic>
+          </wp:inline>
+        </w:drawing>
+      </w:r>
+    </w:p>
+    <w:p>
+      <w:pPr>
+        <w:spacing w:after="0"/>
+        <w:rPr>
+          <w:b/>
+          <w:bCs/>
+        </w:rPr>
+      </w:pPr>
+    </w:p>
+    <w:p>
+      <w:pPr>
+        <w:spacing w:after="0"/>
+        <w:rPr>
+          <w:b/>
+          <w:bCs/>
+        </w:rPr>
+      </w:pPr>
+      <w:r>
+        <w:rPr>
+          <w:b/>
+          <w:bCs/>
+          <w:noProof/>
+        </w:rPr>
+        <w:drawing>
+          <wp:inline distT="0" distB="0" distL="0" distR="0" wp14:anchorId="44B13E0C" wp14:editId="0730524A">
+            <wp:extent cx="5731510" cy="2623185"/>
+            <wp:effectExtent l="0" t="0" r="2540" b="5715"/>
+            <wp:docPr id="19" name="Picture 19"/>
+            <wp:cNvGraphicFramePr>
+              <a:graphicFrameLocks xmlns:a="http://schemas.openxmlformats.org/drawingml/2006/main" noChangeAspect="1"/>
+            </wp:cNvGraphicFramePr>
+            <a:graphic xmlns:a="http://schemas.openxmlformats.org/drawingml/2006/main">
+              <a:graphicData uri="http://schemas.openxmlformats.org/drawingml/2006/picture">
+                <pic:pic xmlns:pic="http://schemas.openxmlformats.org/drawingml/2006/picture">
+                  <pic:nvPicPr>
+                    <pic:cNvPr id="19" name="Picture 19"/>
+                    <pic:cNvPicPr/>
+                  </pic:nvPicPr>
+                  <pic:blipFill>
+                    <a:blip r:embed="rId18" cstate="print">
+                      <a:extLst>
+                        <a:ext uri="{28A0092B-C50C-407E-A947-70E740481C1C}">
+                          <a14:useLocalDpi xmlns:a14="http://schemas.microsoft.com/office/drawing/2010/main" val="0"/>
+                        </a:ext>
+                      </a:extLst>
+                    </a:blip>
+                    <a:stretch>
+                      <a:fillRect/>
+                    </a:stretch>
+                  </pic:blipFill>
+                  <pic:spPr>
+                    <a:xfrm>
+                      <a:off x="0" y="0"/>
+                      <a:ext cx="5731510" cy="2623185"/>
+                    </a:xfrm>
+                    <a:prstGeom prst="rect">
+                      <a:avLst/>
+                    </a:prstGeom>
+                  </pic:spPr>
+                </pic:pic>
+              </a:graphicData>
+            </a:graphic>
+          </wp:inline>
+        </w:drawing>
+      </w:r>
+    </w:p>
+    <w:p>
+      <w:pPr>
+        <w:spacing w:after="0"/>
+        <w:rPr>
+          <w:b/>
+          <w:bCs/>
+        </w:rPr>
+      </w:pPr>
+    </w:p>
+    <w:p>
+      <w:pPr>
+        <w:spacing w:after="0"/>
+        <w:rPr>
+          <w:b/>
+          <w:bCs/>
+        </w:rPr>
+      </w:pPr>
+      <w:r>
+        <w:rPr>
+          <w:b/>
+          <w:bCs/>
+          <w:noProof/>
+        </w:rPr>
+        <w:drawing>
+          <wp:inline distT="0" distB="0" distL="0" distR="0" wp14:anchorId="7DAD0BC9" wp14:editId="280F6823">
+            <wp:extent cx="5356860" cy="2773389"/>
+            <wp:effectExtent l="0" t="0" r="0" b="8255"/>
+            <wp:docPr id="21" name="Picture 21"/>
+            <wp:cNvGraphicFramePr>
+              <a:graphicFrameLocks xmlns:a="http://schemas.openxmlformats.org/drawingml/2006/main" noChangeAspect="1"/>
+            </wp:cNvGraphicFramePr>
+            <a:graphic xmlns:a="http://schemas.openxmlformats.org/drawingml/2006/main">
+              <a:graphicData uri="http://schemas.openxmlformats.org/drawingml/2006/picture">
+                <pic:pic xmlns:pic="http://schemas.openxmlformats.org/drawingml/2006/picture">
+                  <pic:nvPicPr>
+                    <pic:cNvPr id="21" name="Picture 21"/>
+                    <pic:cNvPicPr/>
+                  </pic:nvPicPr>
+                  <pic:blipFill>
+                    <a:blip r:embed="rId19" cstate="print">
+                      <a:extLst>
+                        <a:ext uri="{28A0092B-C50C-407E-A947-70E740481C1C}">
+                          <a14:useLocalDpi xmlns:a14="http://schemas.microsoft.com/office/drawing/2010/main" val="0"/>
+                        </a:ext>
+                      </a:extLst>
+                    </a:blip>
+                    <a:stretch>
+                      <a:fillRect/>
+                    </a:stretch>
+                  </pic:blipFill>
+                  <pic:spPr>
+                    <a:xfrm>
+                      <a:off x="0" y="0"/>
+                      <a:ext cx="5360812" cy="2775435"/>
+                    </a:xfrm>
+                    <a:prstGeom prst="rect">
+                      <a:avLst/>
+                    </a:prstGeom>
+                  </pic:spPr>
+                </pic:pic>
+              </a:graphicData>
+            </a:graphic>
+          </wp:inline>
+        </w:drawing>
+      </w:r>
+    </w:p>
+    <w:p>
+      <w:pPr>
+        <w:spacing w:after="0"/>
+      </w:pPr>
+      <w:r>
+        <w:rPr>
+          <w:b/>
+          <w:bCs/>
+        </w:rPr>
+        <w:lastRenderedPageBreak/>
+        <w:t>Exercise 2:</w:t>
+      </w:r>
+      <w:r>
+        <w:t xml:space="preserve"> Verifying Interactions Scenario: You need to ensure that a method is called with specific arguments.</w:t>
+      </w:r>
+    </w:p>
+    <w:p>
+      <w:pPr>
+        <w:spacing w:after="0"/>
+      </w:pPr>
+    </w:p>
+    <w:p>
+      <w:pPr>
+        <w:spacing w:after="0"/>
+        <w:rPr>
+          <w:b/>
+          <w:bCs/>
+        </w:rPr>
+      </w:pPr>
+      <w:r>
+        <w:rPr>
+          <w:b/>
+          <w:bCs/>
+        </w:rPr>
+        <w:t>OUTPUT:</w:t>
+      </w:r>
+    </w:p>
+    <w:p>
+      <w:pPr>
+        <w:spacing w:after="0"/>
+        <w:rPr>
+          <w:b/>
+          <w:bCs/>
+        </w:rPr>
+      </w:pPr>
+    </w:p>
+    <w:p>
+      <w:pPr>
+        <w:spacing w:after="0"/>
+        <w:rPr>
+          <w:b/>
+          <w:bCs/>
+        </w:rPr>
+      </w:pPr>
+      <w:r>
+        <w:rPr>
+          <w:b/>
+          <w:bCs/>
+          <w:noProof/>
+        </w:rPr>
+        <w:drawing>
+          <wp:inline distT="0" distB="0" distL="0" distR="0" wp14:anchorId="6C5AE2D4" wp14:editId="1C6397BA">
+            <wp:extent cx="5731510" cy="2993390"/>
+            <wp:effectExtent l="0" t="0" r="2540" b="0"/>
+            <wp:docPr id="22" name="Picture 22"/>
+            <wp:cNvGraphicFramePr>
+              <a:graphicFrameLocks xmlns:a="http://schemas.openxmlformats.org/drawingml/2006/main" noChangeAspect="1"/>
+            </wp:cNvGraphicFramePr>
+            <a:graphic xmlns:a="http://schemas.openxmlformats.org/drawingml/2006/main">
+              <a:graphicData uri="http://schemas.openxmlformats.org/drawingml/2006/picture">
+                <pic:pic xmlns:pic="http://schemas.openxmlformats.org/drawingml/2006/picture">
+                  <pic:nvPicPr>
+                    <pic:cNvPr id="22" name="Picture 22"/>
+                    <pic:cNvPicPr/>
+                  </pic:nvPicPr>
+                  <pic:blipFill>
+                    <a:blip r:embed="rId20" cstate="print">
+                      <a:extLst>
+                        <a:ext uri="{28A0092B-C50C-407E-A947-70E740481C1C}">
+                          <a14:useLocalDpi xmlns:a14="http://schemas.microsoft.com/office/drawing/2010/main" val="0"/>
+                        </a:ext>
+                      </a:extLst>
+                    </a:blip>
+                    <a:stretch>
+                      <a:fillRect/>
+                    </a:stretch>
+                  </pic:blipFill>
+                  <pic:spPr>
+                    <a:xfrm>
+                      <a:off x="0" y="0"/>
+                      <a:ext cx="5731510" cy="2993390"/>
+                    </a:xfrm>
+                    <a:prstGeom prst="rect">
+                      <a:avLst/>
+                    </a:prstGeom>
+                  </pic:spPr>
+                </pic:pic>
+              </a:graphicData>
+            </a:graphic>
+          </wp:inline>
+        </w:drawing>
+      </w:r>
+    </w:p>
+    <w:p>
+      <w:pPr>
+        <w:spacing w:after="0"/>
+        <w:rPr>
+          <w:b/>
+          <w:bCs/>
+        </w:rPr>
+      </w:pPr>
+    </w:p>
+    <w:p>
+      <w:pPr>
+        <w:spacing w:after="0"/>
+        <w:rPr>
+          <w:b/>
+          <w:bCs/>
+        </w:rPr>
+      </w:pPr>
+    </w:p>
+    <w:p>
+      <w:pPr>
+        <w:spacing w:after="0"/>
+        <w:rPr>
+          <w:b/>
+          <w:bCs/>
+        </w:rPr>
+      </w:pPr>
+    </w:p>
+    <w:p>
+      <w:pPr>
+        <w:spacing w:after="0"/>
+        <w:rPr>
+          <w:b/>
+          <w:bCs/>
+        </w:rPr>
+      </w:pPr>
+      <w:r>
+        <w:rPr>
+          <w:b/>
+          <w:bCs/>
+          <w:noProof/>
+        </w:rPr>
+        <w:drawing>
+          <wp:inline distT="0" distB="0" distL="0" distR="0" wp14:anchorId="5467BD07" wp14:editId="65877F63">
+            <wp:extent cx="5731510" cy="3015615"/>
+            <wp:effectExtent l="0" t="0" r="2540" b="0"/>
+            <wp:docPr id="23" name="Picture 23"/>
+            <wp:cNvGraphicFramePr>
+              <a:graphicFrameLocks xmlns:a="http://schemas.openxmlformats.org/drawingml/2006/main" noChangeAspect="1"/>
+            </wp:cNvGraphicFramePr>
+            <a:graphic xmlns:a="http://schemas.openxmlformats.org/drawingml/2006/main">
+              <a:graphicData uri="http://schemas.openxmlformats.org/drawingml/2006/picture">
+                <pic:pic xmlns:pic="http://schemas.openxmlformats.org/drawingml/2006/picture">
+                  <pic:nvPicPr>
+                    <pic:cNvPr id="23" name="Picture 23"/>
+                    <pic:cNvPicPr/>
+                  </pic:nvPicPr>
+                  <pic:blipFill>
+                    <a:blip r:embed="rId21" cstate="print">
+                      <a:extLst>
+                        <a:ext uri="{28A0092B-C50C-407E-A947-70E740481C1C}">
+                          <a14:useLocalDpi xmlns:a14="http://schemas.microsoft.com/office/drawing/2010/main" val="0"/>
+                        </a:ext>
+                      </a:extLst>
+                    </a:blip>
+                    <a:stretch>
+                      <a:fillRect/>
+                    </a:stretch>
+                  </pic:blipFill>
+                  <pic:spPr>
+                    <a:xfrm>
+                      <a:off x="0" y="0"/>
+                      <a:ext cx="5731510" cy="3015615"/>
+                    </a:xfrm>
+                    <a:prstGeom prst="rect">
+                      <a:avLst/>
+                    </a:prstGeom>
+                  </pic:spPr>
+                </pic:pic>
+              </a:graphicData>
+            </a:graphic>
+          </wp:inline>
+        </w:drawing>
+      </w:r>
+    </w:p>
+    <w:p>
+      <w:pPr>
+        <w:spacing w:after="0"/>
+        <w:rPr>
+          <w:b/>
+          <w:bCs/>
+        </w:rPr>
+      </w:pPr>
+    </w:p>
+    <w:p>
+      <w:pPr>
+        <w:spacing w:after="0"/>
+        <w:rPr>
+          <w:b/>
+          <w:bCs/>
+        </w:rPr>
+      </w:pPr>
+    </w:p>
+    <w:p>
+      <w:pPr>
+        <w:spacing w:after="0"/>
+        <w:rPr>
+          <w:b/>
+          <w:bCs/>
+        </w:rPr>
+      </w:pPr>
+    </w:p>
+    <w:p>
+      <w:pPr>
+        <w:spacing w:after="0"/>
+        <w:rPr>
+          <w:b/>
+          <w:bCs/>
+        </w:rPr>
+      </w:pPr>
+    </w:p>
+    <w:p>
+      <w:pPr>
+        <w:spacing w:after="0"/>
+        <w:rPr>
+          <w:b/>
+          <w:bCs/>
+        </w:rPr>
+      </w:pPr>
+    </w:p>
+    <w:p>
+      <w:pPr>
+        <w:spacing w:after="0"/>
+        <w:rPr>
+          <w:b/>
+          <w:bCs/>
+        </w:rPr>
+      </w:pPr>
+    </w:p>
+    <w:p>
+      <w:pPr>
+        <w:spacing w:after="0"/>
+        <w:rPr>
+          <w:b/>
+          <w:bCs/>
+        </w:rPr>
+      </w:pPr>
+    </w:p>
+    <w:p>
+      <w:pPr>
+        <w:spacing w:after="0"/>
+        <w:rPr>
+          <w:b/>
+          <w:bCs/>
+          <w:sz w:val="36"/>
+          <w:szCs w:val="36"/>
+        </w:rPr>
+      </w:pPr>
+      <w:r>
+        <w:rPr>
+          <w:b/>
+          <w:bCs/>
+          <w:sz w:val="36"/>
+          <w:szCs w:val="36"/>
+        </w:rPr>
+        <w:lastRenderedPageBreak/>
+        <w:t xml:space="preserve">                         </w:t>
+      </w:r>
+      <w:r>
+        <w:rPr>
+          <w:b/>
+          <w:bCs/>
+          <w:sz w:val="36"/>
+          <w:szCs w:val="36"/>
+        </w:rPr>
+        <w:t xml:space="preserve">LOGGING USING </w:t>
+      </w:r>
+      <w:r>
+        <w:rPr>
+          <w:b/>
+          <w:bCs/>
+          <w:sz w:val="36"/>
+          <w:szCs w:val="36"/>
+        </w:rPr>
+        <w:t>SLF4J</w:t>
+      </w:r>
+      <w:r>
+        <w:rPr>
+          <w:b/>
+          <w:bCs/>
+          <w:sz w:val="36"/>
+          <w:szCs w:val="36"/>
+        </w:rPr>
+        <w:t>:</w:t>
+      </w:r>
+    </w:p>
+    <w:p>
+      <w:pPr>
+        <w:spacing w:after="0"/>
+        <w:rPr>
+          <w:b/>
+          <w:bCs/>
+          <w:sz w:val="36"/>
+          <w:szCs w:val="36"/>
+        </w:rPr>
+      </w:pPr>
+    </w:p>
+    <w:p>
+      <w:pPr>
+        <w:spacing w:after="0"/>
+      </w:pPr>
+      <w:r>
+        <w:rPr>
+          <w:b/>
+          <w:bCs/>
+        </w:rPr>
+        <w:t>Exercise 1:</w:t>
+      </w:r>
+      <w:r>
+        <w:t xml:space="preserve"> Logging Error Messages and Warning Levels Task: Write a Java application that demonstrates logging error messages and warning levels using SLF4J.</w:t>
+      </w:r>
+    </w:p>
+    <w:p>
+      <w:pPr>
+        <w:spacing w:after="0"/>
+      </w:pPr>
+    </w:p>
+    <w:p>
+      <w:pPr>
+        <w:spacing w:after="0"/>
+      </w:pPr>
+    </w:p>
+    <w:p>
+      <w:pPr>
+        <w:spacing w:after="0"/>
+        <w:rPr>
+          <w:b/>
+          <w:bCs/>
+        </w:rPr>
+      </w:pPr>
+      <w:r>
+        <w:rPr>
+          <w:b/>
+          <w:bCs/>
+        </w:rPr>
+        <w:t>OUTPUT:</w:t>
+      </w:r>
+      <w:r>
+        <w:rPr>
+          <w:b/>
+          <w:bCs/>
+        </w:rPr>
+        <w:t>s</w:t>
+      </w:r>
+    </w:p>
+    <w:p>
+      <w:pPr>
+        <w:spacing w:after="0"/>
+      </w:pPr>
+    </w:p>
+    <w:p>
+      <w:pPr>
+        <w:spacing w:after="0"/>
+      </w:pPr>
+    </w:p>
+    <w:p>
+      <w:pPr>
+        <w:spacing w:after="0"/>
+        <w:rPr>
+          <w:b/>
+          <w:bCs/>
+          <w:sz w:val="36"/>
+          <w:szCs w:val="36"/>
+        </w:rPr>
+      </w:pPr>
+      <w:r>
+        <w:rPr>
+          <w:b/>
+          <w:bCs/>
+          <w:noProof/>
+          <w:sz w:val="36"/>
+          <w:szCs w:val="36"/>
+        </w:rPr>
+        <w:drawing>
+          <wp:inline distT="0" distB="0" distL="0" distR="0" wp14:anchorId="3540D4F4" wp14:editId="7749E8B0">
+            <wp:extent cx="5731510" cy="2979420"/>
+            <wp:effectExtent l="0" t="0" r="2540" b="0"/>
+            <wp:docPr id="24" name="Picture 24"/>
+            <wp:cNvGraphicFramePr>
+              <a:graphicFrameLocks xmlns:a="http://schemas.openxmlformats.org/drawingml/2006/main" noChangeAspect="1"/>
+            </wp:cNvGraphicFramePr>
+            <a:graphic xmlns:a="http://schemas.openxmlformats.org/drawingml/2006/main">
+              <a:graphicData uri="http://schemas.openxmlformats.org/drawingml/2006/picture">
+                <pic:pic xmlns:pic="http://schemas.openxmlformats.org/drawingml/2006/picture">
+                  <pic:nvPicPr>
+                    <pic:cNvPr id="24" name="Picture 24"/>
+                    <pic:cNvPicPr/>
+                  </pic:nvPicPr>
+                  <pic:blipFill>
+                    <a:blip r:embed="rId22" cstate="print">
+                      <a:extLst>
+                        <a:ext uri="{28A0092B-C50C-407E-A947-70E740481C1C}">
+                          <a14:useLocalDpi xmlns:a14="http://schemas.microsoft.com/office/drawing/2010/main" val="0"/>
+                        </a:ext>
+                      </a:extLst>
+                    </a:blip>
+                    <a:stretch>
+                      <a:fillRect/>
+                    </a:stretch>
+                  </pic:blipFill>
+                  <pic:spPr>
+                    <a:xfrm>
+                      <a:off x="0" y="0"/>
+                      <a:ext cx="5731510" cy="2979420"/>
+                    </a:xfrm>
+                    <a:prstGeom prst="rect">
+                      <a:avLst/>
+                    </a:prstGeom>
+                  </pic:spPr>
+                </pic:pic>
+              </a:graphicData>
+            </a:graphic>
+          </wp:inline>
+        </w:drawing>
+      </w:r>
     </w:p>
     <w:sectPr>
       <w:pgSz w:w="11906" w:h="16838"/>
@@ -7133,6 +6354,7 @@
   <w:style w:type="paragraph" w:default="1" w:styleId="Normal">
     <w:name w:val="Normal"/>
     <w:qFormat/>
+    <w:rsid w:val="008A7E13"/>
   </w:style>
   <w:style w:type="character" w:default="1" w:styleId="DefaultParagraphFont">
     <w:name w:val="Default Paragraph Font"/>
